--- a/docs/sei/2026-09-11-regulamento-servico/Minuta_Regulamento_de_Servico_CBMRO_versao_em_consulta.docx
+++ b/docs/sei/2026-09-11-regulamento-servico/Minuta_Regulamento_de_Servico_CBMRO_versao_em_consulta.docx
@@ -2031,7 +2031,7 @@
           <w:sz w:val="24"/>
           <w:szCs w:val="24"/>
         </w:rPr>
-        <w:t xml:space="preserve">º O presente Regulamento tem por finalidade dispor sobre o serviço operacional diário no âmbito do Corpo de Bombeiros Militar do Estado de Rondônia, estabelecendo princípios doutrinadores, uniformizando procedimentos e definindo competências para melhorar a eficiência da execução das ações e operações de caráter bombeiro militar.</w:t>
+        <w:t xml:space="preserve">O presente Regulamento tem por finalidade dispor sobre o serviço operacional diário no âmbito do Corpo de Bombeiros Militar do Estado de Rondônia, estabelecendo princípios doutrinadores, uniformizando procedimentos e definindo competências para melhorar a eficiência da execução das ações e operações de caráter bombeiro militar.</w:t>
       </w:r>
     </w:p>
     <w:p>
@@ -2055,7 +2055,7 @@
           <w:sz w:val="24"/>
           <w:szCs w:val="24"/>
         </w:rPr>
-        <w:t xml:space="preserve">º São objetivos do presente Regulamento:</w:t>
+        <w:t xml:space="preserve">São objetivos do presente Regulamento:</w:t>
       </w:r>
     </w:p>
     <w:p>
@@ -2154,7 +2154,7 @@
           <w:sz w:val="24"/>
           <w:szCs w:val="24"/>
         </w:rPr>
-        <w:t xml:space="preserve">º Chama-se política do serviço operacional o conjunto de objetivos que direcionam as atividades operacionais do Corpo de Bombeiros, condicionando à sua execução. Parágrafo Único – Constituem-se objetivos básicos da política do serviço operacional:</w:t>
+        <w:t xml:space="preserve">Chama-se política do serviço operacional o conjunto de objetivos que direcionam as atividades operacionais do Corpo de Bombeiros, condicionando à sua execução. Parágrafo Único – Constituem-se objetivos básicos da política do serviço operacional:</w:t>
       </w:r>
     </w:p>
     <w:p>
@@ -2298,7 +2298,7 @@
           <w:sz w:val="24"/>
           <w:szCs w:val="24"/>
         </w:rPr>
-        <w:t xml:space="preserve">º Visando a otimização do serviço diário, a distribuição dos militares de serviço se dará de acordo com as seguintes funções:</w:t>
+        <w:t xml:space="preserve">Visando a otimização do serviço diário, a distribuição dos militares de serviço se dará de acordo com as seguintes funções:</w:t>
       </w:r>
     </w:p>
     <w:p>
@@ -3667,7 +3667,7 @@
           <w:sz w:val="24"/>
           <w:szCs w:val="24"/>
         </w:rPr>
-        <w:t xml:space="preserve">As permutas de serviços fora do mês devem ser solicitadas com antecedência e devidamente motivadas para análise do comandante da OBM. durante Ocorrências</w:t>
+        <w:t xml:space="preserve">As permutas de serviços fora do mês devem ser solicitadas com antecedência e devidamente motivadas para análise do comandante da OBM.</w:t>
       </w:r>
     </w:p>
     <w:p>
@@ -3806,7 +3806,7 @@
           <w:sz w:val="24"/>
           <w:szCs w:val="24"/>
         </w:rPr>
-        <w:t xml:space="preserve">A participação de bombeiros militares de folga em ocorrência de grande proporção deverá seguir os princípios do Sistema de Comando de Incidente, onde estes devem se apresentar ao Chefe da Operação e/ou Comandante do incidente. com Distúrbios Mentais</w:t>
+        <w:t xml:space="preserve">A participação de bombeiros militares de folga em ocorrência de grande proporção deverá seguir os princípios do Sistema de Comando de Incidente, onde estes devem se apresentar ao Chefe da Operação e/ou Comandante do incidente.</w:t>
       </w:r>
     </w:p>
     <w:p>
@@ -4827,7 +4827,7 @@
           <w:sz w:val="24"/>
           <w:szCs w:val="24"/>
         </w:rPr>
-        <w:t xml:space="preserve">XIII - solicitar os órgãos ambientais IBAMA e ou SEDAM nos acidentes contra o meio ambiente. Grande Porte.</w:t>
+        <w:t xml:space="preserve">XIII - solicitar os órgãos ambientais IBAMA e ou SEDAM nos acidentes contra o meio ambiente.</w:t>
       </w:r>
     </w:p>
     <w:p>
@@ -5276,7 +5276,7 @@
           <w:sz w:val="24"/>
           <w:szCs w:val="24"/>
         </w:rPr>
-        <w:t xml:space="preserve">A substituição de guarnições ou socorros por integrantes da reserva operacional deverá obedecer a capacidade de emprego dos materiais existentes nas viaturas, evitando o emprego desnecessário de bombeiros militares. Disposições Gerais</w:t>
+        <w:t xml:space="preserve">A substituição de guarnições ou socorros por integrantes da reserva operacional deverá obedecer a capacidade de emprego dos materiais existentes nas viaturas, evitando o emprego desnecessário de bombeiros militares.</w:t>
       </w:r>
     </w:p>
     <w:p>
@@ -6706,7 +6706,7 @@
           <w:sz w:val="24"/>
           <w:szCs w:val="24"/>
         </w:rPr>
-        <w:t xml:space="preserve">O acesso aos alojamento deve obedecer os protocolos de higienização e desinfecção em vigor na corporação, ficando vedado o uso de EPI nos alojamentos.</w:t>
+        <w:t xml:space="preserve">O acesso aos alojamentos deve obedecer os protocolos de higienização e desinfecção em vigor na corporação, ficando vedado o uso de EPI nos alojamentos.</w:t>
       </w:r>
     </w:p>
     <w:p>
@@ -6781,7 +6781,7 @@
           <w:sz w:val="24"/>
           <w:szCs w:val="24"/>
         </w:rPr>
-        <w:t xml:space="preserve">Após as 22h00 as luzes do alojamento deverão ser apagadas, ficando proibido a prática de quaisquer atividades, exceto o acionamento e preparação para atendimento de ocorrência.</w:t>
+        <w:t xml:space="preserve">Após as 22h00 as luzes do alojamento deverão ser apagadas, ficando proibida a prática de quaisquer atividades, exceto o acionamento e preparação para atendimento de ocorrência.</w:t>
       </w:r>
     </w:p>
     <w:p>
@@ -6831,7 +6831,7 @@
           <w:sz w:val="24"/>
           <w:szCs w:val="24"/>
         </w:rPr>
-        <w:t xml:space="preserve">A Prontidão deverá está consciente de que o tempo entre o alarme e o início das operações de socorro deverá ser o mais breve possível, pois quanto menor o tempo de atendimento, maiores serão as possibilidades de êxito.</w:t>
+        <w:t xml:space="preserve">A Prontidão deverá estar consciente de que o tempo entre o alarme e o início das operações de socorro deverá ser o mais breve possível, pois quanto menor o tempo de atendimento, maiores serão as possibilidades de êxito.</w:t>
       </w:r>
     </w:p>
     <w:p>
@@ -6881,7 +6881,7 @@
           <w:sz w:val="24"/>
           <w:szCs w:val="24"/>
         </w:rPr>
-        <w:t xml:space="preserve">O Comandante da guarnição deverá solicitar ao Central Integrada de Operações o máximo de informação referente à ocorrência, principalmente, o endereço completo, ponto de referência e confirmação da ocorrência.</w:t>
+        <w:t xml:space="preserve">O Comandante da guarnição deverá solicitar à Central Integrada de Operações o máximo de informação referente à ocorrência, principalmente, o endereço completo, ponto de referência e confirmação da ocorrência.</w:t>
       </w:r>
     </w:p>
     <w:p>
@@ -7006,7 +7006,7 @@
           <w:sz w:val="24"/>
           <w:szCs w:val="24"/>
         </w:rPr>
-        <w:t xml:space="preserve">Todo material operacional empregado no atendimento da ocorrência deverá após o retorno do socorro ao quartel, ser limpo, lavado e lubrific ado por todos os integrantes da guarnição.</w:t>
+        <w:t xml:space="preserve">Todo material operacional empregado no atendimento da ocorrência deverá após o retorno do socorro ao quartel, ser limpo, lavado e lubrificado por todos os integrantes da guarnição.</w:t>
       </w:r>
     </w:p>
     <w:p>
@@ -7031,7 +7031,7 @@
           <w:sz w:val="24"/>
           <w:szCs w:val="24"/>
         </w:rPr>
-        <w:t xml:space="preserve">O Comandante de guarnição ao regressar de uma ocorrência deverá imediatamente apresentar-se ao Chefe da Prontidão, relatando os fatos ocorridos durante a operação, lembrando de informar ao Central Integrada de Operações o desfecho da ocorrência.</w:t>
+        <w:t xml:space="preserve">O Comandante de guarnição ao regressar de uma ocorrência deverá imediatamente apresentar-se ao Chefe da Prontidão, relatando os fatos ocorridos durante a operação, lembrando de informar à Central Integrada de Operações o desfecho da ocorrência.</w:t>
       </w:r>
     </w:p>
     <w:p>
@@ -7220,7 +7220,7 @@
           <w:sz w:val="24"/>
           <w:szCs w:val="24"/>
         </w:rPr>
-        <w:t xml:space="preserve">Caso necessário, o militar da Reserva Técnica poderá compor a escala de ronda do quartel. Neste caso o mlitar deverá trajar o uniforme de prontidão 4ºA.</w:t>
+        <w:t xml:space="preserve">Caso necessário, o militar da Reserva Técnica poderá compor a escala de ronda do quartel. Neste caso o militar deverá trajar o uniforme de prontidão 4ºA.</w:t>
       </w:r>
     </w:p>
     <w:p>
@@ -7445,7 +7445,7 @@
           <w:sz w:val="24"/>
           <w:szCs w:val="24"/>
         </w:rPr>
-        <w:t xml:space="preserve">Sempre que houver disponibilidade deverá o chefe do Centro de Manutenção encaminhar uma equipe de mecânicos as Unidades para verificar quaisquer panes ocorridas nas viaturas operacionais, removendo-as ao Centro de Manutenção, caso não haja condições de conserto no local. Operacional</w:t>
+        <w:t xml:space="preserve">Sempre que houver disponibilidade deverá o chefe do Centro de Manutenção encaminhar uma equipe de mecânicos as Unidades para verificar quaisquer panes ocorridas nas viaturas operacionais, removendo-as ao Centro de Manutenção, caso não haja condições de conserto no local.</w:t>
       </w:r>
     </w:p>
     <w:p>
@@ -9257,7 +9257,7 @@
           <w:sz w:val="24"/>
           <w:szCs w:val="24"/>
         </w:rPr>
-        <w:t xml:space="preserve">As atribuições e competências das demais Unidades e Subunidades integrantes da estrutura do Comando Operacional de Bombeiros aplicam-se no que couber as disposições e competências estabelecidas aos Batalhões Bombeiro Militar.</w:t>
+        <w:t xml:space="preserve">As atribuições e competências das demais Unidades e Subunidades integrantes da estrutura do Comando Operacional de Bombeiros aplicam-se no que couber as disposições e competências estabelecidas aos Grupamentos de Bombeiro Militar.</w:t>
       </w:r>
     </w:p>
     <w:p>
@@ -9307,7 +9307,7 @@
           <w:sz w:val="24"/>
           <w:szCs w:val="24"/>
         </w:rPr>
-        <w:t xml:space="preserve">Os casos omissos ao presente Regulamento Geral serão dirimidos pelo Comandante-Geral do Corpo de Bombeiros Militar. ** Este texto não substitui o publicado no Boletim Geral Eletrônico – BGE</w:t>
+        <w:t xml:space="preserve">Os casos omissos ao presente Regulamento Geral serão dirimidos pelo Comandante-Geral do Corpo de Bombeiros Militar.</w:t>
       </w:r>
     </w:p>
     <w:sectPr>

--- a/docs/sei/2026-09-11-regulamento-servico/Minuta_Regulamento_de_Servico_CBMRO_versao_em_consulta.docx
+++ b/docs/sei/2026-09-11-regulamento-servico/Minuta_Regulamento_de_Servico_CBMRO_versao_em_consulta.docx
@@ -135,7 +135,7 @@
           <w:sz w:val="22"/>
           <w:szCs w:val="22"/>
         </w:rPr>
-        <w:t xml:space="preserve">Este documento reproduz a minuta tal como publicada no portal para os militares com acesso restrito ao Regulamento de Serviço: 171 artigos, reunindo o serviço operacional (COB), a Central de Operações e o teledespacho, o serviço interno e de dia, as atribuições das funções (somente COB e CAT) e o serviço técnico de segurança contra incêndio e pânico (CAT). Ficam para o Regulamento Geral completo 231 artigos de 9 capítulos e 16 artigos das funções dos demais órgãos. A numeração é provisória. Textos finais fechados no portal estão aplicados e sinalizados; fechamentos sem texto mantêm o original.</w:t>
+        <w:t xml:space="preserve">Este documento reproduz a minuta tal como publicada no portal para os militares com acesso restrito ao Regulamento de Serviço, sem as correções e alterações posteriores da curadoria (que estão na versão atual e no Comparativo): 171 artigos, reunindo o serviço operacional (COB), a Central de Operações e o teledespacho, o serviço interno e de dia, as atribuições das funções (somente COB e CAT) e o serviço técnico de segurança contra incêndio e pânico (CAT). Ficam para o Regulamento Geral completo 231 artigos de 9 capítulos e 16 artigos das funções dos demais órgãos. A numeração é provisória. Textos finais fechados no portal estão aplicados e sinalizados; fechamentos sem texto mantêm o original.</w:t>
       </w:r>
     </w:p>
     <w:p>
@@ -2031,7 +2031,7 @@
           <w:sz w:val="24"/>
           <w:szCs w:val="24"/>
         </w:rPr>
-        <w:t xml:space="preserve">O presente Regulamento tem por finalidade dispor sobre o serviço operacional diário no âmbito do Corpo de Bombeiros Militar do Estado de Rondônia, estabelecendo princípios doutrinadores, uniformizando procedimentos e definindo competências para melhorar a eficiência da execução das ações e operações de caráter bombeiro militar.</w:t>
+        <w:t xml:space="preserve">º O presente Regulamento tem por finalidade dispor sobre o serviço operacional diário no âmbito do Corpo de Bombeiros Militar do Estado de Rondônia, estabelecendo princípios doutrinadores, uniformizando procedimentos e definindo competências para melhorar a eficiência da execução das ações e operações de caráter bombeiro militar.</w:t>
       </w:r>
     </w:p>
     <w:p>
@@ -2055,7 +2055,7 @@
           <w:sz w:val="24"/>
           <w:szCs w:val="24"/>
         </w:rPr>
-        <w:t xml:space="preserve">São objetivos do presente Regulamento:</w:t>
+        <w:t xml:space="preserve">º São objetivos do presente Regulamento:</w:t>
       </w:r>
     </w:p>
     <w:p>
@@ -2154,7 +2154,7 @@
           <w:sz w:val="24"/>
           <w:szCs w:val="24"/>
         </w:rPr>
-        <w:t xml:space="preserve">Chama-se política do serviço operacional o conjunto de objetivos que direcionam as atividades operacionais do Corpo de Bombeiros, condicionando à sua execução. Parágrafo Único – Constituem-se objetivos básicos da política do serviço operacional:</w:t>
+        <w:t xml:space="preserve">º Chama-se política do serviço operacional o conjunto de objetivos que direcionam as atividades operacionais do Corpo de Bombeiros, condicionando à sua execução. Parágrafo Único – Constituem-se objetivos básicos da política do serviço operacional:</w:t>
       </w:r>
     </w:p>
     <w:p>
@@ -2298,7 +2298,7 @@
           <w:sz w:val="24"/>
           <w:szCs w:val="24"/>
         </w:rPr>
-        <w:t xml:space="preserve">Visando a otimização do serviço diário, a distribuição dos militares de serviço se dará de acordo com as seguintes funções:</w:t>
+        <w:t xml:space="preserve">º Visando a otimização do serviço diário, a distribuição dos militares de serviço se dará de acordo com as seguintes funções:</w:t>
       </w:r>
     </w:p>
     <w:p>
@@ -2567,106 +2567,106 @@
     <w:p>
       <w:pPr>
         <w:spacing w:after="60" w:line="360"/>
-        <w:ind w:left="708" w:hanging="340"/>
-        <w:jc w:val="both"/>
-      </w:pPr>
-      <w:r>
-        <w:rPr>
-          <w:rFonts w:ascii="Times New Roman" w:cs="Times New Roman" w:eastAsia="Times New Roman" w:hAnsi="Times New Roman"/>
-          <w:sz w:val="24"/>
-          <w:szCs w:val="24"/>
-        </w:rPr>
-        <w:t xml:space="preserve">II - a) 6 horas de trabalho por 18 horas de folga da escala;</w:t>
-      </w:r>
-    </w:p>
-    <w:p>
-      <w:pPr>
-        <w:spacing w:after="60" w:line="360"/>
-        <w:ind w:left="708" w:hanging="340"/>
-        <w:jc w:val="both"/>
-      </w:pPr>
-      <w:r>
-        <w:rPr>
-          <w:rFonts w:ascii="Times New Roman" w:cs="Times New Roman" w:eastAsia="Times New Roman" w:hAnsi="Times New Roman"/>
-          <w:sz w:val="24"/>
-          <w:szCs w:val="24"/>
-        </w:rPr>
-        <w:t xml:space="preserve">III - b) 12 horas de trabalho por 36 horas de folga da escala;</w:t>
-      </w:r>
-    </w:p>
-    <w:p>
-      <w:pPr>
-        <w:spacing w:after="60" w:line="360"/>
-        <w:ind w:left="708" w:hanging="340"/>
-        <w:jc w:val="both"/>
-      </w:pPr>
-      <w:r>
-        <w:rPr>
-          <w:rFonts w:ascii="Times New Roman" w:cs="Times New Roman" w:eastAsia="Times New Roman" w:hAnsi="Times New Roman"/>
-          <w:sz w:val="24"/>
-          <w:szCs w:val="24"/>
-        </w:rPr>
-        <w:t xml:space="preserve">IV - c) 24 horas de trabalho por 48 horas de folga da escala;</w:t>
-      </w:r>
-    </w:p>
-    <w:p>
-      <w:pPr>
-        <w:spacing w:after="60" w:line="360"/>
-        <w:ind w:left="708" w:hanging="340"/>
-        <w:jc w:val="both"/>
-      </w:pPr>
-      <w:r>
-        <w:rPr>
-          <w:rFonts w:ascii="Times New Roman" w:cs="Times New Roman" w:eastAsia="Times New Roman" w:hAnsi="Times New Roman"/>
-          <w:sz w:val="24"/>
-          <w:szCs w:val="24"/>
-        </w:rPr>
-        <w:t xml:space="preserve">V - d) 24 horas de trabalho por 72 horas de folga da escala;</w:t>
-      </w:r>
-    </w:p>
-    <w:p>
-      <w:pPr>
-        <w:spacing w:after="60" w:line="360"/>
-        <w:ind w:left="708" w:hanging="340"/>
-        <w:jc w:val="both"/>
-      </w:pPr>
-      <w:r>
-        <w:rPr>
-          <w:rFonts w:ascii="Times New Roman" w:cs="Times New Roman" w:eastAsia="Times New Roman" w:hAnsi="Times New Roman"/>
-          <w:sz w:val="24"/>
-          <w:szCs w:val="24"/>
-        </w:rPr>
-        <w:t xml:space="preserve">VI - as escalas para quem trabalha no expediente e concorre ao serviço operacional:;</w:t>
-      </w:r>
-    </w:p>
-    <w:p>
-      <w:pPr>
-        <w:spacing w:after="60" w:line="360"/>
-        <w:ind w:left="708" w:hanging="340"/>
-        <w:jc w:val="both"/>
-      </w:pPr>
-      <w:r>
-        <w:rPr>
-          <w:rFonts w:ascii="Times New Roman" w:cs="Times New Roman" w:eastAsia="Times New Roman" w:hAnsi="Times New Roman"/>
-          <w:sz w:val="24"/>
-          <w:szCs w:val="24"/>
-        </w:rPr>
-        <w:t xml:space="preserve">VII - para as praças serão: 24 horas de trabalho por 09 dias, sendo estas terão direito a folga de 24 horas no dia seguinte ao serviço; e</w:t>
-      </w:r>
-    </w:p>
-    <w:p>
-      <w:pPr>
-        <w:spacing w:after="60" w:line="360"/>
-        <w:ind w:left="708" w:hanging="340"/>
-        <w:jc w:val="both"/>
-      </w:pPr>
-      <w:r>
-        <w:rPr>
-          <w:rFonts w:ascii="Times New Roman" w:cs="Times New Roman" w:eastAsia="Times New Roman" w:hAnsi="Times New Roman"/>
-          <w:sz w:val="24"/>
-          <w:szCs w:val="24"/>
-        </w:rPr>
-        <w:t xml:space="preserve">VIII - para os oficiais serão: 24 horas de trabalho pela quantidade de oficiais disponíveis para compor a escala, sendo estas terão direito a folga de 24 horas no dia seguinte ao serviço.</w:t>
+        <w:ind w:left="1134" w:hanging="0"/>
+        <w:jc w:val="both"/>
+      </w:pPr>
+      <w:r>
+        <w:rPr>
+          <w:rFonts w:ascii="Times New Roman" w:cs="Times New Roman" w:eastAsia="Times New Roman" w:hAnsi="Times New Roman"/>
+          <w:sz w:val="24"/>
+          <w:szCs w:val="24"/>
+        </w:rPr>
+        <w:t xml:space="preserve">a) 6 horas de trabalho por 18 horas de folga da escala;</w:t>
+      </w:r>
+    </w:p>
+    <w:p>
+      <w:pPr>
+        <w:spacing w:after="60" w:line="360"/>
+        <w:ind w:left="1134" w:hanging="0"/>
+        <w:jc w:val="both"/>
+      </w:pPr>
+      <w:r>
+        <w:rPr>
+          <w:rFonts w:ascii="Times New Roman" w:cs="Times New Roman" w:eastAsia="Times New Roman" w:hAnsi="Times New Roman"/>
+          <w:sz w:val="24"/>
+          <w:szCs w:val="24"/>
+        </w:rPr>
+        <w:t xml:space="preserve">b) 12 horas de trabalho por 36 horas de folga da escala;</w:t>
+      </w:r>
+    </w:p>
+    <w:p>
+      <w:pPr>
+        <w:spacing w:after="60" w:line="360"/>
+        <w:ind w:left="1134" w:hanging="0"/>
+        <w:jc w:val="both"/>
+      </w:pPr>
+      <w:r>
+        <w:rPr>
+          <w:rFonts w:ascii="Times New Roman" w:cs="Times New Roman" w:eastAsia="Times New Roman" w:hAnsi="Times New Roman"/>
+          <w:sz w:val="24"/>
+          <w:szCs w:val="24"/>
+        </w:rPr>
+        <w:t xml:space="preserve">c) 24 horas de trabalho por 48 horas de folga da escala;</w:t>
+      </w:r>
+    </w:p>
+    <w:p>
+      <w:pPr>
+        <w:spacing w:after="60" w:line="360"/>
+        <w:ind w:left="1134" w:hanging="0"/>
+        <w:jc w:val="both"/>
+      </w:pPr>
+      <w:r>
+        <w:rPr>
+          <w:rFonts w:ascii="Times New Roman" w:cs="Times New Roman" w:eastAsia="Times New Roman" w:hAnsi="Times New Roman"/>
+          <w:sz w:val="24"/>
+          <w:szCs w:val="24"/>
+        </w:rPr>
+        <w:t xml:space="preserve">d) 24 horas de trabalho por 72 horas de folga da escala;</w:t>
+      </w:r>
+    </w:p>
+    <w:p>
+      <w:pPr>
+        <w:spacing w:after="60" w:line="360"/>
+        <w:ind w:left="708" w:hanging="340"/>
+        <w:jc w:val="both"/>
+      </w:pPr>
+      <w:r>
+        <w:rPr>
+          <w:rFonts w:ascii="Times New Roman" w:cs="Times New Roman" w:eastAsia="Times New Roman" w:hAnsi="Times New Roman"/>
+          <w:sz w:val="24"/>
+          <w:szCs w:val="24"/>
+        </w:rPr>
+        <w:t xml:space="preserve">II - as escalas para quem trabalha no expediente e concorre ao serviço operacional:</w:t>
+      </w:r>
+    </w:p>
+    <w:p>
+      <w:pPr>
+        <w:spacing w:after="60" w:line="360"/>
+        <w:ind w:left="1134" w:hanging="0"/>
+        <w:jc w:val="both"/>
+      </w:pPr>
+      <w:r>
+        <w:rPr>
+          <w:rFonts w:ascii="Times New Roman" w:cs="Times New Roman" w:eastAsia="Times New Roman" w:hAnsi="Times New Roman"/>
+          <w:sz w:val="24"/>
+          <w:szCs w:val="24"/>
+        </w:rPr>
+        <w:t xml:space="preserve">a) para as praças serão: 24 horas de trabalho por 09 dias, sendo estas terão direito a folga de 24 horas no dia seguinte ao serviço;</w:t>
+      </w:r>
+    </w:p>
+    <w:p>
+      <w:pPr>
+        <w:spacing w:after="60" w:line="360"/>
+        <w:ind w:left="1134" w:hanging="0"/>
+        <w:jc w:val="both"/>
+      </w:pPr>
+      <w:r>
+        <w:rPr>
+          <w:rFonts w:ascii="Times New Roman" w:cs="Times New Roman" w:eastAsia="Times New Roman" w:hAnsi="Times New Roman"/>
+          <w:sz w:val="24"/>
+          <w:szCs w:val="24"/>
+        </w:rPr>
+        <w:t xml:space="preserve">b) para os oficiais serão: 24 horas de trabalho pela quantidade de oficiais disponíveis para compor a escala, sendo estas terão direito a folga de 24 horas no dia seguinte ao serviço;</w:t>
       </w:r>
     </w:p>
     <w:p>
@@ -3667,7 +3667,7 @@
           <w:sz w:val="24"/>
           <w:szCs w:val="24"/>
         </w:rPr>
-        <w:t xml:space="preserve">As permutas de serviços fora do mês devem ser solicitadas com antecedência e devidamente motivadas para análise do comandante da OBM.</w:t>
+        <w:t xml:space="preserve">As permutas de serviços fora do mês devem ser solicitadas com antecedência e devidamente motivadas para análise do comandante da OBM. durante Ocorrências</w:t>
       </w:r>
     </w:p>
     <w:p>
@@ -3806,7 +3806,7 @@
           <w:sz w:val="24"/>
           <w:szCs w:val="24"/>
         </w:rPr>
-        <w:t xml:space="preserve">A participação de bombeiros militares de folga em ocorrência de grande proporção deverá seguir os princípios do Sistema de Comando de Incidente, onde estes devem se apresentar ao Chefe da Operação e/ou Comandante do incidente.</w:t>
+        <w:t xml:space="preserve">A participação de bombeiros militares de folga em ocorrência de grande proporção deverá seguir os princípios do Sistema de Comando de Incidente, onde estes devem se apresentar ao Chefe da Operação e/ou Comandante do incidente. com Distúrbios Mentais</w:t>
       </w:r>
     </w:p>
     <w:p>
@@ -4827,7 +4827,7 @@
           <w:sz w:val="24"/>
           <w:szCs w:val="24"/>
         </w:rPr>
-        <w:t xml:space="preserve">XIII - solicitar os órgãos ambientais IBAMA e ou SEDAM nos acidentes contra o meio ambiente.</w:t>
+        <w:t xml:space="preserve">XIII - solicitar os órgãos ambientais IBAMA e ou SEDAM nos acidentes contra o meio ambiente. Grande Porte.</w:t>
       </w:r>
     </w:p>
     <w:p>
@@ -5276,7 +5276,7 @@
           <w:sz w:val="24"/>
           <w:szCs w:val="24"/>
         </w:rPr>
-        <w:t xml:space="preserve">A substituição de guarnições ou socorros por integrantes da reserva operacional deverá obedecer a capacidade de emprego dos materiais existentes nas viaturas, evitando o emprego desnecessário de bombeiros militares.</w:t>
+        <w:t xml:space="preserve">A substituição de guarnições ou socorros por integrantes da reserva operacional deverá obedecer a capacidade de emprego dos materiais existentes nas viaturas, evitando o emprego desnecessário de bombeiros militares. Disposições Gerais</w:t>
       </w:r>
     </w:p>
     <w:p>
@@ -6706,7 +6706,7 @@
           <w:sz w:val="24"/>
           <w:szCs w:val="24"/>
         </w:rPr>
-        <w:t xml:space="preserve">O acesso aos alojamentos deve obedecer os protocolos de higienização e desinfecção em vigor na corporação, ficando vedado o uso de EPI nos alojamentos.</w:t>
+        <w:t xml:space="preserve">O acesso aos alojamento deve obedecer os protocolos de higienização e desinfecção em vigor na corporação, ficando vedado o uso de EPI nos alojamentos.</w:t>
       </w:r>
     </w:p>
     <w:p>
@@ -6781,7 +6781,7 @@
           <w:sz w:val="24"/>
           <w:szCs w:val="24"/>
         </w:rPr>
-        <w:t xml:space="preserve">Após as 22h00 as luzes do alojamento deverão ser apagadas, ficando proibida a prática de quaisquer atividades, exceto o acionamento e preparação para atendimento de ocorrência.</w:t>
+        <w:t xml:space="preserve">Após as 22h00 as luzes do alojamento deverão ser apagadas, ficando proibido a prática de quaisquer atividades, exceto o acionamento e preparação para atendimento de ocorrência.</w:t>
       </w:r>
     </w:p>
     <w:p>
@@ -6831,7 +6831,7 @@
           <w:sz w:val="24"/>
           <w:szCs w:val="24"/>
         </w:rPr>
-        <w:t xml:space="preserve">A Prontidão deverá estar consciente de que o tempo entre o alarme e o início das operações de socorro deverá ser o mais breve possível, pois quanto menor o tempo de atendimento, maiores serão as possibilidades de êxito.</w:t>
+        <w:t xml:space="preserve">A Prontidão deverá está consciente de que o tempo entre o alarme e o início das operações de socorro deverá ser o mais breve possível, pois quanto menor o tempo de atendimento, maiores serão as possibilidades de êxito.</w:t>
       </w:r>
     </w:p>
     <w:p>
@@ -6881,7 +6881,7 @@
           <w:sz w:val="24"/>
           <w:szCs w:val="24"/>
         </w:rPr>
-        <w:t xml:space="preserve">O Comandante da guarnição deverá solicitar à Central Integrada de Operações o máximo de informação referente à ocorrência, principalmente, o endereço completo, ponto de referência e confirmação da ocorrência.</w:t>
+        <w:t xml:space="preserve">O Comandante da guarnição deverá solicitar ao Central Integrada de Operações o máximo de informação referente à ocorrência, principalmente, o endereço completo, ponto de referência e confirmação da ocorrência.</w:t>
       </w:r>
     </w:p>
     <w:p>
@@ -7006,7 +7006,7 @@
           <w:sz w:val="24"/>
           <w:szCs w:val="24"/>
         </w:rPr>
-        <w:t xml:space="preserve">Todo material operacional empregado no atendimento da ocorrência deverá após o retorno do socorro ao quartel, ser limpo, lavado e lubrificado por todos os integrantes da guarnição.</w:t>
+        <w:t xml:space="preserve">Todo material operacional empregado no atendimento da ocorrência deverá após o retorno do socorro ao quartel, ser limpo, lavado e lubrific ado por todos os integrantes da guarnição.</w:t>
       </w:r>
     </w:p>
     <w:p>
@@ -7031,7 +7031,7 @@
           <w:sz w:val="24"/>
           <w:szCs w:val="24"/>
         </w:rPr>
-        <w:t xml:space="preserve">O Comandante de guarnição ao regressar de uma ocorrência deverá imediatamente apresentar-se ao Chefe da Prontidão, relatando os fatos ocorridos durante a operação, lembrando de informar à Central Integrada de Operações o desfecho da ocorrência.</w:t>
+        <w:t xml:space="preserve">O Comandante de guarnição ao regressar de uma ocorrência deverá imediatamente apresentar-se ao Chefe da Prontidão, relatando os fatos ocorridos durante a operação, lembrando de informar ao Central Integrada de Operações o desfecho da ocorrência.</w:t>
       </w:r>
     </w:p>
     <w:p>
@@ -7220,7 +7220,7 @@
           <w:sz w:val="24"/>
           <w:szCs w:val="24"/>
         </w:rPr>
-        <w:t xml:space="preserve">Caso necessário, o militar da Reserva Técnica poderá compor a escala de ronda do quartel. Neste caso o militar deverá trajar o uniforme de prontidão 4ºA.</w:t>
+        <w:t xml:space="preserve">Caso necessário, o militar da Reserva Técnica poderá compor a escala de ronda do quartel. Neste caso o mlitar deverá trajar o uniforme de prontidão 4ºA.</w:t>
       </w:r>
     </w:p>
     <w:p>
@@ -7445,7 +7445,7 @@
           <w:sz w:val="24"/>
           <w:szCs w:val="24"/>
         </w:rPr>
-        <w:t xml:space="preserve">Sempre que houver disponibilidade deverá o chefe do Centro de Manutenção encaminhar uma equipe de mecânicos as Unidades para verificar quaisquer panes ocorridas nas viaturas operacionais, removendo-as ao Centro de Manutenção, caso não haja condições de conserto no local.</w:t>
+        <w:t xml:space="preserve">Sempre que houver disponibilidade deverá o chefe do Centro de Manutenção encaminhar uma equipe de mecânicos as Unidades para verificar quaisquer panes ocorridas nas viaturas operacionais, removendo-as ao Centro de Manutenção, caso não haja condições de conserto no local. Operacional</w:t>
       </w:r>
     </w:p>
     <w:p>
@@ -7524,52 +7524,52 @@
           <w:sz w:val="24"/>
           <w:szCs w:val="24"/>
         </w:rPr>
-        <w:t xml:space="preserve">II - acidente em serviço;</w:t>
-      </w:r>
-    </w:p>
-    <w:p>
-      <w:pPr>
-        <w:spacing w:after="60" w:line="360"/>
-        <w:ind w:left="708" w:hanging="340"/>
-        <w:jc w:val="both"/>
-      </w:pPr>
-      <w:r>
-        <w:rPr>
-          <w:rFonts w:ascii="Times New Roman" w:cs="Times New Roman" w:eastAsia="Times New Roman" w:hAnsi="Times New Roman"/>
-          <w:sz w:val="24"/>
-          <w:szCs w:val="24"/>
-        </w:rPr>
-        <w:t xml:space="preserve">III - acidente grave e ou Morte de um familiar;</w:t>
-      </w:r>
-    </w:p>
-    <w:p>
-      <w:pPr>
-        <w:spacing w:after="60" w:line="360"/>
-        <w:ind w:left="708" w:hanging="340"/>
-        <w:jc w:val="both"/>
-      </w:pPr>
-      <w:r>
-        <w:rPr>
-          <w:rFonts w:ascii="Times New Roman" w:cs="Times New Roman" w:eastAsia="Times New Roman" w:hAnsi="Times New Roman"/>
-          <w:sz w:val="24"/>
-          <w:szCs w:val="24"/>
-        </w:rPr>
-        <w:t xml:space="preserve">IV - doença infectocontagiosa devidamente comprovada por profissional médico; e</w:t>
-      </w:r>
-    </w:p>
-    <w:p>
-      <w:pPr>
-        <w:spacing w:after="60" w:line="360"/>
-        <w:ind w:left="708" w:hanging="340"/>
-        <w:jc w:val="both"/>
-      </w:pPr>
-      <w:r>
-        <w:rPr>
-          <w:rFonts w:ascii="Times New Roman" w:cs="Times New Roman" w:eastAsia="Times New Roman" w:hAnsi="Times New Roman"/>
-          <w:sz w:val="24"/>
-          <w:szCs w:val="24"/>
-        </w:rPr>
-        <w:t xml:space="preserve">V - extrema necessidade administrativa, devidamente autorizada pelo Comandante da OBM.</w:t>
+        <w:t xml:space="preserve">I - acidente em serviço;</w:t>
+      </w:r>
+    </w:p>
+    <w:p>
+      <w:pPr>
+        <w:spacing w:after="60" w:line="360"/>
+        <w:ind w:left="708" w:hanging="340"/>
+        <w:jc w:val="both"/>
+      </w:pPr>
+      <w:r>
+        <w:rPr>
+          <w:rFonts w:ascii="Times New Roman" w:cs="Times New Roman" w:eastAsia="Times New Roman" w:hAnsi="Times New Roman"/>
+          <w:sz w:val="24"/>
+          <w:szCs w:val="24"/>
+        </w:rPr>
+        <w:t xml:space="preserve">II - acidente grave e ou Morte de um familiar;</w:t>
+      </w:r>
+    </w:p>
+    <w:p>
+      <w:pPr>
+        <w:spacing w:after="60" w:line="360"/>
+        <w:ind w:left="708" w:hanging="340"/>
+        <w:jc w:val="both"/>
+      </w:pPr>
+      <w:r>
+        <w:rPr>
+          <w:rFonts w:ascii="Times New Roman" w:cs="Times New Roman" w:eastAsia="Times New Roman" w:hAnsi="Times New Roman"/>
+          <w:sz w:val="24"/>
+          <w:szCs w:val="24"/>
+        </w:rPr>
+        <w:t xml:space="preserve">III - doença infectocontagiosa devidamente comprovada por profissional médico; e</w:t>
+      </w:r>
+    </w:p>
+    <w:p>
+      <w:pPr>
+        <w:spacing w:after="60" w:line="360"/>
+        <w:ind w:left="708" w:hanging="340"/>
+        <w:jc w:val="both"/>
+      </w:pPr>
+      <w:r>
+        <w:rPr>
+          <w:rFonts w:ascii="Times New Roman" w:cs="Times New Roman" w:eastAsia="Times New Roman" w:hAnsi="Times New Roman"/>
+          <w:sz w:val="24"/>
+          <w:szCs w:val="24"/>
+        </w:rPr>
+        <w:t xml:space="preserve">IV - extrema necessidade administrativa, devidamente autorizada pelo Comandante da OBM.</w:t>
       </w:r>
     </w:p>
     <w:p>
@@ -9257,7 +9257,7 @@
           <w:sz w:val="24"/>
           <w:szCs w:val="24"/>
         </w:rPr>
-        <w:t xml:space="preserve">As atribuições e competências das demais Unidades e Subunidades integrantes da estrutura do Comando Operacional de Bombeiros aplicam-se no que couber as disposições e competências estabelecidas aos Grupamentos de Bombeiro Militar.</w:t>
+        <w:t xml:space="preserve">As atribuições e competências das demais Unidades e Subunidades integrantes da estrutura do Comando Operacional de Bombeiros aplicam-se no que couber as disposições e competências estabelecidas aos Batalhões Bombeiro Militar.</w:t>
       </w:r>
     </w:p>
     <w:p>
@@ -9307,7 +9307,7 @@
           <w:sz w:val="24"/>
           <w:szCs w:val="24"/>
         </w:rPr>
-        <w:t xml:space="preserve">Os casos omissos ao presente Regulamento Geral serão dirimidos pelo Comandante-Geral do Corpo de Bombeiros Militar.</w:t>
+        <w:t xml:space="preserve">Os casos omissos ao presente Regulamento Geral serão dirimidos pelo Comandante-Geral do Corpo de Bombeiros Militar. ** Este texto não substitui o publicado no Boletim Geral Eletrônico – BGE</w:t>
       </w:r>
     </w:p>
     <w:sectPr>

--- a/docs/sei/2026-09-11-regulamento-servico/Minuta_Regulamento_de_Servico_CBMRO_versao_em_consulta.docx
+++ b/docs/sei/2026-09-11-regulamento-servico/Minuta_Regulamento_de_Servico_CBMRO_versao_em_consulta.docx
@@ -116,7 +116,7 @@
           <w:sz w:val="22"/>
           <w:szCs w:val="22"/>
         </w:rPr>
-        <w:t xml:space="preserve">14 de setembro de 2026</w:t>
+        <w:t xml:space="preserve">15 de setembro de 2026</w:t>
       </w:r>
     </w:p>
     <w:p>

--- a/docs/sei/2026-09-11-regulamento-servico/Minuta_Regulamento_de_Servico_CBMRO_versao_em_consulta.docx
+++ b/docs/sei/2026-09-11-regulamento-servico/Minuta_Regulamento_de_Servico_CBMRO_versao_em_consulta.docx
@@ -196,18 +196,7 @@
           <w:sz w:val="24"/>
           <w:szCs w:val="24"/>
         </w:rPr>
-        <w:t xml:space="preserve">O Corpo de Bombeiros Militar do Estado de Rondônia é força auxiliar e reserva do Exército, organizado com base na hierarquia e na disciplina, em conformidade com as disposições contidas na Constituição Federal, no Decreto-Lei n° 667, de 02 de julho de 1969, e Decreto Federal n° 88.777, de 30 de setembro de 1983, combinados com o Art. 148 da Constituição Estadual.</w:t>
-      </w:r>
-      <w:r>
-        <w:rPr>
-          <w:rFonts w:ascii="Times New Roman" w:cs="Times New Roman" w:eastAsia="Times New Roman" w:hAnsi="Times New Roman"/>
-          <w:i/>
-          <w:iCs/>
-          <w:color w:val="888888"/>
-          <w:sz w:val="18"/>
-          <w:szCs w:val="18"/>
-        </w:rPr>
-        <w:t xml:space="preserve"> [texto final aplicado]</w:t>
+        <w:t xml:space="preserve">O Corpo de Bombeiros Militar do Estado de Rondônia é força auxiliar e reserva do Exército, organizado com base na hierarquia e na disciplina, em conformidade com as disposições contidas na Constituição Federal, no Decreto-Lei n° 667, de 02 de julho de 1969, e Decreto Federal n° 88.777, de 30 de setembro de 1983, combinados com o Art. 82 da Constituição Estadual.</w:t>
       </w:r>
     </w:p>
     <w:p>
@@ -258,17 +247,6 @@
         </w:rPr>
         <w:t xml:space="preserve">Compete ao Corpo de Bombeiros Militar:</w:t>
       </w:r>
-      <w:r>
-        <w:rPr>
-          <w:rFonts w:ascii="Times New Roman" w:cs="Times New Roman" w:eastAsia="Times New Roman" w:hAnsi="Times New Roman"/>
-          <w:i/>
-          <w:iCs/>
-          <w:color w:val="888888"/>
-          <w:sz w:val="18"/>
-          <w:szCs w:val="18"/>
-        </w:rPr>
-        <w:t xml:space="preserve"> [texto final aplicado]</w:t>
-      </w:r>
     </w:p>
     <w:p>
       <w:pPr>
@@ -312,7 +290,7 @@
           <w:sz w:val="24"/>
           <w:szCs w:val="24"/>
         </w:rPr>
-        <w:t xml:space="preserve">III - Executar as atividades de defesa civil do Estado, dentro de sua área de competência no Sistema Estadual de Proteção e Defesa Civil</w:t>
+        <w:t xml:space="preserve">III - executar as atividades de defesa civil do Estado, dentro de sua área de competência no Sistema Estadual de Defesa Civil;</w:t>
       </w:r>
     </w:p>
     <w:p>
@@ -2537,31 +2515,20 @@
         </w:rPr>
         <w:t xml:space="preserve">A carga horária para o serviço administrativo e operacional será definida pelo Comando-Geral de acordo com a necessidade e interesse da Instituição, do aprimoramento técnico-profissional e das especificidades de cada setor que compõe a estrutura organizacional da Corporação, podendo ser alterada em determinados períodos ou por deficiência de efetivo, observando, ordinariamente, os seguintes critérios:</w:t>
       </w:r>
-      <w:r>
-        <w:rPr>
-          <w:rFonts w:ascii="Times New Roman" w:cs="Times New Roman" w:eastAsia="Times New Roman" w:hAnsi="Times New Roman"/>
-          <w:i/>
-          <w:iCs/>
-          <w:color w:val="888888"/>
-          <w:sz w:val="18"/>
-          <w:szCs w:val="18"/>
-        </w:rPr>
-        <w:t xml:space="preserve"> [texto final aplicado]</w:t>
-      </w:r>
-    </w:p>
-    <w:p>
-      <w:pPr>
-        <w:spacing w:after="60" w:line="360"/>
-        <w:ind w:left="708" w:hanging="340"/>
-        <w:jc w:val="both"/>
-      </w:pPr>
-      <w:r>
-        <w:rPr>
-          <w:rFonts w:ascii="Times New Roman" w:cs="Times New Roman" w:eastAsia="Times New Roman" w:hAnsi="Times New Roman"/>
-          <w:sz w:val="24"/>
-          <w:szCs w:val="24"/>
-        </w:rPr>
-        <w:t xml:space="preserve">I - as escalas para quem concorre exclusivamente ao serviço operacional serão:</w:t>
+    </w:p>
+    <w:p>
+      <w:pPr>
+        <w:spacing w:after="60" w:line="360"/>
+        <w:ind w:left="708" w:hanging="340"/>
+        <w:jc w:val="both"/>
+      </w:pPr>
+      <w:r>
+        <w:rPr>
+          <w:rFonts w:ascii="Times New Roman" w:cs="Times New Roman" w:eastAsia="Times New Roman" w:hAnsi="Times New Roman"/>
+          <w:sz w:val="24"/>
+          <w:szCs w:val="24"/>
+        </w:rPr>
+        <w:t xml:space="preserve">I - as escalas para que concorre exclusivamente ao serviço operacional serão:</w:t>
       </w:r>
     </w:p>
     <w:p>
@@ -2690,18 +2657,7 @@
           <w:sz w:val="24"/>
           <w:szCs w:val="24"/>
         </w:rPr>
-        <w:t xml:space="preserve">O serviço de Superior de Dia será realizado em regime de sobreaviso de 24 (vinte e quatro) horas, devendo o Oficial escalado não se ausentar da área de sua residência e permanecer com o telefone celular funcional ligado durante todo o dia de serviço ou outro meio de comunicação o qual deverá ser informado ao Subcomandante-Geral.</w:t>
-      </w:r>
-      <w:r>
-        <w:rPr>
-          <w:rFonts w:ascii="Times New Roman" w:cs="Times New Roman" w:eastAsia="Times New Roman" w:hAnsi="Times New Roman"/>
-          <w:i/>
-          <w:iCs/>
-          <w:color w:val="888888"/>
-          <w:sz w:val="18"/>
-          <w:szCs w:val="18"/>
-        </w:rPr>
-        <w:t xml:space="preserve"> [texto final aplicado]</w:t>
+        <w:t xml:space="preserve">O serviço de Superior de Dia será realizado em regime de sobreaviso de 24 (vinte e quatro) horas, devendo o Oficial escalado não se ausentar da área de sua residência e permanecer com o telefone celular funcional ligado durante todo o dia de serviço ou outro meio de comunicação o qual deverá ser informado ao Oficial de Dia.</w:t>
       </w:r>
     </w:p>
     <w:p>
@@ -2716,7 +2672,7 @@
           <w:sz w:val="24"/>
           <w:szCs w:val="24"/>
         </w:rPr>
-        <w:t xml:space="preserve">Ao final do serviço deverá assinar, via SEI, juntamente com o Oficial de Dia a Parte Diária.</w:t>
+        <w:t xml:space="preserve">§1.º Ao final do serviço deverá apor seu visto no livro de registro de ocorrências do Oficial de Dia.</w:t>
       </w:r>
     </w:p>
     <w:p>
@@ -2731,7 +2687,7 @@
           <w:sz w:val="24"/>
           <w:szCs w:val="24"/>
         </w:rPr>
-        <w:t xml:space="preserve">O regime do serviço poderá sofrer alterações mediante publicação em BG por determinação do Comandante-Geral ou pelo Subcomandante-Geral em virtude das necessidades do momento.</w:t>
+        <w:t xml:space="preserve">§2.º O regime do serviço poderá sofrer alterações mediante publicação em BGO por determinação do Comandante Geral e ou pelo Comandante Operacional de Bombeiros em virtude das necessidades do momento.</w:t>
       </w:r>
     </w:p>
     <w:p>
@@ -2756,18 +2712,7 @@
           <w:sz w:val="24"/>
           <w:szCs w:val="24"/>
         </w:rPr>
-        <w:t xml:space="preserve">A permuta de serviço do Superior de Dia, só será permitida mediante autorização por escrito do Subcomandante-Geral do CBMRO, após publicação em Boletim Geral.</w:t>
-      </w:r>
-      <w:r>
-        <w:rPr>
-          <w:rFonts w:ascii="Times New Roman" w:cs="Times New Roman" w:eastAsia="Times New Roman" w:hAnsi="Times New Roman"/>
-          <w:i/>
-          <w:iCs/>
-          <w:color w:val="888888"/>
-          <w:sz w:val="18"/>
-          <w:szCs w:val="18"/>
-        </w:rPr>
-        <w:t xml:space="preserve"> [texto final aplicado]</w:t>
+        <w:t xml:space="preserve">A permuta de serviço do Superior de Dia, só será permitida mediante autorização por escrito do Comandante Operacional de Bombeiros do CBMRO, após publicação em Boletim Geral Ostensivo.</w:t>
       </w:r>
     </w:p>
     <w:p>
@@ -2791,18 +2736,7 @@
           <w:sz w:val="24"/>
           <w:szCs w:val="24"/>
         </w:rPr>
-        <w:t xml:space="preserve">O serviço diário de Superior de Dia ao CBMRO será coordenado pelo Subcomandante-Geral, através do gabinete do Subcomando-Geral.</w:t>
-      </w:r>
-      <w:r>
-        <w:rPr>
-          <w:rFonts w:ascii="Times New Roman" w:cs="Times New Roman" w:eastAsia="Times New Roman" w:hAnsi="Times New Roman"/>
-          <w:i/>
-          <w:iCs/>
-          <w:color w:val="888888"/>
-          <w:sz w:val="18"/>
-          <w:szCs w:val="18"/>
-        </w:rPr>
-        <w:t xml:space="preserve"> [texto final aplicado]</w:t>
+        <w:t xml:space="preserve">O serviço diário de Superior de Dia ao CBMRO será coordenado pelo Comando Operacional de Bombeiros, através da sua Seção de Pessoal.</w:t>
       </w:r>
     </w:p>
     <w:p>
@@ -2842,18 +2776,7 @@
           <w:sz w:val="24"/>
           <w:szCs w:val="24"/>
         </w:rPr>
-        <w:t xml:space="preserve">O regime da escala de serviços diários de Superior de Dia obedecerá ao critério de dias corridos, podendo, a critério do Subcomandante-Geral ser alterado.</w:t>
-      </w:r>
-      <w:r>
-        <w:rPr>
-          <w:rFonts w:ascii="Times New Roman" w:cs="Times New Roman" w:eastAsia="Times New Roman" w:hAnsi="Times New Roman"/>
-          <w:i/>
-          <w:iCs/>
-          <w:color w:val="888888"/>
-          <w:sz w:val="18"/>
-          <w:szCs w:val="18"/>
-        </w:rPr>
-        <w:t xml:space="preserve"> [texto final aplicado]</w:t>
+        <w:t xml:space="preserve">O regime da escala de serviços diários de Superior de Dia obedecerá ao critério de dias corridos, podendo, a critério do Comandante Operacional de Bombeiros ser alterado.</w:t>
       </w:r>
     </w:p>
     <w:p>
@@ -2917,18 +2840,7 @@
           <w:sz w:val="24"/>
           <w:szCs w:val="24"/>
         </w:rPr>
-        <w:t xml:space="preserve">O militar que concorre à escala aqui tratada quando tiver que se ausentar ou retornar às suas atividades normais em decorrência de férias, dispensas, licenças ou que comporão as mesmas deverá se apresentar ao Subcomandante-Geral a fim de ser reinserido ou inserido na respectiva escala.</w:t>
-      </w:r>
-      <w:r>
-        <w:rPr>
-          <w:rFonts w:ascii="Times New Roman" w:cs="Times New Roman" w:eastAsia="Times New Roman" w:hAnsi="Times New Roman"/>
-          <w:i/>
-          <w:iCs/>
-          <w:color w:val="888888"/>
-          <w:sz w:val="18"/>
-          <w:szCs w:val="18"/>
-        </w:rPr>
-        <w:t xml:space="preserve"> [texto final aplicado]</w:t>
+        <w:t xml:space="preserve">O militar que concorre à escala aqui tratada quando tiver que se ausentar ou retornar às suas atividades normais em decorrência de férias, dispensas, licenças ou que comporão as mesmas deverá se apresentar ao Comandante Operacional de Bombeiros a fim de ser reinserido ou inserido na respectiva escala.</w:t>
       </w:r>
     </w:p>
     <w:p>
@@ -2952,18 +2864,7 @@
           <w:sz w:val="24"/>
           <w:szCs w:val="24"/>
         </w:rPr>
-        <w:t xml:space="preserve">Artigo em duplicidade com o Art. 10</w:t>
-      </w:r>
-      <w:r>
-        <w:rPr>
-          <w:rFonts w:ascii="Times New Roman" w:cs="Times New Roman" w:eastAsia="Times New Roman" w:hAnsi="Times New Roman"/>
-          <w:i/>
-          <w:iCs/>
-          <w:color w:val="888888"/>
-          <w:sz w:val="18"/>
-          <w:szCs w:val="18"/>
-        </w:rPr>
-        <w:t xml:space="preserve"> [texto final aplicado]</w:t>
+        <w:t xml:space="preserve">As permutas de serviços deverão ser solicitadas por escrito e encaminhadas ao Chefe da Seção de Pessoal do Comando Operacional de Bombeiros com antecedência mínima de 48 (quarenta e oito) horas.</w:t>
       </w:r>
     </w:p>
     <w:p>
@@ -3008,8 +2909,7 @@
     </w:p>
     <w:p>
       <w:pPr>
-        <w:spacing w:after="120" w:line="360"/>
-        <w:ind w:firstLine="708"/>
+        <w:spacing w:after="60" w:line="360"/>
         <w:jc w:val="both"/>
       </w:pPr>
       <w:r>
@@ -3028,18 +2928,22 @@
           <w:sz w:val="24"/>
           <w:szCs w:val="24"/>
         </w:rPr>
-        <w:t xml:space="preserve">(dispositivo suprimido — decisão registrada no portal)</w:t>
-      </w:r>
-      <w:r>
-        <w:rPr>
-          <w:rFonts w:ascii="Times New Roman" w:cs="Times New Roman" w:eastAsia="Times New Roman" w:hAnsi="Times New Roman"/>
-          <w:i/>
-          <w:iCs/>
-          <w:color w:val="888888"/>
-          <w:sz w:val="18"/>
-          <w:szCs w:val="18"/>
-        </w:rPr>
-        <w:t xml:space="preserve"> [texto final aplicado]</w:t>
+        <w:t xml:space="preserve">O serviço de Oficial de Dia será realizado em regime adequado de 24 (vinte e quatro) horas, podendo em casos excepcionais ser de 12 (doze) horas.</w:t>
+      </w:r>
+    </w:p>
+    <w:p>
+      <w:pPr>
+        <w:spacing w:after="60" w:line="360"/>
+        <w:ind w:left="708" w:hanging="0"/>
+        <w:jc w:val="both"/>
+      </w:pPr>
+      <w:r>
+        <w:rPr>
+          <w:rFonts w:ascii="Times New Roman" w:cs="Times New Roman" w:eastAsia="Times New Roman" w:hAnsi="Times New Roman"/>
+          <w:sz w:val="24"/>
+          <w:szCs w:val="24"/>
+        </w:rPr>
+        <w:t xml:space="preserve">Parágrafo único. Ao final do serviço deverá ser preenchido o livro de registro de ocorrências, o qual deverá constar o visto do Superior de Dia.</w:t>
       </w:r>
     </w:p>
     <w:p>
@@ -3069,8 +2973,7 @@
     </w:p>
     <w:p>
       <w:pPr>
-        <w:spacing w:after="120" w:line="360"/>
-        <w:ind w:firstLine="708"/>
+        <w:spacing w:after="60" w:line="360"/>
         <w:jc w:val="both"/>
       </w:pPr>
       <w:r>
@@ -3089,24 +2992,27 @@
           <w:sz w:val="24"/>
           <w:szCs w:val="24"/>
         </w:rPr>
-        <w:t xml:space="preserve">(dispositivo suprimido — decisão registrada no portal)</w:t>
-      </w:r>
-      <w:r>
-        <w:rPr>
-          <w:rFonts w:ascii="Times New Roman" w:cs="Times New Roman" w:eastAsia="Times New Roman" w:hAnsi="Times New Roman"/>
-          <w:i/>
-          <w:iCs/>
-          <w:color w:val="888888"/>
-          <w:sz w:val="18"/>
-          <w:szCs w:val="18"/>
-        </w:rPr>
-        <w:t xml:space="preserve"> [texto final aplicado]</w:t>
-      </w:r>
-    </w:p>
-    <w:p>
-      <w:pPr>
-        <w:spacing w:after="120" w:line="360"/>
-        <w:ind w:firstLine="708"/>
+        <w:t xml:space="preserve">O serviço diário de Oficial de Dia ao CBMRO será coordenado pelo Comando Operacional de Bombeiros, através da sua Seção de Pessoal.</w:t>
+      </w:r>
+    </w:p>
+    <w:p>
+      <w:pPr>
+        <w:spacing w:after="60" w:line="360"/>
+        <w:ind w:left="708" w:hanging="0"/>
+        <w:jc w:val="both"/>
+      </w:pPr>
+      <w:r>
+        <w:rPr>
+          <w:rFonts w:ascii="Times New Roman" w:cs="Times New Roman" w:eastAsia="Times New Roman" w:hAnsi="Times New Roman"/>
+          <w:sz w:val="24"/>
+          <w:szCs w:val="24"/>
+        </w:rPr>
+        <w:t xml:space="preserve">Parágrafo único. As escalas serão publicadas em Boletim Geral Ostensivo.</w:t>
+      </w:r>
+    </w:p>
+    <w:p>
+      <w:pPr>
+        <w:spacing w:after="60" w:line="360"/>
         <w:jc w:val="both"/>
       </w:pPr>
       <w:r>
@@ -3125,18 +3031,22 @@
           <w:sz w:val="24"/>
           <w:szCs w:val="24"/>
         </w:rPr>
-        <w:t xml:space="preserve">(dispositivo suprimido — decisão registrada no portal)</w:t>
-      </w:r>
-      <w:r>
-        <w:rPr>
-          <w:rFonts w:ascii="Times New Roman" w:cs="Times New Roman" w:eastAsia="Times New Roman" w:hAnsi="Times New Roman"/>
-          <w:i/>
-          <w:iCs/>
-          <w:color w:val="888888"/>
-          <w:sz w:val="18"/>
-          <w:szCs w:val="18"/>
-        </w:rPr>
-        <w:t xml:space="preserve"> [texto final aplicado]</w:t>
+        <w:t xml:space="preserve">Na publicação das escalas de Oficial de Dia constarão o nome do oficial escalado e do seu eventual substituto (Reserva).</w:t>
+      </w:r>
+    </w:p>
+    <w:p>
+      <w:pPr>
+        <w:spacing w:after="60" w:line="360"/>
+        <w:ind w:left="708" w:hanging="0"/>
+        <w:jc w:val="both"/>
+      </w:pPr>
+      <w:r>
+        <w:rPr>
+          <w:rFonts w:ascii="Times New Roman" w:cs="Times New Roman" w:eastAsia="Times New Roman" w:hAnsi="Times New Roman"/>
+          <w:sz w:val="24"/>
+          <w:szCs w:val="24"/>
+        </w:rPr>
+        <w:t xml:space="preserve">Parágrafo único. A escalação do oficial substituto (Reserva) obedecerá ao mesmo regime da respectiva escala.</w:t>
       </w:r>
     </w:p>
     <w:p>
@@ -3161,24 +3071,12 @@
           <w:sz w:val="24"/>
           <w:szCs w:val="24"/>
         </w:rPr>
-        <w:t xml:space="preserve">(dispositivo suprimido — decisão registrada no portal)</w:t>
-      </w:r>
-      <w:r>
-        <w:rPr>
-          <w:rFonts w:ascii="Times New Roman" w:cs="Times New Roman" w:eastAsia="Times New Roman" w:hAnsi="Times New Roman"/>
-          <w:i/>
-          <w:iCs/>
-          <w:color w:val="888888"/>
-          <w:sz w:val="18"/>
-          <w:szCs w:val="18"/>
-        </w:rPr>
-        <w:t xml:space="preserve"> [texto final aplicado]</w:t>
-      </w:r>
-    </w:p>
-    <w:p>
-      <w:pPr>
-        <w:spacing w:after="120" w:line="360"/>
-        <w:ind w:firstLine="708"/>
+        <w:t xml:space="preserve">O militar que concorre à escala aqui tratada quando tiver que se ausentar ou retornar às suas atividades normais em decorrência de férias, dispensas, licenças ou que comporão as mesmas deverá se apresentar ao Comandante Operacional de Bombeiros a fim de ser reinserido ou inserido na respectiva escala.</w:t>
+      </w:r>
+    </w:p>
+    <w:p>
+      <w:pPr>
+        <w:spacing w:after="60" w:line="360"/>
         <w:jc w:val="both"/>
       </w:pPr>
       <w:r>
@@ -3197,18 +3095,22 @@
           <w:sz w:val="24"/>
           <w:szCs w:val="24"/>
         </w:rPr>
-        <w:t xml:space="preserve">(dispositivo suprimido — decisão registrada no portal)</w:t>
-      </w:r>
-      <w:r>
-        <w:rPr>
-          <w:rFonts w:ascii="Times New Roman" w:cs="Times New Roman" w:eastAsia="Times New Roman" w:hAnsi="Times New Roman"/>
-          <w:i/>
-          <w:iCs/>
-          <w:color w:val="888888"/>
-          <w:sz w:val="18"/>
-          <w:szCs w:val="18"/>
-        </w:rPr>
-        <w:t xml:space="preserve"> [texto final aplicado]</w:t>
+        <w:t xml:space="preserve">As permutas de serviços deverão ser solicitadas por escrito e encaminhadas ao Chefe da Seção de Pessoal do Comando Operacional de Bombeiros com antecedência mínima de 48 (quarenta e oito) horas.</w:t>
+      </w:r>
+    </w:p>
+    <w:p>
+      <w:pPr>
+        <w:spacing w:after="60" w:line="360"/>
+        <w:ind w:left="708" w:hanging="0"/>
+        <w:jc w:val="both"/>
+      </w:pPr>
+      <w:r>
+        <w:rPr>
+          <w:rFonts w:ascii="Times New Roman" w:cs="Times New Roman" w:eastAsia="Times New Roman" w:hAnsi="Times New Roman"/>
+          <w:sz w:val="24"/>
+          <w:szCs w:val="24"/>
+        </w:rPr>
+        <w:t xml:space="preserve">Parágrafo único. Os interessados (substituto e substituído) em permutar o serviço deverão preencher o formulário padrão para esse tipo de solicitação existente na Seção de Pessoal do Comando Operacional de Bombeiros.</w:t>
       </w:r>
     </w:p>
     <w:p>
@@ -3233,18 +3135,7 @@
           <w:sz w:val="24"/>
           <w:szCs w:val="24"/>
         </w:rPr>
-        <w:t xml:space="preserve">(dispositivo suprimido — decisão registrada no portal)</w:t>
-      </w:r>
-      <w:r>
-        <w:rPr>
-          <w:rFonts w:ascii="Times New Roman" w:cs="Times New Roman" w:eastAsia="Times New Roman" w:hAnsi="Times New Roman"/>
-          <w:i/>
-          <w:iCs/>
-          <w:color w:val="888888"/>
-          <w:sz w:val="18"/>
-          <w:szCs w:val="18"/>
-        </w:rPr>
-        <w:t xml:space="preserve"> [texto final aplicado]</w:t>
+        <w:t xml:space="preserve">A área de atuação do Serviço de Superior de Dia ao CBMRO abrange todo o território estadual.</w:t>
       </w:r>
     </w:p>
     <w:p>
@@ -3333,18 +3224,7 @@
           <w:sz w:val="24"/>
           <w:szCs w:val="24"/>
         </w:rPr>
-        <w:t xml:space="preserve">Todos os aspectos relacionados ao serviço de Comandante de socorro e de Oficial de dia deverão observar às regras internas da OBM a que o Oficial estiver subordinado, além daquelas previstas neste Regulamento de Serviço.</w:t>
-      </w:r>
-      <w:r>
-        <w:rPr>
-          <w:rFonts w:ascii="Times New Roman" w:cs="Times New Roman" w:eastAsia="Times New Roman" w:hAnsi="Times New Roman"/>
-          <w:i/>
-          <w:iCs/>
-          <w:color w:val="888888"/>
-          <w:sz w:val="18"/>
-          <w:szCs w:val="18"/>
-        </w:rPr>
-        <w:t xml:space="preserve"> [texto final aplicado]</w:t>
+        <w:t xml:space="preserve">Todos os aspectos relacionados ao serviço de Comandante de socorro e de Oficial de dia deverão observar às regras internas da OBM a que o Oficial estiver subordinado, além daquelas previstas no RISG/EB quando essas funções forem equiparadas.</w:t>
       </w:r>
     </w:p>
     <w:p>
@@ -3394,18 +3274,7 @@
           <w:sz w:val="24"/>
           <w:szCs w:val="24"/>
         </w:rPr>
-        <w:t xml:space="preserve">Os casos omissos serão resolvidos em conjunto pelo Comandante Operacional de Bombeiros e pelo Comandante da OBM.</w:t>
-      </w:r>
-      <w:r>
-        <w:rPr>
-          <w:rFonts w:ascii="Times New Roman" w:cs="Times New Roman" w:eastAsia="Times New Roman" w:hAnsi="Times New Roman"/>
-          <w:i/>
-          <w:iCs/>
-          <w:color w:val="888888"/>
-          <w:sz w:val="18"/>
-          <w:szCs w:val="18"/>
-        </w:rPr>
-        <w:t xml:space="preserve"> [texto final aplicado]</w:t>
+        <w:t xml:space="preserve">Os casos omissos serão resolvidos em conjunto pelo Comandante Operacional de Bombeiros e pelo Comandante da OBM. Comandante de Guarnição – Do Condutor e Operador de Viaturas – Dos Auxiliares da Guarnição e do Operador de Rádio</w:t>
       </w:r>
     </w:p>
     <w:p>
@@ -3430,18 +3299,7 @@
           <w:sz w:val="24"/>
           <w:szCs w:val="24"/>
         </w:rPr>
-        <w:t xml:space="preserve">Em todas as Unidades Operacionais, Especializadas e Subunidade Operacionais do CBMRO, o regime das escalas de adjunto do oficial de dia, do comandante de guarnição, do condutor e operador de viaturas, dos auxiliares da guarnição e do operador de rádio obedecerá ao critério de trabalho de 24 horas, salvo em casos excepcionais adotar-se-á o regime de turno diferenciado.</w:t>
-      </w:r>
-      <w:r>
-        <w:rPr>
-          <w:rFonts w:ascii="Times New Roman" w:cs="Times New Roman" w:eastAsia="Times New Roman" w:hAnsi="Times New Roman"/>
-          <w:i/>
-          <w:iCs/>
-          <w:color w:val="888888"/>
-          <w:sz w:val="18"/>
-          <w:szCs w:val="18"/>
-        </w:rPr>
-        <w:t xml:space="preserve"> [texto final aplicado]</w:t>
+        <w:t xml:space="preserve">Em todas as Unidades Operacionais, Especializadas e Subunidade Operacionais do CBMRO, o regime das escalas de adjunto do oficial de dia, do comandante de guarnição, do condutor e operador de viaturas, dos auxiliares da guarnição e do operador de rádio obedecerá ao critério de trabalho de 24 horas, salvo em casos excepcion ais adotar-se-á o regime de turno diferenciado.</w:t>
       </w:r>
     </w:p>
     <w:p>
@@ -3466,18 +3324,7 @@
           <w:sz w:val="24"/>
           <w:szCs w:val="24"/>
         </w:rPr>
-        <w:t xml:space="preserve">Todos os aspectos relacionados a esses serviços deverão observar às regras internas da OBM a que as praças estiverem subordinadas além daquelas previstas neste Regulamento de Serviço.</w:t>
-      </w:r>
-      <w:r>
-        <w:rPr>
-          <w:rFonts w:ascii="Times New Roman" w:cs="Times New Roman" w:eastAsia="Times New Roman" w:hAnsi="Times New Roman"/>
-          <w:i/>
-          <w:iCs/>
-          <w:color w:val="888888"/>
-          <w:sz w:val="18"/>
-          <w:szCs w:val="18"/>
-        </w:rPr>
-        <w:t xml:space="preserve"> [texto final aplicado]</w:t>
+        <w:t xml:space="preserve">Todos os aspectos relacionados a esses serviços deverão observar às regras internas da OBM a que as praças estiverem subordinadas além daquelas previstas no RISG/EB quando essas funções forem equiparadas.</w:t>
       </w:r>
     </w:p>
     <w:p>
@@ -3502,18 +3349,7 @@
           <w:sz w:val="24"/>
           <w:szCs w:val="24"/>
         </w:rPr>
-        <w:t xml:space="preserve">(dispositivo suprimido — decisão registrada no portal)</w:t>
-      </w:r>
-      <w:r>
-        <w:rPr>
-          <w:rFonts w:ascii="Times New Roman" w:cs="Times New Roman" w:eastAsia="Times New Roman" w:hAnsi="Times New Roman"/>
-          <w:i/>
-          <w:iCs/>
-          <w:color w:val="888888"/>
-          <w:sz w:val="18"/>
-          <w:szCs w:val="18"/>
-        </w:rPr>
-        <w:t xml:space="preserve"> [texto final aplicado]</w:t>
+        <w:t xml:space="preserve">Esses serviços serão realizados no Quartel de cada OBM com abrangência em toda sua área de jurisdição.</w:t>
       </w:r>
     </w:p>
     <w:p>
@@ -3538,18 +3374,7 @@
           <w:sz w:val="24"/>
           <w:szCs w:val="24"/>
         </w:rPr>
-        <w:t xml:space="preserve">(dispositivo suprimido — decisão registrada no portal)</w:t>
-      </w:r>
-      <w:r>
-        <w:rPr>
-          <w:rFonts w:ascii="Times New Roman" w:cs="Times New Roman" w:eastAsia="Times New Roman" w:hAnsi="Times New Roman"/>
-          <w:i/>
-          <w:iCs/>
-          <w:color w:val="888888"/>
-          <w:sz w:val="18"/>
-          <w:szCs w:val="18"/>
-        </w:rPr>
-        <w:t xml:space="preserve"> [texto final aplicado]</w:t>
+        <w:t xml:space="preserve">Os casos omissos serão resolvidos em conjunto pelo Comandante Operacional de Bombeiros e pelo Comandante da OBM. Operações</w:t>
       </w:r>
     </w:p>
     <w:p>

--- a/docs/sei/2026-09-11-regulamento-servico/Minuta_Regulamento_de_Servico_CBMRO_versao_em_consulta.docx
+++ b/docs/sei/2026-09-11-regulamento-servico/Minuta_Regulamento_de_Servico_CBMRO_versao_em_consulta.docx
@@ -116,7 +116,7 @@
           <w:sz w:val="22"/>
           <w:szCs w:val="22"/>
         </w:rPr>
-        <w:t xml:space="preserve">15 de setembro de 2026</w:t>
+        <w:t xml:space="preserve">16 de setembro de 2026</w:t>
       </w:r>
     </w:p>
     <w:p>
@@ -135,7 +135,7 @@
           <w:sz w:val="22"/>
           <w:szCs w:val="22"/>
         </w:rPr>
-        <w:t xml:space="preserve">Este documento reproduz a minuta tal como publicada no portal para os militares com acesso restrito ao Regulamento de Serviço, sem as correções e alterações posteriores da curadoria (que estão na versão atual e no Comparativo): 171 artigos, reunindo o serviço operacional (COB), a Central de Operações e o teledespacho, o serviço interno e de dia, as atribuições das funções (somente COB e CAT) e o serviço técnico de segurança contra incêndio e pânico (CAT). Ficam para o Regulamento Geral completo 231 artigos de 9 capítulos e 16 artigos das funções dos demais órgãos. A numeração é provisória. Textos finais fechados no portal estão aplicados e sinalizados; fechamentos sem texto mantêm o original.</w:t>
+        <w:t xml:space="preserve">Este documento reproduz a minuta publicada no portal para os militares com acesso restrito ao Regulamento de Serviço, sem as correções e alterações posteriores da curadoria (que estão na versão atual e no Comparativo) e sem os dispositivos que a curadoria suprimiu: 126 artigos, reunindo o serviço operacional (COB), a Central de Operações e o teledespacho, o serviço interno e de dia, as atribuições das funções (somente COB e CAT) e o serviço técnico de segurança contra incêndio e pânico (CAT). Ficam para o Regulamento Geral completo 231 artigos de 9 capítulos e 16 artigos das funções dos demais órgãos. A numeração é provisória. Textos finais fechados no portal estão aplicados e sinalizados; fechamentos sem texto mantêm o original.</w:t>
       </w:r>
     </w:p>
     <w:p>
@@ -2306,172 +2306,82 @@
           <w:sz w:val="24"/>
           <w:szCs w:val="24"/>
         </w:rPr>
-        <w:t xml:space="preserve">II - comandante de Área;</w:t>
-      </w:r>
-    </w:p>
-    <w:p>
-      <w:pPr>
-        <w:spacing w:after="60" w:line="360"/>
-        <w:ind w:left="708" w:hanging="340"/>
-        <w:jc w:val="both"/>
-      </w:pPr>
-      <w:r>
-        <w:rPr>
-          <w:rFonts w:ascii="Times New Roman" w:cs="Times New Roman" w:eastAsia="Times New Roman" w:hAnsi="Times New Roman"/>
-          <w:sz w:val="24"/>
-          <w:szCs w:val="24"/>
-        </w:rPr>
-        <w:t xml:space="preserve">III - comandante de Socorro;</w:t>
-      </w:r>
-    </w:p>
-    <w:p>
-      <w:pPr>
-        <w:spacing w:after="60" w:line="360"/>
-        <w:ind w:left="708" w:hanging="340"/>
-        <w:jc w:val="both"/>
-      </w:pPr>
-      <w:r>
-        <w:rPr>
-          <w:rFonts w:ascii="Times New Roman" w:cs="Times New Roman" w:eastAsia="Times New Roman" w:hAnsi="Times New Roman"/>
-          <w:sz w:val="24"/>
-          <w:szCs w:val="24"/>
-        </w:rPr>
-        <w:t xml:space="preserve">IV - oficial de dia;</w:t>
-      </w:r>
-    </w:p>
-    <w:p>
-      <w:pPr>
-        <w:spacing w:after="60" w:line="360"/>
-        <w:ind w:left="708" w:hanging="340"/>
-        <w:jc w:val="both"/>
-      </w:pPr>
-      <w:r>
-        <w:rPr>
-          <w:rFonts w:ascii="Times New Roman" w:cs="Times New Roman" w:eastAsia="Times New Roman" w:hAnsi="Times New Roman"/>
-          <w:sz w:val="24"/>
-          <w:szCs w:val="24"/>
-        </w:rPr>
-        <w:t xml:space="preserve">V - adjunto ao Oficial de dia;</w:t>
-      </w:r>
-    </w:p>
-    <w:p>
-      <w:pPr>
-        <w:spacing w:after="60" w:line="360"/>
-        <w:ind w:left="708" w:hanging="340"/>
-        <w:jc w:val="both"/>
-      </w:pPr>
-      <w:r>
-        <w:rPr>
-          <w:rFonts w:ascii="Times New Roman" w:cs="Times New Roman" w:eastAsia="Times New Roman" w:hAnsi="Times New Roman"/>
-          <w:sz w:val="24"/>
-          <w:szCs w:val="24"/>
-        </w:rPr>
-        <w:t xml:space="preserve">VI - comandante de Guarnição;</w:t>
-      </w:r>
-    </w:p>
-    <w:p>
-      <w:pPr>
-        <w:spacing w:after="60" w:line="360"/>
-        <w:ind w:left="708" w:hanging="340"/>
-        <w:jc w:val="both"/>
-      </w:pPr>
-      <w:r>
-        <w:rPr>
-          <w:rFonts w:ascii="Times New Roman" w:cs="Times New Roman" w:eastAsia="Times New Roman" w:hAnsi="Times New Roman"/>
-          <w:sz w:val="24"/>
-          <w:szCs w:val="24"/>
-        </w:rPr>
-        <w:t xml:space="preserve">VII - condutor e Operador de Viaturas;</w:t>
-      </w:r>
-    </w:p>
-    <w:p>
-      <w:pPr>
-        <w:spacing w:after="60" w:line="360"/>
-        <w:ind w:left="708" w:hanging="340"/>
-        <w:jc w:val="both"/>
-      </w:pPr>
-      <w:r>
-        <w:rPr>
-          <w:rFonts w:ascii="Times New Roman" w:cs="Times New Roman" w:eastAsia="Times New Roman" w:hAnsi="Times New Roman"/>
-          <w:sz w:val="24"/>
-          <w:szCs w:val="24"/>
-        </w:rPr>
-        <w:t xml:space="preserve">VIII - auxiliares do Comandante da Guarnição;</w:t>
-      </w:r>
-    </w:p>
-    <w:p>
-      <w:pPr>
-        <w:spacing w:after="60" w:line="360"/>
-        <w:ind w:left="708" w:hanging="340"/>
-        <w:jc w:val="both"/>
-      </w:pPr>
-      <w:r>
-        <w:rPr>
-          <w:rFonts w:ascii="Times New Roman" w:cs="Times New Roman" w:eastAsia="Times New Roman" w:hAnsi="Times New Roman"/>
-          <w:sz w:val="24"/>
-          <w:szCs w:val="24"/>
-        </w:rPr>
-        <w:t xml:space="preserve">IX - operador de Rádio;</w:t>
-      </w:r>
-    </w:p>
-    <w:p>
-      <w:pPr>
-        <w:spacing w:after="60" w:line="360"/>
-        <w:ind w:left="708" w:hanging="340"/>
-        <w:jc w:val="both"/>
-      </w:pPr>
-      <w:r>
-        <w:rPr>
-          <w:rFonts w:ascii="Times New Roman" w:cs="Times New Roman" w:eastAsia="Times New Roman" w:hAnsi="Times New Roman"/>
-          <w:sz w:val="24"/>
-          <w:szCs w:val="24"/>
-        </w:rPr>
-        <w:t xml:space="preserve">X - comandante de Guarda de Quartel;</w:t>
-      </w:r>
-    </w:p>
-    <w:p>
-      <w:pPr>
-        <w:spacing w:after="60" w:line="360"/>
-        <w:ind w:left="708" w:hanging="340"/>
-        <w:jc w:val="both"/>
-      </w:pPr>
-      <w:r>
-        <w:rPr>
-          <w:rFonts w:ascii="Times New Roman" w:cs="Times New Roman" w:eastAsia="Times New Roman" w:hAnsi="Times New Roman"/>
-          <w:sz w:val="24"/>
-          <w:szCs w:val="24"/>
-        </w:rPr>
-        <w:t xml:space="preserve">XI - auxiliar da Guarda de OBM;</w:t>
-      </w:r>
-    </w:p>
-    <w:p>
-      <w:pPr>
-        <w:spacing w:after="60" w:line="360"/>
-        <w:ind w:left="708" w:hanging="340"/>
-        <w:jc w:val="both"/>
-      </w:pPr>
-      <w:r>
-        <w:rPr>
-          <w:rFonts w:ascii="Times New Roman" w:cs="Times New Roman" w:eastAsia="Times New Roman" w:hAnsi="Times New Roman"/>
-          <w:sz w:val="24"/>
-          <w:szCs w:val="24"/>
-        </w:rPr>
-        <w:t xml:space="preserve">XII - socorristas; e</w:t>
-      </w:r>
-    </w:p>
-    <w:p>
-      <w:pPr>
-        <w:spacing w:after="60" w:line="360"/>
-        <w:ind w:left="708" w:hanging="340"/>
-        <w:jc w:val="both"/>
-      </w:pPr>
-      <w:r>
-        <w:rPr>
-          <w:rFonts w:ascii="Times New Roman" w:cs="Times New Roman" w:eastAsia="Times New Roman" w:hAnsi="Times New Roman"/>
-          <w:sz w:val="24"/>
-          <w:szCs w:val="24"/>
-        </w:rPr>
-        <w:t xml:space="preserve">XIII - permanência.</w:t>
+        <w:t xml:space="preserve">II - oficial de dia;</w:t>
+      </w:r>
+    </w:p>
+    <w:p>
+      <w:pPr>
+        <w:spacing w:after="60" w:line="360"/>
+        <w:ind w:left="708" w:hanging="340"/>
+        <w:jc w:val="both"/>
+      </w:pPr>
+      <w:r>
+        <w:rPr>
+          <w:rFonts w:ascii="Times New Roman" w:cs="Times New Roman" w:eastAsia="Times New Roman" w:hAnsi="Times New Roman"/>
+          <w:sz w:val="24"/>
+          <w:szCs w:val="24"/>
+        </w:rPr>
+        <w:t xml:space="preserve">III - comandante de Guarnição;</w:t>
+      </w:r>
+    </w:p>
+    <w:p>
+      <w:pPr>
+        <w:spacing w:after="60" w:line="360"/>
+        <w:ind w:left="708" w:hanging="340"/>
+        <w:jc w:val="both"/>
+      </w:pPr>
+      <w:r>
+        <w:rPr>
+          <w:rFonts w:ascii="Times New Roman" w:cs="Times New Roman" w:eastAsia="Times New Roman" w:hAnsi="Times New Roman"/>
+          <w:sz w:val="24"/>
+          <w:szCs w:val="24"/>
+        </w:rPr>
+        <w:t xml:space="preserve">IV - condutor e Operador de Viaturas;</w:t>
+      </w:r>
+    </w:p>
+    <w:p>
+      <w:pPr>
+        <w:spacing w:after="60" w:line="360"/>
+        <w:ind w:left="708" w:hanging="340"/>
+        <w:jc w:val="both"/>
+      </w:pPr>
+      <w:r>
+        <w:rPr>
+          <w:rFonts w:ascii="Times New Roman" w:cs="Times New Roman" w:eastAsia="Times New Roman" w:hAnsi="Times New Roman"/>
+          <w:sz w:val="24"/>
+          <w:szCs w:val="24"/>
+        </w:rPr>
+        <w:t xml:space="preserve">V - operador de Rádio;</w:t>
+      </w:r>
+    </w:p>
+    <w:p>
+      <w:pPr>
+        <w:spacing w:after="60" w:line="360"/>
+        <w:ind w:left="708" w:hanging="340"/>
+        <w:jc w:val="both"/>
+      </w:pPr>
+      <w:r>
+        <w:rPr>
+          <w:rFonts w:ascii="Times New Roman" w:cs="Times New Roman" w:eastAsia="Times New Roman" w:hAnsi="Times New Roman"/>
+          <w:sz w:val="24"/>
+          <w:szCs w:val="24"/>
+        </w:rPr>
+        <w:t xml:space="preserve">VI - socorristas; e</w:t>
+      </w:r>
+    </w:p>
+    <w:p>
+      <w:pPr>
+        <w:spacing w:after="60" w:line="360"/>
+        <w:ind w:left="708" w:hanging="340"/>
+        <w:jc w:val="both"/>
+      </w:pPr>
+      <w:r>
+        <w:rPr>
+          <w:rFonts w:ascii="Times New Roman" w:cs="Times New Roman" w:eastAsia="Times New Roman" w:hAnsi="Times New Roman"/>
+          <w:sz w:val="24"/>
+          <w:szCs w:val="24"/>
+        </w:rPr>
+        <w:t xml:space="preserve">VII - permanência.</w:t>
       </w:r>
     </w:p>
     <w:p>
@@ -2845,45 +2755,6 @@
     </w:p>
     <w:p>
       <w:pPr>
-        <w:spacing w:after="60" w:line="360"/>
-        <w:jc w:val="both"/>
-      </w:pPr>
-      <w:r>
-        <w:rPr>
-          <w:rFonts w:ascii="Times New Roman" w:cs="Times New Roman" w:eastAsia="Times New Roman" w:hAnsi="Times New Roman"/>
-          <w:b/>
-          <w:bCs/>
-          <w:sz w:val="24"/>
-          <w:szCs w:val="24"/>
-        </w:rPr>
-        <w:t xml:space="preserve">Art. 34 </w:t>
-      </w:r>
-      <w:r>
-        <w:rPr>
-          <w:rFonts w:ascii="Times New Roman" w:cs="Times New Roman" w:eastAsia="Times New Roman" w:hAnsi="Times New Roman"/>
-          <w:sz w:val="24"/>
-          <w:szCs w:val="24"/>
-        </w:rPr>
-        <w:t xml:space="preserve">As permutas de serviços deverão ser solicitadas por escrito e encaminhadas ao Chefe da Seção de Pessoal do Comando Operacional de Bombeiros com antecedência mínima de 48 (quarenta e oito) horas.</w:t>
-      </w:r>
-    </w:p>
-    <w:p>
-      <w:pPr>
-        <w:spacing w:after="60" w:line="360"/>
-        <w:ind w:left="708" w:hanging="0"/>
-        <w:jc w:val="both"/>
-      </w:pPr>
-      <w:r>
-        <w:rPr>
-          <w:rFonts w:ascii="Times New Roman" w:cs="Times New Roman" w:eastAsia="Times New Roman" w:hAnsi="Times New Roman"/>
-          <w:sz w:val="24"/>
-          <w:szCs w:val="24"/>
-        </w:rPr>
-        <w:t xml:space="preserve">Parágrafo único. Os interessados (substituto e substituído) em permutar o serviço deverão preencher o formulário padrão para esse tipo de solicitação existente na Seção de Pessoal do Comando Operacional de Bombeiros.</w:t>
-      </w:r>
-    </w:p>
-    <w:p>
-      <w:pPr>
         <w:spacing w:after="120" w:line="360"/>
         <w:ind w:firstLine="708"/>
         <w:jc w:val="both"/>
@@ -2896,54 +2767,15 @@
           <w:sz w:val="24"/>
           <w:szCs w:val="24"/>
         </w:rPr>
-        <w:t xml:space="preserve">Art. 35 </w:t>
-      </w:r>
-      <w:r>
-        <w:rPr>
-          <w:rFonts w:ascii="Times New Roman" w:cs="Times New Roman" w:eastAsia="Times New Roman" w:hAnsi="Times New Roman"/>
-          <w:sz w:val="24"/>
-          <w:szCs w:val="24"/>
-        </w:rPr>
-        <w:t xml:space="preserve">A área de atuação do Serviço de Superior dia ao CBMRO abrange todo o território estadual.</w:t>
-      </w:r>
-    </w:p>
-    <w:p>
-      <w:pPr>
-        <w:spacing w:after="60" w:line="360"/>
-        <w:jc w:val="both"/>
-      </w:pPr>
-      <w:r>
-        <w:rPr>
-          <w:rFonts w:ascii="Times New Roman" w:cs="Times New Roman" w:eastAsia="Times New Roman" w:hAnsi="Times New Roman"/>
-          <w:b/>
-          <w:bCs/>
-          <w:sz w:val="24"/>
-          <w:szCs w:val="24"/>
-        </w:rPr>
-        <w:t xml:space="preserve">Art. 36 </w:t>
-      </w:r>
-      <w:r>
-        <w:rPr>
-          <w:rFonts w:ascii="Times New Roman" w:cs="Times New Roman" w:eastAsia="Times New Roman" w:hAnsi="Times New Roman"/>
-          <w:sz w:val="24"/>
-          <w:szCs w:val="24"/>
-        </w:rPr>
-        <w:t xml:space="preserve">O serviço de Oficial de Dia será realizado em regime adequado de 24 (vinte e quatro) horas, podendo em casos excepcionais ser de 12 (doze) horas.</w:t>
-      </w:r>
-    </w:p>
-    <w:p>
-      <w:pPr>
-        <w:spacing w:after="60" w:line="360"/>
-        <w:ind w:left="708" w:hanging="0"/>
-        <w:jc w:val="both"/>
-      </w:pPr>
-      <w:r>
-        <w:rPr>
-          <w:rFonts w:ascii="Times New Roman" w:cs="Times New Roman" w:eastAsia="Times New Roman" w:hAnsi="Times New Roman"/>
-          <w:sz w:val="24"/>
-          <w:szCs w:val="24"/>
-        </w:rPr>
-        <w:t xml:space="preserve">Parágrafo único. Ao final do serviço deverá ser preenchido o livro de registro de ocorrências, o qual deverá constar o visto do Superior de Dia.</w:t>
+        <w:t xml:space="preserve">Art. 34 </w:t>
+      </w:r>
+      <w:r>
+        <w:rPr>
+          <w:rFonts w:ascii="Times New Roman" w:cs="Times New Roman" w:eastAsia="Times New Roman" w:hAnsi="Times New Roman"/>
+          <w:sz w:val="24"/>
+          <w:szCs w:val="24"/>
+        </w:rPr>
+        <w:t xml:space="preserve">A permuta de escala do Oficial de Dia, só será permitida mediante autorização por escrito do Comandante Operacional de Bombeiros do CBMRO, após publicação em Boletim Geral Ostensivo.</w:t>
       </w:r>
     </w:p>
     <w:p>
@@ -2960,93 +2792,15 @@
           <w:sz w:val="24"/>
           <w:szCs w:val="24"/>
         </w:rPr>
-        <w:t xml:space="preserve">Art. 37 </w:t>
-      </w:r>
-      <w:r>
-        <w:rPr>
-          <w:rFonts w:ascii="Times New Roman" w:cs="Times New Roman" w:eastAsia="Times New Roman" w:hAnsi="Times New Roman"/>
-          <w:sz w:val="24"/>
-          <w:szCs w:val="24"/>
-        </w:rPr>
-        <w:t xml:space="preserve">A permuta de escala do Oficial de Dia, só será permitida mediante autorização por escrito do Comandante Operacional de Bombeiros do CBMRO, após publicação em Boletim Geral Ostensivo.</w:t>
-      </w:r>
-    </w:p>
-    <w:p>
-      <w:pPr>
-        <w:spacing w:after="60" w:line="360"/>
-        <w:jc w:val="both"/>
-      </w:pPr>
-      <w:r>
-        <w:rPr>
-          <w:rFonts w:ascii="Times New Roman" w:cs="Times New Roman" w:eastAsia="Times New Roman" w:hAnsi="Times New Roman"/>
-          <w:b/>
-          <w:bCs/>
-          <w:sz w:val="24"/>
-          <w:szCs w:val="24"/>
-        </w:rPr>
-        <w:t xml:space="preserve">Art. 38 </w:t>
-      </w:r>
-      <w:r>
-        <w:rPr>
-          <w:rFonts w:ascii="Times New Roman" w:cs="Times New Roman" w:eastAsia="Times New Roman" w:hAnsi="Times New Roman"/>
-          <w:sz w:val="24"/>
-          <w:szCs w:val="24"/>
-        </w:rPr>
-        <w:t xml:space="preserve">O serviço diário de Oficial de Dia ao CBMRO será coordenado pelo Comando Operacional de Bombeiros, através da sua Seção de Pessoal.</w:t>
-      </w:r>
-    </w:p>
-    <w:p>
-      <w:pPr>
-        <w:spacing w:after="60" w:line="360"/>
-        <w:ind w:left="708" w:hanging="0"/>
-        <w:jc w:val="both"/>
-      </w:pPr>
-      <w:r>
-        <w:rPr>
-          <w:rFonts w:ascii="Times New Roman" w:cs="Times New Roman" w:eastAsia="Times New Roman" w:hAnsi="Times New Roman"/>
-          <w:sz w:val="24"/>
-          <w:szCs w:val="24"/>
-        </w:rPr>
-        <w:t xml:space="preserve">Parágrafo único. As escalas serão publicadas em Boletim Geral Ostensivo.</w:t>
-      </w:r>
-    </w:p>
-    <w:p>
-      <w:pPr>
-        <w:spacing w:after="60" w:line="360"/>
-        <w:jc w:val="both"/>
-      </w:pPr>
-      <w:r>
-        <w:rPr>
-          <w:rFonts w:ascii="Times New Roman" w:cs="Times New Roman" w:eastAsia="Times New Roman" w:hAnsi="Times New Roman"/>
-          <w:b/>
-          <w:bCs/>
-          <w:sz w:val="24"/>
-          <w:szCs w:val="24"/>
-        </w:rPr>
-        <w:t xml:space="preserve">Art. 39 </w:t>
-      </w:r>
-      <w:r>
-        <w:rPr>
-          <w:rFonts w:ascii="Times New Roman" w:cs="Times New Roman" w:eastAsia="Times New Roman" w:hAnsi="Times New Roman"/>
-          <w:sz w:val="24"/>
-          <w:szCs w:val="24"/>
-        </w:rPr>
-        <w:t xml:space="preserve">Na publicação das escalas de Oficial de Dia constarão o nome do oficial escalado e do seu eventual substituto (Reserva).</w:t>
-      </w:r>
-    </w:p>
-    <w:p>
-      <w:pPr>
-        <w:spacing w:after="60" w:line="360"/>
-        <w:ind w:left="708" w:hanging="0"/>
-        <w:jc w:val="both"/>
-      </w:pPr>
-      <w:r>
-        <w:rPr>
-          <w:rFonts w:ascii="Times New Roman" w:cs="Times New Roman" w:eastAsia="Times New Roman" w:hAnsi="Times New Roman"/>
-          <w:sz w:val="24"/>
-          <w:szCs w:val="24"/>
-        </w:rPr>
-        <w:t xml:space="preserve">Parágrafo único. A escalação do oficial substituto (Reserva) obedecerá ao mesmo regime da respectiva escala.</w:t>
+        <w:t xml:space="preserve">Art. 35 </w:t>
+      </w:r>
+      <w:r>
+        <w:rPr>
+          <w:rFonts w:ascii="Times New Roman" w:cs="Times New Roman" w:eastAsia="Times New Roman" w:hAnsi="Times New Roman"/>
+          <w:sz w:val="24"/>
+          <w:szCs w:val="24"/>
+        </w:rPr>
+        <w:t xml:space="preserve">Os requerimentos de dispensas natalícias deverão ser encaminhados ao Comandante imediato do interessado, o qual poderá dependendo da disponibilidade de efetivo conceder a dispensa em dias úteis , salvo quando a data do aniversário coincidir com o dia de serviço, porém em ambos os casos o militar dispensado do serviço deverá se apresentar pronto para o serviço no dia subsequente.</w:t>
       </w:r>
     </w:p>
     <w:p>
@@ -3063,54 +2817,15 @@
           <w:sz w:val="24"/>
           <w:szCs w:val="24"/>
         </w:rPr>
-        <w:t xml:space="preserve">Art. 40 </w:t>
-      </w:r>
-      <w:r>
-        <w:rPr>
-          <w:rFonts w:ascii="Times New Roman" w:cs="Times New Roman" w:eastAsia="Times New Roman" w:hAnsi="Times New Roman"/>
-          <w:sz w:val="24"/>
-          <w:szCs w:val="24"/>
-        </w:rPr>
-        <w:t xml:space="preserve">O militar que concorre à escala aqui tratada quando tiver que se ausentar ou retornar às suas atividades normais em decorrência de férias, dispensas, licenças ou que comporão as mesmas deverá se apresentar ao Comandante Operacional de Bombeiros a fim de ser reinserido ou inserido na respectiva escala.</w:t>
-      </w:r>
-    </w:p>
-    <w:p>
-      <w:pPr>
-        <w:spacing w:after="60" w:line="360"/>
-        <w:jc w:val="both"/>
-      </w:pPr>
-      <w:r>
-        <w:rPr>
-          <w:rFonts w:ascii="Times New Roman" w:cs="Times New Roman" w:eastAsia="Times New Roman" w:hAnsi="Times New Roman"/>
-          <w:b/>
-          <w:bCs/>
-          <w:sz w:val="24"/>
-          <w:szCs w:val="24"/>
-        </w:rPr>
-        <w:t xml:space="preserve">Art. 41 </w:t>
-      </w:r>
-      <w:r>
-        <w:rPr>
-          <w:rFonts w:ascii="Times New Roman" w:cs="Times New Roman" w:eastAsia="Times New Roman" w:hAnsi="Times New Roman"/>
-          <w:sz w:val="24"/>
-          <w:szCs w:val="24"/>
-        </w:rPr>
-        <w:t xml:space="preserve">As permutas de serviços deverão ser solicitadas por escrito e encaminhadas ao Chefe da Seção de Pessoal do Comando Operacional de Bombeiros com antecedência mínima de 48 (quarenta e oito) horas.</w:t>
-      </w:r>
-    </w:p>
-    <w:p>
-      <w:pPr>
-        <w:spacing w:after="60" w:line="360"/>
-        <w:ind w:left="708" w:hanging="0"/>
-        <w:jc w:val="both"/>
-      </w:pPr>
-      <w:r>
-        <w:rPr>
-          <w:rFonts w:ascii="Times New Roman" w:cs="Times New Roman" w:eastAsia="Times New Roman" w:hAnsi="Times New Roman"/>
-          <w:sz w:val="24"/>
-          <w:szCs w:val="24"/>
-        </w:rPr>
-        <w:t xml:space="preserve">Parágrafo único. Os interessados (substituto e substituído) em permutar o serviço deverão preencher o formulário padrão para esse tipo de solicitação existente na Seção de Pessoal do Comando Operacional de Bombeiros.</w:t>
+        <w:t xml:space="preserve">Art. 36 </w:t>
+      </w:r>
+      <w:r>
+        <w:rPr>
+          <w:rFonts w:ascii="Times New Roman" w:cs="Times New Roman" w:eastAsia="Times New Roman" w:hAnsi="Times New Roman"/>
+          <w:sz w:val="24"/>
+          <w:szCs w:val="24"/>
+        </w:rPr>
+        <w:t xml:space="preserve">O militar que estiver dispensado ou em gozo de licença de qualquer natureza, independente do prazo, deverá apresentar-se a sua Unidade Operacional imediatamente após o último dia de gozo.</w:t>
       </w:r>
     </w:p>
     <w:p>
@@ -3127,321 +2842,7 @@
           <w:sz w:val="24"/>
           <w:szCs w:val="24"/>
         </w:rPr>
-        <w:t xml:space="preserve">Art. 42 </w:t>
-      </w:r>
-      <w:r>
-        <w:rPr>
-          <w:rFonts w:ascii="Times New Roman" w:cs="Times New Roman" w:eastAsia="Times New Roman" w:hAnsi="Times New Roman"/>
-          <w:sz w:val="24"/>
-          <w:szCs w:val="24"/>
-        </w:rPr>
-        <w:t xml:space="preserve">A área de atuação do Serviço de Superior de Dia ao CBMRO abrange todo o território estadual.</w:t>
-      </w:r>
-    </w:p>
-    <w:p>
-      <w:pPr>
-        <w:spacing w:after="120" w:line="360"/>
-        <w:ind w:firstLine="708"/>
-        <w:jc w:val="both"/>
-      </w:pPr>
-      <w:r>
-        <w:rPr>
-          <w:rFonts w:ascii="Times New Roman" w:cs="Times New Roman" w:eastAsia="Times New Roman" w:hAnsi="Times New Roman"/>
-          <w:b/>
-          <w:bCs/>
-          <w:sz w:val="24"/>
-          <w:szCs w:val="24"/>
-        </w:rPr>
-        <w:t xml:space="preserve">Art. 43 </w:t>
-      </w:r>
-      <w:r>
-        <w:rPr>
-          <w:rFonts w:ascii="Times New Roman" w:cs="Times New Roman" w:eastAsia="Times New Roman" w:hAnsi="Times New Roman"/>
-          <w:sz w:val="24"/>
-          <w:szCs w:val="24"/>
-        </w:rPr>
-        <w:t xml:space="preserve">Somente concorrerão à escala de Comandante de Socorro e de Oficial de dia os oficiais subalternos e Aspirantes a Oficial.</w:t>
-      </w:r>
-    </w:p>
-    <w:p>
-      <w:pPr>
-        <w:spacing w:after="60" w:line="360"/>
-        <w:jc w:val="both"/>
-      </w:pPr>
-      <w:r>
-        <w:rPr>
-          <w:rFonts w:ascii="Times New Roman" w:cs="Times New Roman" w:eastAsia="Times New Roman" w:hAnsi="Times New Roman"/>
-          <w:b/>
-          <w:bCs/>
-          <w:sz w:val="24"/>
-          <w:szCs w:val="24"/>
-        </w:rPr>
-        <w:t xml:space="preserve">Art. 44 </w:t>
-      </w:r>
-      <w:r>
-        <w:rPr>
-          <w:rFonts w:ascii="Times New Roman" w:cs="Times New Roman" w:eastAsia="Times New Roman" w:hAnsi="Times New Roman"/>
-          <w:sz w:val="24"/>
-          <w:szCs w:val="24"/>
-        </w:rPr>
-        <w:t xml:space="preserve">Esses serviços serão realizados no Quartel de cada respectiva Unidade Operacional em regime de trabalho de 24 horas, em casos excepcionais adotar-se-á o regime de turno diferenciado.</w:t>
-      </w:r>
-    </w:p>
-    <w:p>
-      <w:pPr>
-        <w:spacing w:after="60" w:line="360"/>
-        <w:ind w:left="708" w:hanging="0"/>
-        <w:jc w:val="both"/>
-      </w:pPr>
-      <w:r>
-        <w:rPr>
-          <w:rFonts w:ascii="Times New Roman" w:cs="Times New Roman" w:eastAsia="Times New Roman" w:hAnsi="Times New Roman"/>
-          <w:sz w:val="24"/>
-          <w:szCs w:val="24"/>
-        </w:rPr>
-        <w:t xml:space="preserve">Parágrafo único. O serviço de Comandante de socorro e de Oficial de dia poderá ser realizado, a depender do efetivo da OBM, por um mesmo oficial.</w:t>
-      </w:r>
-    </w:p>
-    <w:p>
-      <w:pPr>
-        <w:spacing w:after="120" w:line="360"/>
-        <w:ind w:firstLine="708"/>
-        <w:jc w:val="both"/>
-      </w:pPr>
-      <w:r>
-        <w:rPr>
-          <w:rFonts w:ascii="Times New Roman" w:cs="Times New Roman" w:eastAsia="Times New Roman" w:hAnsi="Times New Roman"/>
-          <w:b/>
-          <w:bCs/>
-          <w:sz w:val="24"/>
-          <w:szCs w:val="24"/>
-        </w:rPr>
-        <w:t xml:space="preserve">Art. 45 </w:t>
-      </w:r>
-      <w:r>
-        <w:rPr>
-          <w:rFonts w:ascii="Times New Roman" w:cs="Times New Roman" w:eastAsia="Times New Roman" w:hAnsi="Times New Roman"/>
-          <w:sz w:val="24"/>
-          <w:szCs w:val="24"/>
-        </w:rPr>
-        <w:t xml:space="preserve">Todos os aspectos relacionados ao serviço de Comandante de socorro e de Oficial de dia deverão observar às regras internas da OBM a que o Oficial estiver subordinado, além daquelas previstas no RISG/EB quando essas funções forem equiparadas.</w:t>
-      </w:r>
-    </w:p>
-    <w:p>
-      <w:pPr>
-        <w:spacing w:after="120" w:line="360"/>
-        <w:ind w:firstLine="708"/>
-        <w:jc w:val="both"/>
-      </w:pPr>
-      <w:r>
-        <w:rPr>
-          <w:rFonts w:ascii="Times New Roman" w:cs="Times New Roman" w:eastAsia="Times New Roman" w:hAnsi="Times New Roman"/>
-          <w:b/>
-          <w:bCs/>
-          <w:sz w:val="24"/>
-          <w:szCs w:val="24"/>
-        </w:rPr>
-        <w:t xml:space="preserve">Art. 46 </w:t>
-      </w:r>
-      <w:r>
-        <w:rPr>
-          <w:rFonts w:ascii="Times New Roman" w:cs="Times New Roman" w:eastAsia="Times New Roman" w:hAnsi="Times New Roman"/>
-          <w:sz w:val="24"/>
-          <w:szCs w:val="24"/>
-        </w:rPr>
-        <w:t xml:space="preserve">Esses serviços serão realizados no Quartel de cada OBM com abrangência em toda sua área de jurisdição.</w:t>
-      </w:r>
-    </w:p>
-    <w:p>
-      <w:pPr>
-        <w:spacing w:after="120" w:line="360"/>
-        <w:ind w:firstLine="708"/>
-        <w:jc w:val="both"/>
-      </w:pPr>
-      <w:r>
-        <w:rPr>
-          <w:rFonts w:ascii="Times New Roman" w:cs="Times New Roman" w:eastAsia="Times New Roman" w:hAnsi="Times New Roman"/>
-          <w:b/>
-          <w:bCs/>
-          <w:sz w:val="24"/>
-          <w:szCs w:val="24"/>
-        </w:rPr>
-        <w:t xml:space="preserve">Art. 47 </w:t>
-      </w:r>
-      <w:r>
-        <w:rPr>
-          <w:rFonts w:ascii="Times New Roman" w:cs="Times New Roman" w:eastAsia="Times New Roman" w:hAnsi="Times New Roman"/>
-          <w:sz w:val="24"/>
-          <w:szCs w:val="24"/>
-        </w:rPr>
-        <w:t xml:space="preserve">Os casos omissos serão resolvidos em conjunto pelo Comandante Operacional de Bombeiros e pelo Comandante da OBM. Comandante de Guarnição – Do Condutor e Operador de Viaturas – Dos Auxiliares da Guarnição e do Operador de Rádio</w:t>
-      </w:r>
-    </w:p>
-    <w:p>
-      <w:pPr>
-        <w:spacing w:after="120" w:line="360"/>
-        <w:ind w:firstLine="708"/>
-        <w:jc w:val="both"/>
-      </w:pPr>
-      <w:r>
-        <w:rPr>
-          <w:rFonts w:ascii="Times New Roman" w:cs="Times New Roman" w:eastAsia="Times New Roman" w:hAnsi="Times New Roman"/>
-          <w:b/>
-          <w:bCs/>
-          <w:sz w:val="24"/>
-          <w:szCs w:val="24"/>
-        </w:rPr>
-        <w:t xml:space="preserve">Art. 48 </w:t>
-      </w:r>
-      <w:r>
-        <w:rPr>
-          <w:rFonts w:ascii="Times New Roman" w:cs="Times New Roman" w:eastAsia="Times New Roman" w:hAnsi="Times New Roman"/>
-          <w:sz w:val="24"/>
-          <w:szCs w:val="24"/>
-        </w:rPr>
-        <w:t xml:space="preserve">Em todas as Unidades Operacionais, Especializadas e Subunidade Operacionais do CBMRO, o regime das escalas de adjunto do oficial de dia, do comandante de guarnição, do condutor e operador de viaturas, dos auxiliares da guarnição e do operador de rádio obedecerá ao critério de trabalho de 24 horas, salvo em casos excepcion ais adotar-se-á o regime de turno diferenciado.</w:t>
-      </w:r>
-    </w:p>
-    <w:p>
-      <w:pPr>
-        <w:spacing w:after="120" w:line="360"/>
-        <w:ind w:firstLine="708"/>
-        <w:jc w:val="both"/>
-      </w:pPr>
-      <w:r>
-        <w:rPr>
-          <w:rFonts w:ascii="Times New Roman" w:cs="Times New Roman" w:eastAsia="Times New Roman" w:hAnsi="Times New Roman"/>
-          <w:b/>
-          <w:bCs/>
-          <w:sz w:val="24"/>
-          <w:szCs w:val="24"/>
-        </w:rPr>
-        <w:t xml:space="preserve">Art. 49 </w:t>
-      </w:r>
-      <w:r>
-        <w:rPr>
-          <w:rFonts w:ascii="Times New Roman" w:cs="Times New Roman" w:eastAsia="Times New Roman" w:hAnsi="Times New Roman"/>
-          <w:sz w:val="24"/>
-          <w:szCs w:val="24"/>
-        </w:rPr>
-        <w:t xml:space="preserve">Todos os aspectos relacionados a esses serviços deverão observar às regras internas da OBM a que as praças estiverem subordinadas além daquelas previstas no RISG/EB quando essas funções forem equiparadas.</w:t>
-      </w:r>
-    </w:p>
-    <w:p>
-      <w:pPr>
-        <w:spacing w:after="120" w:line="360"/>
-        <w:ind w:firstLine="708"/>
-        <w:jc w:val="both"/>
-      </w:pPr>
-      <w:r>
-        <w:rPr>
-          <w:rFonts w:ascii="Times New Roman" w:cs="Times New Roman" w:eastAsia="Times New Roman" w:hAnsi="Times New Roman"/>
-          <w:b/>
-          <w:bCs/>
-          <w:sz w:val="24"/>
-          <w:szCs w:val="24"/>
-        </w:rPr>
-        <w:t xml:space="preserve">Art. 50 </w:t>
-      </w:r>
-      <w:r>
-        <w:rPr>
-          <w:rFonts w:ascii="Times New Roman" w:cs="Times New Roman" w:eastAsia="Times New Roman" w:hAnsi="Times New Roman"/>
-          <w:sz w:val="24"/>
-          <w:szCs w:val="24"/>
-        </w:rPr>
-        <w:t xml:space="preserve">Esses serviços serão realizados no Quartel de cada OBM com abrangência em toda sua área de jurisdição.</w:t>
-      </w:r>
-    </w:p>
-    <w:p>
-      <w:pPr>
-        <w:spacing w:after="120" w:line="360"/>
-        <w:ind w:firstLine="708"/>
-        <w:jc w:val="both"/>
-      </w:pPr>
-      <w:r>
-        <w:rPr>
-          <w:rFonts w:ascii="Times New Roman" w:cs="Times New Roman" w:eastAsia="Times New Roman" w:hAnsi="Times New Roman"/>
-          <w:b/>
-          <w:bCs/>
-          <w:sz w:val="24"/>
-          <w:szCs w:val="24"/>
-        </w:rPr>
-        <w:t xml:space="preserve">Art. 51 </w:t>
-      </w:r>
-      <w:r>
-        <w:rPr>
-          <w:rFonts w:ascii="Times New Roman" w:cs="Times New Roman" w:eastAsia="Times New Roman" w:hAnsi="Times New Roman"/>
-          <w:sz w:val="24"/>
-          <w:szCs w:val="24"/>
-        </w:rPr>
-        <w:t xml:space="preserve">Os casos omissos serão resolvidos em conjunto pelo Comandante Operacional de Bombeiros e pelo Comandante da OBM. Operações</w:t>
-      </w:r>
-    </w:p>
-    <w:p>
-      <w:pPr>
-        <w:spacing w:after="120" w:line="360"/>
-        <w:ind w:firstLine="708"/>
-        <w:jc w:val="both"/>
-      </w:pPr>
-      <w:r>
-        <w:rPr>
-          <w:rFonts w:ascii="Times New Roman" w:cs="Times New Roman" w:eastAsia="Times New Roman" w:hAnsi="Times New Roman"/>
-          <w:b/>
-          <w:bCs/>
-          <w:sz w:val="24"/>
-          <w:szCs w:val="24"/>
-        </w:rPr>
-        <w:t xml:space="preserve">Art. 52 </w:t>
-      </w:r>
-      <w:r>
-        <w:rPr>
-          <w:rFonts w:ascii="Times New Roman" w:cs="Times New Roman" w:eastAsia="Times New Roman" w:hAnsi="Times New Roman"/>
-          <w:sz w:val="24"/>
-          <w:szCs w:val="24"/>
-        </w:rPr>
-        <w:t xml:space="preserve">Os requerimentos de dispensas natalícias deverão ser encaminhados ao Comandante imediato do interessado, o qual poderá dependendo da disponibilidade de efetivo conceder a dispensa em dias úteis , salvo quando a data do aniversário coincidir com o dia de serviço, porém em ambos os casos o militar dispensado do serviço deverá se apresentar pronto para o serviço no dia subsequente.</w:t>
-      </w:r>
-    </w:p>
-    <w:p>
-      <w:pPr>
-        <w:spacing w:after="120" w:line="360"/>
-        <w:ind w:firstLine="708"/>
-        <w:jc w:val="both"/>
-      </w:pPr>
-      <w:r>
-        <w:rPr>
-          <w:rFonts w:ascii="Times New Roman" w:cs="Times New Roman" w:eastAsia="Times New Roman" w:hAnsi="Times New Roman"/>
-          <w:b/>
-          <w:bCs/>
-          <w:sz w:val="24"/>
-          <w:szCs w:val="24"/>
-        </w:rPr>
-        <w:t xml:space="preserve">Art. 53 </w:t>
-      </w:r>
-      <w:r>
-        <w:rPr>
-          <w:rFonts w:ascii="Times New Roman" w:cs="Times New Roman" w:eastAsia="Times New Roman" w:hAnsi="Times New Roman"/>
-          <w:sz w:val="24"/>
-          <w:szCs w:val="24"/>
-        </w:rPr>
-        <w:t xml:space="preserve">O militar que estiver dispensado ou em gozo de licença de qualquer natureza, independente do prazo, deverá apresentar-se a sua Unidade Operacional imediatamente após o último dia de gozo.</w:t>
-      </w:r>
-    </w:p>
-    <w:p>
-      <w:pPr>
-        <w:spacing w:after="120" w:line="360"/>
-        <w:ind w:firstLine="708"/>
-        <w:jc w:val="both"/>
-      </w:pPr>
-      <w:r>
-        <w:rPr>
-          <w:rFonts w:ascii="Times New Roman" w:cs="Times New Roman" w:eastAsia="Times New Roman" w:hAnsi="Times New Roman"/>
-          <w:b/>
-          <w:bCs/>
-          <w:sz w:val="24"/>
-          <w:szCs w:val="24"/>
-        </w:rPr>
-        <w:t xml:space="preserve">Art. 54 </w:t>
+        <w:t xml:space="preserve">Art. 37 </w:t>
       </w:r>
       <w:r>
         <w:rPr>
@@ -3472,6 +2873,120 @@
     </w:p>
     <w:p>
       <w:pPr>
+        <w:spacing w:after="60" w:line="360"/>
+        <w:jc w:val="both"/>
+      </w:pPr>
+      <w:r>
+        <w:rPr>
+          <w:rFonts w:ascii="Times New Roman" w:cs="Times New Roman" w:eastAsia="Times New Roman" w:hAnsi="Times New Roman"/>
+          <w:b/>
+          <w:bCs/>
+          <w:sz w:val="24"/>
+          <w:szCs w:val="24"/>
+        </w:rPr>
+        <w:t xml:space="preserve">Art. 38 </w:t>
+      </w:r>
+      <w:r>
+        <w:rPr>
+          <w:rFonts w:ascii="Times New Roman" w:cs="Times New Roman" w:eastAsia="Times New Roman" w:hAnsi="Times New Roman"/>
+          <w:sz w:val="24"/>
+          <w:szCs w:val="24"/>
+        </w:rPr>
+        <w:t xml:space="preserve">A participação de bombeiros militares de folga, que primeiro chegar em ocorrência, deverá obedecer às seguintes orientações:</w:t>
+      </w:r>
+    </w:p>
+    <w:p>
+      <w:pPr>
+        <w:spacing w:after="60" w:line="360"/>
+        <w:ind w:left="708" w:hanging="340"/>
+        <w:jc w:val="both"/>
+      </w:pPr>
+      <w:r>
+        <w:rPr>
+          <w:rFonts w:ascii="Times New Roman" w:cs="Times New Roman" w:eastAsia="Times New Roman" w:hAnsi="Times New Roman"/>
+          <w:sz w:val="24"/>
+          <w:szCs w:val="24"/>
+        </w:rPr>
+        <w:t xml:space="preserve">I - o bombeiro militar de folga que primeiro presencie uma ocorrência deverá, dentro do possível, não se omitir de prestar os primeiros atendimentos antes da chegada do pessoal de serviço;</w:t>
+      </w:r>
+    </w:p>
+    <w:p>
+      <w:pPr>
+        <w:spacing w:after="60" w:line="360"/>
+        <w:ind w:left="708" w:hanging="340"/>
+        <w:jc w:val="both"/>
+      </w:pPr>
+      <w:r>
+        <w:rPr>
+          <w:rFonts w:ascii="Times New Roman" w:cs="Times New Roman" w:eastAsia="Times New Roman" w:hAnsi="Times New Roman"/>
+          <w:sz w:val="24"/>
+          <w:szCs w:val="24"/>
+        </w:rPr>
+        <w:t xml:space="preserve">II - após a chegada do pessoal do serviço deverá repassar todas as informações coletadas anteriormente ao responsável pela guarnição independentemente do seu nível hierárquico e funcional sobre este, não interferindo, desde então, no desenrolar das operações, salvo se autorizado pela autoridade competente;</w:t>
+      </w:r>
+    </w:p>
+    <w:p>
+      <w:pPr>
+        <w:spacing w:after="60" w:line="360"/>
+        <w:ind w:left="708" w:hanging="340"/>
+        <w:jc w:val="both"/>
+      </w:pPr>
+      <w:r>
+        <w:rPr>
+          <w:rFonts w:ascii="Times New Roman" w:cs="Times New Roman" w:eastAsia="Times New Roman" w:hAnsi="Times New Roman"/>
+          <w:sz w:val="24"/>
+          <w:szCs w:val="24"/>
+        </w:rPr>
+        <w:t xml:space="preserve">III - caso seja necessária a sua presença no local deverá assim proceder, providenciando junto ao pessoal de serviço os equipamentos de proteção individual para que possa participar das operações;</w:t>
+      </w:r>
+    </w:p>
+    <w:p>
+      <w:pPr>
+        <w:spacing w:after="60" w:line="360"/>
+        <w:ind w:left="708" w:hanging="340"/>
+        <w:jc w:val="both"/>
+      </w:pPr>
+      <w:r>
+        <w:rPr>
+          <w:rFonts w:ascii="Times New Roman" w:cs="Times New Roman" w:eastAsia="Times New Roman" w:hAnsi="Times New Roman"/>
+          <w:sz w:val="24"/>
+          <w:szCs w:val="24"/>
+        </w:rPr>
+        <w:t xml:space="preserve">IV - caso o militar presencie o pessoal de serviço atuando em uma ocorrência, somente fará parte das operações caso seja solicitado pelo responsável por ela;</w:t>
+      </w:r>
+    </w:p>
+    <w:p>
+      <w:pPr>
+        <w:spacing w:after="60" w:line="360"/>
+        <w:ind w:left="708" w:hanging="340"/>
+        <w:jc w:val="both"/>
+      </w:pPr>
+      <w:r>
+        <w:rPr>
+          <w:rFonts w:ascii="Times New Roman" w:cs="Times New Roman" w:eastAsia="Times New Roman" w:hAnsi="Times New Roman"/>
+          <w:sz w:val="24"/>
+          <w:szCs w:val="24"/>
+        </w:rPr>
+        <w:t xml:space="preserve">V - a participação do militar de folga em ocorrência deverá se limitar ao auxílio, inicialmente, à(s) vítima(s) e ao pessoal de serviço, evitando aparecer ou responder aos questionamentos da imprensa e de terceiros presentes no local, salvo se autorizado pela autoridade competente; e</w:t>
+      </w:r>
+    </w:p>
+    <w:p>
+      <w:pPr>
+        <w:spacing w:after="60" w:line="360"/>
+        <w:ind w:left="708" w:hanging="340"/>
+        <w:jc w:val="both"/>
+      </w:pPr>
+      <w:r>
+        <w:rPr>
+          <w:rFonts w:ascii="Times New Roman" w:cs="Times New Roman" w:eastAsia="Times New Roman" w:hAnsi="Times New Roman"/>
+          <w:sz w:val="24"/>
+          <w:szCs w:val="24"/>
+        </w:rPr>
+        <w:t xml:space="preserve">VI - a participação de pessoas e de outros órgãos no local da ocorrência deverá, inicialmente, ser analisada pelo Comandante do SOS. Parágrafo Único. Os casos omissos deverão ser solucionados pelo Comandante do socorro, que os submeterá, sucessivamente, ao Comandante do Subgrupamento, ao Comandante do Grupamento e ao Comandante Operacional de Bombeiros, acionando-se o Superior de Dia quando a ocorrência for de grande vulto.</w:t>
+      </w:r>
+    </w:p>
+    <w:p>
+      <w:pPr>
         <w:spacing w:after="120" w:line="360"/>
         <w:ind w:firstLine="708"/>
         <w:jc w:val="both"/>
@@ -3484,129 +2999,15 @@
           <w:sz w:val="24"/>
           <w:szCs w:val="24"/>
         </w:rPr>
-        <w:t xml:space="preserve">Art. 55 </w:t>
-      </w:r>
-      <w:r>
-        <w:rPr>
-          <w:rFonts w:ascii="Times New Roman" w:cs="Times New Roman" w:eastAsia="Times New Roman" w:hAnsi="Times New Roman"/>
-          <w:sz w:val="24"/>
-          <w:szCs w:val="24"/>
-        </w:rPr>
-        <w:t xml:space="preserve">As permutas de serviços fora do mês devem ser solicitadas com antecedência e devidamente motivadas para análise do comandante da OBM. durante Ocorrências</w:t>
-      </w:r>
-    </w:p>
-    <w:p>
-      <w:pPr>
-        <w:spacing w:after="60" w:line="360"/>
-        <w:jc w:val="both"/>
-      </w:pPr>
-      <w:r>
-        <w:rPr>
-          <w:rFonts w:ascii="Times New Roman" w:cs="Times New Roman" w:eastAsia="Times New Roman" w:hAnsi="Times New Roman"/>
-          <w:b/>
-          <w:bCs/>
-          <w:sz w:val="24"/>
-          <w:szCs w:val="24"/>
-        </w:rPr>
-        <w:t xml:space="preserve">Art. 56 </w:t>
-      </w:r>
-      <w:r>
-        <w:rPr>
-          <w:rFonts w:ascii="Times New Roman" w:cs="Times New Roman" w:eastAsia="Times New Roman" w:hAnsi="Times New Roman"/>
-          <w:sz w:val="24"/>
-          <w:szCs w:val="24"/>
-        </w:rPr>
-        <w:t xml:space="preserve">A participação de bombeiros militares de folga, que primeiro chegar em ocorrência, deverá obedecer às seguintes orientações:</w:t>
-      </w:r>
-    </w:p>
-    <w:p>
-      <w:pPr>
-        <w:spacing w:after="60" w:line="360"/>
-        <w:ind w:left="708" w:hanging="340"/>
-        <w:jc w:val="both"/>
-      </w:pPr>
-      <w:r>
-        <w:rPr>
-          <w:rFonts w:ascii="Times New Roman" w:cs="Times New Roman" w:eastAsia="Times New Roman" w:hAnsi="Times New Roman"/>
-          <w:sz w:val="24"/>
-          <w:szCs w:val="24"/>
-        </w:rPr>
-        <w:t xml:space="preserve">I - o bombeiro militar de folga que primeiro presencie uma ocorrência deverá, dentro do possível, não se omitir de prestar os primeiros atendimentos antes da chegada do pessoal de serviço;</w:t>
-      </w:r>
-    </w:p>
-    <w:p>
-      <w:pPr>
-        <w:spacing w:after="60" w:line="360"/>
-        <w:ind w:left="708" w:hanging="340"/>
-        <w:jc w:val="both"/>
-      </w:pPr>
-      <w:r>
-        <w:rPr>
-          <w:rFonts w:ascii="Times New Roman" w:cs="Times New Roman" w:eastAsia="Times New Roman" w:hAnsi="Times New Roman"/>
-          <w:sz w:val="24"/>
-          <w:szCs w:val="24"/>
-        </w:rPr>
-        <w:t xml:space="preserve">II - após a chegada do pessoal do serviço deverá repassar todas as informações coletadas anteriormente ao responsável pela guarnição independentemente do seu nível hierárquico e funcional sobre este, não interferindo, desde então, no desenrolar das operações, salvo se autorizado pela autoridade competente;</w:t>
-      </w:r>
-    </w:p>
-    <w:p>
-      <w:pPr>
-        <w:spacing w:after="60" w:line="360"/>
-        <w:ind w:left="708" w:hanging="340"/>
-        <w:jc w:val="both"/>
-      </w:pPr>
-      <w:r>
-        <w:rPr>
-          <w:rFonts w:ascii="Times New Roman" w:cs="Times New Roman" w:eastAsia="Times New Roman" w:hAnsi="Times New Roman"/>
-          <w:sz w:val="24"/>
-          <w:szCs w:val="24"/>
-        </w:rPr>
-        <w:t xml:space="preserve">III - caso seja necessária a sua presença no local deverá assim proceder, providenciando junto ao pessoal de serviço os equipamentos de proteção individual para que possa participar das operações;</w:t>
-      </w:r>
-    </w:p>
-    <w:p>
-      <w:pPr>
-        <w:spacing w:after="60" w:line="360"/>
-        <w:ind w:left="708" w:hanging="340"/>
-        <w:jc w:val="both"/>
-      </w:pPr>
-      <w:r>
-        <w:rPr>
-          <w:rFonts w:ascii="Times New Roman" w:cs="Times New Roman" w:eastAsia="Times New Roman" w:hAnsi="Times New Roman"/>
-          <w:sz w:val="24"/>
-          <w:szCs w:val="24"/>
-        </w:rPr>
-        <w:t xml:space="preserve">IV - caso o militar presencie o pessoal de serviço atuando em uma ocorrência, somente fará parte das operações caso seja solicitado pelo responsável por ela;</w:t>
-      </w:r>
-    </w:p>
-    <w:p>
-      <w:pPr>
-        <w:spacing w:after="60" w:line="360"/>
-        <w:ind w:left="708" w:hanging="340"/>
-        <w:jc w:val="both"/>
-      </w:pPr>
-      <w:r>
-        <w:rPr>
-          <w:rFonts w:ascii="Times New Roman" w:cs="Times New Roman" w:eastAsia="Times New Roman" w:hAnsi="Times New Roman"/>
-          <w:sz w:val="24"/>
-          <w:szCs w:val="24"/>
-        </w:rPr>
-        <w:t xml:space="preserve">V - a participação do militar de folga em ocorrência deverá se limitar ao auxílio, inicialmente, à(s) vítima(s) e ao pessoal de serviço, evitando aparecer ou responder aos questionamentos da imprensa e de terceiros presentes no local, salvo se autorizado pela autoridade competente; e</w:t>
-      </w:r>
-    </w:p>
-    <w:p>
-      <w:pPr>
-        <w:spacing w:after="60" w:line="360"/>
-        <w:ind w:left="708" w:hanging="340"/>
-        <w:jc w:val="both"/>
-      </w:pPr>
-      <w:r>
-        <w:rPr>
-          <w:rFonts w:ascii="Times New Roman" w:cs="Times New Roman" w:eastAsia="Times New Roman" w:hAnsi="Times New Roman"/>
-          <w:sz w:val="24"/>
-          <w:szCs w:val="24"/>
-        </w:rPr>
-        <w:t xml:space="preserve">VI - a participação de pessoas e de outros órgãos no local da ocorrência deverá, inicialmente, ser analisada pelo Comandante do SOS. Parágrafo Único. Os casos omissos deverão ser solucionados pelo Comandante do socorro, que os submeterá, sucessivamente, ao Comandante do Subgrupamento, ao Comandante do Grupamento e ao Comandante Operacional de Bombeiros, acionando-se o Superior de Dia quando a ocorrência for de grande vulto.</w:t>
+        <w:t xml:space="preserve">Art. 39 </w:t>
+      </w:r>
+      <w:r>
+        <w:rPr>
+          <w:rFonts w:ascii="Times New Roman" w:cs="Times New Roman" w:eastAsia="Times New Roman" w:hAnsi="Times New Roman"/>
+          <w:sz w:val="24"/>
+          <w:szCs w:val="24"/>
+        </w:rPr>
+        <w:t xml:space="preserve">A participação de bombeiros militares de folga em ocorrência de grande proporção deverá seguir os princípios do Sistema de Comando de Incidente, onde estes devem se apresentar ao Chefe da Operação e/ou Comandante do incidente. com Distúrbios Mentais</w:t>
       </w:r>
     </w:p>
     <w:p>
@@ -3623,129 +3024,15 @@
           <w:sz w:val="24"/>
           <w:szCs w:val="24"/>
         </w:rPr>
-        <w:t xml:space="preserve">Art. 57 </w:t>
-      </w:r>
-      <w:r>
-        <w:rPr>
-          <w:rFonts w:ascii="Times New Roman" w:cs="Times New Roman" w:eastAsia="Times New Roman" w:hAnsi="Times New Roman"/>
-          <w:sz w:val="24"/>
-          <w:szCs w:val="24"/>
-        </w:rPr>
-        <w:t xml:space="preserve">A participação de bombeiros militares de folga em ocorrência de grande proporção deverá seguir os princípios do Sistema de Comando de Incidente, onde estes devem se apresentar ao Chefe da Operação e/ou Comandante do incidente. com Distúrbios Mentais</w:t>
-      </w:r>
-    </w:p>
-    <w:p>
-      <w:pPr>
-        <w:spacing w:after="60" w:line="360"/>
-        <w:jc w:val="both"/>
-      </w:pPr>
-      <w:r>
-        <w:rPr>
-          <w:rFonts w:ascii="Times New Roman" w:cs="Times New Roman" w:eastAsia="Times New Roman" w:hAnsi="Times New Roman"/>
-          <w:b/>
-          <w:bCs/>
-          <w:sz w:val="24"/>
-          <w:szCs w:val="24"/>
-        </w:rPr>
-        <w:t xml:space="preserve">Art. 58 </w:t>
-      </w:r>
-      <w:r>
-        <w:rPr>
-          <w:rFonts w:ascii="Times New Roman" w:cs="Times New Roman" w:eastAsia="Times New Roman" w:hAnsi="Times New Roman"/>
-          <w:sz w:val="24"/>
-          <w:szCs w:val="24"/>
-        </w:rPr>
-        <w:t xml:space="preserve">O Comando do CBMRO, a fim de regularizar a questão envolvendo pacientes com distúrbios mentais no Estado de Rondônia determina que:</w:t>
-      </w:r>
-    </w:p>
-    <w:p>
-      <w:pPr>
-        <w:spacing w:after="60" w:line="360"/>
-        <w:ind w:left="708" w:hanging="340"/>
-        <w:jc w:val="both"/>
-      </w:pPr>
-      <w:r>
-        <w:rPr>
-          <w:rFonts w:ascii="Times New Roman" w:cs="Times New Roman" w:eastAsia="Times New Roman" w:hAnsi="Times New Roman"/>
-          <w:sz w:val="24"/>
-          <w:szCs w:val="24"/>
-        </w:rPr>
-        <w:t xml:space="preserve">I - os atendimentos de ocorrências de natureza psicossociais devem ser atendidos seguindo os protocolos integrado SES/SSP e o do CBMRO;</w:t>
-      </w:r>
-    </w:p>
-    <w:p>
-      <w:pPr>
-        <w:spacing w:after="60" w:line="360"/>
-        <w:ind w:left="708" w:hanging="340"/>
-        <w:jc w:val="both"/>
-      </w:pPr>
-      <w:r>
-        <w:rPr>
-          <w:rFonts w:ascii="Times New Roman" w:cs="Times New Roman" w:eastAsia="Times New Roman" w:hAnsi="Times New Roman"/>
-          <w:sz w:val="24"/>
-          <w:szCs w:val="24"/>
-        </w:rPr>
-        <w:t xml:space="preserve">II - a equipe do SAMU deslocada para o atendimento local, verificando que há a possibilidade iminente de autoagressão pelo paciente em surto, poderá, acionar o Corpo de Bombeiros Militar de Rondônia, através do CIOSP, cabendo ao Oficial de Dia a liberação da equipe para atendimento, após checagem dos dados junto ao SAMU da condição do paciente;</w:t>
-      </w:r>
-    </w:p>
-    <w:p>
-      <w:pPr>
-        <w:spacing w:after="60" w:line="360"/>
-        <w:ind w:left="708" w:hanging="0"/>
-        <w:jc w:val="both"/>
-      </w:pPr>
-      <w:r>
-        <w:rPr>
-          <w:rFonts w:ascii="Times New Roman" w:cs="Times New Roman" w:eastAsia="Times New Roman" w:hAnsi="Times New Roman"/>
-          <w:sz w:val="24"/>
-          <w:szCs w:val="24"/>
-        </w:rPr>
-        <w:t xml:space="preserve">§ 1º Diante do exposto acima, fica estabelecido que o CBMRO somente atuará , de forma integrada com o SAMU, nas ocorrências onde o paciente com transtorno mental estiver proporcionando risco a si mesmo ou ao patrimônio público ou privado sem uso de arma, tais como: tentativa de autolesão, danos ao patrimônio e ou encontrar-se em local de difícil acesso, por exemplo, em bueiros, canais, caixas d’água, valas, torres, em cima de edificações, etc.</w:t>
-      </w:r>
-    </w:p>
-    <w:p>
-      <w:pPr>
-        <w:spacing w:after="60" w:line="360"/>
-        <w:ind w:left="708" w:hanging="0"/>
-        <w:jc w:val="both"/>
-      </w:pPr>
-      <w:r>
-        <w:rPr>
-          <w:rFonts w:ascii="Times New Roman" w:cs="Times New Roman" w:eastAsia="Times New Roman" w:hAnsi="Times New Roman"/>
-          <w:sz w:val="24"/>
-          <w:szCs w:val="24"/>
-        </w:rPr>
-        <w:t xml:space="preserve">§ 2º Caso o CBMRO seja acionado para atender a uma ocorrência de outra natureza e, chegando ao local, verificar que envolve paciente com transtornos mentais, caso o SAMU não esteja presente, deverá de imediato solicitar a presença deste órgão e ou da Polícia Militar do Estado de Rondônia, a depender da situação, aguardando a chegada no local, caso não esteja enquadrado nas condições acima citadas que exijam imediata atuação.</w:t>
-      </w:r>
-    </w:p>
-    <w:p>
-      <w:pPr>
-        <w:spacing w:after="60" w:line="360"/>
-        <w:ind w:left="708" w:hanging="0"/>
-        <w:jc w:val="both"/>
-      </w:pPr>
-      <w:r>
-        <w:rPr>
-          <w:rFonts w:ascii="Times New Roman" w:cs="Times New Roman" w:eastAsia="Times New Roman" w:hAnsi="Times New Roman"/>
-          <w:sz w:val="24"/>
-          <w:szCs w:val="24"/>
-        </w:rPr>
-        <w:t xml:space="preserve">§ 3º Caso a guarnição ao chegar ao local da ocorrência não identificar a situação do §1º, deste artigo, deve informar ao Oficial de Dia a situação e passar ao SAMU a obrigação de contenção e transporte.</w:t>
-      </w:r>
-    </w:p>
-    <w:p>
-      <w:pPr>
-        <w:spacing w:after="60" w:line="360"/>
-        <w:ind w:left="708" w:hanging="0"/>
-        <w:jc w:val="both"/>
-      </w:pPr>
-      <w:r>
-        <w:rPr>
-          <w:rFonts w:ascii="Times New Roman" w:cs="Times New Roman" w:eastAsia="Times New Roman" w:hAnsi="Times New Roman"/>
-          <w:sz w:val="24"/>
-          <w:szCs w:val="24"/>
-        </w:rPr>
-        <w:t xml:space="preserve">Parágrafo único. Os casos omissos deverão ser solucionados pelo Comandante do socorro, que os submeterá, sucessivamente, ao Comandante do Subgrupamento, ao Comandante do Grupamento e ao Comandante Operacional de Bombeiros, acionando-se o Superior de Dia quando a ocorrência for de grande vulto.</w:t>
+        <w:t xml:space="preserve">Art. 40 </w:t>
+      </w:r>
+      <w:r>
+        <w:rPr>
+          <w:rFonts w:ascii="Times New Roman" w:cs="Times New Roman" w:eastAsia="Times New Roman" w:hAnsi="Times New Roman"/>
+          <w:sz w:val="24"/>
+          <w:szCs w:val="24"/>
+        </w:rPr>
+        <w:t xml:space="preserve">As viaturas operacionais, de acordo com suas características e peculiaridades, somente poderão ser empregados, em atividades, exclusivas, de prevenção, combate a incêndio, salvamento e atendimento pré-hospitalar, salvo determinação em contrário do Comandante Geral.</w:t>
       </w:r>
     </w:p>
     <w:p>
@@ -3762,15 +3049,15 @@
           <w:sz w:val="24"/>
           <w:szCs w:val="24"/>
         </w:rPr>
-        <w:t xml:space="preserve">Art. 59 </w:t>
-      </w:r>
-      <w:r>
-        <w:rPr>
-          <w:rFonts w:ascii="Times New Roman" w:cs="Times New Roman" w:eastAsia="Times New Roman" w:hAnsi="Times New Roman"/>
-          <w:sz w:val="24"/>
-          <w:szCs w:val="24"/>
-        </w:rPr>
-        <w:t xml:space="preserve">As viaturas operacionais, de acordo com suas características e peculiaridades, somente poderão ser empregados, em atividades, exclusivas, de prevenção, combate a incêndio, salvamento e atendimento pré-hospitalar, salvo determinação em contrário do Comandante Geral.</w:t>
+        <w:t xml:space="preserve">Art. 41 </w:t>
+      </w:r>
+      <w:r>
+        <w:rPr>
+          <w:rFonts w:ascii="Times New Roman" w:cs="Times New Roman" w:eastAsia="Times New Roman" w:hAnsi="Times New Roman"/>
+          <w:sz w:val="24"/>
+          <w:szCs w:val="24"/>
+        </w:rPr>
+        <w:t xml:space="preserve">É proibido o uso de viaturas operacionais da Corporação no transporte de pessoas estranhas, exceção feita às viaturas de APH quando em emergência ou missão de assistência social de interesse da Corporação.</w:t>
       </w:r>
     </w:p>
     <w:p>
@@ -3787,15 +3074,15 @@
           <w:sz w:val="24"/>
           <w:szCs w:val="24"/>
         </w:rPr>
-        <w:t xml:space="preserve">Art. 60 </w:t>
-      </w:r>
-      <w:r>
-        <w:rPr>
-          <w:rFonts w:ascii="Times New Roman" w:cs="Times New Roman" w:eastAsia="Times New Roman" w:hAnsi="Times New Roman"/>
-          <w:sz w:val="24"/>
-          <w:szCs w:val="24"/>
-        </w:rPr>
-        <w:t xml:space="preserve">É proibido o uso de viaturas operacionais da Corporação no transporte de pessoas estranhas, exceção feita às viaturas de APH quando em emergência ou missão de assistência social de interesse da Corporação.</w:t>
+        <w:t xml:space="preserve">Art. 42 </w:t>
+      </w:r>
+      <w:r>
+        <w:rPr>
+          <w:rFonts w:ascii="Times New Roman" w:cs="Times New Roman" w:eastAsia="Times New Roman" w:hAnsi="Times New Roman"/>
+          <w:sz w:val="24"/>
+          <w:szCs w:val="24"/>
+        </w:rPr>
+        <w:t xml:space="preserve">Cada viatura operacional deverá ser utilizada somente para o fim a qual a mesma se destina, devendo ser evitado emprego incorreto de viaturas para atender interesses imediatos ou pessoais que, apenas descaracterizem a atividade operacional, compromete as ações e operações de natureza bombeiro militar.</w:t>
       </w:r>
     </w:p>
     <w:p>
@@ -3812,15 +3099,15 @@
           <w:sz w:val="24"/>
           <w:szCs w:val="24"/>
         </w:rPr>
-        <w:t xml:space="preserve">Art. 61 </w:t>
-      </w:r>
-      <w:r>
-        <w:rPr>
-          <w:rFonts w:ascii="Times New Roman" w:cs="Times New Roman" w:eastAsia="Times New Roman" w:hAnsi="Times New Roman"/>
-          <w:sz w:val="24"/>
-          <w:szCs w:val="24"/>
-        </w:rPr>
-        <w:t xml:space="preserve">Cada viatura operacional deverá ser utilizada somente para o fim a qual a mesma se destina, devendo ser evitado emprego incorreto de viaturas para atender interesses imediatos ou pessoais que, apenas descaracterizem a atividade operacional, compromete as ações e operações de natureza bombeiro militar.</w:t>
+        <w:t xml:space="preserve">Art. 43 </w:t>
+      </w:r>
+      <w:r>
+        <w:rPr>
+          <w:rFonts w:ascii="Times New Roman" w:cs="Times New Roman" w:eastAsia="Times New Roman" w:hAnsi="Times New Roman"/>
+          <w:sz w:val="24"/>
+          <w:szCs w:val="24"/>
+        </w:rPr>
+        <w:t xml:space="preserve">É proibido ao motorista, Condutor e Operador de Viatura, ceder a terceiros a direção de viatura operacional sob sua responsabilidade, ainda que habilitados.</w:t>
       </w:r>
     </w:p>
     <w:p>
@@ -3837,15 +3124,15 @@
           <w:sz w:val="24"/>
           <w:szCs w:val="24"/>
         </w:rPr>
-        <w:t xml:space="preserve">Art. 62 </w:t>
-      </w:r>
-      <w:r>
-        <w:rPr>
-          <w:rFonts w:ascii="Times New Roman" w:cs="Times New Roman" w:eastAsia="Times New Roman" w:hAnsi="Times New Roman"/>
-          <w:sz w:val="24"/>
-          <w:szCs w:val="24"/>
-        </w:rPr>
-        <w:t xml:space="preserve">É proibido ao motorista, Condutor e Operador de Viatura, ceder a terceiros a direção de viatura operacional sob sua responsabilidade, ainda que habilitados.</w:t>
+        <w:t xml:space="preserve">Art. 44 </w:t>
+      </w:r>
+      <w:r>
+        <w:rPr>
+          <w:rFonts w:ascii="Times New Roman" w:cs="Times New Roman" w:eastAsia="Times New Roman" w:hAnsi="Times New Roman"/>
+          <w:sz w:val="24"/>
+          <w:szCs w:val="24"/>
+        </w:rPr>
+        <w:t xml:space="preserve">Viaturas operacionais de serviço não poderão ser utilizadas em treinamentos, apresentações ou prevenções sem o conhecimento e a autorização do Comandante da OBM.</w:t>
       </w:r>
     </w:p>
     <w:p>
@@ -3862,15 +3149,15 @@
           <w:sz w:val="24"/>
           <w:szCs w:val="24"/>
         </w:rPr>
-        <w:t xml:space="preserve">Art. 63 </w:t>
-      </w:r>
-      <w:r>
-        <w:rPr>
-          <w:rFonts w:ascii="Times New Roman" w:cs="Times New Roman" w:eastAsia="Times New Roman" w:hAnsi="Times New Roman"/>
-          <w:sz w:val="24"/>
-          <w:szCs w:val="24"/>
-        </w:rPr>
-        <w:t xml:space="preserve">Viaturas operacionais de serviço não poderão ser utilizadas em treinamentos, apresentações ou prevenções sem o conhecimento e a autorização do Comandante da OBM.</w:t>
+        <w:t xml:space="preserve">Art. 45 </w:t>
+      </w:r>
+      <w:r>
+        <w:rPr>
+          <w:rFonts w:ascii="Times New Roman" w:cs="Times New Roman" w:eastAsia="Times New Roman" w:hAnsi="Times New Roman"/>
+          <w:sz w:val="24"/>
+          <w:szCs w:val="24"/>
+        </w:rPr>
+        <w:t xml:space="preserve">Qualquer viatura operacional de serviço deverá permanecer, durante as 24 horas em situação de disponibilidade na OBM em que estiver lotada, em condições de pronto emprego nos casos emergenciais.</w:t>
       </w:r>
     </w:p>
     <w:p>
@@ -3887,15 +3174,15 @@
           <w:sz w:val="24"/>
           <w:szCs w:val="24"/>
         </w:rPr>
-        <w:t xml:space="preserve">Art. 64 </w:t>
-      </w:r>
-      <w:r>
-        <w:rPr>
-          <w:rFonts w:ascii="Times New Roman" w:cs="Times New Roman" w:eastAsia="Times New Roman" w:hAnsi="Times New Roman"/>
-          <w:sz w:val="24"/>
-          <w:szCs w:val="24"/>
-        </w:rPr>
-        <w:t xml:space="preserve">Qualquer viatura operacional de serviço deverá permanecer, durante as 24 horas em situação de disponibilidade na OBM em que estiver lotada, em condições de pronto emprego nos casos emergenciais.</w:t>
+        <w:t xml:space="preserve">Art. 46 </w:t>
+      </w:r>
+      <w:r>
+        <w:rPr>
+          <w:rFonts w:ascii="Times New Roman" w:cs="Times New Roman" w:eastAsia="Times New Roman" w:hAnsi="Times New Roman"/>
+          <w:sz w:val="24"/>
+          <w:szCs w:val="24"/>
+        </w:rPr>
+        <w:t xml:space="preserve">A manutenção de 1º escalão da viatura operacional deverá ser realizada, diariamente, pelo condutor e operador nela escalado.</w:t>
       </w:r>
     </w:p>
     <w:p>
@@ -3912,15 +3199,15 @@
           <w:sz w:val="24"/>
           <w:szCs w:val="24"/>
         </w:rPr>
-        <w:t xml:space="preserve">Art. 65 </w:t>
-      </w:r>
-      <w:r>
-        <w:rPr>
-          <w:rFonts w:ascii="Times New Roman" w:cs="Times New Roman" w:eastAsia="Times New Roman" w:hAnsi="Times New Roman"/>
-          <w:sz w:val="24"/>
-          <w:szCs w:val="24"/>
-        </w:rPr>
-        <w:t xml:space="preserve">A manutenção de 1º escalão da viatura operacional deverá ser realizada, diariamente, pelo condutor e operador nela escalado.</w:t>
+        <w:t xml:space="preserve">Art. 47 </w:t>
+      </w:r>
+      <w:r>
+        <w:rPr>
+          <w:rFonts w:ascii="Times New Roman" w:cs="Times New Roman" w:eastAsia="Times New Roman" w:hAnsi="Times New Roman"/>
+          <w:sz w:val="24"/>
+          <w:szCs w:val="24"/>
+        </w:rPr>
+        <w:t xml:space="preserve">A responsabilidade pela conservação de viaturas operacionais será de todos os envolvidos na condução, utilização, emprego, fiscalização e controle, em qualquer nível.</w:t>
       </w:r>
     </w:p>
     <w:p>
@@ -3937,15 +3224,288 @@
           <w:sz w:val="24"/>
           <w:szCs w:val="24"/>
         </w:rPr>
-        <w:t xml:space="preserve">Art. 66 </w:t>
-      </w:r>
-      <w:r>
-        <w:rPr>
-          <w:rFonts w:ascii="Times New Roman" w:cs="Times New Roman" w:eastAsia="Times New Roman" w:hAnsi="Times New Roman"/>
-          <w:sz w:val="24"/>
-          <w:szCs w:val="24"/>
-        </w:rPr>
-        <w:t xml:space="preserve">A responsabilidade pela conservação de viaturas operacionais será de todos os envolvidos na condução, utilização, emprego, fiscalização e controle, em qualquer nível.</w:t>
+        <w:t xml:space="preserve">Art. 48 </w:t>
+      </w:r>
+      <w:r>
+        <w:rPr>
+          <w:rFonts w:ascii="Times New Roman" w:cs="Times New Roman" w:eastAsia="Times New Roman" w:hAnsi="Times New Roman"/>
+          <w:sz w:val="24"/>
+          <w:szCs w:val="24"/>
+        </w:rPr>
+        <w:t xml:space="preserve">Caberá ao Centro de Manutenção o gerenciamento, a fiscalização e o controle da manutenção preventiva das viaturas operacionais, devendo realizar todos os atos necessários para que as mesmas permaneçam o mínimo de tempo possível baixadas.</w:t>
+      </w:r>
+    </w:p>
+    <w:p>
+      <w:pPr>
+        <w:spacing w:after="60" w:line="360"/>
+        <w:jc w:val="both"/>
+      </w:pPr>
+      <w:r>
+        <w:rPr>
+          <w:rFonts w:ascii="Times New Roman" w:cs="Times New Roman" w:eastAsia="Times New Roman" w:hAnsi="Times New Roman"/>
+          <w:b/>
+          <w:bCs/>
+          <w:sz w:val="24"/>
+          <w:szCs w:val="24"/>
+        </w:rPr>
+        <w:t xml:space="preserve">Art. 49 </w:t>
+      </w:r>
+      <w:r>
+        <w:rPr>
+          <w:rFonts w:ascii="Times New Roman" w:cs="Times New Roman" w:eastAsia="Times New Roman" w:hAnsi="Times New Roman"/>
+          <w:sz w:val="24"/>
+          <w:szCs w:val="24"/>
+        </w:rPr>
+        <w:t xml:space="preserve">Considera-se como manutenção de 1º escalão ou manutenção de operação:</w:t>
+      </w:r>
+    </w:p>
+    <w:p>
+      <w:pPr>
+        <w:spacing w:after="60" w:line="360"/>
+        <w:ind w:left="708" w:hanging="340"/>
+        <w:jc w:val="both"/>
+      </w:pPr>
+      <w:r>
+        <w:rPr>
+          <w:rFonts w:ascii="Times New Roman" w:cs="Times New Roman" w:eastAsia="Times New Roman" w:hAnsi="Times New Roman"/>
+          <w:sz w:val="24"/>
+          <w:szCs w:val="24"/>
+        </w:rPr>
+        <w:t xml:space="preserve">I - a condução da viatura;</w:t>
+      </w:r>
+    </w:p>
+    <w:p>
+      <w:pPr>
+        <w:spacing w:after="60" w:line="360"/>
+        <w:ind w:left="708" w:hanging="340"/>
+        <w:jc w:val="both"/>
+      </w:pPr>
+      <w:r>
+        <w:rPr>
+          <w:rFonts w:ascii="Times New Roman" w:cs="Times New Roman" w:eastAsia="Times New Roman" w:hAnsi="Times New Roman"/>
+          <w:sz w:val="24"/>
+          <w:szCs w:val="24"/>
+        </w:rPr>
+        <w:t xml:space="preserve">II - a verificação constante dos instrumentos e indicadores da viatura ou equipamentos;</w:t>
+      </w:r>
+    </w:p>
+    <w:p>
+      <w:pPr>
+        <w:spacing w:after="60" w:line="360"/>
+        <w:ind w:left="708" w:hanging="340"/>
+        <w:jc w:val="both"/>
+      </w:pPr>
+      <w:r>
+        <w:rPr>
+          <w:rFonts w:ascii="Times New Roman" w:cs="Times New Roman" w:eastAsia="Times New Roman" w:hAnsi="Times New Roman"/>
+          <w:sz w:val="24"/>
+          <w:szCs w:val="24"/>
+        </w:rPr>
+        <w:t xml:space="preserve">III - a inspeção constante da viatura, recorrendo ao Centro de Manutenção quando qualquer irregularidade for constatada;</w:t>
+      </w:r>
+    </w:p>
+    <w:p>
+      <w:pPr>
+        <w:spacing w:after="60" w:line="360"/>
+        <w:ind w:left="708" w:hanging="340"/>
+        <w:jc w:val="both"/>
+      </w:pPr>
+      <w:r>
+        <w:rPr>
+          <w:rFonts w:ascii="Times New Roman" w:cs="Times New Roman" w:eastAsia="Times New Roman" w:hAnsi="Times New Roman"/>
+          <w:sz w:val="24"/>
+          <w:szCs w:val="24"/>
+        </w:rPr>
+        <w:t xml:space="preserve">IV - a verificação de níveis de óleo e água completando-os se necessário;</w:t>
+      </w:r>
+    </w:p>
+    <w:p>
+      <w:pPr>
+        <w:spacing w:after="60" w:line="360"/>
+        <w:ind w:left="708" w:hanging="340"/>
+        <w:jc w:val="both"/>
+      </w:pPr>
+      <w:r>
+        <w:rPr>
+          <w:rFonts w:ascii="Times New Roman" w:cs="Times New Roman" w:eastAsia="Times New Roman" w:hAnsi="Times New Roman"/>
+          <w:sz w:val="24"/>
+          <w:szCs w:val="24"/>
+        </w:rPr>
+        <w:t xml:space="preserve">V - a verificação de pneus e bateria;</w:t>
+      </w:r>
+    </w:p>
+    <w:p>
+      <w:pPr>
+        <w:spacing w:after="60" w:line="360"/>
+        <w:ind w:left="708" w:hanging="340"/>
+        <w:jc w:val="both"/>
+      </w:pPr>
+      <w:r>
+        <w:rPr>
+          <w:rFonts w:ascii="Times New Roman" w:cs="Times New Roman" w:eastAsia="Times New Roman" w:hAnsi="Times New Roman"/>
+          <w:sz w:val="24"/>
+          <w:szCs w:val="24"/>
+        </w:rPr>
+        <w:t xml:space="preserve">VI - a limpeza da viatura; e</w:t>
+      </w:r>
+    </w:p>
+    <w:p>
+      <w:pPr>
+        <w:spacing w:after="60" w:line="360"/>
+        <w:ind w:left="708" w:hanging="340"/>
+        <w:jc w:val="both"/>
+      </w:pPr>
+      <w:r>
+        <w:rPr>
+          <w:rFonts w:ascii="Times New Roman" w:cs="Times New Roman" w:eastAsia="Times New Roman" w:hAnsi="Times New Roman"/>
+          <w:sz w:val="24"/>
+          <w:szCs w:val="24"/>
+        </w:rPr>
+        <w:t xml:space="preserve">VII - reapertos gerais que não impliquem em regulagens.</w:t>
+      </w:r>
+    </w:p>
+    <w:p>
+      <w:pPr>
+        <w:spacing w:after="60" w:line="360"/>
+        <w:jc w:val="both"/>
+      </w:pPr>
+      <w:r>
+        <w:rPr>
+          <w:rFonts w:ascii="Times New Roman" w:cs="Times New Roman" w:eastAsia="Times New Roman" w:hAnsi="Times New Roman"/>
+          <w:b/>
+          <w:bCs/>
+          <w:sz w:val="24"/>
+          <w:szCs w:val="24"/>
+        </w:rPr>
+        <w:t xml:space="preserve">Art. 50 </w:t>
+      </w:r>
+      <w:r>
+        <w:rPr>
+          <w:rFonts w:ascii="Times New Roman" w:cs="Times New Roman" w:eastAsia="Times New Roman" w:hAnsi="Times New Roman"/>
+          <w:sz w:val="24"/>
+          <w:szCs w:val="24"/>
+        </w:rPr>
+        <w:t xml:space="preserve">Em caso de acidente que envolva viatura operacional da Corporação o motorista deverá tomar as seguintes providências:</w:t>
+      </w:r>
+    </w:p>
+    <w:p>
+      <w:pPr>
+        <w:spacing w:after="60" w:line="360"/>
+        <w:ind w:left="708" w:hanging="340"/>
+        <w:jc w:val="both"/>
+      </w:pPr>
+      <w:r>
+        <w:rPr>
+          <w:rFonts w:ascii="Times New Roman" w:cs="Times New Roman" w:eastAsia="Times New Roman" w:hAnsi="Times New Roman"/>
+          <w:sz w:val="24"/>
+          <w:szCs w:val="24"/>
+        </w:rPr>
+        <w:t xml:space="preserve">I - parar a viatura imediatamente;</w:t>
+      </w:r>
+    </w:p>
+    <w:p>
+      <w:pPr>
+        <w:spacing w:after="60" w:line="360"/>
+        <w:ind w:left="708" w:hanging="340"/>
+        <w:jc w:val="both"/>
+      </w:pPr>
+      <w:r>
+        <w:rPr>
+          <w:rFonts w:ascii="Times New Roman" w:cs="Times New Roman" w:eastAsia="Times New Roman" w:hAnsi="Times New Roman"/>
+          <w:sz w:val="24"/>
+          <w:szCs w:val="24"/>
+        </w:rPr>
+        <w:t xml:space="preserve">II - prestar socorro a vítima se for o caso;</w:t>
+      </w:r>
+    </w:p>
+    <w:p>
+      <w:pPr>
+        <w:spacing w:after="60" w:line="360"/>
+        <w:ind w:left="708" w:hanging="340"/>
+        <w:jc w:val="both"/>
+      </w:pPr>
+      <w:r>
+        <w:rPr>
+          <w:rFonts w:ascii="Times New Roman" w:cs="Times New Roman" w:eastAsia="Times New Roman" w:hAnsi="Times New Roman"/>
+          <w:sz w:val="24"/>
+          <w:szCs w:val="24"/>
+        </w:rPr>
+        <w:t xml:space="preserve">III - comunicar e solicitar, imediatamente, o comparecimento ao local do Comandante do Socorro;</w:t>
+      </w:r>
+    </w:p>
+    <w:p>
+      <w:pPr>
+        <w:spacing w:after="60" w:line="360"/>
+        <w:ind w:left="708" w:hanging="340"/>
+        <w:jc w:val="both"/>
+      </w:pPr>
+      <w:r>
+        <w:rPr>
+          <w:rFonts w:ascii="Times New Roman" w:cs="Times New Roman" w:eastAsia="Times New Roman" w:hAnsi="Times New Roman"/>
+          <w:sz w:val="24"/>
+          <w:szCs w:val="24"/>
+        </w:rPr>
+        <w:t xml:space="preserve">IV - solicitar o comparecimento da perícia de trânsito para que seja feito o laudo, salvo se ocorrer acordo formal entre as partes;</w:t>
+      </w:r>
+    </w:p>
+    <w:p>
+      <w:pPr>
+        <w:spacing w:after="60" w:line="360"/>
+        <w:ind w:left="708" w:hanging="340"/>
+        <w:jc w:val="both"/>
+      </w:pPr>
+      <w:r>
+        <w:rPr>
+          <w:rFonts w:ascii="Times New Roman" w:cs="Times New Roman" w:eastAsia="Times New Roman" w:hAnsi="Times New Roman"/>
+          <w:sz w:val="24"/>
+          <w:szCs w:val="24"/>
+        </w:rPr>
+        <w:t xml:space="preserve">V - arrolar testemunhas;</w:t>
+      </w:r>
+    </w:p>
+    <w:p>
+      <w:pPr>
+        <w:spacing w:after="60" w:line="360"/>
+        <w:ind w:left="708" w:hanging="340"/>
+        <w:jc w:val="both"/>
+      </w:pPr>
+      <w:r>
+        <w:rPr>
+          <w:rFonts w:ascii="Times New Roman" w:cs="Times New Roman" w:eastAsia="Times New Roman" w:hAnsi="Times New Roman"/>
+          <w:sz w:val="24"/>
+          <w:szCs w:val="24"/>
+        </w:rPr>
+        <w:t xml:space="preserve">VI - solicitar a lavratura do Boletim de Ocorrência pelos Agentes de trânsito;</w:t>
+      </w:r>
+    </w:p>
+    <w:p>
+      <w:pPr>
+        <w:spacing w:after="60" w:line="360"/>
+        <w:ind w:left="708" w:hanging="340"/>
+        <w:jc w:val="both"/>
+      </w:pPr>
+      <w:r>
+        <w:rPr>
+          <w:rFonts w:ascii="Times New Roman" w:cs="Times New Roman" w:eastAsia="Times New Roman" w:hAnsi="Times New Roman"/>
+          <w:sz w:val="24"/>
+          <w:szCs w:val="24"/>
+        </w:rPr>
+        <w:t xml:space="preserve">VII - relatar os fatos, através de um relatório de detalhado; e</w:t>
+      </w:r>
+    </w:p>
+    <w:p>
+      <w:pPr>
+        <w:spacing w:after="60" w:line="360"/>
+        <w:ind w:left="708" w:hanging="0"/>
+        <w:jc w:val="both"/>
+      </w:pPr>
+      <w:r>
+        <w:rPr>
+          <w:rFonts w:ascii="Times New Roman" w:cs="Times New Roman" w:eastAsia="Times New Roman" w:hAnsi="Times New Roman"/>
+          <w:sz w:val="24"/>
+          <w:szCs w:val="24"/>
+        </w:rPr>
+        <w:t xml:space="preserve">Parágrafo único. A prioridade, caso não haja vítima(s) em decorrência do acidente de trânsito é o atendimento à ocorrência anteriormente solicitado, após, o chefe da guarnição deverá informar o ocorrido, por escrito, ao comandante do SOS para que sejam tomadas as devidas providências.</w:t>
       </w:r>
     </w:p>
     <w:p>
@@ -3962,303 +3522,15 @@
           <w:sz w:val="24"/>
           <w:szCs w:val="24"/>
         </w:rPr>
-        <w:t xml:space="preserve">Art. 67 </w:t>
-      </w:r>
-      <w:r>
-        <w:rPr>
-          <w:rFonts w:ascii="Times New Roman" w:cs="Times New Roman" w:eastAsia="Times New Roman" w:hAnsi="Times New Roman"/>
-          <w:sz w:val="24"/>
-          <w:szCs w:val="24"/>
-        </w:rPr>
-        <w:t xml:space="preserve">Caberá ao Centro de Manutenção o gerenciamento, a fiscalização e o controle da manutenção preventiva das viaturas operacionais, devendo realizar todos os atos necessários para que as mesmas permaneçam o mínimo de tempo possível baixadas.</w:t>
-      </w:r>
-    </w:p>
-    <w:p>
-      <w:pPr>
-        <w:spacing w:after="60" w:line="360"/>
-        <w:jc w:val="both"/>
-      </w:pPr>
-      <w:r>
-        <w:rPr>
-          <w:rFonts w:ascii="Times New Roman" w:cs="Times New Roman" w:eastAsia="Times New Roman" w:hAnsi="Times New Roman"/>
-          <w:b/>
-          <w:bCs/>
-          <w:sz w:val="24"/>
-          <w:szCs w:val="24"/>
-        </w:rPr>
-        <w:t xml:space="preserve">Art. 68 </w:t>
-      </w:r>
-      <w:r>
-        <w:rPr>
-          <w:rFonts w:ascii="Times New Roman" w:cs="Times New Roman" w:eastAsia="Times New Roman" w:hAnsi="Times New Roman"/>
-          <w:sz w:val="24"/>
-          <w:szCs w:val="24"/>
-        </w:rPr>
-        <w:t xml:space="preserve">Considera-se como manutenção de 1º escalão ou manutenção de operação:</w:t>
-      </w:r>
-    </w:p>
-    <w:p>
-      <w:pPr>
-        <w:spacing w:after="60" w:line="360"/>
-        <w:ind w:left="708" w:hanging="340"/>
-        <w:jc w:val="both"/>
-      </w:pPr>
-      <w:r>
-        <w:rPr>
-          <w:rFonts w:ascii="Times New Roman" w:cs="Times New Roman" w:eastAsia="Times New Roman" w:hAnsi="Times New Roman"/>
-          <w:sz w:val="24"/>
-          <w:szCs w:val="24"/>
-        </w:rPr>
-        <w:t xml:space="preserve">I - a condução da viatura;</w:t>
-      </w:r>
-    </w:p>
-    <w:p>
-      <w:pPr>
-        <w:spacing w:after="60" w:line="360"/>
-        <w:ind w:left="708" w:hanging="340"/>
-        <w:jc w:val="both"/>
-      </w:pPr>
-      <w:r>
-        <w:rPr>
-          <w:rFonts w:ascii="Times New Roman" w:cs="Times New Roman" w:eastAsia="Times New Roman" w:hAnsi="Times New Roman"/>
-          <w:sz w:val="24"/>
-          <w:szCs w:val="24"/>
-        </w:rPr>
-        <w:t xml:space="preserve">II - a verificação constante dos instrumentos e indicadores da viatura ou equipamentos;</w:t>
-      </w:r>
-    </w:p>
-    <w:p>
-      <w:pPr>
-        <w:spacing w:after="60" w:line="360"/>
-        <w:ind w:left="708" w:hanging="340"/>
-        <w:jc w:val="both"/>
-      </w:pPr>
-      <w:r>
-        <w:rPr>
-          <w:rFonts w:ascii="Times New Roman" w:cs="Times New Roman" w:eastAsia="Times New Roman" w:hAnsi="Times New Roman"/>
-          <w:sz w:val="24"/>
-          <w:szCs w:val="24"/>
-        </w:rPr>
-        <w:t xml:space="preserve">III - a inspeção constante da viatura, recorrendo ao Centro de Manutenção quando qualquer irregularidade for constatada;</w:t>
-      </w:r>
-    </w:p>
-    <w:p>
-      <w:pPr>
-        <w:spacing w:after="60" w:line="360"/>
-        <w:ind w:left="708" w:hanging="340"/>
-        <w:jc w:val="both"/>
-      </w:pPr>
-      <w:r>
-        <w:rPr>
-          <w:rFonts w:ascii="Times New Roman" w:cs="Times New Roman" w:eastAsia="Times New Roman" w:hAnsi="Times New Roman"/>
-          <w:sz w:val="24"/>
-          <w:szCs w:val="24"/>
-        </w:rPr>
-        <w:t xml:space="preserve">IV - a verificação de níveis de óleo e água completando-os se necessário;</w:t>
-      </w:r>
-    </w:p>
-    <w:p>
-      <w:pPr>
-        <w:spacing w:after="60" w:line="360"/>
-        <w:ind w:left="708" w:hanging="340"/>
-        <w:jc w:val="both"/>
-      </w:pPr>
-      <w:r>
-        <w:rPr>
-          <w:rFonts w:ascii="Times New Roman" w:cs="Times New Roman" w:eastAsia="Times New Roman" w:hAnsi="Times New Roman"/>
-          <w:sz w:val="24"/>
-          <w:szCs w:val="24"/>
-        </w:rPr>
-        <w:t xml:space="preserve">V - a verificação de pneus e bateria;</w:t>
-      </w:r>
-    </w:p>
-    <w:p>
-      <w:pPr>
-        <w:spacing w:after="60" w:line="360"/>
-        <w:ind w:left="708" w:hanging="340"/>
-        <w:jc w:val="both"/>
-      </w:pPr>
-      <w:r>
-        <w:rPr>
-          <w:rFonts w:ascii="Times New Roman" w:cs="Times New Roman" w:eastAsia="Times New Roman" w:hAnsi="Times New Roman"/>
-          <w:sz w:val="24"/>
-          <w:szCs w:val="24"/>
-        </w:rPr>
-        <w:t xml:space="preserve">VI - a limpeza da viatura; e</w:t>
-      </w:r>
-    </w:p>
-    <w:p>
-      <w:pPr>
-        <w:spacing w:after="60" w:line="360"/>
-        <w:ind w:left="708" w:hanging="340"/>
-        <w:jc w:val="both"/>
-      </w:pPr>
-      <w:r>
-        <w:rPr>
-          <w:rFonts w:ascii="Times New Roman" w:cs="Times New Roman" w:eastAsia="Times New Roman" w:hAnsi="Times New Roman"/>
-          <w:sz w:val="24"/>
-          <w:szCs w:val="24"/>
-        </w:rPr>
-        <w:t xml:space="preserve">VII - reapertos gerais que não impliquem em regulagens.</w:t>
-      </w:r>
-    </w:p>
-    <w:p>
-      <w:pPr>
-        <w:spacing w:after="60" w:line="360"/>
-        <w:jc w:val="both"/>
-      </w:pPr>
-      <w:r>
-        <w:rPr>
-          <w:rFonts w:ascii="Times New Roman" w:cs="Times New Roman" w:eastAsia="Times New Roman" w:hAnsi="Times New Roman"/>
-          <w:b/>
-          <w:bCs/>
-          <w:sz w:val="24"/>
-          <w:szCs w:val="24"/>
-        </w:rPr>
-        <w:t xml:space="preserve">Art. 69 </w:t>
-      </w:r>
-      <w:r>
-        <w:rPr>
-          <w:rFonts w:ascii="Times New Roman" w:cs="Times New Roman" w:eastAsia="Times New Roman" w:hAnsi="Times New Roman"/>
-          <w:sz w:val="24"/>
-          <w:szCs w:val="24"/>
-        </w:rPr>
-        <w:t xml:space="preserve">Em caso de acidente que envolva viatura operacional da Corporação o motorista deverá tomar as seguintes providências:</w:t>
-      </w:r>
-    </w:p>
-    <w:p>
-      <w:pPr>
-        <w:spacing w:after="60" w:line="360"/>
-        <w:ind w:left="708" w:hanging="340"/>
-        <w:jc w:val="both"/>
-      </w:pPr>
-      <w:r>
-        <w:rPr>
-          <w:rFonts w:ascii="Times New Roman" w:cs="Times New Roman" w:eastAsia="Times New Roman" w:hAnsi="Times New Roman"/>
-          <w:sz w:val="24"/>
-          <w:szCs w:val="24"/>
-        </w:rPr>
-        <w:t xml:space="preserve">I - parar a viatura imediatamente;</w:t>
-      </w:r>
-    </w:p>
-    <w:p>
-      <w:pPr>
-        <w:spacing w:after="60" w:line="360"/>
-        <w:ind w:left="708" w:hanging="340"/>
-        <w:jc w:val="both"/>
-      </w:pPr>
-      <w:r>
-        <w:rPr>
-          <w:rFonts w:ascii="Times New Roman" w:cs="Times New Roman" w:eastAsia="Times New Roman" w:hAnsi="Times New Roman"/>
-          <w:sz w:val="24"/>
-          <w:szCs w:val="24"/>
-        </w:rPr>
-        <w:t xml:space="preserve">II - prestar socorro a vítima se for o caso;</w:t>
-      </w:r>
-    </w:p>
-    <w:p>
-      <w:pPr>
-        <w:spacing w:after="60" w:line="360"/>
-        <w:ind w:left="708" w:hanging="340"/>
-        <w:jc w:val="both"/>
-      </w:pPr>
-      <w:r>
-        <w:rPr>
-          <w:rFonts w:ascii="Times New Roman" w:cs="Times New Roman" w:eastAsia="Times New Roman" w:hAnsi="Times New Roman"/>
-          <w:sz w:val="24"/>
-          <w:szCs w:val="24"/>
-        </w:rPr>
-        <w:t xml:space="preserve">III - comunicar e solicitar, imediatamente, o comparecimento ao local do Comandante do Socorro;</w:t>
-      </w:r>
-    </w:p>
-    <w:p>
-      <w:pPr>
-        <w:spacing w:after="60" w:line="360"/>
-        <w:ind w:left="708" w:hanging="340"/>
-        <w:jc w:val="both"/>
-      </w:pPr>
-      <w:r>
-        <w:rPr>
-          <w:rFonts w:ascii="Times New Roman" w:cs="Times New Roman" w:eastAsia="Times New Roman" w:hAnsi="Times New Roman"/>
-          <w:sz w:val="24"/>
-          <w:szCs w:val="24"/>
-        </w:rPr>
-        <w:t xml:space="preserve">IV - solicitar o comparecimento da perícia de trânsito para que seja feito o laudo, salvo se ocorrer acordo formal entre as partes;</w:t>
-      </w:r>
-    </w:p>
-    <w:p>
-      <w:pPr>
-        <w:spacing w:after="60" w:line="360"/>
-        <w:ind w:left="708" w:hanging="340"/>
-        <w:jc w:val="both"/>
-      </w:pPr>
-      <w:r>
-        <w:rPr>
-          <w:rFonts w:ascii="Times New Roman" w:cs="Times New Roman" w:eastAsia="Times New Roman" w:hAnsi="Times New Roman"/>
-          <w:sz w:val="24"/>
-          <w:szCs w:val="24"/>
-        </w:rPr>
-        <w:t xml:space="preserve">V - preencher a ficha de acidentes;</w:t>
-      </w:r>
-    </w:p>
-    <w:p>
-      <w:pPr>
-        <w:spacing w:after="60" w:line="360"/>
-        <w:ind w:left="708" w:hanging="340"/>
-        <w:jc w:val="both"/>
-      </w:pPr>
-      <w:r>
-        <w:rPr>
-          <w:rFonts w:ascii="Times New Roman" w:cs="Times New Roman" w:eastAsia="Times New Roman" w:hAnsi="Times New Roman"/>
-          <w:sz w:val="24"/>
-          <w:szCs w:val="24"/>
-        </w:rPr>
-        <w:t xml:space="preserve">VI - arrolar testemunhas;</w:t>
-      </w:r>
-    </w:p>
-    <w:p>
-      <w:pPr>
-        <w:spacing w:after="60" w:line="360"/>
-        <w:ind w:left="708" w:hanging="340"/>
-        <w:jc w:val="both"/>
-      </w:pPr>
-      <w:r>
-        <w:rPr>
-          <w:rFonts w:ascii="Times New Roman" w:cs="Times New Roman" w:eastAsia="Times New Roman" w:hAnsi="Times New Roman"/>
-          <w:sz w:val="24"/>
-          <w:szCs w:val="24"/>
-        </w:rPr>
-        <w:t xml:space="preserve">VII - solicitar a lavratura do Boletim de Ocorrência pelos Agentes de trânsito;</w:t>
-      </w:r>
-    </w:p>
-    <w:p>
-      <w:pPr>
-        <w:spacing w:after="60" w:line="360"/>
-        <w:ind w:left="708" w:hanging="340"/>
-        <w:jc w:val="both"/>
-      </w:pPr>
-      <w:r>
-        <w:rPr>
-          <w:rFonts w:ascii="Times New Roman" w:cs="Times New Roman" w:eastAsia="Times New Roman" w:hAnsi="Times New Roman"/>
-          <w:sz w:val="24"/>
-          <w:szCs w:val="24"/>
-        </w:rPr>
-        <w:t xml:space="preserve">VIII - relatar os fatos, através de um relatório de detalhado; e</w:t>
-      </w:r>
-    </w:p>
-    <w:p>
-      <w:pPr>
-        <w:spacing w:after="60" w:line="360"/>
-        <w:ind w:left="708" w:hanging="0"/>
-        <w:jc w:val="both"/>
-      </w:pPr>
-      <w:r>
-        <w:rPr>
-          <w:rFonts w:ascii="Times New Roman" w:cs="Times New Roman" w:eastAsia="Times New Roman" w:hAnsi="Times New Roman"/>
-          <w:sz w:val="24"/>
-          <w:szCs w:val="24"/>
-        </w:rPr>
-        <w:t xml:space="preserve">Parágrafo único. A prioridade, caso não haja vítima(s) em decorrência do acidente de trânsito é o atendimento à ocorrência anteriormente solicitado, após, o chefe da guarnição deverá informar o ocorrido, por escrito, ao comandante do SOS para que sejam tomadas as devidas providências.</w:t>
+        <w:t xml:space="preserve">Art. 51 </w:t>
+      </w:r>
+      <w:r>
+        <w:rPr>
+          <w:rFonts w:ascii="Times New Roman" w:cs="Times New Roman" w:eastAsia="Times New Roman" w:hAnsi="Times New Roman"/>
+          <w:sz w:val="24"/>
+          <w:szCs w:val="24"/>
+        </w:rPr>
+        <w:t xml:space="preserve">Quando o responsável possuir seguro total contra terceiros, a viatura, após as providências de praxe, poderá, pelo chefe do Centro de Manutenção, ser encaminhada à oficina autorizada indicada pela Companhia Seguradora, para os reparos.</w:t>
       </w:r>
     </w:p>
     <w:p>
@@ -4275,15 +3547,15 @@
           <w:sz w:val="24"/>
           <w:szCs w:val="24"/>
         </w:rPr>
-        <w:t xml:space="preserve">Art. 70 </w:t>
-      </w:r>
-      <w:r>
-        <w:rPr>
-          <w:rFonts w:ascii="Times New Roman" w:cs="Times New Roman" w:eastAsia="Times New Roman" w:hAnsi="Times New Roman"/>
-          <w:sz w:val="24"/>
-          <w:szCs w:val="24"/>
-        </w:rPr>
-        <w:t xml:space="preserve">Quando o responsável possuir seguro total contra terceiros, a viatura, após as providências de praxe, poderá, pelo chefe do Centro de Manutenção, ser encaminhada à oficina autorizada indicada pela Companhia Seguradora, para os reparos.</w:t>
+        <w:t xml:space="preserve">Art. 52 </w:t>
+      </w:r>
+      <w:r>
+        <w:rPr>
+          <w:rFonts w:ascii="Times New Roman" w:cs="Times New Roman" w:eastAsia="Times New Roman" w:hAnsi="Times New Roman"/>
+          <w:sz w:val="24"/>
+          <w:szCs w:val="24"/>
+        </w:rPr>
+        <w:t xml:space="preserve">O atendimento a qualquer ocorrência verificada no território rondoniense deverá em primeiro plano, ser realizado pelas guarnições e ou socorros da Unidade Operacional responsável pela área.</w:t>
       </w:r>
     </w:p>
     <w:p>
@@ -4300,15 +3572,15 @@
           <w:sz w:val="24"/>
           <w:szCs w:val="24"/>
         </w:rPr>
-        <w:t xml:space="preserve">Art. 71 </w:t>
-      </w:r>
-      <w:r>
-        <w:rPr>
-          <w:rFonts w:ascii="Times New Roman" w:cs="Times New Roman" w:eastAsia="Times New Roman" w:hAnsi="Times New Roman"/>
-          <w:sz w:val="24"/>
-          <w:szCs w:val="24"/>
-        </w:rPr>
-        <w:t xml:space="preserve">O atendimento a qualquer ocorrência verificada no território rondoniense deverá em primeiro plano, ser realizado pelas guarnições e ou socorros da Unidade Operacional responsável pela área.</w:t>
+        <w:t xml:space="preserve">Art. 53 </w:t>
+      </w:r>
+      <w:r>
+        <w:rPr>
+          <w:rFonts w:ascii="Times New Roman" w:cs="Times New Roman" w:eastAsia="Times New Roman" w:hAnsi="Times New Roman"/>
+          <w:sz w:val="24"/>
+          <w:szCs w:val="24"/>
+        </w:rPr>
+        <w:t xml:space="preserve">Sempre que uma ocorrência exigir o emprego de mais de um socorro ou guarnição, primeiramente, deverá ser exaurido todo o poder de combate da Unidade Operacional da área, ocasião em que será solicitado o apoio dos socorros das demais Unidades, caso isto seja necessário.</w:t>
       </w:r>
     </w:p>
     <w:p>
@@ -4325,15 +3597,15 @@
           <w:sz w:val="24"/>
           <w:szCs w:val="24"/>
         </w:rPr>
-        <w:t xml:space="preserve">Art. 72 </w:t>
-      </w:r>
-      <w:r>
-        <w:rPr>
-          <w:rFonts w:ascii="Times New Roman" w:cs="Times New Roman" w:eastAsia="Times New Roman" w:hAnsi="Times New Roman"/>
-          <w:sz w:val="24"/>
-          <w:szCs w:val="24"/>
-        </w:rPr>
-        <w:t xml:space="preserve">Sempre que uma ocorrência exigir o emprego de mais de um socorro ou guarnição, primeiramente, deverá ser exaurido todo o poder de combate da Unidade Operacional da área, ocasião em que será solicitado o apoio dos socorros das demais Unidades, caso isto seja necessário.</w:t>
+        <w:t xml:space="preserve">Art. 54 </w:t>
+      </w:r>
+      <w:r>
+        <w:rPr>
+          <w:rFonts w:ascii="Times New Roman" w:cs="Times New Roman" w:eastAsia="Times New Roman" w:hAnsi="Times New Roman"/>
+          <w:sz w:val="24"/>
+          <w:szCs w:val="24"/>
+        </w:rPr>
+        <w:t xml:space="preserve">Todas as vezes que uma ocorrência envolver o emprego de um ou mais socorros, o comando das operações ficará a cargo do bombeiro militar de serviço que possuir o maior posto ou graduação hierárquica ou for mais antigo.</w:t>
       </w:r>
     </w:p>
     <w:p>
@@ -4350,15 +3622,15 @@
           <w:sz w:val="24"/>
           <w:szCs w:val="24"/>
         </w:rPr>
-        <w:t xml:space="preserve">Art. 73 </w:t>
-      </w:r>
-      <w:r>
-        <w:rPr>
-          <w:rFonts w:ascii="Times New Roman" w:cs="Times New Roman" w:eastAsia="Times New Roman" w:hAnsi="Times New Roman"/>
-          <w:sz w:val="24"/>
-          <w:szCs w:val="24"/>
-        </w:rPr>
-        <w:t xml:space="preserve">Todas as vezes que uma ocorrência envolver o emprego de um ou mais socorros, o comando das operações ficará a cargo do bombeiro militar de serviço que possuir o maior posto ou graduação hierárquica ou for mais antigo.</w:t>
+        <w:t xml:space="preserve">Art. 55 </w:t>
+      </w:r>
+      <w:r>
+        <w:rPr>
+          <w:rFonts w:ascii="Times New Roman" w:cs="Times New Roman" w:eastAsia="Times New Roman" w:hAnsi="Times New Roman"/>
+          <w:sz w:val="24"/>
+          <w:szCs w:val="24"/>
+        </w:rPr>
+        <w:t xml:space="preserve">Torna-se obrigatório a presença do Oficial de Dia nas ocorrências que envolvam os socorros de duas ou mais Unidades Operacionais.</w:t>
       </w:r>
     </w:p>
     <w:p>
@@ -4375,15 +3647,15 @@
           <w:sz w:val="24"/>
           <w:szCs w:val="24"/>
         </w:rPr>
-        <w:t xml:space="preserve">Art. 74 </w:t>
-      </w:r>
-      <w:r>
-        <w:rPr>
-          <w:rFonts w:ascii="Times New Roman" w:cs="Times New Roman" w:eastAsia="Times New Roman" w:hAnsi="Times New Roman"/>
-          <w:sz w:val="24"/>
-          <w:szCs w:val="24"/>
-        </w:rPr>
-        <w:t xml:space="preserve">Torna-se obrigatório a presença do Oficial de Dia nas ocorrências que envolvam os socorros de duas ou mais Unidades Operacionais.</w:t>
+        <w:t xml:space="preserve">Art. 56 </w:t>
+      </w:r>
+      <w:r>
+        <w:rPr>
+          <w:rFonts w:ascii="Times New Roman" w:cs="Times New Roman" w:eastAsia="Times New Roman" w:hAnsi="Times New Roman"/>
+          <w:sz w:val="24"/>
+          <w:szCs w:val="24"/>
+        </w:rPr>
+        <w:t xml:space="preserve">Em qualquer situação a cooperação entre bombeiros militares no Teatro de Operações deverá ser completa, dentro de um clima de amizade e cordialidade, ainda que os executantes desenvolvam atividades diferentes.</w:t>
       </w:r>
     </w:p>
     <w:p>
@@ -4400,15 +3672,204 @@
           <w:sz w:val="24"/>
           <w:szCs w:val="24"/>
         </w:rPr>
-        <w:t xml:space="preserve">Art. 75 </w:t>
-      </w:r>
-      <w:r>
-        <w:rPr>
-          <w:rFonts w:ascii="Times New Roman" w:cs="Times New Roman" w:eastAsia="Times New Roman" w:hAnsi="Times New Roman"/>
-          <w:sz w:val="24"/>
-          <w:szCs w:val="24"/>
-        </w:rPr>
-        <w:t xml:space="preserve">Em qualquer situação a cooperação entre bombeiros militares no Teatro de Operações deverá ser completa, dentro de um clima de amizade e cordialidade, ainda que os executantes desenvolvam atividades diferentes.</w:t>
+        <w:t xml:space="preserve">Art. 57 </w:t>
+      </w:r>
+      <w:r>
+        <w:rPr>
+          <w:rFonts w:ascii="Times New Roman" w:cs="Times New Roman" w:eastAsia="Times New Roman" w:hAnsi="Times New Roman"/>
+          <w:sz w:val="24"/>
+          <w:szCs w:val="24"/>
+        </w:rPr>
+        <w:t xml:space="preserve">Nas ocorrências extraordinárias ou de grande porte em que pela gravidade se faz necessário o emprego de todo poder operacional da Corporação deverá pelo menos por questão de conveniência, existir um socorro de combate a incêndio de reserva para atender quaisquer outras emergências que porventura venham a acontecer.</w:t>
+      </w:r>
+    </w:p>
+    <w:p>
+      <w:pPr>
+        <w:spacing w:after="60" w:line="360"/>
+        <w:jc w:val="both"/>
+      </w:pPr>
+      <w:r>
+        <w:rPr>
+          <w:rFonts w:ascii="Times New Roman" w:cs="Times New Roman" w:eastAsia="Times New Roman" w:hAnsi="Times New Roman"/>
+          <w:b/>
+          <w:bCs/>
+          <w:sz w:val="24"/>
+          <w:szCs w:val="24"/>
+        </w:rPr>
+        <w:t xml:space="preserve">Art. 58 </w:t>
+      </w:r>
+      <w:r>
+        <w:rPr>
+          <w:rFonts w:ascii="Times New Roman" w:cs="Times New Roman" w:eastAsia="Times New Roman" w:hAnsi="Times New Roman"/>
+          <w:sz w:val="24"/>
+          <w:szCs w:val="24"/>
+        </w:rPr>
+        <w:t xml:space="preserve">De acordo com a necessidade e a gravidade da situação poderá as guarnições de socorros empregados numa ocorrência solicitar apoio externo a órgãos públicos e privados ligados direta ou indiretamente à operação, conforme orientações abaixo:</w:t>
+      </w:r>
+    </w:p>
+    <w:p>
+      <w:pPr>
+        <w:spacing w:after="60" w:line="360"/>
+        <w:ind w:left="708" w:hanging="340"/>
+        <w:jc w:val="both"/>
+      </w:pPr>
+      <w:r>
+        <w:rPr>
+          <w:rFonts w:ascii="Times New Roman" w:cs="Times New Roman" w:eastAsia="Times New Roman" w:hAnsi="Times New Roman"/>
+          <w:sz w:val="24"/>
+          <w:szCs w:val="24"/>
+        </w:rPr>
+        <w:t xml:space="preserve">I - sempre que houver a presença de fios de alta- tensão deverá ser solicitado o apoio da companhia fornecedora de energia da região;</w:t>
+      </w:r>
+    </w:p>
+    <w:p>
+      <w:pPr>
+        <w:spacing w:after="60" w:line="360"/>
+        <w:ind w:left="708" w:hanging="340"/>
+        <w:jc w:val="both"/>
+      </w:pPr>
+      <w:r>
+        <w:rPr>
+          <w:rFonts w:ascii="Times New Roman" w:cs="Times New Roman" w:eastAsia="Times New Roman" w:hAnsi="Times New Roman"/>
+          <w:sz w:val="24"/>
+          <w:szCs w:val="24"/>
+        </w:rPr>
+        <w:t xml:space="preserve">II - solicitar a presença da companhia fornecedora sempre que ocorrer falta d’água ou baixa pressão nos hidrantes urbanos localizados na área do sinistro;</w:t>
+      </w:r>
+    </w:p>
+    <w:p>
+      <w:pPr>
+        <w:spacing w:after="60" w:line="360"/>
+        <w:ind w:left="708" w:hanging="340"/>
+        <w:jc w:val="both"/>
+      </w:pPr>
+      <w:r>
+        <w:rPr>
+          <w:rFonts w:ascii="Times New Roman" w:cs="Times New Roman" w:eastAsia="Times New Roman" w:hAnsi="Times New Roman"/>
+          <w:sz w:val="24"/>
+          <w:szCs w:val="24"/>
+        </w:rPr>
+        <w:t xml:space="preserve">III - acionar a Polícia Rodoviária Federal nos sinistros ocorridos nas rodovias federais do Estado de Rondônia;</w:t>
+      </w:r>
+    </w:p>
+    <w:p>
+      <w:pPr>
+        <w:spacing w:after="60" w:line="360"/>
+        <w:ind w:left="708" w:hanging="340"/>
+        <w:jc w:val="both"/>
+      </w:pPr>
+      <w:r>
+        <w:rPr>
+          <w:rFonts w:ascii="Times New Roman" w:cs="Times New Roman" w:eastAsia="Times New Roman" w:hAnsi="Times New Roman"/>
+          <w:sz w:val="24"/>
+          <w:szCs w:val="24"/>
+        </w:rPr>
+        <w:t xml:space="preserve">IV - solicitar informações a Pró-Química (Associação Brasileira da Indústria Química, telefone: 0800-11- 8270) sempre que o acidente envolver produtos perigosos;</w:t>
+      </w:r>
+    </w:p>
+    <w:p>
+      <w:pPr>
+        <w:spacing w:after="60" w:line="360"/>
+        <w:ind w:left="708" w:hanging="340"/>
+        <w:jc w:val="both"/>
+      </w:pPr>
+      <w:r>
+        <w:rPr>
+          <w:rFonts w:ascii="Times New Roman" w:cs="Times New Roman" w:eastAsia="Times New Roman" w:hAnsi="Times New Roman"/>
+          <w:sz w:val="24"/>
+          <w:szCs w:val="24"/>
+        </w:rPr>
+        <w:t xml:space="preserve">V - solicitar a presença da Polícia Militar para isolamento do local do sinistro sempre que ocorrer possibilidade de ilícitos penais;</w:t>
+      </w:r>
+    </w:p>
+    <w:p>
+      <w:pPr>
+        <w:spacing w:after="60" w:line="360"/>
+        <w:ind w:left="708" w:hanging="340"/>
+        <w:jc w:val="both"/>
+      </w:pPr>
+      <w:r>
+        <w:rPr>
+          <w:rFonts w:ascii="Times New Roman" w:cs="Times New Roman" w:eastAsia="Times New Roman" w:hAnsi="Times New Roman"/>
+          <w:sz w:val="24"/>
+          <w:szCs w:val="24"/>
+        </w:rPr>
+        <w:t xml:space="preserve">VI - solicitar a presença da perícia legalmente constituída sempre que ocorrer acidentes de trânsito com danos materiais;</w:t>
+      </w:r>
+    </w:p>
+    <w:p>
+      <w:pPr>
+        <w:spacing w:after="60" w:line="360"/>
+        <w:ind w:left="708" w:hanging="340"/>
+        <w:jc w:val="both"/>
+      </w:pPr>
+      <w:r>
+        <w:rPr>
+          <w:rFonts w:ascii="Times New Roman" w:cs="Times New Roman" w:eastAsia="Times New Roman" w:hAnsi="Times New Roman"/>
+          <w:sz w:val="24"/>
+          <w:szCs w:val="24"/>
+        </w:rPr>
+        <w:t xml:space="preserve">VII - acionar o Instituto Médico Legal sempre que do acidente decorrer vítimas fatais;</w:t>
+      </w:r>
+    </w:p>
+    <w:p>
+      <w:pPr>
+        <w:spacing w:after="60" w:line="360"/>
+        <w:ind w:left="708" w:hanging="340"/>
+        <w:jc w:val="both"/>
+      </w:pPr>
+      <w:r>
+        <w:rPr>
+          <w:rFonts w:ascii="Times New Roman" w:cs="Times New Roman" w:eastAsia="Times New Roman" w:hAnsi="Times New Roman"/>
+          <w:sz w:val="24"/>
+          <w:szCs w:val="24"/>
+        </w:rPr>
+        <w:t xml:space="preserve">VIII - acionar a Defesa Civil Estadual e a Defesa Civil Municipal no caso de ocorrências pertinentes à sua competência;</w:t>
+      </w:r>
+    </w:p>
+    <w:p>
+      <w:pPr>
+        <w:spacing w:after="60" w:line="360"/>
+        <w:ind w:left="708" w:hanging="340"/>
+        <w:jc w:val="both"/>
+      </w:pPr>
+      <w:r>
+        <w:rPr>
+          <w:rFonts w:ascii="Times New Roman" w:cs="Times New Roman" w:eastAsia="Times New Roman" w:hAnsi="Times New Roman"/>
+          <w:sz w:val="24"/>
+          <w:szCs w:val="24"/>
+        </w:rPr>
+        <w:t xml:space="preserve">IX - acionar o helicóptero do GTA nos acidentes cuja gravidade assim o exigir;</w:t>
+      </w:r>
+    </w:p>
+    <w:p>
+      <w:pPr>
+        <w:spacing w:after="60" w:line="360"/>
+        <w:ind w:left="708" w:hanging="340"/>
+        <w:jc w:val="both"/>
+      </w:pPr>
+      <w:r>
+        <w:rPr>
+          <w:rFonts w:ascii="Times New Roman" w:cs="Times New Roman" w:eastAsia="Times New Roman" w:hAnsi="Times New Roman"/>
+          <w:sz w:val="24"/>
+          <w:szCs w:val="24"/>
+        </w:rPr>
+        <w:t xml:space="preserve">X - solicitar o apoio da Capitania dos Portos nos acidentes aquáticos; e</w:t>
+      </w:r>
+    </w:p>
+    <w:p>
+      <w:pPr>
+        <w:spacing w:after="60" w:line="360"/>
+        <w:ind w:left="708" w:hanging="340"/>
+        <w:jc w:val="both"/>
+      </w:pPr>
+      <w:r>
+        <w:rPr>
+          <w:rFonts w:ascii="Times New Roman" w:cs="Times New Roman" w:eastAsia="Times New Roman" w:hAnsi="Times New Roman"/>
+          <w:sz w:val="24"/>
+          <w:szCs w:val="24"/>
+        </w:rPr>
+        <w:t xml:space="preserve">XI - solicitar os órgãos ambientais IBAMA e ou SEDAM nos acidentes contra o meio ambiente. Grande Porte.</w:t>
       </w:r>
     </w:p>
     <w:p>
@@ -4425,251 +3886,7 @@
           <w:sz w:val="24"/>
           <w:szCs w:val="24"/>
         </w:rPr>
-        <w:t xml:space="preserve">Art. 76 </w:t>
-      </w:r>
-      <w:r>
-        <w:rPr>
-          <w:rFonts w:ascii="Times New Roman" w:cs="Times New Roman" w:eastAsia="Times New Roman" w:hAnsi="Times New Roman"/>
-          <w:sz w:val="24"/>
-          <w:szCs w:val="24"/>
-        </w:rPr>
-        <w:t xml:space="preserve">Nas ocorrências extraordinárias ou de grande porte em que pela gravidade se faz necessário o emprego de todo poder operacional da Corporação deverá pelo menos por questão de conveniência, existir um socorro de combate a incêndio de reserva para atender quaisquer outras emergências que porventura venham a acontecer.</w:t>
-      </w:r>
-    </w:p>
-    <w:p>
-      <w:pPr>
-        <w:spacing w:after="60" w:line="360"/>
-        <w:jc w:val="both"/>
-      </w:pPr>
-      <w:r>
-        <w:rPr>
-          <w:rFonts w:ascii="Times New Roman" w:cs="Times New Roman" w:eastAsia="Times New Roman" w:hAnsi="Times New Roman"/>
-          <w:b/>
-          <w:bCs/>
-          <w:sz w:val="24"/>
-          <w:szCs w:val="24"/>
-        </w:rPr>
-        <w:t xml:space="preserve">Art. 77 </w:t>
-      </w:r>
-      <w:r>
-        <w:rPr>
-          <w:rFonts w:ascii="Times New Roman" w:cs="Times New Roman" w:eastAsia="Times New Roman" w:hAnsi="Times New Roman"/>
-          <w:sz w:val="24"/>
-          <w:szCs w:val="24"/>
-        </w:rPr>
-        <w:t xml:space="preserve">De acordo com a necessidade e a gravidade da situação poderá as guarnições de socorros empregados numa ocorrência solicitar apoio externo a órgãos públicos e privados ligados direta ou indiretamente à operação, conforme orientações abaixo:</w:t>
-      </w:r>
-    </w:p>
-    <w:p>
-      <w:pPr>
-        <w:spacing w:after="60" w:line="360"/>
-        <w:ind w:left="708" w:hanging="340"/>
-        <w:jc w:val="both"/>
-      </w:pPr>
-      <w:r>
-        <w:rPr>
-          <w:rFonts w:ascii="Times New Roman" w:cs="Times New Roman" w:eastAsia="Times New Roman" w:hAnsi="Times New Roman"/>
-          <w:sz w:val="24"/>
-          <w:szCs w:val="24"/>
-        </w:rPr>
-        <w:t xml:space="preserve">I - sempre que houver a presença de fios de alta- tensão deverá ser solicitado o apoio da companhia fornecedora de energia da região;</w:t>
-      </w:r>
-    </w:p>
-    <w:p>
-      <w:pPr>
-        <w:spacing w:after="60" w:line="360"/>
-        <w:ind w:left="708" w:hanging="340"/>
-        <w:jc w:val="both"/>
-      </w:pPr>
-      <w:r>
-        <w:rPr>
-          <w:rFonts w:ascii="Times New Roman" w:cs="Times New Roman" w:eastAsia="Times New Roman" w:hAnsi="Times New Roman"/>
-          <w:sz w:val="24"/>
-          <w:szCs w:val="24"/>
-        </w:rPr>
-        <w:t xml:space="preserve">II - solicitar a presença da companhia fornecedora sempre que ocorrer falta d’água ou baixa pressão nos hidrantes urbanos localizados na área do sinistro;</w:t>
-      </w:r>
-    </w:p>
-    <w:p>
-      <w:pPr>
-        <w:spacing w:after="60" w:line="360"/>
-        <w:ind w:left="708" w:hanging="340"/>
-        <w:jc w:val="both"/>
-      </w:pPr>
-      <w:r>
-        <w:rPr>
-          <w:rFonts w:ascii="Times New Roman" w:cs="Times New Roman" w:eastAsia="Times New Roman" w:hAnsi="Times New Roman"/>
-          <w:sz w:val="24"/>
-          <w:szCs w:val="24"/>
-        </w:rPr>
-        <w:t xml:space="preserve">III - acionar a Polícia Rodoviária Federal nos sinistros ocorridos nas rodovias federais do Estado de Rondônia;</w:t>
-      </w:r>
-    </w:p>
-    <w:p>
-      <w:pPr>
-        <w:spacing w:after="60" w:line="360"/>
-        <w:ind w:left="708" w:hanging="340"/>
-        <w:jc w:val="both"/>
-      </w:pPr>
-      <w:r>
-        <w:rPr>
-          <w:rFonts w:ascii="Times New Roman" w:cs="Times New Roman" w:eastAsia="Times New Roman" w:hAnsi="Times New Roman"/>
-          <w:sz w:val="24"/>
-          <w:szCs w:val="24"/>
-        </w:rPr>
-        <w:t xml:space="preserve">IV - solicitar informações a Pró-Química (Associação Brasileira da Indústria Química, telefone: 0800-11- 8270) sempre que o acidente envolver produtos perigosos;</w:t>
-      </w:r>
-    </w:p>
-    <w:p>
-      <w:pPr>
-        <w:spacing w:after="60" w:line="360"/>
-        <w:ind w:left="708" w:hanging="340"/>
-        <w:jc w:val="both"/>
-      </w:pPr>
-      <w:r>
-        <w:rPr>
-          <w:rFonts w:ascii="Times New Roman" w:cs="Times New Roman" w:eastAsia="Times New Roman" w:hAnsi="Times New Roman"/>
-          <w:sz w:val="24"/>
-          <w:szCs w:val="24"/>
-        </w:rPr>
-        <w:t xml:space="preserve">V - solicitar a presença da Polícia Militar para isolamento do local do sinistro sempre que ocorrer possibilidade de ilícitos penais;</w:t>
-      </w:r>
-    </w:p>
-    <w:p>
-      <w:pPr>
-        <w:spacing w:after="60" w:line="360"/>
-        <w:ind w:left="708" w:hanging="340"/>
-        <w:jc w:val="both"/>
-      </w:pPr>
-      <w:r>
-        <w:rPr>
-          <w:rFonts w:ascii="Times New Roman" w:cs="Times New Roman" w:eastAsia="Times New Roman" w:hAnsi="Times New Roman"/>
-          <w:sz w:val="24"/>
-          <w:szCs w:val="24"/>
-        </w:rPr>
-        <w:t xml:space="preserve">VI - solicitar a presença da perícia legalmente constituída sempre que ocorrer acidentes de trânsito com danos materiais;</w:t>
-      </w:r>
-    </w:p>
-    <w:p>
-      <w:pPr>
-        <w:spacing w:after="60" w:line="360"/>
-        <w:ind w:left="708" w:hanging="340"/>
-        <w:jc w:val="both"/>
-      </w:pPr>
-      <w:r>
-        <w:rPr>
-          <w:rFonts w:ascii="Times New Roman" w:cs="Times New Roman" w:eastAsia="Times New Roman" w:hAnsi="Times New Roman"/>
-          <w:sz w:val="24"/>
-          <w:szCs w:val="24"/>
-        </w:rPr>
-        <w:t xml:space="preserve">VII - acionar o Instituto Médico Legal sempre que do acidente decorrer vítimas fatais;</w:t>
-      </w:r>
-    </w:p>
-    <w:p>
-      <w:pPr>
-        <w:spacing w:after="60" w:line="360"/>
-        <w:ind w:left="708" w:hanging="340"/>
-        <w:jc w:val="both"/>
-      </w:pPr>
-      <w:r>
-        <w:rPr>
-          <w:rFonts w:ascii="Times New Roman" w:cs="Times New Roman" w:eastAsia="Times New Roman" w:hAnsi="Times New Roman"/>
-          <w:sz w:val="24"/>
-          <w:szCs w:val="24"/>
-        </w:rPr>
-        <w:t xml:space="preserve">VIII - acionar a Defesa Civil Estadual e a Defesa Civil Municipal no caso de ocorrências pertinentes à sua competência;</w:t>
-      </w:r>
-    </w:p>
-    <w:p>
-      <w:pPr>
-        <w:spacing w:after="60" w:line="360"/>
-        <w:ind w:left="708" w:hanging="340"/>
-        <w:jc w:val="both"/>
-      </w:pPr>
-      <w:r>
-        <w:rPr>
-          <w:rFonts w:ascii="Times New Roman" w:cs="Times New Roman" w:eastAsia="Times New Roman" w:hAnsi="Times New Roman"/>
-          <w:sz w:val="24"/>
-          <w:szCs w:val="24"/>
-        </w:rPr>
-        <w:t xml:space="preserve">IX - acionar o SAMU sempre que o acidente, pela sua gravidade, envolva o transporte de vítimas;</w:t>
-      </w:r>
-    </w:p>
-    <w:p>
-      <w:pPr>
-        <w:spacing w:after="60" w:line="360"/>
-        <w:ind w:left="708" w:hanging="340"/>
-        <w:jc w:val="both"/>
-      </w:pPr>
-      <w:r>
-        <w:rPr>
-          <w:rFonts w:ascii="Times New Roman" w:cs="Times New Roman" w:eastAsia="Times New Roman" w:hAnsi="Times New Roman"/>
-          <w:sz w:val="24"/>
-          <w:szCs w:val="24"/>
-        </w:rPr>
-        <w:t xml:space="preserve">X - solicitar a presença da companhia responsável pela manutenção de elevadores, sempre que neste ocorrer defeito ou acidentes envolvendo vítimas;</w:t>
-      </w:r>
-    </w:p>
-    <w:p>
-      <w:pPr>
-        <w:spacing w:after="60" w:line="360"/>
-        <w:ind w:left="708" w:hanging="340"/>
-        <w:jc w:val="both"/>
-      </w:pPr>
-      <w:r>
-        <w:rPr>
-          <w:rFonts w:ascii="Times New Roman" w:cs="Times New Roman" w:eastAsia="Times New Roman" w:hAnsi="Times New Roman"/>
-          <w:sz w:val="24"/>
-          <w:szCs w:val="24"/>
-        </w:rPr>
-        <w:t xml:space="preserve">XI - acionar o helicóptero do GTA nos acidentes cuja gravidade assim o exigir;</w:t>
-      </w:r>
-    </w:p>
-    <w:p>
-      <w:pPr>
-        <w:spacing w:after="60" w:line="360"/>
-        <w:ind w:left="708" w:hanging="340"/>
-        <w:jc w:val="both"/>
-      </w:pPr>
-      <w:r>
-        <w:rPr>
-          <w:rFonts w:ascii="Times New Roman" w:cs="Times New Roman" w:eastAsia="Times New Roman" w:hAnsi="Times New Roman"/>
-          <w:sz w:val="24"/>
-          <w:szCs w:val="24"/>
-        </w:rPr>
-        <w:t xml:space="preserve">XII - solicitar o apoio da Capitania dos Portos nos acidentes aquáticos; e</w:t>
-      </w:r>
-    </w:p>
-    <w:p>
-      <w:pPr>
-        <w:spacing w:after="60" w:line="360"/>
-        <w:ind w:left="708" w:hanging="340"/>
-        <w:jc w:val="both"/>
-      </w:pPr>
-      <w:r>
-        <w:rPr>
-          <w:rFonts w:ascii="Times New Roman" w:cs="Times New Roman" w:eastAsia="Times New Roman" w:hAnsi="Times New Roman"/>
-          <w:sz w:val="24"/>
-          <w:szCs w:val="24"/>
-        </w:rPr>
-        <w:t xml:space="preserve">XIII - solicitar os órgãos ambientais IBAMA e ou SEDAM nos acidentes contra o meio ambiente. Grande Porte.</w:t>
-      </w:r>
-    </w:p>
-    <w:p>
-      <w:pPr>
-        <w:spacing w:after="120" w:line="360"/>
-        <w:ind w:firstLine="708"/>
-        <w:jc w:val="both"/>
-      </w:pPr>
-      <w:r>
-        <w:rPr>
-          <w:rFonts w:ascii="Times New Roman" w:cs="Times New Roman" w:eastAsia="Times New Roman" w:hAnsi="Times New Roman"/>
-          <w:b/>
-          <w:bCs/>
-          <w:sz w:val="24"/>
-          <w:szCs w:val="24"/>
-        </w:rPr>
-        <w:t xml:space="preserve">Art. 78 </w:t>
+        <w:t xml:space="preserve">Art. 59 </w:t>
       </w:r>
       <w:r>
         <w:rPr>
@@ -4678,430 +3895,6 @@
           <w:szCs w:val="24"/>
         </w:rPr>
         <w:t xml:space="preserve">Os procedimentos nas operações para efeito deste regimento serão divididos em 02 (duas) áreas distintas sendo uma destinada a emergência básica e outra, ao apoio emergencial.</w:t>
-      </w:r>
-    </w:p>
-    <w:p>
-      <w:pPr>
-        <w:spacing w:after="120" w:line="360"/>
-        <w:ind w:firstLine="708"/>
-        <w:jc w:val="both"/>
-      </w:pPr>
-      <w:r>
-        <w:rPr>
-          <w:rFonts w:ascii="Times New Roman" w:cs="Times New Roman" w:eastAsia="Times New Roman" w:hAnsi="Times New Roman"/>
-          <w:b/>
-          <w:bCs/>
-          <w:sz w:val="24"/>
-          <w:szCs w:val="24"/>
-        </w:rPr>
-        <w:t xml:space="preserve">Art. 79 </w:t>
-      </w:r>
-      <w:r>
-        <w:rPr>
-          <w:rFonts w:ascii="Times New Roman" w:cs="Times New Roman" w:eastAsia="Times New Roman" w:hAnsi="Times New Roman"/>
-          <w:sz w:val="24"/>
-          <w:szCs w:val="24"/>
-        </w:rPr>
-        <w:t xml:space="preserve">A área de emergência básica será constituída de um espaço limitado, situada na área imediata ao foco ou cena do evento, sendo destinado, exclusivamente, ao pessoal e viaturas diretamente envolvidos nas ações de socorro a vítimas e proteção de bens.</w:t>
-      </w:r>
-    </w:p>
-    <w:p>
-      <w:pPr>
-        <w:spacing w:after="120" w:line="360"/>
-        <w:ind w:firstLine="708"/>
-        <w:jc w:val="both"/>
-      </w:pPr>
-      <w:r>
-        <w:rPr>
-          <w:rFonts w:ascii="Times New Roman" w:cs="Times New Roman" w:eastAsia="Times New Roman" w:hAnsi="Times New Roman"/>
-          <w:b/>
-          <w:bCs/>
-          <w:sz w:val="24"/>
-          <w:szCs w:val="24"/>
-        </w:rPr>
-        <w:t xml:space="preserve">Art. 80 </w:t>
-      </w:r>
-      <w:r>
-        <w:rPr>
-          <w:rFonts w:ascii="Times New Roman" w:cs="Times New Roman" w:eastAsia="Times New Roman" w:hAnsi="Times New Roman"/>
-          <w:sz w:val="24"/>
-          <w:szCs w:val="24"/>
-        </w:rPr>
-        <w:t xml:space="preserve">A área de apoio emergencial ficará localizada no acesso contíguo a área de emergência básica, sendo destinada ao estabelecimento de postos e serviços necessários ao apoio da operação que se realiza.</w:t>
-      </w:r>
-    </w:p>
-    <w:p>
-      <w:pPr>
-        <w:spacing w:after="120" w:line="360"/>
-        <w:ind w:firstLine="708"/>
-        <w:jc w:val="both"/>
-      </w:pPr>
-      <w:r>
-        <w:rPr>
-          <w:rFonts w:ascii="Times New Roman" w:cs="Times New Roman" w:eastAsia="Times New Roman" w:hAnsi="Times New Roman"/>
-          <w:b/>
-          <w:bCs/>
-          <w:sz w:val="24"/>
-          <w:szCs w:val="24"/>
-        </w:rPr>
-        <w:t xml:space="preserve">Art. 81 </w:t>
-      </w:r>
-      <w:r>
-        <w:rPr>
-          <w:rFonts w:ascii="Times New Roman" w:cs="Times New Roman" w:eastAsia="Times New Roman" w:hAnsi="Times New Roman"/>
-          <w:sz w:val="24"/>
-          <w:szCs w:val="24"/>
-        </w:rPr>
-        <w:t xml:space="preserve">Sempre que possível, deverá existir na área de apoio emergencial uma Unidade de Resgate – UR que terá a função de dar suporte básico de vida às vítimas.</w:t>
-      </w:r>
-    </w:p>
-    <w:p>
-      <w:pPr>
-        <w:spacing w:after="120" w:line="360"/>
-        <w:ind w:firstLine="708"/>
-        <w:jc w:val="both"/>
-      </w:pPr>
-      <w:r>
-        <w:rPr>
-          <w:rFonts w:ascii="Times New Roman" w:cs="Times New Roman" w:eastAsia="Times New Roman" w:hAnsi="Times New Roman"/>
-          <w:b/>
-          <w:bCs/>
-          <w:sz w:val="24"/>
-          <w:szCs w:val="24"/>
-        </w:rPr>
-        <w:t xml:space="preserve">Art. 82 </w:t>
-      </w:r>
-      <w:r>
-        <w:rPr>
-          <w:rFonts w:ascii="Times New Roman" w:cs="Times New Roman" w:eastAsia="Times New Roman" w:hAnsi="Times New Roman"/>
-          <w:sz w:val="24"/>
-          <w:szCs w:val="24"/>
-        </w:rPr>
-        <w:t xml:space="preserve">Os grupos de apoio externo, sempre que solicitados, deverão se dirigir ao Posto de Comando – PC na área de Apoio Emergencial.</w:t>
-      </w:r>
-    </w:p>
-    <w:p>
-      <w:pPr>
-        <w:spacing w:after="120" w:line="360"/>
-        <w:ind w:firstLine="708"/>
-        <w:jc w:val="both"/>
-      </w:pPr>
-      <w:r>
-        <w:rPr>
-          <w:rFonts w:ascii="Times New Roman" w:cs="Times New Roman" w:eastAsia="Times New Roman" w:hAnsi="Times New Roman"/>
-          <w:b/>
-          <w:bCs/>
-          <w:sz w:val="24"/>
-          <w:szCs w:val="24"/>
-        </w:rPr>
-        <w:t xml:space="preserve">Art. 83 </w:t>
-      </w:r>
-      <w:r>
-        <w:rPr>
-          <w:rFonts w:ascii="Times New Roman" w:cs="Times New Roman" w:eastAsia="Times New Roman" w:hAnsi="Times New Roman"/>
-          <w:sz w:val="24"/>
-          <w:szCs w:val="24"/>
-        </w:rPr>
-        <w:t xml:space="preserve">A coordenação dos grupos de apoio interno e externo deverá ser feita pelo Comandante de Operações que deverá orientar a participação de cada um deles.</w:t>
-      </w:r>
-    </w:p>
-    <w:p>
-      <w:pPr>
-        <w:spacing w:after="120" w:line="360"/>
-        <w:ind w:firstLine="708"/>
-        <w:jc w:val="both"/>
-      </w:pPr>
-      <w:r>
-        <w:rPr>
-          <w:rFonts w:ascii="Times New Roman" w:cs="Times New Roman" w:eastAsia="Times New Roman" w:hAnsi="Times New Roman"/>
-          <w:b/>
-          <w:bCs/>
-          <w:sz w:val="24"/>
-          <w:szCs w:val="24"/>
-        </w:rPr>
-        <w:t xml:space="preserve">Art. 84 </w:t>
-      </w:r>
-      <w:r>
-        <w:rPr>
-          <w:rFonts w:ascii="Times New Roman" w:cs="Times New Roman" w:eastAsia="Times New Roman" w:hAnsi="Times New Roman"/>
-          <w:sz w:val="24"/>
-          <w:szCs w:val="24"/>
-        </w:rPr>
-        <w:t xml:space="preserve">O Comandante de Operações deverá evitar que cada grupo de apoio interno ou externo haja, por conta própria num verdadeiro conflito de atribuições.</w:t>
-      </w:r>
-    </w:p>
-    <w:p>
-      <w:pPr>
-        <w:spacing w:after="120" w:line="360"/>
-        <w:ind w:firstLine="708"/>
-        <w:jc w:val="both"/>
-      </w:pPr>
-      <w:r>
-        <w:rPr>
-          <w:rFonts w:ascii="Times New Roman" w:cs="Times New Roman" w:eastAsia="Times New Roman" w:hAnsi="Times New Roman"/>
-          <w:b/>
-          <w:bCs/>
-          <w:sz w:val="24"/>
-          <w:szCs w:val="24"/>
-        </w:rPr>
-        <w:t xml:space="preserve">Art. 85 </w:t>
-      </w:r>
-      <w:r>
-        <w:rPr>
-          <w:rFonts w:ascii="Times New Roman" w:cs="Times New Roman" w:eastAsia="Times New Roman" w:hAnsi="Times New Roman"/>
-          <w:sz w:val="24"/>
-          <w:szCs w:val="24"/>
-        </w:rPr>
-        <w:t xml:space="preserve">As guarnições de socorros de bombeiros quando solicitados em operação de reforço deverão, também se dirigir a área de apoio emergencial onde receberão orientações do Comandante de Operações, quanto ao seu emprego e atuação.</w:t>
-      </w:r>
-    </w:p>
-    <w:p>
-      <w:pPr>
-        <w:spacing w:after="60" w:line="360"/>
-        <w:jc w:val="both"/>
-      </w:pPr>
-      <w:r>
-        <w:rPr>
-          <w:rFonts w:ascii="Times New Roman" w:cs="Times New Roman" w:eastAsia="Times New Roman" w:hAnsi="Times New Roman"/>
-          <w:b/>
-          <w:bCs/>
-          <w:sz w:val="24"/>
-          <w:szCs w:val="24"/>
-        </w:rPr>
-        <w:t xml:space="preserve">Art. 86 </w:t>
-      </w:r>
-      <w:r>
-        <w:rPr>
-          <w:rFonts w:ascii="Times New Roman" w:cs="Times New Roman" w:eastAsia="Times New Roman" w:hAnsi="Times New Roman"/>
-          <w:sz w:val="24"/>
-          <w:szCs w:val="24"/>
-        </w:rPr>
-        <w:t xml:space="preserve">O recurso humano extraordinário, voluntário ou não, ao chegar na área de apoio emergencial deverá ser dividida em grupos, os quais serão designados a exercer uma das seguintes atividades:</w:t>
-      </w:r>
-    </w:p>
-    <w:p>
-      <w:pPr>
-        <w:spacing w:after="60" w:line="360"/>
-        <w:ind w:left="708" w:hanging="340"/>
-        <w:jc w:val="both"/>
-      </w:pPr>
-      <w:r>
-        <w:rPr>
-          <w:rFonts w:ascii="Times New Roman" w:cs="Times New Roman" w:eastAsia="Times New Roman" w:hAnsi="Times New Roman"/>
-          <w:sz w:val="24"/>
-          <w:szCs w:val="24"/>
-        </w:rPr>
-        <w:t xml:space="preserve">I - isolamento de material;</w:t>
-      </w:r>
-    </w:p>
-    <w:p>
-      <w:pPr>
-        <w:spacing w:after="60" w:line="360"/>
-        <w:ind w:left="708" w:hanging="340"/>
-        <w:jc w:val="both"/>
-      </w:pPr>
-      <w:r>
-        <w:rPr>
-          <w:rFonts w:ascii="Times New Roman" w:cs="Times New Roman" w:eastAsia="Times New Roman" w:hAnsi="Times New Roman"/>
-          <w:sz w:val="24"/>
-          <w:szCs w:val="24"/>
-        </w:rPr>
-        <w:t xml:space="preserve">II - isolamento de área;</w:t>
-      </w:r>
-    </w:p>
-    <w:p>
-      <w:pPr>
-        <w:spacing w:after="60" w:line="360"/>
-        <w:ind w:left="708" w:hanging="340"/>
-        <w:jc w:val="both"/>
-      </w:pPr>
-      <w:r>
-        <w:rPr>
-          <w:rFonts w:ascii="Times New Roman" w:cs="Times New Roman" w:eastAsia="Times New Roman" w:hAnsi="Times New Roman"/>
-          <w:sz w:val="24"/>
-          <w:szCs w:val="24"/>
-        </w:rPr>
-        <w:t xml:space="preserve">III - abastecimento d'água;</w:t>
-      </w:r>
-    </w:p>
-    <w:p>
-      <w:pPr>
-        <w:spacing w:after="60" w:line="360"/>
-        <w:ind w:left="708" w:hanging="340"/>
-        <w:jc w:val="both"/>
-      </w:pPr>
-      <w:r>
-        <w:rPr>
-          <w:rFonts w:ascii="Times New Roman" w:cs="Times New Roman" w:eastAsia="Times New Roman" w:hAnsi="Times New Roman"/>
-          <w:sz w:val="24"/>
-          <w:szCs w:val="24"/>
-        </w:rPr>
-        <w:t xml:space="preserve">IV - transporte de feridos até as ambulâncias ou zona de triagem;</w:t>
-      </w:r>
-    </w:p>
-    <w:p>
-      <w:pPr>
-        <w:spacing w:after="60" w:line="360"/>
-        <w:ind w:left="708" w:hanging="340"/>
-        <w:jc w:val="both"/>
-      </w:pPr>
-      <w:r>
-        <w:rPr>
-          <w:rFonts w:ascii="Times New Roman" w:cs="Times New Roman" w:eastAsia="Times New Roman" w:hAnsi="Times New Roman"/>
-          <w:sz w:val="24"/>
-          <w:szCs w:val="24"/>
-        </w:rPr>
-        <w:t xml:space="preserve">V - triagem de feridos;</w:t>
-      </w:r>
-    </w:p>
-    <w:p>
-      <w:pPr>
-        <w:spacing w:after="60" w:line="360"/>
-        <w:ind w:left="708" w:hanging="340"/>
-        <w:jc w:val="both"/>
-      </w:pPr>
-      <w:r>
-        <w:rPr>
-          <w:rFonts w:ascii="Times New Roman" w:cs="Times New Roman" w:eastAsia="Times New Roman" w:hAnsi="Times New Roman"/>
-          <w:sz w:val="24"/>
-          <w:szCs w:val="24"/>
-        </w:rPr>
-        <w:t xml:space="preserve">VI - rescaldo;</w:t>
-      </w:r>
-    </w:p>
-    <w:p>
-      <w:pPr>
-        <w:spacing w:after="60" w:line="360"/>
-        <w:ind w:left="708" w:hanging="340"/>
-        <w:jc w:val="both"/>
-      </w:pPr>
-      <w:r>
-        <w:rPr>
-          <w:rFonts w:ascii="Times New Roman" w:cs="Times New Roman" w:eastAsia="Times New Roman" w:hAnsi="Times New Roman"/>
-          <w:sz w:val="24"/>
-          <w:szCs w:val="24"/>
-        </w:rPr>
-        <w:t xml:space="preserve">VII - operações de resgate a incêndio (substituição ou reforço);</w:t>
-      </w:r>
-    </w:p>
-    <w:p>
-      <w:pPr>
-        <w:spacing w:after="60" w:line="360"/>
-        <w:ind w:left="708" w:hanging="340"/>
-        <w:jc w:val="both"/>
-      </w:pPr>
-      <w:r>
-        <w:rPr>
-          <w:rFonts w:ascii="Times New Roman" w:cs="Times New Roman" w:eastAsia="Times New Roman" w:hAnsi="Times New Roman"/>
-          <w:sz w:val="24"/>
-          <w:szCs w:val="24"/>
-        </w:rPr>
-        <w:t xml:space="preserve">VIII - operações de Combate a incêndio (substituição ou reforço);</w:t>
-      </w:r>
-    </w:p>
-    <w:p>
-      <w:pPr>
-        <w:spacing w:after="60" w:line="360"/>
-        <w:ind w:left="708" w:hanging="340"/>
-        <w:jc w:val="both"/>
-      </w:pPr>
-      <w:r>
-        <w:rPr>
-          <w:rFonts w:ascii="Times New Roman" w:cs="Times New Roman" w:eastAsia="Times New Roman" w:hAnsi="Times New Roman"/>
-          <w:sz w:val="24"/>
-          <w:szCs w:val="24"/>
-        </w:rPr>
-        <w:t xml:space="preserve">IX - operações de Socorro Médico (substituição ou reforço); e</w:t>
-      </w:r>
-    </w:p>
-    <w:p>
-      <w:pPr>
-        <w:spacing w:after="60" w:line="360"/>
-        <w:ind w:left="708" w:hanging="340"/>
-        <w:jc w:val="both"/>
-      </w:pPr>
-      <w:r>
-        <w:rPr>
-          <w:rFonts w:ascii="Times New Roman" w:cs="Times New Roman" w:eastAsia="Times New Roman" w:hAnsi="Times New Roman"/>
-          <w:sz w:val="24"/>
-          <w:szCs w:val="24"/>
-        </w:rPr>
-        <w:t xml:space="preserve">X - operações subaquáticas se forem o caso.</w:t>
-      </w:r>
-    </w:p>
-    <w:p>
-      <w:pPr>
-        <w:spacing w:after="120" w:line="360"/>
-        <w:ind w:firstLine="708"/>
-        <w:jc w:val="both"/>
-      </w:pPr>
-      <w:r>
-        <w:rPr>
-          <w:rFonts w:ascii="Times New Roman" w:cs="Times New Roman" w:eastAsia="Times New Roman" w:hAnsi="Times New Roman"/>
-          <w:b/>
-          <w:bCs/>
-          <w:sz w:val="24"/>
-          <w:szCs w:val="24"/>
-        </w:rPr>
-        <w:t xml:space="preserve">Art. 87 </w:t>
-      </w:r>
-      <w:r>
-        <w:rPr>
-          <w:rFonts w:ascii="Times New Roman" w:cs="Times New Roman" w:eastAsia="Times New Roman" w:hAnsi="Times New Roman"/>
-          <w:sz w:val="24"/>
-          <w:szCs w:val="24"/>
-        </w:rPr>
-        <w:t xml:space="preserve">A participação e ou o emprego do recurso humano extraordinário ficará condicionada a decisão do Oficial de Dia ou Cmt de Operações a qual deverá cumprir, exatamente, as tarefas e missões por este determinado.</w:t>
-      </w:r>
-    </w:p>
-    <w:p>
-      <w:pPr>
-        <w:spacing w:after="120" w:line="360"/>
-        <w:ind w:firstLine="708"/>
-        <w:jc w:val="both"/>
-      </w:pPr>
-      <w:r>
-        <w:rPr>
-          <w:rFonts w:ascii="Times New Roman" w:cs="Times New Roman" w:eastAsia="Times New Roman" w:hAnsi="Times New Roman"/>
-          <w:b/>
-          <w:bCs/>
-          <w:sz w:val="24"/>
-          <w:szCs w:val="24"/>
-        </w:rPr>
-        <w:t xml:space="preserve">Art. 88 </w:t>
-      </w:r>
-      <w:r>
-        <w:rPr>
-          <w:rFonts w:ascii="Times New Roman" w:cs="Times New Roman" w:eastAsia="Times New Roman" w:hAnsi="Times New Roman"/>
-          <w:sz w:val="24"/>
-          <w:szCs w:val="24"/>
-        </w:rPr>
-        <w:t xml:space="preserve">O emprego de qualquer integrante da reserva operacional, sempre que possível deverá ocorrer de conformidade com a sua especialidade.</w:t>
-      </w:r>
-    </w:p>
-    <w:p>
-      <w:pPr>
-        <w:spacing w:after="120" w:line="360"/>
-        <w:ind w:firstLine="708"/>
-        <w:jc w:val="both"/>
-      </w:pPr>
-      <w:r>
-        <w:rPr>
-          <w:rFonts w:ascii="Times New Roman" w:cs="Times New Roman" w:eastAsia="Times New Roman" w:hAnsi="Times New Roman"/>
-          <w:b/>
-          <w:bCs/>
-          <w:sz w:val="24"/>
-          <w:szCs w:val="24"/>
-        </w:rPr>
-        <w:t xml:space="preserve">Art. 89 </w:t>
-      </w:r>
-      <w:r>
-        <w:rPr>
-          <w:rFonts w:ascii="Times New Roman" w:cs="Times New Roman" w:eastAsia="Times New Roman" w:hAnsi="Times New Roman"/>
-          <w:sz w:val="24"/>
-          <w:szCs w:val="24"/>
-        </w:rPr>
-        <w:t xml:space="preserve">A substituição de guarnições ou socorros por integrantes da reserva operacional deverá obedecer a capacidade de emprego dos materiais existentes nas viaturas, evitando o emprego desnecessário de bombeiros militares. Disposições Gerais</w:t>
       </w:r>
     </w:p>
     <w:p>
@@ -5135,7 +3928,7 @@
           <w:sz w:val="24"/>
           <w:szCs w:val="24"/>
         </w:rPr>
-        <w:t xml:space="preserve">Art. 90 </w:t>
+        <w:t xml:space="preserve">Art. 60 </w:t>
       </w:r>
       <w:r>
         <w:rPr>
@@ -5207,7 +4000,7 @@
           <w:sz w:val="24"/>
           <w:szCs w:val="24"/>
         </w:rPr>
-        <w:t xml:space="preserve">Art. 91 </w:t>
+        <w:t xml:space="preserve">Art. 61 </w:t>
       </w:r>
       <w:r>
         <w:rPr>
@@ -5316,7 +4109,7 @@
           <w:sz w:val="24"/>
           <w:szCs w:val="24"/>
         </w:rPr>
-        <w:t xml:space="preserve">Art. 92 </w:t>
+        <w:t xml:space="preserve">Art. 62 </w:t>
       </w:r>
       <w:r>
         <w:rPr>
@@ -5493,7 +4286,7 @@
           <w:sz w:val="24"/>
           <w:szCs w:val="24"/>
         </w:rPr>
-        <w:t xml:space="preserve">Art. 93 </w:t>
+        <w:t xml:space="preserve">Art. 63 </w:t>
       </w:r>
       <w:r>
         <w:rPr>
@@ -5640,7 +4433,7 @@
           <w:sz w:val="24"/>
           <w:szCs w:val="24"/>
         </w:rPr>
-        <w:t xml:space="preserve">Art. 94 </w:t>
+        <w:t xml:space="preserve">Art. 64 </w:t>
       </w:r>
       <w:r>
         <w:rPr>
@@ -5773,7 +4566,7 @@
           <w:sz w:val="24"/>
           <w:szCs w:val="24"/>
         </w:rPr>
-        <w:t xml:space="preserve">Art. 95 </w:t>
+        <w:t xml:space="preserve">Art. 65 </w:t>
       </w:r>
       <w:r>
         <w:rPr>
@@ -5823,45 +4616,6 @@
     </w:p>
     <w:p>
       <w:pPr>
-        <w:spacing w:after="60" w:line="360"/>
-        <w:jc w:val="both"/>
-      </w:pPr>
-      <w:r>
-        <w:rPr>
-          <w:rFonts w:ascii="Times New Roman" w:cs="Times New Roman" w:eastAsia="Times New Roman" w:hAnsi="Times New Roman"/>
-          <w:b/>
-          <w:bCs/>
-          <w:sz w:val="24"/>
-          <w:szCs w:val="24"/>
-        </w:rPr>
-        <w:t xml:space="preserve">Art. 96 </w:t>
-      </w:r>
-      <w:r>
-        <w:rPr>
-          <w:rFonts w:ascii="Times New Roman" w:cs="Times New Roman" w:eastAsia="Times New Roman" w:hAnsi="Times New Roman"/>
-          <w:sz w:val="24"/>
-          <w:szCs w:val="24"/>
-        </w:rPr>
-        <w:t xml:space="preserve">Fica estabelecido o seguinte quadro de atividades diárias para o serviço operacional em todas as OBM: 05h30min Alvorada 06h00min Café 06h30min Faxina/Limpeza nas Viaturas, Equipamentos e Instalações 07h15min Toque de Parada 07h30min Parada Diária 07h40min Conferência de Material 08h00min Hasteamento do pavilhão nacional 09h30min Instrução de Prontidão 11h30min Almoço 18h00min Arreamento do pavilhão nacional 18h30min Jantar 22h00min Silêncio</w:t>
-      </w:r>
-    </w:p>
-    <w:p>
-      <w:pPr>
-        <w:spacing w:after="60" w:line="360"/>
-        <w:ind w:left="708" w:hanging="0"/>
-        <w:jc w:val="both"/>
-      </w:pPr>
-      <w:r>
-        <w:rPr>
-          <w:rFonts w:ascii="Times New Roman" w:cs="Times New Roman" w:eastAsia="Times New Roman" w:hAnsi="Times New Roman"/>
-          <w:sz w:val="24"/>
-          <w:szCs w:val="24"/>
-        </w:rPr>
-        <w:t xml:space="preserve">Parágrafo único. O Quadro acima poderá ser modificado, a critério do Cmt de OBM em conjunto com o Comandante Operacional de Bombeiros a depender das especificidades da sua de área de atuação.</w:t>
-      </w:r>
-    </w:p>
-    <w:p>
-      <w:pPr>
         <w:spacing w:after="120" w:line="360"/>
         <w:ind w:firstLine="708"/>
         <w:jc w:val="both"/>
@@ -5874,7 +4628,7 @@
           <w:sz w:val="24"/>
           <w:szCs w:val="24"/>
         </w:rPr>
-        <w:t xml:space="preserve">Art. 97 </w:t>
+        <w:t xml:space="preserve">Art. 66 </w:t>
       </w:r>
       <w:r>
         <w:rPr>
@@ -5899,7 +4653,7 @@
           <w:sz w:val="24"/>
           <w:szCs w:val="24"/>
         </w:rPr>
-        <w:t xml:space="preserve">Art. 98 </w:t>
+        <w:t xml:space="preserve">Art. 67 </w:t>
       </w:r>
       <w:r>
         <w:rPr>
@@ -5924,7 +4678,7 @@
           <w:sz w:val="24"/>
           <w:szCs w:val="24"/>
         </w:rPr>
-        <w:t xml:space="preserve">Art. 99 </w:t>
+        <w:t xml:space="preserve">Art. 68 </w:t>
       </w:r>
       <w:r>
         <w:rPr>
@@ -5949,7 +4703,7 @@
           <w:sz w:val="24"/>
           <w:szCs w:val="24"/>
         </w:rPr>
-        <w:t xml:space="preserve">Art. 100 </w:t>
+        <w:t xml:space="preserve">Art. 69 </w:t>
       </w:r>
       <w:r>
         <w:rPr>
@@ -5974,7 +4728,7 @@
           <w:sz w:val="24"/>
           <w:szCs w:val="24"/>
         </w:rPr>
-        <w:t xml:space="preserve">Art. 101 </w:t>
+        <w:t xml:space="preserve">Art. 70 </w:t>
       </w:r>
       <w:r>
         <w:rPr>
@@ -5999,7 +4753,7 @@
           <w:sz w:val="24"/>
           <w:szCs w:val="24"/>
         </w:rPr>
-        <w:t xml:space="preserve">Art. 102 </w:t>
+        <w:t xml:space="preserve">Art. 71 </w:t>
       </w:r>
       <w:r>
         <w:rPr>
@@ -6023,7 +4777,7 @@
           <w:sz w:val="24"/>
           <w:szCs w:val="24"/>
         </w:rPr>
-        <w:t xml:space="preserve">Art. 103 </w:t>
+        <w:t xml:space="preserve">Art. 72 </w:t>
       </w:r>
       <w:r>
         <w:rPr>
@@ -6123,7 +4877,7 @@
           <w:sz w:val="24"/>
           <w:szCs w:val="24"/>
         </w:rPr>
-        <w:t xml:space="preserve">Art. 104 </w:t>
+        <w:t xml:space="preserve">Art. 73 </w:t>
       </w:r>
       <w:r>
         <w:rPr>
@@ -6148,7 +4902,7 @@
           <w:sz w:val="24"/>
           <w:szCs w:val="24"/>
         </w:rPr>
-        <w:t xml:space="preserve">Art. 105 </w:t>
+        <w:t xml:space="preserve">Art. 74 </w:t>
       </w:r>
       <w:r>
         <w:rPr>
@@ -6173,7 +4927,7 @@
           <w:sz w:val="24"/>
           <w:szCs w:val="24"/>
         </w:rPr>
-        <w:t xml:space="preserve">Art. 106 </w:t>
+        <w:t xml:space="preserve">Art. 75 </w:t>
       </w:r>
       <w:r>
         <w:rPr>
@@ -6198,7 +4952,7 @@
           <w:sz w:val="24"/>
           <w:szCs w:val="24"/>
         </w:rPr>
-        <w:t xml:space="preserve">Art. 107 </w:t>
+        <w:t xml:space="preserve">Art. 76 </w:t>
       </w:r>
       <w:r>
         <w:rPr>
@@ -6223,7 +4977,7 @@
           <w:sz w:val="24"/>
           <w:szCs w:val="24"/>
         </w:rPr>
-        <w:t xml:space="preserve">Art. 108 </w:t>
+        <w:t xml:space="preserve">Art. 77 </w:t>
       </w:r>
       <w:r>
         <w:rPr>
@@ -6248,7 +5002,7 @@
           <w:sz w:val="24"/>
           <w:szCs w:val="24"/>
         </w:rPr>
-        <w:t xml:space="preserve">Art. 109 </w:t>
+        <w:t xml:space="preserve">Art. 78 </w:t>
       </w:r>
       <w:r>
         <w:rPr>
@@ -6273,7 +5027,7 @@
           <w:sz w:val="24"/>
           <w:szCs w:val="24"/>
         </w:rPr>
-        <w:t xml:space="preserve">Art. 110 </w:t>
+        <w:t xml:space="preserve">Art. 79 </w:t>
       </w:r>
       <w:r>
         <w:rPr>
@@ -6298,7 +5052,7 @@
           <w:sz w:val="24"/>
           <w:szCs w:val="24"/>
         </w:rPr>
-        <w:t xml:space="preserve">Art. 111 </w:t>
+        <w:t xml:space="preserve">Art. 80 </w:t>
       </w:r>
       <w:r>
         <w:rPr>
@@ -6323,7 +5077,7 @@
           <w:sz w:val="24"/>
           <w:szCs w:val="24"/>
         </w:rPr>
-        <w:t xml:space="preserve">Art. 112 </w:t>
+        <w:t xml:space="preserve">Art. 81 </w:t>
       </w:r>
       <w:r>
         <w:rPr>
@@ -6348,15 +5102,15 @@
           <w:sz w:val="24"/>
           <w:szCs w:val="24"/>
         </w:rPr>
-        <w:t xml:space="preserve">Art. 113 </w:t>
-      </w:r>
-      <w:r>
-        <w:rPr>
-          <w:rFonts w:ascii="Times New Roman" w:cs="Times New Roman" w:eastAsia="Times New Roman" w:hAnsi="Times New Roman"/>
-          <w:sz w:val="24"/>
-          <w:szCs w:val="24"/>
-        </w:rPr>
-        <w:t xml:space="preserve">Para verificar o nível de qualificação dos integrantes dos socorros de combate a incêndio o Comandante de Socorro deverá diariamente, logo após a passagem de serviço realizar a prova de bomba armar, ocasião em que também testará o funcionamento dos equipamentos hidráulicos da viatura.</w:t>
+        <w:t xml:space="preserve">Art. 82 </w:t>
+      </w:r>
+      <w:r>
+        <w:rPr>
+          <w:rFonts w:ascii="Times New Roman" w:cs="Times New Roman" w:eastAsia="Times New Roman" w:hAnsi="Times New Roman"/>
+          <w:sz w:val="24"/>
+          <w:szCs w:val="24"/>
+        </w:rPr>
+        <w:t xml:space="preserve">O acesso aos alojamento deve obedecer os protocolos de higienização e desinfecção em vigor na corporação, ficando vedado o uso de EPI nos alojamentos.</w:t>
       </w:r>
     </w:p>
     <w:p>
@@ -6373,15 +5127,15 @@
           <w:sz w:val="24"/>
           <w:szCs w:val="24"/>
         </w:rPr>
-        <w:t xml:space="preserve">Art. 114 </w:t>
-      </w:r>
-      <w:r>
-        <w:rPr>
-          <w:rFonts w:ascii="Times New Roman" w:cs="Times New Roman" w:eastAsia="Times New Roman" w:hAnsi="Times New Roman"/>
-          <w:sz w:val="24"/>
-          <w:szCs w:val="24"/>
-        </w:rPr>
-        <w:t xml:space="preserve">Cada Unidade Operacional deverá, diariamente, programar duas instruções para Prontidão de Serviço, sendo uma prática, logo após a passagem de serviço e outra teórica.</w:t>
+        <w:t xml:space="preserve">Art. 83 </w:t>
+      </w:r>
+      <w:r>
+        <w:rPr>
+          <w:rFonts w:ascii="Times New Roman" w:cs="Times New Roman" w:eastAsia="Times New Roman" w:hAnsi="Times New Roman"/>
+          <w:sz w:val="24"/>
+          <w:szCs w:val="24"/>
+        </w:rPr>
+        <w:t xml:space="preserve">É vedado o manuseio de arma de fogo nos alojamentos.</w:t>
       </w:r>
     </w:p>
     <w:p>
@@ -6398,15 +5152,15 @@
           <w:sz w:val="24"/>
           <w:szCs w:val="24"/>
         </w:rPr>
-        <w:t xml:space="preserve">Art. 115 </w:t>
-      </w:r>
-      <w:r>
-        <w:rPr>
-          <w:rFonts w:ascii="Times New Roman" w:cs="Times New Roman" w:eastAsia="Times New Roman" w:hAnsi="Times New Roman"/>
-          <w:sz w:val="24"/>
-          <w:szCs w:val="24"/>
-        </w:rPr>
-        <w:t xml:space="preserve">A instrução deverá ser ministrada impreterivelmente pelo Comandante de Socorro.</w:t>
+        <w:t xml:space="preserve">Art. 84 </w:t>
+      </w:r>
+      <w:r>
+        <w:rPr>
+          <w:rFonts w:ascii="Times New Roman" w:cs="Times New Roman" w:eastAsia="Times New Roman" w:hAnsi="Times New Roman"/>
+          <w:sz w:val="24"/>
+          <w:szCs w:val="24"/>
+        </w:rPr>
+        <w:t xml:space="preserve">A permanência de bombeiros militares de serviço, no alojamento da prontidão, durante o expediente da Unidade deverá ser devidamente estabelecida pelo Comandante da OBM.</w:t>
       </w:r>
     </w:p>
     <w:p>
@@ -6423,15 +5177,15 @@
           <w:sz w:val="24"/>
           <w:szCs w:val="24"/>
         </w:rPr>
-        <w:t xml:space="preserve">Art. 116 </w:t>
-      </w:r>
-      <w:r>
-        <w:rPr>
-          <w:rFonts w:ascii="Times New Roman" w:cs="Times New Roman" w:eastAsia="Times New Roman" w:hAnsi="Times New Roman"/>
-          <w:sz w:val="24"/>
-          <w:szCs w:val="24"/>
-        </w:rPr>
-        <w:t xml:space="preserve">A instrução da Prontidão de Serviço, tanto a prática, quanto à teórica, não deverá ultrapassar a 45 minutos, cada uma.</w:t>
+        <w:t xml:space="preserve">Art. 85 </w:t>
+      </w:r>
+      <w:r>
+        <w:rPr>
+          <w:rFonts w:ascii="Times New Roman" w:cs="Times New Roman" w:eastAsia="Times New Roman" w:hAnsi="Times New Roman"/>
+          <w:sz w:val="24"/>
+          <w:szCs w:val="24"/>
+        </w:rPr>
+        <w:t xml:space="preserve">Após as 22h00 as luzes do alojamento deverão ser apagadas, ficando proibido a prática de quaisquer atividades, exceto o acionamento e preparação para atendimento de ocorrência.</w:t>
       </w:r>
     </w:p>
     <w:p>
@@ -6448,15 +5202,15 @@
           <w:sz w:val="24"/>
           <w:szCs w:val="24"/>
         </w:rPr>
-        <w:t xml:space="preserve">Art. 117 </w:t>
-      </w:r>
-      <w:r>
-        <w:rPr>
-          <w:rFonts w:ascii="Times New Roman" w:cs="Times New Roman" w:eastAsia="Times New Roman" w:hAnsi="Times New Roman"/>
-          <w:sz w:val="24"/>
-          <w:szCs w:val="24"/>
-        </w:rPr>
-        <w:t xml:space="preserve">Os Comandantes de GBM deverão programar e providenciar as instruções diárias abordando preferencialmente os assuntos referentes às ocorrências de maiores incidências no decorrer do serviço em sua área de jurisdição.</w:t>
+        <w:t xml:space="preserve">Art. 86 </w:t>
+      </w:r>
+      <w:r>
+        <w:rPr>
+          <w:rFonts w:ascii="Times New Roman" w:cs="Times New Roman" w:eastAsia="Times New Roman" w:hAnsi="Times New Roman"/>
+          <w:sz w:val="24"/>
+          <w:szCs w:val="24"/>
+        </w:rPr>
+        <w:t xml:space="preserve">A Prontidão de Serviço ao ouvir o toque de alerta referente ao emprego de seu socorro deverá imediatamente deslocar-se para viatura, para deixar o quartel e partir para o local da ocorrência.</w:t>
       </w:r>
     </w:p>
     <w:p>
@@ -6473,15 +5227,15 @@
           <w:sz w:val="24"/>
           <w:szCs w:val="24"/>
         </w:rPr>
-        <w:t xml:space="preserve">Art. 118 </w:t>
-      </w:r>
-      <w:r>
-        <w:rPr>
-          <w:rFonts w:ascii="Times New Roman" w:cs="Times New Roman" w:eastAsia="Times New Roman" w:hAnsi="Times New Roman"/>
-          <w:sz w:val="24"/>
-          <w:szCs w:val="24"/>
-        </w:rPr>
-        <w:t xml:space="preserve">Aos assuntos que exijam conhecimento específico, deverão ser solicitados a Diretoria de Pessoal, Ensino e Instrução para que seja efetuado um planejamento instrucional, conforme seja o caso.</w:t>
+        <w:t xml:space="preserve">Art. 87 </w:t>
+      </w:r>
+      <w:r>
+        <w:rPr>
+          <w:rFonts w:ascii="Times New Roman" w:cs="Times New Roman" w:eastAsia="Times New Roman" w:hAnsi="Times New Roman"/>
+          <w:sz w:val="24"/>
+          <w:szCs w:val="24"/>
+        </w:rPr>
+        <w:t xml:space="preserve">A Prontidão deverá está consciente de que o tempo entre o alarme e o início das operações de socorro deverá ser o mais breve possível, pois quanto menor o tempo de atendimento, maiores serão as possibilidades de êxito.</w:t>
       </w:r>
     </w:p>
     <w:p>
@@ -6498,15 +5252,15 @@
           <w:sz w:val="24"/>
           <w:szCs w:val="24"/>
         </w:rPr>
-        <w:t xml:space="preserve">Art. 119 </w:t>
-      </w:r>
-      <w:r>
-        <w:rPr>
-          <w:rFonts w:ascii="Times New Roman" w:cs="Times New Roman" w:eastAsia="Times New Roman" w:hAnsi="Times New Roman"/>
-          <w:sz w:val="24"/>
-          <w:szCs w:val="24"/>
-        </w:rPr>
-        <w:t xml:space="preserve">O Comandante de Socorro e/ou o Oficial de Dia, ao entrar de serviço deverá verificar pessoalmente as condições do alojamento da prontidão, primando pela limpeza, organização e conforto das suas instalações.</w:t>
+        <w:t xml:space="preserve">Art. 88 </w:t>
+      </w:r>
+      <w:r>
+        <w:rPr>
+          <w:rFonts w:ascii="Times New Roman" w:cs="Times New Roman" w:eastAsia="Times New Roman" w:hAnsi="Times New Roman"/>
+          <w:sz w:val="24"/>
+          <w:szCs w:val="24"/>
+        </w:rPr>
+        <w:t xml:space="preserve">Durante o deslocamento para ocorrência o motorista será o principal responsável pela segurança do socorro.</w:t>
       </w:r>
     </w:p>
     <w:p>
@@ -6523,15 +5277,15 @@
           <w:sz w:val="24"/>
           <w:szCs w:val="24"/>
         </w:rPr>
-        <w:t xml:space="preserve">Art. 120 </w:t>
-      </w:r>
-      <w:r>
-        <w:rPr>
-          <w:rFonts w:ascii="Times New Roman" w:cs="Times New Roman" w:eastAsia="Times New Roman" w:hAnsi="Times New Roman"/>
-          <w:sz w:val="24"/>
-          <w:szCs w:val="24"/>
-        </w:rPr>
-        <w:t xml:space="preserve">O acesso aos alojamento deve obedecer os protocolos de higienização e desinfecção em vigor na corporação, ficando vedado o uso de EPI nos alojamentos.</w:t>
+        <w:t xml:space="preserve">Art. 89 </w:t>
+      </w:r>
+      <w:r>
+        <w:rPr>
+          <w:rFonts w:ascii="Times New Roman" w:cs="Times New Roman" w:eastAsia="Times New Roman" w:hAnsi="Times New Roman"/>
+          <w:sz w:val="24"/>
+          <w:szCs w:val="24"/>
+        </w:rPr>
+        <w:t xml:space="preserve">O Comandante da guarnição deverá solicitar ao Central Integrada de Operações o máximo de informação referente à ocorrência, principalmente, o endereço completo, ponto de referência e confirmação da ocorrência.</w:t>
       </w:r>
     </w:p>
     <w:p>
@@ -6548,15 +5302,15 @@
           <w:sz w:val="24"/>
           <w:szCs w:val="24"/>
         </w:rPr>
-        <w:t xml:space="preserve">Art. 121 </w:t>
-      </w:r>
-      <w:r>
-        <w:rPr>
-          <w:rFonts w:ascii="Times New Roman" w:cs="Times New Roman" w:eastAsia="Times New Roman" w:hAnsi="Times New Roman"/>
-          <w:sz w:val="24"/>
-          <w:szCs w:val="24"/>
-        </w:rPr>
-        <w:t xml:space="preserve">É vedado o manuseio de arma de fogo nos alojamentos.</w:t>
+        <w:t xml:space="preserve">Art. 90 </w:t>
+      </w:r>
+      <w:r>
+        <w:rPr>
+          <w:rFonts w:ascii="Times New Roman" w:cs="Times New Roman" w:eastAsia="Times New Roman" w:hAnsi="Times New Roman"/>
+          <w:sz w:val="24"/>
+          <w:szCs w:val="24"/>
+        </w:rPr>
+        <w:t xml:space="preserve">Em qualquer situação durante o deslocamento a segurança do socorro terá prioridade sobre a rapidez de atendimento da ocorrência.</w:t>
       </w:r>
     </w:p>
     <w:p>
@@ -6573,15 +5327,15 @@
           <w:sz w:val="24"/>
           <w:szCs w:val="24"/>
         </w:rPr>
-        <w:t xml:space="preserve">Art. 122 </w:t>
-      </w:r>
-      <w:r>
-        <w:rPr>
-          <w:rFonts w:ascii="Times New Roman" w:cs="Times New Roman" w:eastAsia="Times New Roman" w:hAnsi="Times New Roman"/>
-          <w:sz w:val="24"/>
-          <w:szCs w:val="24"/>
-        </w:rPr>
-        <w:t xml:space="preserve">A permanência de bombeiros militares de serviço, no alojamento da prontidão, durante o expediente da Unidade deverá ser devidamente estabelecida pelo Comandante da OBM.</w:t>
+        <w:t xml:space="preserve">Art. 91 </w:t>
+      </w:r>
+      <w:r>
+        <w:rPr>
+          <w:rFonts w:ascii="Times New Roman" w:cs="Times New Roman" w:eastAsia="Times New Roman" w:hAnsi="Times New Roman"/>
+          <w:sz w:val="24"/>
+          <w:szCs w:val="24"/>
+        </w:rPr>
+        <w:t xml:space="preserve">Mesmo um aviso de pessoas em risco, o Comandante do Socorro não deverá permitir que se coloque em segundo plano a segurança da guarnição em função de um mínimo de ganho de tempo.</w:t>
       </w:r>
     </w:p>
     <w:p>
@@ -6598,15 +5352,15 @@
           <w:sz w:val="24"/>
           <w:szCs w:val="24"/>
         </w:rPr>
-        <w:t xml:space="preserve">Art. 123 </w:t>
-      </w:r>
-      <w:r>
-        <w:rPr>
-          <w:rFonts w:ascii="Times New Roman" w:cs="Times New Roman" w:eastAsia="Times New Roman" w:hAnsi="Times New Roman"/>
-          <w:sz w:val="24"/>
-          <w:szCs w:val="24"/>
-        </w:rPr>
-        <w:t xml:space="preserve">Após as 22h00 as luzes do alojamento deverão ser apagadas, ficando proibido a prática de quaisquer atividades, exceto o acionamento e preparação para atendimento de ocorrência.</w:t>
+        <w:t xml:space="preserve">Art. 92 </w:t>
+      </w:r>
+      <w:r>
+        <w:rPr>
+          <w:rFonts w:ascii="Times New Roman" w:cs="Times New Roman" w:eastAsia="Times New Roman" w:hAnsi="Times New Roman"/>
+          <w:sz w:val="24"/>
+          <w:szCs w:val="24"/>
+        </w:rPr>
+        <w:t xml:space="preserve">O Comandante do Socorro não deverá deixar que os bombeiros militares posicionados sobre a viatura se desloquem em condições de insegurança, devendo para isso, orientá-los a firmar seu corpo em algum ponto de apoio existente na viatura, inclusive usar o cinto de segurança</w:t>
       </w:r>
     </w:p>
     <w:p>
@@ -6623,15 +5377,15 @@
           <w:sz w:val="24"/>
           <w:szCs w:val="24"/>
         </w:rPr>
-        <w:t xml:space="preserve">Art. 124 </w:t>
-      </w:r>
-      <w:r>
-        <w:rPr>
-          <w:rFonts w:ascii="Times New Roman" w:cs="Times New Roman" w:eastAsia="Times New Roman" w:hAnsi="Times New Roman"/>
-          <w:sz w:val="24"/>
-          <w:szCs w:val="24"/>
-        </w:rPr>
-        <w:t xml:space="preserve">A Prontidão de Serviço ao ouvir o toque de alerta referente ao emprego de seu socorro deverá imediatamente deslocar-se para viatura, para deixar o quartel e partir para o local da ocorrência.</w:t>
+        <w:t xml:space="preserve">Art. 93 </w:t>
+      </w:r>
+      <w:r>
+        <w:rPr>
+          <w:rFonts w:ascii="Times New Roman" w:cs="Times New Roman" w:eastAsia="Times New Roman" w:hAnsi="Times New Roman"/>
+          <w:sz w:val="24"/>
+          <w:szCs w:val="24"/>
+        </w:rPr>
+        <w:t xml:space="preserve">Ao chegar de qualquer ocorrência o Comandante do Socorro deverá colocar a tropa em forma, comentar os acertos e erros acontecidos durante a operação para possíveis correções.</w:t>
       </w:r>
     </w:p>
     <w:p>
@@ -6648,15 +5402,15 @@
           <w:sz w:val="24"/>
           <w:szCs w:val="24"/>
         </w:rPr>
-        <w:t xml:space="preserve">Art. 125 </w:t>
-      </w:r>
-      <w:r>
-        <w:rPr>
-          <w:rFonts w:ascii="Times New Roman" w:cs="Times New Roman" w:eastAsia="Times New Roman" w:hAnsi="Times New Roman"/>
-          <w:sz w:val="24"/>
-          <w:szCs w:val="24"/>
-        </w:rPr>
-        <w:t xml:space="preserve">A Prontidão deverá está consciente de que o tempo entre o alarme e o início das operações de socorro deverá ser o mais breve possível, pois quanto menor o tempo de atendimento, maiores serão as possibilidades de êxito.</w:t>
+        <w:t xml:space="preserve">Art. 94 </w:t>
+      </w:r>
+      <w:r>
+        <w:rPr>
+          <w:rFonts w:ascii="Times New Roman" w:cs="Times New Roman" w:eastAsia="Times New Roman" w:hAnsi="Times New Roman"/>
+          <w:sz w:val="24"/>
+          <w:szCs w:val="24"/>
+        </w:rPr>
+        <w:t xml:space="preserve">Todo material operacional empregado no atendimento da ocorrência deverá após o retorno do socorro ao quartel, ser limpo, lavado e lubrific ado por todos os integrantes da guarnição.</w:t>
       </w:r>
     </w:p>
     <w:p>
@@ -6673,15 +5427,54 @@
           <w:sz w:val="24"/>
           <w:szCs w:val="24"/>
         </w:rPr>
-        <w:t xml:space="preserve">Art. 126 </w:t>
-      </w:r>
-      <w:r>
-        <w:rPr>
-          <w:rFonts w:ascii="Times New Roman" w:cs="Times New Roman" w:eastAsia="Times New Roman" w:hAnsi="Times New Roman"/>
-          <w:sz w:val="24"/>
-          <w:szCs w:val="24"/>
-        </w:rPr>
-        <w:t xml:space="preserve">Durante o deslocamento para ocorrência o motorista será o principal responsável pela segurança do socorro.</w:t>
+        <w:t xml:space="preserve">Art. 95 </w:t>
+      </w:r>
+      <w:r>
+        <w:rPr>
+          <w:rFonts w:ascii="Times New Roman" w:cs="Times New Roman" w:eastAsia="Times New Roman" w:hAnsi="Times New Roman"/>
+          <w:sz w:val="24"/>
+          <w:szCs w:val="24"/>
+        </w:rPr>
+        <w:t xml:space="preserve">Quaisquer danos ocorridos no material operacional do socorro deverão ser comunicados através de parte de serviço.</w:t>
+      </w:r>
+    </w:p>
+    <w:p>
+      <w:pPr>
+        <w:spacing w:after="60" w:line="360"/>
+        <w:jc w:val="both"/>
+      </w:pPr>
+      <w:r>
+        <w:rPr>
+          <w:rFonts w:ascii="Times New Roman" w:cs="Times New Roman" w:eastAsia="Times New Roman" w:hAnsi="Times New Roman"/>
+          <w:b/>
+          <w:bCs/>
+          <w:sz w:val="24"/>
+          <w:szCs w:val="24"/>
+        </w:rPr>
+        <w:t xml:space="preserve">Art. 96 </w:t>
+      </w:r>
+      <w:r>
+        <w:rPr>
+          <w:rFonts w:ascii="Times New Roman" w:cs="Times New Roman" w:eastAsia="Times New Roman" w:hAnsi="Times New Roman"/>
+          <w:sz w:val="24"/>
+          <w:szCs w:val="24"/>
+        </w:rPr>
+        <w:t xml:space="preserve">Para cada material operacional danificado ou desaparecido deverá o Comandante da OBM, mediante instauração de procedimento administrativo adequado determinar a apuração dos fatos, como forma de se verificar as causas e responsabilidade do dano ocorrido.</w:t>
+      </w:r>
+    </w:p>
+    <w:p>
+      <w:pPr>
+        <w:spacing w:after="60" w:line="360"/>
+        <w:ind w:left="708" w:hanging="0"/>
+        <w:jc w:val="both"/>
+      </w:pPr>
+      <w:r>
+        <w:rPr>
+          <w:rFonts w:ascii="Times New Roman" w:cs="Times New Roman" w:eastAsia="Times New Roman" w:hAnsi="Times New Roman"/>
+          <w:sz w:val="24"/>
+          <w:szCs w:val="24"/>
+        </w:rPr>
+        <w:t xml:space="preserve">Parágrafo único. Quaisquer danos ocorridos no fardamento do bombeiro militar de serviço deverão obedecer ao mesmo parâmetro estabelecido para o material operacional, devendo as peças de fardamento danificadas, como meio de comprovação, acompanharem o procedimento administrativo adequado.</w:t>
       </w:r>
     </w:p>
     <w:p>
@@ -6698,15 +5491,15 @@
           <w:sz w:val="24"/>
           <w:szCs w:val="24"/>
         </w:rPr>
-        <w:t xml:space="preserve">Art. 127 </w:t>
-      </w:r>
-      <w:r>
-        <w:rPr>
-          <w:rFonts w:ascii="Times New Roman" w:cs="Times New Roman" w:eastAsia="Times New Roman" w:hAnsi="Times New Roman"/>
-          <w:sz w:val="24"/>
-          <w:szCs w:val="24"/>
-        </w:rPr>
-        <w:t xml:space="preserve">O Comandante da guarnição deverá solicitar ao Central Integrada de Operações o máximo de informação referente à ocorrência, principalmente, o endereço completo, ponto de referência e confirmação da ocorrência.</w:t>
+        <w:t xml:space="preserve">Art. 97 </w:t>
+      </w:r>
+      <w:r>
+        <w:rPr>
+          <w:rFonts w:ascii="Times New Roman" w:cs="Times New Roman" w:eastAsia="Times New Roman" w:hAnsi="Times New Roman"/>
+          <w:sz w:val="24"/>
+          <w:szCs w:val="24"/>
+        </w:rPr>
+        <w:t xml:space="preserve">O mau uso do material operacional caso seja comprovado ensejará ao bombeiro militar responsável além de transgressão disciplinar, o ressarcimento dos danos à Corporação.</w:t>
       </w:r>
     </w:p>
     <w:p>
@@ -6723,15 +5516,15 @@
           <w:sz w:val="24"/>
           <w:szCs w:val="24"/>
         </w:rPr>
-        <w:t xml:space="preserve">Art. 128 </w:t>
-      </w:r>
-      <w:r>
-        <w:rPr>
-          <w:rFonts w:ascii="Times New Roman" w:cs="Times New Roman" w:eastAsia="Times New Roman" w:hAnsi="Times New Roman"/>
-          <w:sz w:val="24"/>
-          <w:szCs w:val="24"/>
-        </w:rPr>
-        <w:t xml:space="preserve">Em qualquer situação durante o deslocamento a segurança do socorro terá prioridade sobre a rapidez de atendimento da ocorrência.</w:t>
+        <w:t xml:space="preserve">Art. 98 </w:t>
+      </w:r>
+      <w:r>
+        <w:rPr>
+          <w:rFonts w:ascii="Times New Roman" w:cs="Times New Roman" w:eastAsia="Times New Roman" w:hAnsi="Times New Roman"/>
+          <w:sz w:val="24"/>
+          <w:szCs w:val="24"/>
+        </w:rPr>
+        <w:t xml:space="preserve">O empréstimo de qualquer material operacional a entidades externas a Corporação, torna-se terminantemente proibido, salvo ordem expressa do Comandante Geral, Subcomandante ou Comandante Operacional de Bombeiros do CBMRO.</w:t>
       </w:r>
     </w:p>
     <w:p>
@@ -6748,15 +5541,15 @@
           <w:sz w:val="24"/>
           <w:szCs w:val="24"/>
         </w:rPr>
-        <w:t xml:space="preserve">Art. 129 </w:t>
-      </w:r>
-      <w:r>
-        <w:rPr>
-          <w:rFonts w:ascii="Times New Roman" w:cs="Times New Roman" w:eastAsia="Times New Roman" w:hAnsi="Times New Roman"/>
-          <w:sz w:val="24"/>
-          <w:szCs w:val="24"/>
-        </w:rPr>
-        <w:t xml:space="preserve">Mesmo um aviso de pessoas em risco, o Comandante do Socorro não deverá permitir que se coloque em segundo plano a segurança da guarnição em função de um mínimo de ganho de tempo.</w:t>
+        <w:t xml:space="preserve">Art. 99 </w:t>
+      </w:r>
+      <w:r>
+        <w:rPr>
+          <w:rFonts w:ascii="Times New Roman" w:cs="Times New Roman" w:eastAsia="Times New Roman" w:hAnsi="Times New Roman"/>
+          <w:sz w:val="24"/>
+          <w:szCs w:val="24"/>
+        </w:rPr>
+        <w:t xml:space="preserve">O empréstimo de material operacional entre OBM da Corporação somente deverá ocorrer com autorização do Comandante da OBM responsável pelo referido material, dando ciência ao Comando Operacional de Bombeiros.</w:t>
       </w:r>
     </w:p>
     <w:p>
@@ -6773,15 +5566,15 @@
           <w:sz w:val="24"/>
           <w:szCs w:val="24"/>
         </w:rPr>
-        <w:t xml:space="preserve">Art. 130 </w:t>
-      </w:r>
-      <w:r>
-        <w:rPr>
-          <w:rFonts w:ascii="Times New Roman" w:cs="Times New Roman" w:eastAsia="Times New Roman" w:hAnsi="Times New Roman"/>
-          <w:sz w:val="24"/>
-          <w:szCs w:val="24"/>
-        </w:rPr>
-        <w:t xml:space="preserve">O Comandante do Socorro não deverá deixar que os bombeiros militares posicionados sobre a viatura se desloquem em condições de insegurança, devendo para isso, orientá-los a firmar seu corpo em algum ponto de apoio existente na viatura, inclusive usar o cinto de segurança</w:t>
+        <w:t xml:space="preserve">Art. 100 </w:t>
+      </w:r>
+      <w:r>
+        <w:rPr>
+          <w:rFonts w:ascii="Times New Roman" w:cs="Times New Roman" w:eastAsia="Times New Roman" w:hAnsi="Times New Roman"/>
+          <w:sz w:val="24"/>
+          <w:szCs w:val="24"/>
+        </w:rPr>
+        <w:t xml:space="preserve">Qualquer empréstimo de material operacional, além de registrado no livro de ocorrências Diárias do Comandante de Socorro da OBM cedente deverá ser realizado mediante cautela devidamente assinada pelo seu Comandante.</w:t>
       </w:r>
     </w:p>
     <w:p>
@@ -6798,15 +5591,15 @@
           <w:sz w:val="24"/>
           <w:szCs w:val="24"/>
         </w:rPr>
-        <w:t xml:space="preserve">Art. 131 </w:t>
-      </w:r>
-      <w:r>
-        <w:rPr>
-          <w:rFonts w:ascii="Times New Roman" w:cs="Times New Roman" w:eastAsia="Times New Roman" w:hAnsi="Times New Roman"/>
-          <w:sz w:val="24"/>
-          <w:szCs w:val="24"/>
-        </w:rPr>
-        <w:t xml:space="preserve">Ao chegar de qualquer ocorrência o Comandante do Socorro deverá colocar a tropa em forma, comentar os acertos e erros acontecidos durante a operação para possíveis correções.</w:t>
+        <w:t xml:space="preserve">Art. 101 </w:t>
+      </w:r>
+      <w:r>
+        <w:rPr>
+          <w:rFonts w:ascii="Times New Roman" w:cs="Times New Roman" w:eastAsia="Times New Roman" w:hAnsi="Times New Roman"/>
+          <w:sz w:val="24"/>
+          <w:szCs w:val="24"/>
+        </w:rPr>
+        <w:t xml:space="preserve">O empréstimo de material entre as OBM’s deverá ocorrer, sempre que possível, no horário de funcionamento do expediente administrativo.</w:t>
       </w:r>
     </w:p>
     <w:p>
@@ -6823,15 +5616,15 @@
           <w:sz w:val="24"/>
           <w:szCs w:val="24"/>
         </w:rPr>
-        <w:t xml:space="preserve">Art. 132 </w:t>
-      </w:r>
-      <w:r>
-        <w:rPr>
-          <w:rFonts w:ascii="Times New Roman" w:cs="Times New Roman" w:eastAsia="Times New Roman" w:hAnsi="Times New Roman"/>
-          <w:sz w:val="24"/>
-          <w:szCs w:val="24"/>
-        </w:rPr>
-        <w:t xml:space="preserve">Todo material operacional empregado no atendimento da ocorrência deverá após o retorno do socorro ao quartel, ser limpo, lavado e lubrific ado por todos os integrantes da guarnição.</w:t>
+        <w:t xml:space="preserve">Art. 102 </w:t>
+      </w:r>
+      <w:r>
+        <w:rPr>
+          <w:rFonts w:ascii="Times New Roman" w:cs="Times New Roman" w:eastAsia="Times New Roman" w:hAnsi="Times New Roman"/>
+          <w:sz w:val="24"/>
+          <w:szCs w:val="24"/>
+        </w:rPr>
+        <w:t xml:space="preserve">Nos casos emergenciais, os oficiais de serviço poderão requisitar qualquer material operacional existente na Corporação, independente da autorização do Comandante da Unidade detentora do mesmo, devendo justificar a necessidade em parte de serviço.</w:t>
       </w:r>
     </w:p>
     <w:p>
@@ -6848,15 +5641,15 @@
           <w:sz w:val="24"/>
           <w:szCs w:val="24"/>
         </w:rPr>
-        <w:t xml:space="preserve">Art. 133 </w:t>
-      </w:r>
-      <w:r>
-        <w:rPr>
-          <w:rFonts w:ascii="Times New Roman" w:cs="Times New Roman" w:eastAsia="Times New Roman" w:hAnsi="Times New Roman"/>
-          <w:sz w:val="24"/>
-          <w:szCs w:val="24"/>
-        </w:rPr>
-        <w:t xml:space="preserve">O Comandante de guarnição ao regressar de uma ocorrência deverá imediatamente apresentar-se ao Chefe da Prontidão, relatando os fatos ocorridos durante a operação, lembrando de informar ao Central Integrada de Operações o desfecho da ocorrência.</w:t>
+        <w:t xml:space="preserve">Art. 103 </w:t>
+      </w:r>
+      <w:r>
+        <w:rPr>
+          <w:rFonts w:ascii="Times New Roman" w:cs="Times New Roman" w:eastAsia="Times New Roman" w:hAnsi="Times New Roman"/>
+          <w:sz w:val="24"/>
+          <w:szCs w:val="24"/>
+        </w:rPr>
+        <w:t xml:space="preserve">Qualquer viatura que apresentar defeito durante o serviço deverá imediatamente ser conduzida ou comunicado tal fato ao Centro de Manutenção – CEMAN.</w:t>
       </w:r>
     </w:p>
     <w:p>
@@ -6873,54 +5666,15 @@
           <w:sz w:val="24"/>
           <w:szCs w:val="24"/>
         </w:rPr>
-        <w:t xml:space="preserve">Art. 134 </w:t>
-      </w:r>
-      <w:r>
-        <w:rPr>
-          <w:rFonts w:ascii="Times New Roman" w:cs="Times New Roman" w:eastAsia="Times New Roman" w:hAnsi="Times New Roman"/>
-          <w:sz w:val="24"/>
-          <w:szCs w:val="24"/>
-        </w:rPr>
-        <w:t xml:space="preserve">Quaisquer danos ocorridos no material operacional do socorro deverão ser comunicados através de parte de serviço.</w:t>
-      </w:r>
-    </w:p>
-    <w:p>
-      <w:pPr>
-        <w:spacing w:after="60" w:line="360"/>
-        <w:jc w:val="both"/>
-      </w:pPr>
-      <w:r>
-        <w:rPr>
-          <w:rFonts w:ascii="Times New Roman" w:cs="Times New Roman" w:eastAsia="Times New Roman" w:hAnsi="Times New Roman"/>
-          <w:b/>
-          <w:bCs/>
-          <w:sz w:val="24"/>
-          <w:szCs w:val="24"/>
-        </w:rPr>
-        <w:t xml:space="preserve">Art. 135 </w:t>
-      </w:r>
-      <w:r>
-        <w:rPr>
-          <w:rFonts w:ascii="Times New Roman" w:cs="Times New Roman" w:eastAsia="Times New Roman" w:hAnsi="Times New Roman"/>
-          <w:sz w:val="24"/>
-          <w:szCs w:val="24"/>
-        </w:rPr>
-        <w:t xml:space="preserve">Para cada material operacional danificado ou desaparecido deverá o Comandante da OBM, mediante instauração de procedimento administrativo adequado determinar a apuração dos fatos, como forma de se verificar as causas e responsabilidade do dano ocorrido.</w:t>
-      </w:r>
-    </w:p>
-    <w:p>
-      <w:pPr>
-        <w:spacing w:after="60" w:line="360"/>
-        <w:ind w:left="708" w:hanging="0"/>
-        <w:jc w:val="both"/>
-      </w:pPr>
-      <w:r>
-        <w:rPr>
-          <w:rFonts w:ascii="Times New Roman" w:cs="Times New Roman" w:eastAsia="Times New Roman" w:hAnsi="Times New Roman"/>
-          <w:sz w:val="24"/>
-          <w:szCs w:val="24"/>
-        </w:rPr>
-        <w:t xml:space="preserve">Parágrafo único. Quaisquer danos ocorridos no fardamento do bombeiro militar de serviço deverão obedecer ao mesmo parâmetro estabelecido para o material operacional, devendo as peças de fardamento danificadas, como meio de comprovação, acompanharem o procedimento administrativo adequado.</w:t>
+        <w:t xml:space="preserve">Art. 104 </w:t>
+      </w:r>
+      <w:r>
+        <w:rPr>
+          <w:rFonts w:ascii="Times New Roman" w:cs="Times New Roman" w:eastAsia="Times New Roman" w:hAnsi="Times New Roman"/>
+          <w:sz w:val="24"/>
+          <w:szCs w:val="24"/>
+        </w:rPr>
+        <w:t xml:space="preserve">Sempre que uma viatura operacional tiver que ser baixada ao Setor de Manutenção para efetuar serviços demorados (superior a 24 horas) deverá o Comandante da OBM detentor do veículo providenciar a retirada de toda a carga de material nele existente.</w:t>
       </w:r>
     </w:p>
     <w:p>
@@ -6937,15 +5691,15 @@
           <w:sz w:val="24"/>
           <w:szCs w:val="24"/>
         </w:rPr>
-        <w:t xml:space="preserve">Art. 136 </w:t>
-      </w:r>
-      <w:r>
-        <w:rPr>
-          <w:rFonts w:ascii="Times New Roman" w:cs="Times New Roman" w:eastAsia="Times New Roman" w:hAnsi="Times New Roman"/>
-          <w:sz w:val="24"/>
-          <w:szCs w:val="24"/>
-        </w:rPr>
-        <w:t xml:space="preserve">O mau uso do material operacional caso seja comprovado ensejará ao bombeiro militar responsável além de transgressão disciplinar, o ressarcimento dos danos à Corporação.</w:t>
+        <w:t xml:space="preserve">Art. 105 </w:t>
+      </w:r>
+      <w:r>
+        <w:rPr>
+          <w:rFonts w:ascii="Times New Roman" w:cs="Times New Roman" w:eastAsia="Times New Roman" w:hAnsi="Times New Roman"/>
+          <w:sz w:val="24"/>
+          <w:szCs w:val="24"/>
+        </w:rPr>
+        <w:t xml:space="preserve">Sempre que houver disponibilidade deverá o chefe do Centro de Manutenção encaminhar uma equipe de mecânicos as Unidades para verificar quaisquer panes ocorridas nas viaturas operacionais, removendo-as ao Centro de Manutenção, caso não haja condições de conserto no local. Operacional</w:t>
       </w:r>
     </w:p>
     <w:p>
@@ -6962,15 +5716,114 @@
           <w:sz w:val="24"/>
           <w:szCs w:val="24"/>
         </w:rPr>
-        <w:t xml:space="preserve">Art. 137 </w:t>
-      </w:r>
-      <w:r>
-        <w:rPr>
-          <w:rFonts w:ascii="Times New Roman" w:cs="Times New Roman" w:eastAsia="Times New Roman" w:hAnsi="Times New Roman"/>
-          <w:sz w:val="24"/>
-          <w:szCs w:val="24"/>
-        </w:rPr>
-        <w:t xml:space="preserve">Os militares escalados na Reserva Técnica Operacional (RTO) ficam subordinados ao Cmt de Socorro durante o serviço.</w:t>
+        <w:t xml:space="preserve">Art. 106 </w:t>
+      </w:r>
+      <w:r>
+        <w:rPr>
+          <w:rFonts w:ascii="Times New Roman" w:cs="Times New Roman" w:eastAsia="Times New Roman" w:hAnsi="Times New Roman"/>
+          <w:sz w:val="24"/>
+          <w:szCs w:val="24"/>
+        </w:rPr>
+        <w:t xml:space="preserve">Sempre que possível, o abastecimento de viaturas operacionais deverá ser realizado logo após a passagem de serviço, devendo toda a frota operacional de cada OBM estar devidamente abastecida até as 12h00min.</w:t>
+      </w:r>
+    </w:p>
+    <w:p>
+      <w:pPr>
+        <w:spacing w:after="60" w:line="360"/>
+        <w:jc w:val="both"/>
+      </w:pPr>
+      <w:r>
+        <w:rPr>
+          <w:rFonts w:ascii="Times New Roman" w:cs="Times New Roman" w:eastAsia="Times New Roman" w:hAnsi="Times New Roman"/>
+          <w:b/>
+          <w:bCs/>
+          <w:sz w:val="24"/>
+          <w:szCs w:val="24"/>
+        </w:rPr>
+        <w:t xml:space="preserve">Art. 107 </w:t>
+      </w:r>
+      <w:r>
+        <w:rPr>
+          <w:rFonts w:ascii="Times New Roman" w:cs="Times New Roman" w:eastAsia="Times New Roman" w:hAnsi="Times New Roman"/>
+          <w:sz w:val="24"/>
+          <w:szCs w:val="24"/>
+        </w:rPr>
+        <w:t xml:space="preserve">Depois de publicada a escala em Boletim Geral, não será permitida a permuta ou dispensa de oficial e ou de praça em serviço, salvo ordem expressa do Comandante da OBM, nos casos devidamente justificados, respeitados os diversos escalões de Comando.</w:t>
+      </w:r>
+    </w:p>
+    <w:p>
+      <w:pPr>
+        <w:spacing w:after="60" w:line="360"/>
+        <w:ind w:left="708" w:hanging="0"/>
+        <w:jc w:val="both"/>
+      </w:pPr>
+      <w:r>
+        <w:rPr>
+          <w:rFonts w:ascii="Times New Roman" w:cs="Times New Roman" w:eastAsia="Times New Roman" w:hAnsi="Times New Roman"/>
+          <w:sz w:val="24"/>
+          <w:szCs w:val="24"/>
+        </w:rPr>
+        <w:t xml:space="preserve">Parágrafo único. São motivos que justificam a dispensa do serviço.</w:t>
+      </w:r>
+    </w:p>
+    <w:p>
+      <w:pPr>
+        <w:spacing w:after="60" w:line="360"/>
+        <w:ind w:left="708" w:hanging="340"/>
+        <w:jc w:val="both"/>
+      </w:pPr>
+      <w:r>
+        <w:rPr>
+          <w:rFonts w:ascii="Times New Roman" w:cs="Times New Roman" w:eastAsia="Times New Roman" w:hAnsi="Times New Roman"/>
+          <w:sz w:val="24"/>
+          <w:szCs w:val="24"/>
+        </w:rPr>
+        <w:t xml:space="preserve">I - acidente em serviço;</w:t>
+      </w:r>
+    </w:p>
+    <w:p>
+      <w:pPr>
+        <w:spacing w:after="60" w:line="360"/>
+        <w:ind w:left="708" w:hanging="340"/>
+        <w:jc w:val="both"/>
+      </w:pPr>
+      <w:r>
+        <w:rPr>
+          <w:rFonts w:ascii="Times New Roman" w:cs="Times New Roman" w:eastAsia="Times New Roman" w:hAnsi="Times New Roman"/>
+          <w:sz w:val="24"/>
+          <w:szCs w:val="24"/>
+        </w:rPr>
+        <w:t xml:space="preserve">II - acidente grave e ou Morte de um familiar;</w:t>
+      </w:r>
+    </w:p>
+    <w:p>
+      <w:pPr>
+        <w:spacing w:after="60" w:line="360"/>
+        <w:ind w:left="708" w:hanging="340"/>
+        <w:jc w:val="both"/>
+      </w:pPr>
+      <w:r>
+        <w:rPr>
+          <w:rFonts w:ascii="Times New Roman" w:cs="Times New Roman" w:eastAsia="Times New Roman" w:hAnsi="Times New Roman"/>
+          <w:sz w:val="24"/>
+          <w:szCs w:val="24"/>
+        </w:rPr>
+        <w:t xml:space="preserve">III - doença infectocontagiosa devidamente comprovada por profissional médico; e</w:t>
+      </w:r>
+    </w:p>
+    <w:p>
+      <w:pPr>
+        <w:spacing w:after="60" w:line="360"/>
+        <w:ind w:left="708" w:hanging="340"/>
+        <w:jc w:val="both"/>
+      </w:pPr>
+      <w:r>
+        <w:rPr>
+          <w:rFonts w:ascii="Times New Roman" w:cs="Times New Roman" w:eastAsia="Times New Roman" w:hAnsi="Times New Roman"/>
+          <w:sz w:val="24"/>
+          <w:szCs w:val="24"/>
+        </w:rPr>
+        <w:t xml:space="preserve">IV - extrema necessidade administrativa, devidamente autorizada pelo Comandante da OBM.</w:t>
       </w:r>
     </w:p>
     <w:p>
@@ -6987,15 +5840,15 @@
           <w:sz w:val="24"/>
           <w:szCs w:val="24"/>
         </w:rPr>
-        <w:t xml:space="preserve">Art. 138 </w:t>
-      </w:r>
-      <w:r>
-        <w:rPr>
-          <w:rFonts w:ascii="Times New Roman" w:cs="Times New Roman" w:eastAsia="Times New Roman" w:hAnsi="Times New Roman"/>
-          <w:sz w:val="24"/>
-          <w:szCs w:val="24"/>
-        </w:rPr>
-        <w:t xml:space="preserve">O militar da Reserva Técnica, durante todo o serviço, deverá exercer suas funções inerentes à Reserva Técnica podendo o supervisor empregá-lo conforme a necessidade do serviço operacional, no suporte logístico e de suprimento nas operações em que se fizer necessário.</w:t>
+        <w:t xml:space="preserve">Art. 108 </w:t>
+      </w:r>
+      <w:r>
+        <w:rPr>
+          <w:rFonts w:ascii="Times New Roman" w:cs="Times New Roman" w:eastAsia="Times New Roman" w:hAnsi="Times New Roman"/>
+          <w:sz w:val="24"/>
+          <w:szCs w:val="24"/>
+        </w:rPr>
+        <w:t xml:space="preserve">Bombeiro militar que em serviço apresentar repouso médico, deverá ser visitado pelo superior de dia e/ou Comandante da Unidade durante o serviço previsto, a fim de observar o cumprimento do repouso e prestar o apoio necessário.</w:t>
       </w:r>
     </w:p>
     <w:p>
@@ -7012,431 +5865,7 @@
           <w:sz w:val="24"/>
           <w:szCs w:val="24"/>
         </w:rPr>
-        <w:t xml:space="preserve">Art. 139 </w:t>
-      </w:r>
-      <w:r>
-        <w:rPr>
-          <w:rFonts w:ascii="Times New Roman" w:cs="Times New Roman" w:eastAsia="Times New Roman" w:hAnsi="Times New Roman"/>
-          <w:sz w:val="24"/>
-          <w:szCs w:val="24"/>
-        </w:rPr>
-        <w:t xml:space="preserve">Fica atribuída à RTO a manutenção de primeiro escalão dos materiais e equipamentos operacionais.</w:t>
-      </w:r>
-    </w:p>
-    <w:p>
-      <w:pPr>
-        <w:spacing w:after="120" w:line="360"/>
-        <w:ind w:firstLine="708"/>
-        <w:jc w:val="both"/>
-      </w:pPr>
-      <w:r>
-        <w:rPr>
-          <w:rFonts w:ascii="Times New Roman" w:cs="Times New Roman" w:eastAsia="Times New Roman" w:hAnsi="Times New Roman"/>
-          <w:b/>
-          <w:bCs/>
-          <w:sz w:val="24"/>
-          <w:szCs w:val="24"/>
-        </w:rPr>
-        <w:t xml:space="preserve">Art. 140 </w:t>
-      </w:r>
-      <w:r>
-        <w:rPr>
-          <w:rFonts w:ascii="Times New Roman" w:cs="Times New Roman" w:eastAsia="Times New Roman" w:hAnsi="Times New Roman"/>
-          <w:sz w:val="24"/>
-          <w:szCs w:val="24"/>
-        </w:rPr>
-        <w:t xml:space="preserve">Caso necessário, o militar da Reserva Técnica poderá compor a escala de ronda do quartel. Neste caso o mlitar deverá trajar o uniforme de prontidão 4ºA.</w:t>
-      </w:r>
-    </w:p>
-    <w:p>
-      <w:pPr>
-        <w:spacing w:after="120" w:line="360"/>
-        <w:ind w:firstLine="708"/>
-        <w:jc w:val="both"/>
-      </w:pPr>
-      <w:r>
-        <w:rPr>
-          <w:rFonts w:ascii="Times New Roman" w:cs="Times New Roman" w:eastAsia="Times New Roman" w:hAnsi="Times New Roman"/>
-          <w:b/>
-          <w:bCs/>
-          <w:sz w:val="24"/>
-          <w:szCs w:val="24"/>
-        </w:rPr>
-        <w:t xml:space="preserve">Art. 141 </w:t>
-      </w:r>
-      <w:r>
-        <w:rPr>
-          <w:rFonts w:ascii="Times New Roman" w:cs="Times New Roman" w:eastAsia="Times New Roman" w:hAnsi="Times New Roman"/>
-          <w:sz w:val="24"/>
-          <w:szCs w:val="24"/>
-        </w:rPr>
-        <w:t xml:space="preserve">O militar escalado na RTO poderá tirar o serviço com o uniforme 5B, salvo o disposto no artigo anterior.</w:t>
-      </w:r>
-    </w:p>
-    <w:p>
-      <w:pPr>
-        <w:spacing w:after="120" w:line="360"/>
-        <w:ind w:firstLine="708"/>
-        <w:jc w:val="both"/>
-      </w:pPr>
-      <w:r>
-        <w:rPr>
-          <w:rFonts w:ascii="Times New Roman" w:cs="Times New Roman" w:eastAsia="Times New Roman" w:hAnsi="Times New Roman"/>
-          <w:b/>
-          <w:bCs/>
-          <w:sz w:val="24"/>
-          <w:szCs w:val="24"/>
-        </w:rPr>
-        <w:t xml:space="preserve">Art. 142 </w:t>
-      </w:r>
-      <w:r>
-        <w:rPr>
-          <w:rFonts w:ascii="Times New Roman" w:cs="Times New Roman" w:eastAsia="Times New Roman" w:hAnsi="Times New Roman"/>
-          <w:sz w:val="24"/>
-          <w:szCs w:val="24"/>
-        </w:rPr>
-        <w:t xml:space="preserve">O empréstimo de qualquer material operacional a entidades externas a Corporação, torna-se terminantemente proibido, salvo ordem expressa do Comandante Geral, Subcomandante ou Comandante Operacional de Bombeiros do CBMRO.</w:t>
-      </w:r>
-    </w:p>
-    <w:p>
-      <w:pPr>
-        <w:spacing w:after="120" w:line="360"/>
-        <w:ind w:firstLine="708"/>
-        <w:jc w:val="both"/>
-      </w:pPr>
-      <w:r>
-        <w:rPr>
-          <w:rFonts w:ascii="Times New Roman" w:cs="Times New Roman" w:eastAsia="Times New Roman" w:hAnsi="Times New Roman"/>
-          <w:b/>
-          <w:bCs/>
-          <w:sz w:val="24"/>
-          <w:szCs w:val="24"/>
-        </w:rPr>
-        <w:t xml:space="preserve">Art. 143 </w:t>
-      </w:r>
-      <w:r>
-        <w:rPr>
-          <w:rFonts w:ascii="Times New Roman" w:cs="Times New Roman" w:eastAsia="Times New Roman" w:hAnsi="Times New Roman"/>
-          <w:sz w:val="24"/>
-          <w:szCs w:val="24"/>
-        </w:rPr>
-        <w:t xml:space="preserve">O empréstimo de material operacional entre OBM da Corporação somente deverá ocorrer com autorização do Comandante da OBM responsável pelo referido material, dando ciência ao Comando Operacional de Bombeiros.</w:t>
-      </w:r>
-    </w:p>
-    <w:p>
-      <w:pPr>
-        <w:spacing w:after="120" w:line="360"/>
-        <w:ind w:firstLine="708"/>
-        <w:jc w:val="both"/>
-      </w:pPr>
-      <w:r>
-        <w:rPr>
-          <w:rFonts w:ascii="Times New Roman" w:cs="Times New Roman" w:eastAsia="Times New Roman" w:hAnsi="Times New Roman"/>
-          <w:b/>
-          <w:bCs/>
-          <w:sz w:val="24"/>
-          <w:szCs w:val="24"/>
-        </w:rPr>
-        <w:t xml:space="preserve">Art. 144 </w:t>
-      </w:r>
-      <w:r>
-        <w:rPr>
-          <w:rFonts w:ascii="Times New Roman" w:cs="Times New Roman" w:eastAsia="Times New Roman" w:hAnsi="Times New Roman"/>
-          <w:sz w:val="24"/>
-          <w:szCs w:val="24"/>
-        </w:rPr>
-        <w:t xml:space="preserve">Qualquer empréstimo de material operacional, além de registrado no livro de ocorrências Diárias do Comandante de Socorro da OBM cedente deverá ser realizado mediante cautela devidamente assinada pelo seu Comandante.</w:t>
-      </w:r>
-    </w:p>
-    <w:p>
-      <w:pPr>
-        <w:spacing w:after="120" w:line="360"/>
-        <w:ind w:firstLine="708"/>
-        <w:jc w:val="both"/>
-      </w:pPr>
-      <w:r>
-        <w:rPr>
-          <w:rFonts w:ascii="Times New Roman" w:cs="Times New Roman" w:eastAsia="Times New Roman" w:hAnsi="Times New Roman"/>
-          <w:b/>
-          <w:bCs/>
-          <w:sz w:val="24"/>
-          <w:szCs w:val="24"/>
-        </w:rPr>
-        <w:t xml:space="preserve">Art. 145 </w:t>
-      </w:r>
-      <w:r>
-        <w:rPr>
-          <w:rFonts w:ascii="Times New Roman" w:cs="Times New Roman" w:eastAsia="Times New Roman" w:hAnsi="Times New Roman"/>
-          <w:sz w:val="24"/>
-          <w:szCs w:val="24"/>
-        </w:rPr>
-        <w:t xml:space="preserve">O empréstimo de material entre as OBM’s deverá ocorrer, sempre que possível, no horário de funcionamento do expediente administrativo.</w:t>
-      </w:r>
-    </w:p>
-    <w:p>
-      <w:pPr>
-        <w:spacing w:after="120" w:line="360"/>
-        <w:ind w:firstLine="708"/>
-        <w:jc w:val="both"/>
-      </w:pPr>
-      <w:r>
-        <w:rPr>
-          <w:rFonts w:ascii="Times New Roman" w:cs="Times New Roman" w:eastAsia="Times New Roman" w:hAnsi="Times New Roman"/>
-          <w:b/>
-          <w:bCs/>
-          <w:sz w:val="24"/>
-          <w:szCs w:val="24"/>
-        </w:rPr>
-        <w:t xml:space="preserve">Art. 146 </w:t>
-      </w:r>
-      <w:r>
-        <w:rPr>
-          <w:rFonts w:ascii="Times New Roman" w:cs="Times New Roman" w:eastAsia="Times New Roman" w:hAnsi="Times New Roman"/>
-          <w:sz w:val="24"/>
-          <w:szCs w:val="24"/>
-        </w:rPr>
-        <w:t xml:space="preserve">Nos casos emergenciais, os oficiais de serviço poderão requisitar qualquer material operacional existente na Corporação, independente da autorização do Comandante da Unidade detentora do mesmo, devendo justificar a necessidade em parte de serviço.</w:t>
-      </w:r>
-    </w:p>
-    <w:p>
-      <w:pPr>
-        <w:spacing w:after="120" w:line="360"/>
-        <w:ind w:firstLine="708"/>
-        <w:jc w:val="both"/>
-      </w:pPr>
-      <w:r>
-        <w:rPr>
-          <w:rFonts w:ascii="Times New Roman" w:cs="Times New Roman" w:eastAsia="Times New Roman" w:hAnsi="Times New Roman"/>
-          <w:b/>
-          <w:bCs/>
-          <w:sz w:val="24"/>
-          <w:szCs w:val="24"/>
-        </w:rPr>
-        <w:t xml:space="preserve">Art. 147 </w:t>
-      </w:r>
-      <w:r>
-        <w:rPr>
-          <w:rFonts w:ascii="Times New Roman" w:cs="Times New Roman" w:eastAsia="Times New Roman" w:hAnsi="Times New Roman"/>
-          <w:sz w:val="24"/>
-          <w:szCs w:val="24"/>
-        </w:rPr>
-        <w:t xml:space="preserve">Qualquer viatura que apresentar defeito durante o serviço deverá imediatamente ser conduzida ou comunicado tal fato ao Centro de Manutenção – CEMAN.</w:t>
-      </w:r>
-    </w:p>
-    <w:p>
-      <w:pPr>
-        <w:spacing w:after="120" w:line="360"/>
-        <w:ind w:firstLine="708"/>
-        <w:jc w:val="both"/>
-      </w:pPr>
-      <w:r>
-        <w:rPr>
-          <w:rFonts w:ascii="Times New Roman" w:cs="Times New Roman" w:eastAsia="Times New Roman" w:hAnsi="Times New Roman"/>
-          <w:b/>
-          <w:bCs/>
-          <w:sz w:val="24"/>
-          <w:szCs w:val="24"/>
-        </w:rPr>
-        <w:t xml:space="preserve">Art. 148 </w:t>
-      </w:r>
-      <w:r>
-        <w:rPr>
-          <w:rFonts w:ascii="Times New Roman" w:cs="Times New Roman" w:eastAsia="Times New Roman" w:hAnsi="Times New Roman"/>
-          <w:sz w:val="24"/>
-          <w:szCs w:val="24"/>
-        </w:rPr>
-        <w:t xml:space="preserve">Sempre que uma viatura operacional tiver que ser baixada ao Setor de Manutenção para efetuar serviços demorados (superior a 24 horas) deverá o Comandante da OBM detentor do veículo providenciar a retirada de toda a carga de material nele existente.</w:t>
-      </w:r>
-    </w:p>
-    <w:p>
-      <w:pPr>
-        <w:spacing w:after="120" w:line="360"/>
-        <w:ind w:firstLine="708"/>
-        <w:jc w:val="both"/>
-      </w:pPr>
-      <w:r>
-        <w:rPr>
-          <w:rFonts w:ascii="Times New Roman" w:cs="Times New Roman" w:eastAsia="Times New Roman" w:hAnsi="Times New Roman"/>
-          <w:b/>
-          <w:bCs/>
-          <w:sz w:val="24"/>
-          <w:szCs w:val="24"/>
-        </w:rPr>
-        <w:t xml:space="preserve">Art. 149 </w:t>
-      </w:r>
-      <w:r>
-        <w:rPr>
-          <w:rFonts w:ascii="Times New Roman" w:cs="Times New Roman" w:eastAsia="Times New Roman" w:hAnsi="Times New Roman"/>
-          <w:sz w:val="24"/>
-          <w:szCs w:val="24"/>
-        </w:rPr>
-        <w:t xml:space="preserve">Sempre que houver disponibilidade deverá o chefe do Centro de Manutenção encaminhar uma equipe de mecânicos as Unidades para verificar quaisquer panes ocorridas nas viaturas operacionais, removendo-as ao Centro de Manutenção, caso não haja condições de conserto no local. Operacional</w:t>
-      </w:r>
-    </w:p>
-    <w:p>
-      <w:pPr>
-        <w:spacing w:after="120" w:line="360"/>
-        <w:ind w:firstLine="708"/>
-        <w:jc w:val="both"/>
-      </w:pPr>
-      <w:r>
-        <w:rPr>
-          <w:rFonts w:ascii="Times New Roman" w:cs="Times New Roman" w:eastAsia="Times New Roman" w:hAnsi="Times New Roman"/>
-          <w:b/>
-          <w:bCs/>
-          <w:sz w:val="24"/>
-          <w:szCs w:val="24"/>
-        </w:rPr>
-        <w:t xml:space="preserve">Art. 150 </w:t>
-      </w:r>
-      <w:r>
-        <w:rPr>
-          <w:rFonts w:ascii="Times New Roman" w:cs="Times New Roman" w:eastAsia="Times New Roman" w:hAnsi="Times New Roman"/>
-          <w:sz w:val="24"/>
-          <w:szCs w:val="24"/>
-        </w:rPr>
-        <w:t xml:space="preserve">Sempre que possível, o abastecimento de viaturas operacionais deverá ser realizado logo após a passagem de serviço, devendo toda a frota operacional de cada OBM estar devidamente abastecida até as 12h00min.</w:t>
-      </w:r>
-    </w:p>
-    <w:p>
-      <w:pPr>
-        <w:spacing w:after="60" w:line="360"/>
-        <w:jc w:val="both"/>
-      </w:pPr>
-      <w:r>
-        <w:rPr>
-          <w:rFonts w:ascii="Times New Roman" w:cs="Times New Roman" w:eastAsia="Times New Roman" w:hAnsi="Times New Roman"/>
-          <w:b/>
-          <w:bCs/>
-          <w:sz w:val="24"/>
-          <w:szCs w:val="24"/>
-        </w:rPr>
-        <w:t xml:space="preserve">Art. 151 </w:t>
-      </w:r>
-      <w:r>
-        <w:rPr>
-          <w:rFonts w:ascii="Times New Roman" w:cs="Times New Roman" w:eastAsia="Times New Roman" w:hAnsi="Times New Roman"/>
-          <w:sz w:val="24"/>
-          <w:szCs w:val="24"/>
-        </w:rPr>
-        <w:t xml:space="preserve">Depois de publicada a escala em Boletim Geral, não será permitida a permuta ou dispensa de oficial e ou de praça em serviço, salvo ordem expressa do Comandante da OBM, nos casos devidamente justificados, respeitados os diversos escalões de Comando.</w:t>
-      </w:r>
-    </w:p>
-    <w:p>
-      <w:pPr>
-        <w:spacing w:after="60" w:line="360"/>
-        <w:ind w:left="708" w:hanging="0"/>
-        <w:jc w:val="both"/>
-      </w:pPr>
-      <w:r>
-        <w:rPr>
-          <w:rFonts w:ascii="Times New Roman" w:cs="Times New Roman" w:eastAsia="Times New Roman" w:hAnsi="Times New Roman"/>
-          <w:sz w:val="24"/>
-          <w:szCs w:val="24"/>
-        </w:rPr>
-        <w:t xml:space="preserve">Parágrafo único. São motivos que justificam a dispensa do serviço.</w:t>
-      </w:r>
-    </w:p>
-    <w:p>
-      <w:pPr>
-        <w:spacing w:after="60" w:line="360"/>
-        <w:ind w:left="708" w:hanging="340"/>
-        <w:jc w:val="both"/>
-      </w:pPr>
-      <w:r>
-        <w:rPr>
-          <w:rFonts w:ascii="Times New Roman" w:cs="Times New Roman" w:eastAsia="Times New Roman" w:hAnsi="Times New Roman"/>
-          <w:sz w:val="24"/>
-          <w:szCs w:val="24"/>
-        </w:rPr>
-        <w:t xml:space="preserve">I - acidente em serviço;</w:t>
-      </w:r>
-    </w:p>
-    <w:p>
-      <w:pPr>
-        <w:spacing w:after="60" w:line="360"/>
-        <w:ind w:left="708" w:hanging="340"/>
-        <w:jc w:val="both"/>
-      </w:pPr>
-      <w:r>
-        <w:rPr>
-          <w:rFonts w:ascii="Times New Roman" w:cs="Times New Roman" w:eastAsia="Times New Roman" w:hAnsi="Times New Roman"/>
-          <w:sz w:val="24"/>
-          <w:szCs w:val="24"/>
-        </w:rPr>
-        <w:t xml:space="preserve">II - acidente grave e ou Morte de um familiar;</w:t>
-      </w:r>
-    </w:p>
-    <w:p>
-      <w:pPr>
-        <w:spacing w:after="60" w:line="360"/>
-        <w:ind w:left="708" w:hanging="340"/>
-        <w:jc w:val="both"/>
-      </w:pPr>
-      <w:r>
-        <w:rPr>
-          <w:rFonts w:ascii="Times New Roman" w:cs="Times New Roman" w:eastAsia="Times New Roman" w:hAnsi="Times New Roman"/>
-          <w:sz w:val="24"/>
-          <w:szCs w:val="24"/>
-        </w:rPr>
-        <w:t xml:space="preserve">III - doença infectocontagiosa devidamente comprovada por profissional médico; e</w:t>
-      </w:r>
-    </w:p>
-    <w:p>
-      <w:pPr>
-        <w:spacing w:after="60" w:line="360"/>
-        <w:ind w:left="708" w:hanging="340"/>
-        <w:jc w:val="both"/>
-      </w:pPr>
-      <w:r>
-        <w:rPr>
-          <w:rFonts w:ascii="Times New Roman" w:cs="Times New Roman" w:eastAsia="Times New Roman" w:hAnsi="Times New Roman"/>
-          <w:sz w:val="24"/>
-          <w:szCs w:val="24"/>
-        </w:rPr>
-        <w:t xml:space="preserve">IV - extrema necessidade administrativa, devidamente autorizada pelo Comandante da OBM.</w:t>
-      </w:r>
-    </w:p>
-    <w:p>
-      <w:pPr>
-        <w:spacing w:after="120" w:line="360"/>
-        <w:ind w:firstLine="708"/>
-        <w:jc w:val="both"/>
-      </w:pPr>
-      <w:r>
-        <w:rPr>
-          <w:rFonts w:ascii="Times New Roman" w:cs="Times New Roman" w:eastAsia="Times New Roman" w:hAnsi="Times New Roman"/>
-          <w:b/>
-          <w:bCs/>
-          <w:sz w:val="24"/>
-          <w:szCs w:val="24"/>
-        </w:rPr>
-        <w:t xml:space="preserve">Art. 152 </w:t>
-      </w:r>
-      <w:r>
-        <w:rPr>
-          <w:rFonts w:ascii="Times New Roman" w:cs="Times New Roman" w:eastAsia="Times New Roman" w:hAnsi="Times New Roman"/>
-          <w:sz w:val="24"/>
-          <w:szCs w:val="24"/>
-        </w:rPr>
-        <w:t xml:space="preserve">Bombeiro militar que em serviço apresentar repouso médico, deverá ser visitado pelo superior de dia e/ou Comandante da Unidade durante o serviço previsto, a fim de observar o cumprimento do repouso e prestar o apoio necessário.</w:t>
-      </w:r>
-    </w:p>
-    <w:p>
-      <w:pPr>
-        <w:spacing w:after="120" w:line="360"/>
-        <w:ind w:firstLine="708"/>
-        <w:jc w:val="both"/>
-      </w:pPr>
-      <w:r>
-        <w:rPr>
-          <w:rFonts w:ascii="Times New Roman" w:cs="Times New Roman" w:eastAsia="Times New Roman" w:hAnsi="Times New Roman"/>
-          <w:b/>
-          <w:bCs/>
-          <w:sz w:val="24"/>
-          <w:szCs w:val="24"/>
-        </w:rPr>
-        <w:t xml:space="preserve">Art. 153 </w:t>
+        <w:t xml:space="preserve">Art. 109 </w:t>
       </w:r>
       <w:r>
         <w:rPr>
@@ -7515,7 +5944,7 @@
           <w:sz w:val="24"/>
           <w:szCs w:val="24"/>
         </w:rPr>
-        <w:t xml:space="preserve">Art. 154 </w:t>
+        <w:t xml:space="preserve">Art. 110 </w:t>
       </w:r>
       <w:r>
         <w:rPr>
@@ -7554,7 +5983,7 @@
           <w:sz w:val="24"/>
           <w:szCs w:val="24"/>
         </w:rPr>
-        <w:t xml:space="preserve">Art. 155 </w:t>
+        <w:t xml:space="preserve">Art. 111 </w:t>
       </w:r>
       <w:r>
         <w:rPr>
@@ -7668,7 +6097,7 @@
           <w:sz w:val="24"/>
           <w:szCs w:val="24"/>
         </w:rPr>
-        <w:t xml:space="preserve">Art. 156 </w:t>
+        <w:t xml:space="preserve">Art. 112 </w:t>
       </w:r>
       <w:r>
         <w:rPr>
@@ -7800,7 +6229,7 @@
           <w:sz w:val="24"/>
           <w:szCs w:val="24"/>
         </w:rPr>
-        <w:t xml:space="preserve">Art. 157 </w:t>
+        <w:t xml:space="preserve">Art. 113 </w:t>
       </w:r>
       <w:r>
         <w:rPr>
@@ -7884,7 +6313,7 @@
           <w:sz w:val="24"/>
           <w:szCs w:val="24"/>
         </w:rPr>
-        <w:t xml:space="preserve">Art. 158 </w:t>
+        <w:t xml:space="preserve">Art. 114 </w:t>
       </w:r>
       <w:r>
         <w:rPr>
@@ -7975,18 +6404,19 @@
     </w:p>
     <w:p>
       <w:pPr>
-        <w:spacing w:after="60" w:line="360"/>
-        <w:jc w:val="both"/>
-      </w:pPr>
-      <w:r>
-        <w:rPr>
-          <w:rFonts w:ascii="Times New Roman" w:cs="Times New Roman" w:eastAsia="Times New Roman" w:hAnsi="Times New Roman"/>
-          <w:b/>
-          <w:bCs/>
-          <w:sz w:val="24"/>
-          <w:szCs w:val="24"/>
-        </w:rPr>
-        <w:t xml:space="preserve">Art. 159 </w:t>
+        <w:spacing w:after="120" w:line="360"/>
+        <w:ind w:firstLine="708"/>
+        <w:jc w:val="both"/>
+      </w:pPr>
+      <w:r>
+        <w:rPr>
+          <w:rFonts w:ascii="Times New Roman" w:cs="Times New Roman" w:eastAsia="Times New Roman" w:hAnsi="Times New Roman"/>
+          <w:b/>
+          <w:bCs/>
+          <w:sz w:val="24"/>
+          <w:szCs w:val="24"/>
+        </w:rPr>
+        <w:t xml:space="preserve">Art. 115 </w:t>
       </w:r>
       <w:r>
         <w:rPr>
@@ -8000,32 +6430,17 @@
     <w:p>
       <w:pPr>
         <w:spacing w:after="60" w:line="360"/>
-        <w:ind w:left="708" w:hanging="0"/>
-        <w:jc w:val="both"/>
-      </w:pPr>
-      <w:r>
-        <w:rPr>
-          <w:rFonts w:ascii="Times New Roman" w:cs="Times New Roman" w:eastAsia="Times New Roman" w:hAnsi="Times New Roman"/>
-          <w:sz w:val="24"/>
-          <w:szCs w:val="24"/>
-        </w:rPr>
-        <w:t xml:space="preserve">Parágrafo único. As Diretorias de Atividades Técnicas são as de Porto Velho, Ariquemes, Ji-Paraná, Cacoal, Rolim de Moura e Vilhena.</w:t>
-      </w:r>
-    </w:p>
-    <w:p>
-      <w:pPr>
-        <w:spacing w:after="60" w:line="360"/>
-        <w:jc w:val="both"/>
-      </w:pPr>
-      <w:r>
-        <w:rPr>
-          <w:rFonts w:ascii="Times New Roman" w:cs="Times New Roman" w:eastAsia="Times New Roman" w:hAnsi="Times New Roman"/>
-          <w:b/>
-          <w:bCs/>
-          <w:sz w:val="24"/>
-          <w:szCs w:val="24"/>
-        </w:rPr>
-        <w:t xml:space="preserve">Art. 160 </w:t>
+        <w:jc w:val="both"/>
+      </w:pPr>
+      <w:r>
+        <w:rPr>
+          <w:rFonts w:ascii="Times New Roman" w:cs="Times New Roman" w:eastAsia="Times New Roman" w:hAnsi="Times New Roman"/>
+          <w:b/>
+          <w:bCs/>
+          <w:sz w:val="24"/>
+          <w:szCs w:val="24"/>
+        </w:rPr>
+        <w:t xml:space="preserve">Art. 116 </w:t>
       </w:r>
       <w:r>
         <w:rPr>
@@ -8187,7 +6602,7 @@
           <w:sz w:val="24"/>
           <w:szCs w:val="24"/>
         </w:rPr>
-        <w:t xml:space="preserve">Art. 161 </w:t>
+        <w:t xml:space="preserve">Art. 117 </w:t>
       </w:r>
       <w:r>
         <w:rPr>
@@ -8286,7 +6701,7 @@
           <w:sz w:val="24"/>
           <w:szCs w:val="24"/>
         </w:rPr>
-        <w:t xml:space="preserve">Art. 162 </w:t>
+        <w:t xml:space="preserve">Art. 118 </w:t>
       </w:r>
       <w:r>
         <w:rPr>
@@ -8385,7 +6800,7 @@
           <w:sz w:val="24"/>
           <w:szCs w:val="24"/>
         </w:rPr>
-        <w:t xml:space="preserve">Art. 163 </w:t>
+        <w:t xml:space="preserve">Art. 119 </w:t>
       </w:r>
       <w:r>
         <w:rPr>
@@ -8469,7 +6884,7 @@
           <w:sz w:val="24"/>
           <w:szCs w:val="24"/>
         </w:rPr>
-        <w:t xml:space="preserve">Art. 164 </w:t>
+        <w:t xml:space="preserve">Art. 120 </w:t>
       </w:r>
       <w:r>
         <w:rPr>
@@ -8571,7 +6986,7 @@
           <w:sz w:val="24"/>
           <w:szCs w:val="24"/>
         </w:rPr>
-        <w:t xml:space="preserve">Art. 165 </w:t>
+        <w:t xml:space="preserve">Art. 121 </w:t>
       </w:r>
       <w:r>
         <w:rPr>
@@ -8628,7 +7043,7 @@
           <w:sz w:val="24"/>
           <w:szCs w:val="24"/>
         </w:rPr>
-        <w:t xml:space="preserve">Art. 166 </w:t>
+        <w:t xml:space="preserve">Art. 122 </w:t>
       </w:r>
       <w:r>
         <w:rPr>
@@ -8775,7 +7190,7 @@
           <w:sz w:val="24"/>
           <w:szCs w:val="24"/>
         </w:rPr>
-        <w:t xml:space="preserve">Art. 167 </w:t>
+        <w:t xml:space="preserve">Art. 123 </w:t>
       </w:r>
       <w:r>
         <w:rPr>
@@ -8952,7 +7367,7 @@
           <w:sz w:val="24"/>
           <w:szCs w:val="24"/>
         </w:rPr>
-        <w:t xml:space="preserve">Art. 168 </w:t>
+        <w:t xml:space="preserve">Art. 124 </w:t>
       </w:r>
       <w:r>
         <w:rPr>
@@ -9074,7 +7489,7 @@
           <w:sz w:val="24"/>
           <w:szCs w:val="24"/>
         </w:rPr>
-        <w:t xml:space="preserve">Art. 169 </w:t>
+        <w:t xml:space="preserve">Art. 125 </w:t>
       </w:r>
       <w:r>
         <w:rPr>
@@ -9099,32 +7514,7 @@
           <w:sz w:val="24"/>
           <w:szCs w:val="24"/>
         </w:rPr>
-        <w:t xml:space="preserve">Art. 170 </w:t>
-      </w:r>
-      <w:r>
-        <w:rPr>
-          <w:rFonts w:ascii="Times New Roman" w:cs="Times New Roman" w:eastAsia="Times New Roman" w:hAnsi="Times New Roman"/>
-          <w:sz w:val="24"/>
-          <w:szCs w:val="24"/>
-        </w:rPr>
-        <w:t xml:space="preserve">As Unidades e Subunidades de todos os órgãos e níveis da Corporação deverão encaminhar no prazo de 60 (sessenta) dias para a Assessoria Legislativa do CBMRO suas respectivas Normas Gerais de Ação (NGA) fins de avaliação e aprovação do Comandante- Geral.</w:t>
-      </w:r>
-    </w:p>
-    <w:p>
-      <w:pPr>
-        <w:spacing w:after="120" w:line="360"/>
-        <w:ind w:firstLine="708"/>
-        <w:jc w:val="both"/>
-      </w:pPr>
-      <w:r>
-        <w:rPr>
-          <w:rFonts w:ascii="Times New Roman" w:cs="Times New Roman" w:eastAsia="Times New Roman" w:hAnsi="Times New Roman"/>
-          <w:b/>
-          <w:bCs/>
-          <w:sz w:val="24"/>
-          <w:szCs w:val="24"/>
-        </w:rPr>
-        <w:t xml:space="preserve">Art. 171 </w:t>
+        <w:t xml:space="preserve">Art. 126 </w:t>
       </w:r>
       <w:r>
         <w:rPr>

--- a/docs/sei/2026-09-11-regulamento-servico/Minuta_Regulamento_de_Servico_CBMRO_versao_em_consulta.docx
+++ b/docs/sei/2026-09-11-regulamento-servico/Minuta_Regulamento_de_Servico_CBMRO_versao_em_consulta.docx
@@ -121,8 +121,8 @@
     </w:p>
     <w:p>
       <w:pPr>
-        <w:spacing w:after="240" w:line="360"/>
-        <w:ind w:firstLine="708"/>
+        <w:spacing w:after="240" w:line="240"/>
+        <w:ind w:firstLine="1417"/>
         <w:jc w:val="both"/>
       </w:pPr>
       <w:r>
@@ -176,8 +176,8 @@
     </w:p>
     <w:p>
       <w:pPr>
-        <w:spacing w:after="120" w:line="360"/>
-        <w:ind w:firstLine="708"/>
+        <w:spacing w:after="120" w:line="240"/>
+        <w:ind w:firstLine="1417"/>
         <w:jc w:val="both"/>
       </w:pPr>
       <w:r>
@@ -201,8 +201,8 @@
     </w:p>
     <w:p>
       <w:pPr>
-        <w:spacing w:after="120" w:line="360"/>
-        <w:ind w:firstLine="708"/>
+        <w:spacing w:after="120" w:line="240"/>
+        <w:ind w:firstLine="1417"/>
         <w:jc w:val="both"/>
       </w:pPr>
       <w:r>
@@ -226,7 +226,8 @@
     </w:p>
     <w:p>
       <w:pPr>
-        <w:spacing w:after="60" w:line="360"/>
+        <w:spacing w:after="120" w:line="240"/>
+        <w:ind w:firstLine="1417"/>
         <w:jc w:val="both"/>
       </w:pPr>
       <w:r>
@@ -250,8 +251,8 @@
     </w:p>
     <w:p>
       <w:pPr>
-        <w:spacing w:after="60" w:line="360"/>
-        <w:ind w:left="708" w:hanging="340"/>
+        <w:spacing w:after="120" w:line="240"/>
+        <w:ind w:firstLine="1417"/>
         <w:jc w:val="both"/>
       </w:pPr>
       <w:r>
@@ -265,8 +266,8 @@
     </w:p>
     <w:p>
       <w:pPr>
-        <w:spacing w:after="60" w:line="360"/>
-        <w:ind w:left="708" w:hanging="340"/>
+        <w:spacing w:after="120" w:line="240"/>
+        <w:ind w:firstLine="1417"/>
         <w:jc w:val="both"/>
       </w:pPr>
       <w:r>
@@ -280,8 +281,8 @@
     </w:p>
     <w:p>
       <w:pPr>
-        <w:spacing w:after="60" w:line="360"/>
-        <w:ind w:left="708" w:hanging="340"/>
+        <w:spacing w:after="120" w:line="240"/>
+        <w:ind w:firstLine="1417"/>
         <w:jc w:val="both"/>
       </w:pPr>
       <w:r>
@@ -295,8 +296,8 @@
     </w:p>
     <w:p>
       <w:pPr>
-        <w:spacing w:after="60" w:line="360"/>
-        <w:ind w:left="708" w:hanging="340"/>
+        <w:spacing w:after="120" w:line="240"/>
+        <w:ind w:firstLine="1417"/>
         <w:jc w:val="both"/>
       </w:pPr>
       <w:r>
@@ -310,8 +311,8 @@
     </w:p>
     <w:p>
       <w:pPr>
-        <w:spacing w:after="60" w:line="360"/>
-        <w:ind w:left="708" w:hanging="340"/>
+        <w:spacing w:after="120" w:line="240"/>
+        <w:ind w:firstLine="1417"/>
         <w:jc w:val="both"/>
       </w:pPr>
       <w:r>
@@ -325,8 +326,8 @@
     </w:p>
     <w:p>
       <w:pPr>
-        <w:spacing w:after="60" w:line="360"/>
-        <w:ind w:left="708" w:hanging="340"/>
+        <w:spacing w:after="120" w:line="240"/>
+        <w:ind w:firstLine="1417"/>
         <w:jc w:val="both"/>
       </w:pPr>
       <w:r>
@@ -340,8 +341,8 @@
     </w:p>
     <w:p>
       <w:pPr>
-        <w:spacing w:after="60" w:line="360"/>
-        <w:ind w:left="708" w:hanging="340"/>
+        <w:spacing w:after="120" w:line="240"/>
+        <w:ind w:firstLine="1417"/>
         <w:jc w:val="both"/>
       </w:pPr>
       <w:r>
@@ -355,8 +356,8 @@
     </w:p>
     <w:p>
       <w:pPr>
-        <w:spacing w:after="60" w:line="360"/>
-        <w:ind w:left="708" w:hanging="340"/>
+        <w:spacing w:after="120" w:line="240"/>
+        <w:ind w:firstLine="1417"/>
         <w:jc w:val="both"/>
       </w:pPr>
       <w:r>
@@ -370,8 +371,8 @@
     </w:p>
     <w:p>
       <w:pPr>
-        <w:spacing w:after="60" w:line="360"/>
-        <w:ind w:left="708" w:hanging="340"/>
+        <w:spacing w:after="120" w:line="240"/>
+        <w:ind w:firstLine="1417"/>
         <w:jc w:val="both"/>
       </w:pPr>
       <w:r>
@@ -385,8 +386,8 @@
     </w:p>
     <w:p>
       <w:pPr>
-        <w:spacing w:after="60" w:line="360"/>
-        <w:ind w:left="708" w:hanging="340"/>
+        <w:spacing w:after="120" w:line="240"/>
+        <w:ind w:firstLine="1417"/>
         <w:jc w:val="both"/>
       </w:pPr>
       <w:r>
@@ -400,8 +401,8 @@
     </w:p>
     <w:p>
       <w:pPr>
-        <w:spacing w:after="60" w:line="360"/>
-        <w:ind w:left="708" w:hanging="340"/>
+        <w:spacing w:after="120" w:line="240"/>
+        <w:ind w:firstLine="1417"/>
         <w:jc w:val="both"/>
       </w:pPr>
       <w:r>
@@ -470,7 +471,8 @@
     </w:p>
     <w:p>
       <w:pPr>
-        <w:spacing w:after="60" w:line="360"/>
+        <w:spacing w:after="120" w:line="240"/>
+        <w:ind w:firstLine="1417"/>
         <w:jc w:val="both"/>
       </w:pPr>
       <w:r>
@@ -494,8 +496,8 @@
     </w:p>
     <w:p>
       <w:pPr>
-        <w:spacing w:after="60" w:line="360"/>
-        <w:ind w:left="708" w:hanging="340"/>
+        <w:spacing w:after="120" w:line="240"/>
+        <w:ind w:firstLine="1417"/>
         <w:jc w:val="both"/>
       </w:pPr>
       <w:r>
@@ -509,8 +511,8 @@
     </w:p>
     <w:p>
       <w:pPr>
-        <w:spacing w:after="60" w:line="360"/>
-        <w:ind w:left="708" w:hanging="340"/>
+        <w:spacing w:after="120" w:line="240"/>
+        <w:ind w:firstLine="1417"/>
         <w:jc w:val="both"/>
       </w:pPr>
       <w:r>
@@ -524,8 +526,8 @@
     </w:p>
     <w:p>
       <w:pPr>
-        <w:spacing w:after="60" w:line="360"/>
-        <w:ind w:left="708" w:hanging="340"/>
+        <w:spacing w:after="120" w:line="240"/>
+        <w:ind w:firstLine="1417"/>
         <w:jc w:val="both"/>
       </w:pPr>
       <w:r>
@@ -539,8 +541,8 @@
     </w:p>
     <w:p>
       <w:pPr>
-        <w:spacing w:after="60" w:line="360"/>
-        <w:ind w:left="708" w:hanging="340"/>
+        <w:spacing w:after="120" w:line="240"/>
+        <w:ind w:firstLine="1417"/>
         <w:jc w:val="both"/>
       </w:pPr>
       <w:r>
@@ -554,8 +556,8 @@
     </w:p>
     <w:p>
       <w:pPr>
-        <w:spacing w:after="60" w:line="360"/>
-        <w:ind w:left="708" w:hanging="340"/>
+        <w:spacing w:after="120" w:line="240"/>
+        <w:ind w:firstLine="1417"/>
         <w:jc w:val="both"/>
       </w:pPr>
       <w:r>
@@ -569,8 +571,8 @@
     </w:p>
     <w:p>
       <w:pPr>
-        <w:spacing w:after="60" w:line="360"/>
-        <w:ind w:left="708" w:hanging="340"/>
+        <w:spacing w:after="120" w:line="240"/>
+        <w:ind w:firstLine="1417"/>
         <w:jc w:val="both"/>
       </w:pPr>
       <w:r>
@@ -584,8 +586,8 @@
     </w:p>
     <w:p>
       <w:pPr>
-        <w:spacing w:after="60" w:line="360"/>
-        <w:ind w:left="708" w:hanging="340"/>
+        <w:spacing w:after="120" w:line="240"/>
+        <w:ind w:firstLine="1417"/>
         <w:jc w:val="both"/>
       </w:pPr>
       <w:r>
@@ -599,8 +601,8 @@
     </w:p>
     <w:p>
       <w:pPr>
-        <w:spacing w:after="60" w:line="360"/>
-        <w:ind w:left="708" w:hanging="340"/>
+        <w:spacing w:after="120" w:line="240"/>
+        <w:ind w:firstLine="1417"/>
         <w:jc w:val="both"/>
       </w:pPr>
       <w:r>
@@ -614,7 +616,8 @@
     </w:p>
     <w:p>
       <w:pPr>
-        <w:spacing w:after="60" w:line="360"/>
+        <w:spacing w:after="120" w:line="240"/>
+        <w:ind w:firstLine="1417"/>
         <w:jc w:val="both"/>
       </w:pPr>
       <w:r>
@@ -638,8 +641,8 @@
     </w:p>
     <w:p>
       <w:pPr>
-        <w:spacing w:after="60" w:line="360"/>
-        <w:ind w:left="708" w:hanging="340"/>
+        <w:spacing w:after="120" w:line="240"/>
+        <w:ind w:firstLine="1417"/>
         <w:jc w:val="both"/>
       </w:pPr>
       <w:r>
@@ -653,8 +656,8 @@
     </w:p>
     <w:p>
       <w:pPr>
-        <w:spacing w:after="60" w:line="360"/>
-        <w:ind w:left="708" w:hanging="340"/>
+        <w:spacing w:after="120" w:line="240"/>
+        <w:ind w:firstLine="1417"/>
         <w:jc w:val="both"/>
       </w:pPr>
       <w:r>
@@ -668,8 +671,8 @@
     </w:p>
     <w:p>
       <w:pPr>
-        <w:spacing w:after="60" w:line="360"/>
-        <w:ind w:left="708" w:hanging="340"/>
+        <w:spacing w:after="120" w:line="240"/>
+        <w:ind w:firstLine="1417"/>
         <w:jc w:val="both"/>
       </w:pPr>
       <w:r>
@@ -683,7 +686,8 @@
     </w:p>
     <w:p>
       <w:pPr>
-        <w:spacing w:after="60" w:line="360"/>
+        <w:spacing w:after="120" w:line="240"/>
+        <w:ind w:firstLine="1417"/>
         <w:jc w:val="both"/>
       </w:pPr>
       <w:r>
@@ -707,8 +711,8 @@
     </w:p>
     <w:p>
       <w:pPr>
-        <w:spacing w:after="60" w:line="360"/>
-        <w:ind w:left="708" w:hanging="340"/>
+        <w:spacing w:after="120" w:line="240"/>
+        <w:ind w:firstLine="1417"/>
         <w:jc w:val="both"/>
       </w:pPr>
       <w:r>
@@ -722,8 +726,8 @@
     </w:p>
     <w:p>
       <w:pPr>
-        <w:spacing w:after="60" w:line="360"/>
-        <w:ind w:left="708" w:hanging="340"/>
+        <w:spacing w:after="120" w:line="240"/>
+        <w:ind w:firstLine="1417"/>
         <w:jc w:val="both"/>
       </w:pPr>
       <w:r>
@@ -737,8 +741,8 @@
     </w:p>
     <w:p>
       <w:pPr>
-        <w:spacing w:after="60" w:line="360"/>
-        <w:ind w:left="708" w:hanging="340"/>
+        <w:spacing w:after="120" w:line="240"/>
+        <w:ind w:firstLine="1417"/>
         <w:jc w:val="both"/>
       </w:pPr>
       <w:r>
@@ -752,7 +756,8 @@
     </w:p>
     <w:p>
       <w:pPr>
-        <w:spacing w:after="60" w:line="360"/>
+        <w:spacing w:after="120" w:line="240"/>
+        <w:ind w:firstLine="1417"/>
         <w:jc w:val="both"/>
       </w:pPr>
       <w:r>
@@ -776,8 +781,8 @@
     </w:p>
     <w:p>
       <w:pPr>
-        <w:spacing w:after="60" w:line="360"/>
-        <w:ind w:left="708" w:hanging="340"/>
+        <w:spacing w:after="120" w:line="240"/>
+        <w:ind w:firstLine="1417"/>
         <w:jc w:val="both"/>
       </w:pPr>
       <w:r>
@@ -791,8 +796,8 @@
     </w:p>
     <w:p>
       <w:pPr>
-        <w:spacing w:after="60" w:line="360"/>
-        <w:ind w:left="708" w:hanging="340"/>
+        <w:spacing w:after="120" w:line="240"/>
+        <w:ind w:firstLine="1417"/>
         <w:jc w:val="both"/>
       </w:pPr>
       <w:r>
@@ -806,8 +811,8 @@
     </w:p>
     <w:p>
       <w:pPr>
-        <w:spacing w:after="60" w:line="360"/>
-        <w:ind w:left="708" w:hanging="340"/>
+        <w:spacing w:after="120" w:line="240"/>
+        <w:ind w:firstLine="1417"/>
         <w:jc w:val="both"/>
       </w:pPr>
       <w:r>
@@ -821,7 +826,8 @@
     </w:p>
     <w:p>
       <w:pPr>
-        <w:spacing w:after="60" w:line="360"/>
+        <w:spacing w:after="120" w:line="240"/>
+        <w:ind w:firstLine="1417"/>
         <w:jc w:val="both"/>
       </w:pPr>
       <w:r>
@@ -845,8 +851,8 @@
     </w:p>
     <w:p>
       <w:pPr>
-        <w:spacing w:after="60" w:line="360"/>
-        <w:ind w:left="708" w:hanging="340"/>
+        <w:spacing w:after="120" w:line="240"/>
+        <w:ind w:firstLine="1417"/>
         <w:jc w:val="both"/>
       </w:pPr>
       <w:r>
@@ -860,8 +866,8 @@
     </w:p>
     <w:p>
       <w:pPr>
-        <w:spacing w:after="60" w:line="360"/>
-        <w:ind w:left="708" w:hanging="340"/>
+        <w:spacing w:after="120" w:line="240"/>
+        <w:ind w:firstLine="1417"/>
         <w:jc w:val="both"/>
       </w:pPr>
       <w:r>
@@ -875,8 +881,8 @@
     </w:p>
     <w:p>
       <w:pPr>
-        <w:spacing w:after="60" w:line="360"/>
-        <w:ind w:left="708" w:hanging="340"/>
+        <w:spacing w:after="120" w:line="240"/>
+        <w:ind w:firstLine="1417"/>
         <w:jc w:val="both"/>
       </w:pPr>
       <w:r>
@@ -890,7 +896,8 @@
     </w:p>
     <w:p>
       <w:pPr>
-        <w:spacing w:after="60" w:line="360"/>
+        <w:spacing w:after="120" w:line="240"/>
+        <w:ind w:firstLine="1417"/>
         <w:jc w:val="both"/>
       </w:pPr>
       <w:r>
@@ -914,8 +921,8 @@
     </w:p>
     <w:p>
       <w:pPr>
-        <w:spacing w:after="60" w:line="360"/>
-        <w:ind w:left="708" w:hanging="340"/>
+        <w:spacing w:after="120" w:line="240"/>
+        <w:ind w:firstLine="1417"/>
         <w:jc w:val="both"/>
       </w:pPr>
       <w:r>
@@ -929,8 +936,8 @@
     </w:p>
     <w:p>
       <w:pPr>
-        <w:spacing w:after="60" w:line="360"/>
-        <w:ind w:left="708" w:hanging="340"/>
+        <w:spacing w:after="120" w:line="240"/>
+        <w:ind w:firstLine="1417"/>
         <w:jc w:val="both"/>
       </w:pPr>
       <w:r>
@@ -944,8 +951,8 @@
     </w:p>
     <w:p>
       <w:pPr>
-        <w:spacing w:after="60" w:line="360"/>
-        <w:ind w:left="708" w:hanging="340"/>
+        <w:spacing w:after="120" w:line="240"/>
+        <w:ind w:firstLine="1417"/>
         <w:jc w:val="both"/>
       </w:pPr>
       <w:r>
@@ -959,7 +966,8 @@
     </w:p>
     <w:p>
       <w:pPr>
-        <w:spacing w:after="60" w:line="360"/>
+        <w:spacing w:after="120" w:line="240"/>
+        <w:ind w:firstLine="1417"/>
         <w:jc w:val="both"/>
       </w:pPr>
       <w:r>
@@ -983,8 +991,8 @@
     </w:p>
     <w:p>
       <w:pPr>
-        <w:spacing w:after="60" w:line="360"/>
-        <w:ind w:left="708" w:hanging="340"/>
+        <w:spacing w:after="120" w:line="240"/>
+        <w:ind w:firstLine="1417"/>
         <w:jc w:val="both"/>
       </w:pPr>
       <w:r>
@@ -998,8 +1006,8 @@
     </w:p>
     <w:p>
       <w:pPr>
-        <w:spacing w:after="60" w:line="360"/>
-        <w:ind w:left="708" w:hanging="340"/>
+        <w:spacing w:after="120" w:line="240"/>
+        <w:ind w:firstLine="1417"/>
         <w:jc w:val="both"/>
       </w:pPr>
       <w:r>
@@ -1013,8 +1021,8 @@
     </w:p>
     <w:p>
       <w:pPr>
-        <w:spacing w:after="60" w:line="360"/>
-        <w:ind w:left="708" w:hanging="340"/>
+        <w:spacing w:after="120" w:line="240"/>
+        <w:ind w:firstLine="1417"/>
         <w:jc w:val="both"/>
       </w:pPr>
       <w:r>
@@ -1028,7 +1036,8 @@
     </w:p>
     <w:p>
       <w:pPr>
-        <w:spacing w:after="60" w:line="360"/>
+        <w:spacing w:after="120" w:line="240"/>
+        <w:ind w:firstLine="1417"/>
         <w:jc w:val="both"/>
       </w:pPr>
       <w:r>
@@ -1052,8 +1061,8 @@
     </w:p>
     <w:p>
       <w:pPr>
-        <w:spacing w:after="60" w:line="360"/>
-        <w:ind w:left="708" w:hanging="340"/>
+        <w:spacing w:after="120" w:line="240"/>
+        <w:ind w:firstLine="1417"/>
         <w:jc w:val="both"/>
       </w:pPr>
       <w:r>
@@ -1067,8 +1076,8 @@
     </w:p>
     <w:p>
       <w:pPr>
-        <w:spacing w:after="60" w:line="360"/>
-        <w:ind w:left="708" w:hanging="340"/>
+        <w:spacing w:after="120" w:line="240"/>
+        <w:ind w:firstLine="1417"/>
         <w:jc w:val="both"/>
       </w:pPr>
       <w:r>
@@ -1082,8 +1091,8 @@
     </w:p>
     <w:p>
       <w:pPr>
-        <w:spacing w:after="60" w:line="360"/>
-        <w:ind w:left="708" w:hanging="340"/>
+        <w:spacing w:after="120" w:line="240"/>
+        <w:ind w:firstLine="1417"/>
         <w:jc w:val="both"/>
       </w:pPr>
       <w:r>
@@ -1097,7 +1106,8 @@
     </w:p>
     <w:p>
       <w:pPr>
-        <w:spacing w:after="60" w:line="360"/>
+        <w:spacing w:after="120" w:line="240"/>
+        <w:ind w:firstLine="1417"/>
         <w:jc w:val="both"/>
       </w:pPr>
       <w:r>
@@ -1121,8 +1131,8 @@
     </w:p>
     <w:p>
       <w:pPr>
-        <w:spacing w:after="60" w:line="360"/>
-        <w:ind w:left="708" w:hanging="340"/>
+        <w:spacing w:after="120" w:line="240"/>
+        <w:ind w:firstLine="1417"/>
         <w:jc w:val="both"/>
       </w:pPr>
       <w:r>
@@ -1136,8 +1146,8 @@
     </w:p>
     <w:p>
       <w:pPr>
-        <w:spacing w:after="60" w:line="360"/>
-        <w:ind w:left="708" w:hanging="340"/>
+        <w:spacing w:after="120" w:line="240"/>
+        <w:ind w:firstLine="1417"/>
         <w:jc w:val="both"/>
       </w:pPr>
       <w:r>
@@ -1151,8 +1161,8 @@
     </w:p>
     <w:p>
       <w:pPr>
-        <w:spacing w:after="60" w:line="360"/>
-        <w:ind w:left="708" w:hanging="340"/>
+        <w:spacing w:after="120" w:line="240"/>
+        <w:ind w:firstLine="1417"/>
         <w:jc w:val="both"/>
       </w:pPr>
       <w:r>
@@ -1166,8 +1176,8 @@
     </w:p>
     <w:p>
       <w:pPr>
-        <w:spacing w:after="60" w:line="360"/>
-        <w:ind w:left="708" w:hanging="340"/>
+        <w:spacing w:after="120" w:line="240"/>
+        <w:ind w:firstLine="1417"/>
         <w:jc w:val="both"/>
       </w:pPr>
       <w:r>
@@ -1181,7 +1191,8 @@
     </w:p>
     <w:p>
       <w:pPr>
-        <w:spacing w:after="60" w:line="360"/>
+        <w:spacing w:after="120" w:line="240"/>
+        <w:ind w:firstLine="1417"/>
         <w:jc w:val="both"/>
       </w:pPr>
       <w:r>
@@ -1205,8 +1216,8 @@
     </w:p>
     <w:p>
       <w:pPr>
-        <w:spacing w:after="60" w:line="360"/>
-        <w:ind w:left="708" w:hanging="340"/>
+        <w:spacing w:after="120" w:line="240"/>
+        <w:ind w:firstLine="1417"/>
         <w:jc w:val="both"/>
       </w:pPr>
       <w:r>
@@ -1220,8 +1231,8 @@
     </w:p>
     <w:p>
       <w:pPr>
-        <w:spacing w:after="60" w:line="360"/>
-        <w:ind w:left="708" w:hanging="340"/>
+        <w:spacing w:after="120" w:line="240"/>
+        <w:ind w:firstLine="1417"/>
         <w:jc w:val="both"/>
       </w:pPr>
       <w:r>
@@ -1235,8 +1246,8 @@
     </w:p>
     <w:p>
       <w:pPr>
-        <w:spacing w:after="60" w:line="360"/>
-        <w:ind w:left="708" w:hanging="340"/>
+        <w:spacing w:after="120" w:line="240"/>
+        <w:ind w:firstLine="1417"/>
         <w:jc w:val="both"/>
       </w:pPr>
       <w:r>
@@ -1250,8 +1261,8 @@
     </w:p>
     <w:p>
       <w:pPr>
-        <w:spacing w:after="60" w:line="360"/>
-        <w:ind w:left="708" w:hanging="340"/>
+        <w:spacing w:after="120" w:line="240"/>
+        <w:ind w:firstLine="1417"/>
         <w:jc w:val="both"/>
       </w:pPr>
       <w:r>
@@ -1283,7 +1294,8 @@
     </w:p>
     <w:p>
       <w:pPr>
-        <w:spacing w:after="60" w:line="360"/>
+        <w:spacing w:after="120" w:line="240"/>
+        <w:ind w:firstLine="1417"/>
         <w:jc w:val="both"/>
       </w:pPr>
       <w:r>
@@ -1307,8 +1319,8 @@
     </w:p>
     <w:p>
       <w:pPr>
-        <w:spacing w:after="60" w:line="360"/>
-        <w:ind w:left="708" w:hanging="340"/>
+        <w:spacing w:after="120" w:line="240"/>
+        <w:ind w:firstLine="1417"/>
         <w:jc w:val="both"/>
       </w:pPr>
       <w:r>
@@ -1322,8 +1334,8 @@
     </w:p>
     <w:p>
       <w:pPr>
-        <w:spacing w:after="60" w:line="360"/>
-        <w:ind w:left="708" w:hanging="340"/>
+        <w:spacing w:after="120" w:line="240"/>
+        <w:ind w:firstLine="1417"/>
         <w:jc w:val="both"/>
       </w:pPr>
       <w:r>
@@ -1337,8 +1349,8 @@
     </w:p>
     <w:p>
       <w:pPr>
-        <w:spacing w:after="60" w:line="360"/>
-        <w:ind w:left="708" w:hanging="340"/>
+        <w:spacing w:after="120" w:line="240"/>
+        <w:ind w:firstLine="1417"/>
         <w:jc w:val="both"/>
       </w:pPr>
       <w:r>
@@ -1352,8 +1364,8 @@
     </w:p>
     <w:p>
       <w:pPr>
-        <w:spacing w:after="60" w:line="360"/>
-        <w:ind w:left="708" w:hanging="340"/>
+        <w:spacing w:after="120" w:line="240"/>
+        <w:ind w:firstLine="1417"/>
         <w:jc w:val="both"/>
       </w:pPr>
       <w:r>
@@ -1367,8 +1379,8 @@
     </w:p>
     <w:p>
       <w:pPr>
-        <w:spacing w:after="60" w:line="360"/>
-        <w:ind w:left="708" w:hanging="340"/>
+        <w:spacing w:after="120" w:line="240"/>
+        <w:ind w:firstLine="1417"/>
         <w:jc w:val="both"/>
       </w:pPr>
       <w:r>
@@ -1382,7 +1394,8 @@
     </w:p>
     <w:p>
       <w:pPr>
-        <w:spacing w:after="60" w:line="360"/>
+        <w:spacing w:after="120" w:line="240"/>
+        <w:ind w:firstLine="1417"/>
         <w:jc w:val="both"/>
       </w:pPr>
       <w:r>
@@ -1406,8 +1419,8 @@
     </w:p>
     <w:p>
       <w:pPr>
-        <w:spacing w:after="60" w:line="360"/>
-        <w:ind w:left="708" w:hanging="340"/>
+        <w:spacing w:after="120" w:line="240"/>
+        <w:ind w:firstLine="1417"/>
         <w:jc w:val="both"/>
       </w:pPr>
       <w:r>
@@ -1421,8 +1434,8 @@
     </w:p>
     <w:p>
       <w:pPr>
-        <w:spacing w:after="60" w:line="360"/>
-        <w:ind w:left="708" w:hanging="340"/>
+        <w:spacing w:after="120" w:line="240"/>
+        <w:ind w:firstLine="1417"/>
         <w:jc w:val="both"/>
       </w:pPr>
       <w:r>
@@ -1436,8 +1449,8 @@
     </w:p>
     <w:p>
       <w:pPr>
-        <w:spacing w:after="60" w:line="360"/>
-        <w:ind w:left="708" w:hanging="340"/>
+        <w:spacing w:after="120" w:line="240"/>
+        <w:ind w:firstLine="1417"/>
         <w:jc w:val="both"/>
       </w:pPr>
       <w:r>
@@ -1451,7 +1464,8 @@
     </w:p>
     <w:p>
       <w:pPr>
-        <w:spacing w:after="60" w:line="360"/>
+        <w:spacing w:after="120" w:line="240"/>
+        <w:ind w:firstLine="1417"/>
         <w:jc w:val="both"/>
       </w:pPr>
       <w:r>
@@ -1475,8 +1489,8 @@
     </w:p>
     <w:p>
       <w:pPr>
-        <w:spacing w:after="60" w:line="360"/>
-        <w:ind w:left="708" w:hanging="340"/>
+        <w:spacing w:after="120" w:line="240"/>
+        <w:ind w:firstLine="1417"/>
         <w:jc w:val="both"/>
       </w:pPr>
       <w:r>
@@ -1490,8 +1504,8 @@
     </w:p>
     <w:p>
       <w:pPr>
-        <w:spacing w:after="60" w:line="360"/>
-        <w:ind w:left="708" w:hanging="340"/>
+        <w:spacing w:after="120" w:line="240"/>
+        <w:ind w:firstLine="1417"/>
         <w:jc w:val="both"/>
       </w:pPr>
       <w:r>
@@ -1505,8 +1519,8 @@
     </w:p>
     <w:p>
       <w:pPr>
-        <w:spacing w:after="60" w:line="360"/>
-        <w:ind w:left="708" w:hanging="340"/>
+        <w:spacing w:after="120" w:line="240"/>
+        <w:ind w:firstLine="1417"/>
         <w:jc w:val="both"/>
       </w:pPr>
       <w:r>
@@ -1520,7 +1534,8 @@
     </w:p>
     <w:p>
       <w:pPr>
-        <w:spacing w:after="60" w:line="360"/>
+        <w:spacing w:after="120" w:line="240"/>
+        <w:ind w:firstLine="1417"/>
         <w:jc w:val="both"/>
       </w:pPr>
       <w:r>
@@ -1544,8 +1559,8 @@
     </w:p>
     <w:p>
       <w:pPr>
-        <w:spacing w:after="60" w:line="360"/>
-        <w:ind w:left="708" w:hanging="340"/>
+        <w:spacing w:after="120" w:line="240"/>
+        <w:ind w:firstLine="1417"/>
         <w:jc w:val="both"/>
       </w:pPr>
       <w:r>
@@ -1559,8 +1574,8 @@
     </w:p>
     <w:p>
       <w:pPr>
-        <w:spacing w:after="60" w:line="360"/>
-        <w:ind w:left="708" w:hanging="340"/>
+        <w:spacing w:after="120" w:line="240"/>
+        <w:ind w:firstLine="1417"/>
         <w:jc w:val="both"/>
       </w:pPr>
       <w:r>
@@ -1574,8 +1589,8 @@
     </w:p>
     <w:p>
       <w:pPr>
-        <w:spacing w:after="60" w:line="360"/>
-        <w:ind w:left="708" w:hanging="340"/>
+        <w:spacing w:after="120" w:line="240"/>
+        <w:ind w:firstLine="1417"/>
         <w:jc w:val="both"/>
       </w:pPr>
       <w:r>
@@ -1589,7 +1604,8 @@
     </w:p>
     <w:p>
       <w:pPr>
-        <w:spacing w:after="60" w:line="360"/>
+        <w:spacing w:after="120" w:line="240"/>
+        <w:ind w:firstLine="1417"/>
         <w:jc w:val="both"/>
       </w:pPr>
       <w:r>
@@ -1613,8 +1629,8 @@
     </w:p>
     <w:p>
       <w:pPr>
-        <w:spacing w:after="60" w:line="360"/>
-        <w:ind w:left="708" w:hanging="340"/>
+        <w:spacing w:after="120" w:line="240"/>
+        <w:ind w:firstLine="1417"/>
         <w:jc w:val="both"/>
       </w:pPr>
       <w:r>
@@ -1628,8 +1644,8 @@
     </w:p>
     <w:p>
       <w:pPr>
-        <w:spacing w:after="60" w:line="360"/>
-        <w:ind w:left="708" w:hanging="340"/>
+        <w:spacing w:after="120" w:line="240"/>
+        <w:ind w:firstLine="1417"/>
         <w:jc w:val="both"/>
       </w:pPr>
       <w:r>
@@ -1643,8 +1659,8 @@
     </w:p>
     <w:p>
       <w:pPr>
-        <w:spacing w:after="60" w:line="360"/>
-        <w:ind w:left="708" w:hanging="340"/>
+        <w:spacing w:after="120" w:line="240"/>
+        <w:ind w:firstLine="1417"/>
         <w:jc w:val="both"/>
       </w:pPr>
       <w:r>
@@ -1658,7 +1674,8 @@
     </w:p>
     <w:p>
       <w:pPr>
-        <w:spacing w:after="60" w:line="360"/>
+        <w:spacing w:after="120" w:line="240"/>
+        <w:ind w:firstLine="1417"/>
         <w:jc w:val="both"/>
       </w:pPr>
       <w:r>
@@ -1682,8 +1699,8 @@
     </w:p>
     <w:p>
       <w:pPr>
-        <w:spacing w:after="60" w:line="360"/>
-        <w:ind w:left="708" w:hanging="340"/>
+        <w:spacing w:after="120" w:line="240"/>
+        <w:ind w:firstLine="1417"/>
         <w:jc w:val="both"/>
       </w:pPr>
       <w:r>
@@ -1697,8 +1714,8 @@
     </w:p>
     <w:p>
       <w:pPr>
-        <w:spacing w:after="60" w:line="360"/>
-        <w:ind w:left="708" w:hanging="340"/>
+        <w:spacing w:after="120" w:line="240"/>
+        <w:ind w:firstLine="1417"/>
         <w:jc w:val="both"/>
       </w:pPr>
       <w:r>
@@ -1712,8 +1729,8 @@
     </w:p>
     <w:p>
       <w:pPr>
-        <w:spacing w:after="60" w:line="360"/>
-        <w:ind w:left="708" w:hanging="340"/>
+        <w:spacing w:after="120" w:line="240"/>
+        <w:ind w:firstLine="1417"/>
         <w:jc w:val="both"/>
       </w:pPr>
       <w:r>
@@ -1727,7 +1744,8 @@
     </w:p>
     <w:p>
       <w:pPr>
-        <w:spacing w:after="60" w:line="360"/>
+        <w:spacing w:after="120" w:line="240"/>
+        <w:ind w:firstLine="1417"/>
         <w:jc w:val="both"/>
       </w:pPr>
       <w:r>
@@ -1751,8 +1769,8 @@
     </w:p>
     <w:p>
       <w:pPr>
-        <w:spacing w:after="60" w:line="360"/>
-        <w:ind w:left="708" w:hanging="340"/>
+        <w:spacing w:after="120" w:line="240"/>
+        <w:ind w:firstLine="1417"/>
         <w:jc w:val="both"/>
       </w:pPr>
       <w:r>
@@ -1766,8 +1784,8 @@
     </w:p>
     <w:p>
       <w:pPr>
-        <w:spacing w:after="60" w:line="360"/>
-        <w:ind w:left="708" w:hanging="340"/>
+        <w:spacing w:after="120" w:line="240"/>
+        <w:ind w:firstLine="1417"/>
         <w:jc w:val="both"/>
       </w:pPr>
       <w:r>
@@ -1781,8 +1799,8 @@
     </w:p>
     <w:p>
       <w:pPr>
-        <w:spacing w:after="60" w:line="360"/>
-        <w:ind w:left="708" w:hanging="340"/>
+        <w:spacing w:after="120" w:line="240"/>
+        <w:ind w:firstLine="1417"/>
         <w:jc w:val="both"/>
       </w:pPr>
       <w:r>
@@ -1796,7 +1814,8 @@
     </w:p>
     <w:p>
       <w:pPr>
-        <w:spacing w:after="60" w:line="360"/>
+        <w:spacing w:after="120" w:line="240"/>
+        <w:ind w:firstLine="1417"/>
         <w:jc w:val="both"/>
       </w:pPr>
       <w:r>
@@ -1820,8 +1839,8 @@
     </w:p>
     <w:p>
       <w:pPr>
-        <w:spacing w:after="60" w:line="360"/>
-        <w:ind w:left="708" w:hanging="340"/>
+        <w:spacing w:after="120" w:line="240"/>
+        <w:ind w:firstLine="1417"/>
         <w:jc w:val="both"/>
       </w:pPr>
       <w:r>
@@ -1835,8 +1854,8 @@
     </w:p>
     <w:p>
       <w:pPr>
-        <w:spacing w:after="60" w:line="360"/>
-        <w:ind w:left="708" w:hanging="340"/>
+        <w:spacing w:after="120" w:line="240"/>
+        <w:ind w:firstLine="1417"/>
         <w:jc w:val="both"/>
       </w:pPr>
       <w:r>
@@ -1850,8 +1869,8 @@
     </w:p>
     <w:p>
       <w:pPr>
-        <w:spacing w:after="60" w:line="360"/>
-        <w:ind w:left="708" w:hanging="340"/>
+        <w:spacing w:after="120" w:line="240"/>
+        <w:ind w:firstLine="1417"/>
         <w:jc w:val="both"/>
       </w:pPr>
       <w:r>
@@ -1865,7 +1884,8 @@
     </w:p>
     <w:p>
       <w:pPr>
-        <w:spacing w:after="60" w:line="360"/>
+        <w:spacing w:after="120" w:line="240"/>
+        <w:ind w:firstLine="1417"/>
         <w:jc w:val="both"/>
       </w:pPr>
       <w:r>
@@ -1889,8 +1909,8 @@
     </w:p>
     <w:p>
       <w:pPr>
-        <w:spacing w:after="60" w:line="360"/>
-        <w:ind w:left="708" w:hanging="340"/>
+        <w:spacing w:after="120" w:line="240"/>
+        <w:ind w:firstLine="1417"/>
         <w:jc w:val="both"/>
       </w:pPr>
       <w:r>
@@ -1904,8 +1924,8 @@
     </w:p>
     <w:p>
       <w:pPr>
-        <w:spacing w:after="60" w:line="360"/>
-        <w:ind w:left="708" w:hanging="340"/>
+        <w:spacing w:after="120" w:line="240"/>
+        <w:ind w:firstLine="1417"/>
         <w:jc w:val="both"/>
       </w:pPr>
       <w:r>
@@ -1919,8 +1939,8 @@
     </w:p>
     <w:p>
       <w:pPr>
-        <w:spacing w:after="60" w:line="360"/>
-        <w:ind w:left="708" w:hanging="340"/>
+        <w:spacing w:after="120" w:line="240"/>
+        <w:ind w:firstLine="1417"/>
         <w:jc w:val="both"/>
       </w:pPr>
       <w:r>
@@ -1989,8 +2009,8 @@
     </w:p>
     <w:p>
       <w:pPr>
-        <w:spacing w:after="120" w:line="360"/>
-        <w:ind w:firstLine="708"/>
+        <w:spacing w:after="120" w:line="240"/>
+        <w:ind w:firstLine="1417"/>
         <w:jc w:val="both"/>
       </w:pPr>
       <w:r>
@@ -2014,7 +2034,8 @@
     </w:p>
     <w:p>
       <w:pPr>
-        <w:spacing w:after="60" w:line="360"/>
+        <w:spacing w:after="120" w:line="240"/>
+        <w:ind w:firstLine="1417"/>
         <w:jc w:val="both"/>
       </w:pPr>
       <w:r>
@@ -2038,8 +2059,8 @@
     </w:p>
     <w:p>
       <w:pPr>
-        <w:spacing w:after="60" w:line="360"/>
-        <w:ind w:left="708" w:hanging="340"/>
+        <w:spacing w:after="120" w:line="240"/>
+        <w:ind w:firstLine="1417"/>
         <w:jc w:val="both"/>
       </w:pPr>
       <w:r>
@@ -2053,8 +2074,8 @@
     </w:p>
     <w:p>
       <w:pPr>
-        <w:spacing w:after="60" w:line="360"/>
-        <w:ind w:left="708" w:hanging="340"/>
+        <w:spacing w:after="120" w:line="240"/>
+        <w:ind w:firstLine="1417"/>
         <w:jc w:val="both"/>
       </w:pPr>
       <w:r>
@@ -2068,8 +2089,8 @@
     </w:p>
     <w:p>
       <w:pPr>
-        <w:spacing w:after="60" w:line="360"/>
-        <w:ind w:left="708" w:hanging="340"/>
+        <w:spacing w:after="120" w:line="240"/>
+        <w:ind w:firstLine="1417"/>
         <w:jc w:val="both"/>
       </w:pPr>
       <w:r>
@@ -2083,8 +2104,8 @@
     </w:p>
     <w:p>
       <w:pPr>
-        <w:spacing w:after="60" w:line="360"/>
-        <w:ind w:left="708" w:hanging="340"/>
+        <w:spacing w:after="120" w:line="240"/>
+        <w:ind w:firstLine="1417"/>
         <w:jc w:val="both"/>
       </w:pPr>
       <w:r>
@@ -2098,8 +2119,8 @@
     </w:p>
     <w:p>
       <w:pPr>
-        <w:spacing w:after="60" w:line="360"/>
-        <w:ind w:left="708" w:hanging="340"/>
+        <w:spacing w:after="120" w:line="240"/>
+        <w:ind w:firstLine="1417"/>
         <w:jc w:val="both"/>
       </w:pPr>
       <w:r>
@@ -2113,7 +2134,8 @@
     </w:p>
     <w:p>
       <w:pPr>
-        <w:spacing w:after="60" w:line="360"/>
+        <w:spacing w:after="120" w:line="240"/>
+        <w:ind w:firstLine="1417"/>
         <w:jc w:val="both"/>
       </w:pPr>
       <w:r>
@@ -2137,8 +2159,8 @@
     </w:p>
     <w:p>
       <w:pPr>
-        <w:spacing w:after="60" w:line="360"/>
-        <w:ind w:left="708" w:hanging="340"/>
+        <w:spacing w:after="120" w:line="240"/>
+        <w:ind w:firstLine="1417"/>
         <w:jc w:val="both"/>
       </w:pPr>
       <w:r>
@@ -2152,8 +2174,8 @@
     </w:p>
     <w:p>
       <w:pPr>
-        <w:spacing w:after="60" w:line="360"/>
-        <w:ind w:left="708" w:hanging="340"/>
+        <w:spacing w:after="120" w:line="240"/>
+        <w:ind w:firstLine="1417"/>
         <w:jc w:val="both"/>
       </w:pPr>
       <w:r>
@@ -2167,8 +2189,8 @@
     </w:p>
     <w:p>
       <w:pPr>
-        <w:spacing w:after="60" w:line="360"/>
-        <w:ind w:left="708" w:hanging="340"/>
+        <w:spacing w:after="120" w:line="240"/>
+        <w:ind w:firstLine="1417"/>
         <w:jc w:val="both"/>
       </w:pPr>
       <w:r>
@@ -2182,8 +2204,8 @@
     </w:p>
     <w:p>
       <w:pPr>
-        <w:spacing w:after="60" w:line="360"/>
-        <w:ind w:left="708" w:hanging="340"/>
+        <w:spacing w:after="120" w:line="240"/>
+        <w:ind w:firstLine="1417"/>
         <w:jc w:val="both"/>
       </w:pPr>
       <w:r>
@@ -2197,8 +2219,8 @@
     </w:p>
     <w:p>
       <w:pPr>
-        <w:spacing w:after="60" w:line="360"/>
-        <w:ind w:left="708" w:hanging="340"/>
+        <w:spacing w:after="120" w:line="240"/>
+        <w:ind w:firstLine="1417"/>
         <w:jc w:val="both"/>
       </w:pPr>
       <w:r>
@@ -2212,8 +2234,8 @@
     </w:p>
     <w:p>
       <w:pPr>
-        <w:spacing w:after="60" w:line="360"/>
-        <w:ind w:left="708" w:hanging="340"/>
+        <w:spacing w:after="120" w:line="240"/>
+        <w:ind w:firstLine="1417"/>
         <w:jc w:val="both"/>
       </w:pPr>
       <w:r>
@@ -2227,8 +2249,8 @@
     </w:p>
     <w:p>
       <w:pPr>
-        <w:spacing w:after="60" w:line="360"/>
-        <w:ind w:left="708" w:hanging="340"/>
+        <w:spacing w:after="120" w:line="240"/>
+        <w:ind w:firstLine="1417"/>
         <w:jc w:val="both"/>
       </w:pPr>
       <w:r>
@@ -2242,8 +2264,8 @@
     </w:p>
     <w:p>
       <w:pPr>
-        <w:spacing w:after="60" w:line="360"/>
-        <w:ind w:left="708" w:hanging="340"/>
+        <w:spacing w:after="120" w:line="240"/>
+        <w:ind w:firstLine="1417"/>
         <w:jc w:val="both"/>
       </w:pPr>
       <w:r>
@@ -2257,7 +2279,8 @@
     </w:p>
     <w:p>
       <w:pPr>
-        <w:spacing w:after="60" w:line="360"/>
+        <w:spacing w:after="120" w:line="240"/>
+        <w:ind w:firstLine="1417"/>
         <w:jc w:val="both"/>
       </w:pPr>
       <w:r>
@@ -2281,8 +2304,8 @@
     </w:p>
     <w:p>
       <w:pPr>
-        <w:spacing w:after="60" w:line="360"/>
-        <w:ind w:left="708" w:hanging="340"/>
+        <w:spacing w:after="120" w:line="240"/>
+        <w:ind w:firstLine="1417"/>
         <w:jc w:val="both"/>
       </w:pPr>
       <w:r>
@@ -2296,8 +2319,8 @@
     </w:p>
     <w:p>
       <w:pPr>
-        <w:spacing w:after="60" w:line="360"/>
-        <w:ind w:left="708" w:hanging="340"/>
+        <w:spacing w:after="120" w:line="240"/>
+        <w:ind w:firstLine="1417"/>
         <w:jc w:val="both"/>
       </w:pPr>
       <w:r>
@@ -2311,8 +2334,8 @@
     </w:p>
     <w:p>
       <w:pPr>
-        <w:spacing w:after="60" w:line="360"/>
-        <w:ind w:left="708" w:hanging="340"/>
+        <w:spacing w:after="120" w:line="240"/>
+        <w:ind w:firstLine="1417"/>
         <w:jc w:val="both"/>
       </w:pPr>
       <w:r>
@@ -2326,8 +2349,8 @@
     </w:p>
     <w:p>
       <w:pPr>
-        <w:spacing w:after="60" w:line="360"/>
-        <w:ind w:left="708" w:hanging="340"/>
+        <w:spacing w:after="120" w:line="240"/>
+        <w:ind w:firstLine="1417"/>
         <w:jc w:val="both"/>
       </w:pPr>
       <w:r>
@@ -2341,8 +2364,8 @@
     </w:p>
     <w:p>
       <w:pPr>
-        <w:spacing w:after="60" w:line="360"/>
-        <w:ind w:left="708" w:hanging="340"/>
+        <w:spacing w:after="120" w:line="240"/>
+        <w:ind w:firstLine="1417"/>
         <w:jc w:val="both"/>
       </w:pPr>
       <w:r>
@@ -2356,8 +2379,8 @@
     </w:p>
     <w:p>
       <w:pPr>
-        <w:spacing w:after="60" w:line="360"/>
-        <w:ind w:left="708" w:hanging="340"/>
+        <w:spacing w:after="120" w:line="240"/>
+        <w:ind w:firstLine="1417"/>
         <w:jc w:val="both"/>
       </w:pPr>
       <w:r>
@@ -2371,8 +2394,8 @@
     </w:p>
     <w:p>
       <w:pPr>
-        <w:spacing w:after="60" w:line="360"/>
-        <w:ind w:left="708" w:hanging="340"/>
+        <w:spacing w:after="120" w:line="240"/>
+        <w:ind w:firstLine="1417"/>
         <w:jc w:val="both"/>
       </w:pPr>
       <w:r>
@@ -2404,7 +2427,8 @@
     </w:p>
     <w:p>
       <w:pPr>
-        <w:spacing w:after="60" w:line="360"/>
+        <w:spacing w:after="120" w:line="240"/>
+        <w:ind w:firstLine="1417"/>
         <w:jc w:val="both"/>
       </w:pPr>
       <w:r>
@@ -2428,8 +2452,8 @@
     </w:p>
     <w:p>
       <w:pPr>
-        <w:spacing w:after="60" w:line="360"/>
-        <w:ind w:left="708" w:hanging="340"/>
+        <w:spacing w:after="120" w:line="240"/>
+        <w:ind w:firstLine="1417"/>
         <w:jc w:val="both"/>
       </w:pPr>
       <w:r>
@@ -2443,8 +2467,8 @@
     </w:p>
     <w:p>
       <w:pPr>
-        <w:spacing w:after="60" w:line="360"/>
-        <w:ind w:left="1134" w:hanging="0"/>
+        <w:spacing w:after="120" w:line="240"/>
+        <w:ind w:firstLine="1417"/>
         <w:jc w:val="both"/>
       </w:pPr>
       <w:r>
@@ -2458,8 +2482,8 @@
     </w:p>
     <w:p>
       <w:pPr>
-        <w:spacing w:after="60" w:line="360"/>
-        <w:ind w:left="1134" w:hanging="0"/>
+        <w:spacing w:after="120" w:line="240"/>
+        <w:ind w:firstLine="1417"/>
         <w:jc w:val="both"/>
       </w:pPr>
       <w:r>
@@ -2473,8 +2497,8 @@
     </w:p>
     <w:p>
       <w:pPr>
-        <w:spacing w:after="60" w:line="360"/>
-        <w:ind w:left="1134" w:hanging="0"/>
+        <w:spacing w:after="120" w:line="240"/>
+        <w:ind w:firstLine="1417"/>
         <w:jc w:val="both"/>
       </w:pPr>
       <w:r>
@@ -2488,8 +2512,8 @@
     </w:p>
     <w:p>
       <w:pPr>
-        <w:spacing w:after="60" w:line="360"/>
-        <w:ind w:left="1134" w:hanging="0"/>
+        <w:spacing w:after="120" w:line="240"/>
+        <w:ind w:firstLine="1417"/>
         <w:jc w:val="both"/>
       </w:pPr>
       <w:r>
@@ -2503,8 +2527,8 @@
     </w:p>
     <w:p>
       <w:pPr>
-        <w:spacing w:after="60" w:line="360"/>
-        <w:ind w:left="708" w:hanging="340"/>
+        <w:spacing w:after="120" w:line="240"/>
+        <w:ind w:firstLine="1417"/>
         <w:jc w:val="both"/>
       </w:pPr>
       <w:r>
@@ -2518,8 +2542,8 @@
     </w:p>
     <w:p>
       <w:pPr>
-        <w:spacing w:after="60" w:line="360"/>
-        <w:ind w:left="1134" w:hanging="0"/>
+        <w:spacing w:after="120" w:line="240"/>
+        <w:ind w:firstLine="1417"/>
         <w:jc w:val="both"/>
       </w:pPr>
       <w:r>
@@ -2533,8 +2557,8 @@
     </w:p>
     <w:p>
       <w:pPr>
-        <w:spacing w:after="60" w:line="360"/>
-        <w:ind w:left="1134" w:hanging="0"/>
+        <w:spacing w:after="120" w:line="240"/>
+        <w:ind w:firstLine="1417"/>
         <w:jc w:val="both"/>
       </w:pPr>
       <w:r>
@@ -2548,7 +2572,8 @@
     </w:p>
     <w:p>
       <w:pPr>
-        <w:spacing w:after="60" w:line="360"/>
+        <w:spacing w:after="120" w:line="240"/>
+        <w:ind w:firstLine="1417"/>
         <w:jc w:val="both"/>
       </w:pPr>
       <w:r>
@@ -2572,8 +2597,8 @@
     </w:p>
     <w:p>
       <w:pPr>
-        <w:spacing w:after="60" w:line="360"/>
-        <w:ind w:left="708" w:hanging="0"/>
+        <w:spacing w:after="120" w:line="240"/>
+        <w:ind w:firstLine="1417"/>
         <w:jc w:val="both"/>
       </w:pPr>
       <w:r>
@@ -2587,8 +2612,8 @@
     </w:p>
     <w:p>
       <w:pPr>
-        <w:spacing w:after="60" w:line="360"/>
-        <w:ind w:left="708" w:hanging="0"/>
+        <w:spacing w:after="120" w:line="240"/>
+        <w:ind w:firstLine="1417"/>
         <w:jc w:val="both"/>
       </w:pPr>
       <w:r>
@@ -2602,8 +2627,8 @@
     </w:p>
     <w:p>
       <w:pPr>
-        <w:spacing w:after="120" w:line="360"/>
-        <w:ind w:firstLine="708"/>
+        <w:spacing w:after="120" w:line="240"/>
+        <w:ind w:firstLine="1417"/>
         <w:jc w:val="both"/>
       </w:pPr>
       <w:r>
@@ -2627,7 +2652,8 @@
     </w:p>
     <w:p>
       <w:pPr>
-        <w:spacing w:after="60" w:line="360"/>
+        <w:spacing w:after="120" w:line="240"/>
+        <w:ind w:firstLine="1417"/>
         <w:jc w:val="both"/>
       </w:pPr>
       <w:r>
@@ -2651,8 +2677,8 @@
     </w:p>
     <w:p>
       <w:pPr>
-        <w:spacing w:after="60" w:line="360"/>
-        <w:ind w:left="708" w:hanging="0"/>
+        <w:spacing w:after="120" w:line="240"/>
+        <w:ind w:firstLine="1417"/>
         <w:jc w:val="both"/>
       </w:pPr>
       <w:r>
@@ -2666,8 +2692,8 @@
     </w:p>
     <w:p>
       <w:pPr>
-        <w:spacing w:after="120" w:line="360"/>
-        <w:ind w:firstLine="708"/>
+        <w:spacing w:after="120" w:line="240"/>
+        <w:ind w:firstLine="1417"/>
         <w:jc w:val="both"/>
       </w:pPr>
       <w:r>
@@ -2691,7 +2717,8 @@
     </w:p>
     <w:p>
       <w:pPr>
-        <w:spacing w:after="60" w:line="360"/>
+        <w:spacing w:after="120" w:line="240"/>
+        <w:ind w:firstLine="1417"/>
         <w:jc w:val="both"/>
       </w:pPr>
       <w:r>
@@ -2715,8 +2742,8 @@
     </w:p>
     <w:p>
       <w:pPr>
-        <w:spacing w:after="60" w:line="360"/>
-        <w:ind w:left="708" w:hanging="0"/>
+        <w:spacing w:after="120" w:line="240"/>
+        <w:ind w:firstLine="1417"/>
         <w:jc w:val="both"/>
       </w:pPr>
       <w:r>
@@ -2730,8 +2757,8 @@
     </w:p>
     <w:p>
       <w:pPr>
-        <w:spacing w:after="120" w:line="360"/>
-        <w:ind w:firstLine="708"/>
+        <w:spacing w:after="120" w:line="240"/>
+        <w:ind w:firstLine="1417"/>
         <w:jc w:val="both"/>
       </w:pPr>
       <w:r>
@@ -2755,8 +2782,8 @@
     </w:p>
     <w:p>
       <w:pPr>
-        <w:spacing w:after="120" w:line="360"/>
-        <w:ind w:firstLine="708"/>
+        <w:spacing w:after="120" w:line="240"/>
+        <w:ind w:firstLine="1417"/>
         <w:jc w:val="both"/>
       </w:pPr>
       <w:r>
@@ -2780,8 +2807,8 @@
     </w:p>
     <w:p>
       <w:pPr>
-        <w:spacing w:after="120" w:line="360"/>
-        <w:ind w:firstLine="708"/>
+        <w:spacing w:after="120" w:line="240"/>
+        <w:ind w:firstLine="1417"/>
         <w:jc w:val="both"/>
       </w:pPr>
       <w:r>
@@ -2805,8 +2832,8 @@
     </w:p>
     <w:p>
       <w:pPr>
-        <w:spacing w:after="120" w:line="360"/>
-        <w:ind w:firstLine="708"/>
+        <w:spacing w:after="120" w:line="240"/>
+        <w:ind w:firstLine="1417"/>
         <w:jc w:val="both"/>
       </w:pPr>
       <w:r>
@@ -2830,8 +2857,8 @@
     </w:p>
     <w:p>
       <w:pPr>
-        <w:spacing w:after="120" w:line="360"/>
-        <w:ind w:firstLine="708"/>
+        <w:spacing w:after="120" w:line="240"/>
+        <w:ind w:firstLine="1417"/>
         <w:jc w:val="both"/>
       </w:pPr>
       <w:r>
@@ -2873,7 +2900,8 @@
     </w:p>
     <w:p>
       <w:pPr>
-        <w:spacing w:after="60" w:line="360"/>
+        <w:spacing w:after="120" w:line="240"/>
+        <w:ind w:firstLine="1417"/>
         <w:jc w:val="both"/>
       </w:pPr>
       <w:r>
@@ -2897,8 +2925,8 @@
     </w:p>
     <w:p>
       <w:pPr>
-        <w:spacing w:after="60" w:line="360"/>
-        <w:ind w:left="708" w:hanging="340"/>
+        <w:spacing w:after="120" w:line="240"/>
+        <w:ind w:firstLine="1417"/>
         <w:jc w:val="both"/>
       </w:pPr>
       <w:r>
@@ -2912,8 +2940,8 @@
     </w:p>
     <w:p>
       <w:pPr>
-        <w:spacing w:after="60" w:line="360"/>
-        <w:ind w:left="708" w:hanging="340"/>
+        <w:spacing w:after="120" w:line="240"/>
+        <w:ind w:firstLine="1417"/>
         <w:jc w:val="both"/>
       </w:pPr>
       <w:r>
@@ -2927,8 +2955,8 @@
     </w:p>
     <w:p>
       <w:pPr>
-        <w:spacing w:after="60" w:line="360"/>
-        <w:ind w:left="708" w:hanging="340"/>
+        <w:spacing w:after="120" w:line="240"/>
+        <w:ind w:firstLine="1417"/>
         <w:jc w:val="both"/>
       </w:pPr>
       <w:r>
@@ -2942,8 +2970,8 @@
     </w:p>
     <w:p>
       <w:pPr>
-        <w:spacing w:after="60" w:line="360"/>
-        <w:ind w:left="708" w:hanging="340"/>
+        <w:spacing w:after="120" w:line="240"/>
+        <w:ind w:firstLine="1417"/>
         <w:jc w:val="both"/>
       </w:pPr>
       <w:r>
@@ -2957,8 +2985,8 @@
     </w:p>
     <w:p>
       <w:pPr>
-        <w:spacing w:after="60" w:line="360"/>
-        <w:ind w:left="708" w:hanging="340"/>
+        <w:spacing w:after="120" w:line="240"/>
+        <w:ind w:firstLine="1417"/>
         <w:jc w:val="both"/>
       </w:pPr>
       <w:r>
@@ -2972,8 +3000,8 @@
     </w:p>
     <w:p>
       <w:pPr>
-        <w:spacing w:after="60" w:line="360"/>
-        <w:ind w:left="708" w:hanging="340"/>
+        <w:spacing w:after="120" w:line="240"/>
+        <w:ind w:firstLine="1417"/>
         <w:jc w:val="both"/>
       </w:pPr>
       <w:r>
@@ -2987,8 +3015,8 @@
     </w:p>
     <w:p>
       <w:pPr>
-        <w:spacing w:after="120" w:line="360"/>
-        <w:ind w:firstLine="708"/>
+        <w:spacing w:after="120" w:line="240"/>
+        <w:ind w:firstLine="1417"/>
         <w:jc w:val="both"/>
       </w:pPr>
       <w:r>
@@ -3012,8 +3040,8 @@
     </w:p>
     <w:p>
       <w:pPr>
-        <w:spacing w:after="120" w:line="360"/>
-        <w:ind w:firstLine="708"/>
+        <w:spacing w:after="120" w:line="240"/>
+        <w:ind w:firstLine="1417"/>
         <w:jc w:val="both"/>
       </w:pPr>
       <w:r>
@@ -3037,8 +3065,8 @@
     </w:p>
     <w:p>
       <w:pPr>
-        <w:spacing w:after="120" w:line="360"/>
-        <w:ind w:firstLine="708"/>
+        <w:spacing w:after="120" w:line="240"/>
+        <w:ind w:firstLine="1417"/>
         <w:jc w:val="both"/>
       </w:pPr>
       <w:r>
@@ -3062,8 +3090,8 @@
     </w:p>
     <w:p>
       <w:pPr>
-        <w:spacing w:after="120" w:line="360"/>
-        <w:ind w:firstLine="708"/>
+        <w:spacing w:after="120" w:line="240"/>
+        <w:ind w:firstLine="1417"/>
         <w:jc w:val="both"/>
       </w:pPr>
       <w:r>
@@ -3087,8 +3115,8 @@
     </w:p>
     <w:p>
       <w:pPr>
-        <w:spacing w:after="120" w:line="360"/>
-        <w:ind w:firstLine="708"/>
+        <w:spacing w:after="120" w:line="240"/>
+        <w:ind w:firstLine="1417"/>
         <w:jc w:val="both"/>
       </w:pPr>
       <w:r>
@@ -3112,8 +3140,8 @@
     </w:p>
     <w:p>
       <w:pPr>
-        <w:spacing w:after="120" w:line="360"/>
-        <w:ind w:firstLine="708"/>
+        <w:spacing w:after="120" w:line="240"/>
+        <w:ind w:firstLine="1417"/>
         <w:jc w:val="both"/>
       </w:pPr>
       <w:r>
@@ -3137,8 +3165,8 @@
     </w:p>
     <w:p>
       <w:pPr>
-        <w:spacing w:after="120" w:line="360"/>
-        <w:ind w:firstLine="708"/>
+        <w:spacing w:after="120" w:line="240"/>
+        <w:ind w:firstLine="1417"/>
         <w:jc w:val="both"/>
       </w:pPr>
       <w:r>
@@ -3162,8 +3190,8 @@
     </w:p>
     <w:p>
       <w:pPr>
-        <w:spacing w:after="120" w:line="360"/>
-        <w:ind w:firstLine="708"/>
+        <w:spacing w:after="120" w:line="240"/>
+        <w:ind w:firstLine="1417"/>
         <w:jc w:val="both"/>
       </w:pPr>
       <w:r>
@@ -3187,8 +3215,8 @@
     </w:p>
     <w:p>
       <w:pPr>
-        <w:spacing w:after="120" w:line="360"/>
-        <w:ind w:firstLine="708"/>
+        <w:spacing w:after="120" w:line="240"/>
+        <w:ind w:firstLine="1417"/>
         <w:jc w:val="both"/>
       </w:pPr>
       <w:r>
@@ -3212,8 +3240,8 @@
     </w:p>
     <w:p>
       <w:pPr>
-        <w:spacing w:after="120" w:line="360"/>
-        <w:ind w:firstLine="708"/>
+        <w:spacing w:after="120" w:line="240"/>
+        <w:ind w:firstLine="1417"/>
         <w:jc w:val="both"/>
       </w:pPr>
       <w:r>
@@ -3237,7 +3265,8 @@
     </w:p>
     <w:p>
       <w:pPr>
-        <w:spacing w:after="60" w:line="360"/>
+        <w:spacing w:after="120" w:line="240"/>
+        <w:ind w:firstLine="1417"/>
         <w:jc w:val="both"/>
       </w:pPr>
       <w:r>
@@ -3261,8 +3290,8 @@
     </w:p>
     <w:p>
       <w:pPr>
-        <w:spacing w:after="60" w:line="360"/>
-        <w:ind w:left="708" w:hanging="340"/>
+        <w:spacing w:after="120" w:line="240"/>
+        <w:ind w:firstLine="1417"/>
         <w:jc w:val="both"/>
       </w:pPr>
       <w:r>
@@ -3276,8 +3305,8 @@
     </w:p>
     <w:p>
       <w:pPr>
-        <w:spacing w:after="60" w:line="360"/>
-        <w:ind w:left="708" w:hanging="340"/>
+        <w:spacing w:after="120" w:line="240"/>
+        <w:ind w:firstLine="1417"/>
         <w:jc w:val="both"/>
       </w:pPr>
       <w:r>
@@ -3291,8 +3320,8 @@
     </w:p>
     <w:p>
       <w:pPr>
-        <w:spacing w:after="60" w:line="360"/>
-        <w:ind w:left="708" w:hanging="340"/>
+        <w:spacing w:after="120" w:line="240"/>
+        <w:ind w:firstLine="1417"/>
         <w:jc w:val="both"/>
       </w:pPr>
       <w:r>
@@ -3306,8 +3335,8 @@
     </w:p>
     <w:p>
       <w:pPr>
-        <w:spacing w:after="60" w:line="360"/>
-        <w:ind w:left="708" w:hanging="340"/>
+        <w:spacing w:after="120" w:line="240"/>
+        <w:ind w:firstLine="1417"/>
         <w:jc w:val="both"/>
       </w:pPr>
       <w:r>
@@ -3321,8 +3350,8 @@
     </w:p>
     <w:p>
       <w:pPr>
-        <w:spacing w:after="60" w:line="360"/>
-        <w:ind w:left="708" w:hanging="340"/>
+        <w:spacing w:after="120" w:line="240"/>
+        <w:ind w:firstLine="1417"/>
         <w:jc w:val="both"/>
       </w:pPr>
       <w:r>
@@ -3336,8 +3365,8 @@
     </w:p>
     <w:p>
       <w:pPr>
-        <w:spacing w:after="60" w:line="360"/>
-        <w:ind w:left="708" w:hanging="340"/>
+        <w:spacing w:after="120" w:line="240"/>
+        <w:ind w:firstLine="1417"/>
         <w:jc w:val="both"/>
       </w:pPr>
       <w:r>
@@ -3351,8 +3380,8 @@
     </w:p>
     <w:p>
       <w:pPr>
-        <w:spacing w:after="60" w:line="360"/>
-        <w:ind w:left="708" w:hanging="340"/>
+        <w:spacing w:after="120" w:line="240"/>
+        <w:ind w:firstLine="1417"/>
         <w:jc w:val="both"/>
       </w:pPr>
       <w:r>
@@ -3366,7 +3395,8 @@
     </w:p>
     <w:p>
       <w:pPr>
-        <w:spacing w:after="60" w:line="360"/>
+        <w:spacing w:after="120" w:line="240"/>
+        <w:ind w:firstLine="1417"/>
         <w:jc w:val="both"/>
       </w:pPr>
       <w:r>
@@ -3390,8 +3420,8 @@
     </w:p>
     <w:p>
       <w:pPr>
-        <w:spacing w:after="60" w:line="360"/>
-        <w:ind w:left="708" w:hanging="340"/>
+        <w:spacing w:after="120" w:line="240"/>
+        <w:ind w:firstLine="1417"/>
         <w:jc w:val="both"/>
       </w:pPr>
       <w:r>
@@ -3405,8 +3435,8 @@
     </w:p>
     <w:p>
       <w:pPr>
-        <w:spacing w:after="60" w:line="360"/>
-        <w:ind w:left="708" w:hanging="340"/>
+        <w:spacing w:after="120" w:line="240"/>
+        <w:ind w:firstLine="1417"/>
         <w:jc w:val="both"/>
       </w:pPr>
       <w:r>
@@ -3420,8 +3450,8 @@
     </w:p>
     <w:p>
       <w:pPr>
-        <w:spacing w:after="60" w:line="360"/>
-        <w:ind w:left="708" w:hanging="340"/>
+        <w:spacing w:after="120" w:line="240"/>
+        <w:ind w:firstLine="1417"/>
         <w:jc w:val="both"/>
       </w:pPr>
       <w:r>
@@ -3435,8 +3465,8 @@
     </w:p>
     <w:p>
       <w:pPr>
-        <w:spacing w:after="60" w:line="360"/>
-        <w:ind w:left="708" w:hanging="340"/>
+        <w:spacing w:after="120" w:line="240"/>
+        <w:ind w:firstLine="1417"/>
         <w:jc w:val="both"/>
       </w:pPr>
       <w:r>
@@ -3450,8 +3480,8 @@
     </w:p>
     <w:p>
       <w:pPr>
-        <w:spacing w:after="60" w:line="360"/>
-        <w:ind w:left="708" w:hanging="340"/>
+        <w:spacing w:after="120" w:line="240"/>
+        <w:ind w:firstLine="1417"/>
         <w:jc w:val="both"/>
       </w:pPr>
       <w:r>
@@ -3465,8 +3495,8 @@
     </w:p>
     <w:p>
       <w:pPr>
-        <w:spacing w:after="60" w:line="360"/>
-        <w:ind w:left="708" w:hanging="340"/>
+        <w:spacing w:after="120" w:line="240"/>
+        <w:ind w:firstLine="1417"/>
         <w:jc w:val="both"/>
       </w:pPr>
       <w:r>
@@ -3480,8 +3510,8 @@
     </w:p>
     <w:p>
       <w:pPr>
-        <w:spacing w:after="60" w:line="360"/>
-        <w:ind w:left="708" w:hanging="340"/>
+        <w:spacing w:after="120" w:line="240"/>
+        <w:ind w:firstLine="1417"/>
         <w:jc w:val="both"/>
       </w:pPr>
       <w:r>
@@ -3495,8 +3525,8 @@
     </w:p>
     <w:p>
       <w:pPr>
-        <w:spacing w:after="60" w:line="360"/>
-        <w:ind w:left="708" w:hanging="0"/>
+        <w:spacing w:after="120" w:line="240"/>
+        <w:ind w:firstLine="1417"/>
         <w:jc w:val="both"/>
       </w:pPr>
       <w:r>
@@ -3510,8 +3540,8 @@
     </w:p>
     <w:p>
       <w:pPr>
-        <w:spacing w:after="120" w:line="360"/>
-        <w:ind w:firstLine="708"/>
+        <w:spacing w:after="120" w:line="240"/>
+        <w:ind w:firstLine="1417"/>
         <w:jc w:val="both"/>
       </w:pPr>
       <w:r>
@@ -3535,8 +3565,8 @@
     </w:p>
     <w:p>
       <w:pPr>
-        <w:spacing w:after="120" w:line="360"/>
-        <w:ind w:firstLine="708"/>
+        <w:spacing w:after="120" w:line="240"/>
+        <w:ind w:firstLine="1417"/>
         <w:jc w:val="both"/>
       </w:pPr>
       <w:r>
@@ -3560,8 +3590,8 @@
     </w:p>
     <w:p>
       <w:pPr>
-        <w:spacing w:after="120" w:line="360"/>
-        <w:ind w:firstLine="708"/>
+        <w:spacing w:after="120" w:line="240"/>
+        <w:ind w:firstLine="1417"/>
         <w:jc w:val="both"/>
       </w:pPr>
       <w:r>
@@ -3585,8 +3615,8 @@
     </w:p>
     <w:p>
       <w:pPr>
-        <w:spacing w:after="120" w:line="360"/>
-        <w:ind w:firstLine="708"/>
+        <w:spacing w:after="120" w:line="240"/>
+        <w:ind w:firstLine="1417"/>
         <w:jc w:val="both"/>
       </w:pPr>
       <w:r>
@@ -3610,8 +3640,8 @@
     </w:p>
     <w:p>
       <w:pPr>
-        <w:spacing w:after="120" w:line="360"/>
-        <w:ind w:firstLine="708"/>
+        <w:spacing w:after="120" w:line="240"/>
+        <w:ind w:firstLine="1417"/>
         <w:jc w:val="both"/>
       </w:pPr>
       <w:r>
@@ -3635,8 +3665,8 @@
     </w:p>
     <w:p>
       <w:pPr>
-        <w:spacing w:after="120" w:line="360"/>
-        <w:ind w:firstLine="708"/>
+        <w:spacing w:after="120" w:line="240"/>
+        <w:ind w:firstLine="1417"/>
         <w:jc w:val="both"/>
       </w:pPr>
       <w:r>
@@ -3660,8 +3690,8 @@
     </w:p>
     <w:p>
       <w:pPr>
-        <w:spacing w:after="120" w:line="360"/>
-        <w:ind w:firstLine="708"/>
+        <w:spacing w:after="120" w:line="240"/>
+        <w:ind w:firstLine="1417"/>
         <w:jc w:val="both"/>
       </w:pPr>
       <w:r>
@@ -3685,7 +3715,8 @@
     </w:p>
     <w:p>
       <w:pPr>
-        <w:spacing w:after="60" w:line="360"/>
+        <w:spacing w:after="120" w:line="240"/>
+        <w:ind w:firstLine="1417"/>
         <w:jc w:val="both"/>
       </w:pPr>
       <w:r>
@@ -3709,8 +3740,8 @@
     </w:p>
     <w:p>
       <w:pPr>
-        <w:spacing w:after="60" w:line="360"/>
-        <w:ind w:left="708" w:hanging="340"/>
+        <w:spacing w:after="120" w:line="240"/>
+        <w:ind w:firstLine="1417"/>
         <w:jc w:val="both"/>
       </w:pPr>
       <w:r>
@@ -3724,8 +3755,8 @@
     </w:p>
     <w:p>
       <w:pPr>
-        <w:spacing w:after="60" w:line="360"/>
-        <w:ind w:left="708" w:hanging="340"/>
+        <w:spacing w:after="120" w:line="240"/>
+        <w:ind w:firstLine="1417"/>
         <w:jc w:val="both"/>
       </w:pPr>
       <w:r>
@@ -3739,8 +3770,8 @@
     </w:p>
     <w:p>
       <w:pPr>
-        <w:spacing w:after="60" w:line="360"/>
-        <w:ind w:left="708" w:hanging="340"/>
+        <w:spacing w:after="120" w:line="240"/>
+        <w:ind w:firstLine="1417"/>
         <w:jc w:val="both"/>
       </w:pPr>
       <w:r>
@@ -3754,8 +3785,8 @@
     </w:p>
     <w:p>
       <w:pPr>
-        <w:spacing w:after="60" w:line="360"/>
-        <w:ind w:left="708" w:hanging="340"/>
+        <w:spacing w:after="120" w:line="240"/>
+        <w:ind w:firstLine="1417"/>
         <w:jc w:val="both"/>
       </w:pPr>
       <w:r>
@@ -3769,8 +3800,8 @@
     </w:p>
     <w:p>
       <w:pPr>
-        <w:spacing w:after="60" w:line="360"/>
-        <w:ind w:left="708" w:hanging="340"/>
+        <w:spacing w:after="120" w:line="240"/>
+        <w:ind w:firstLine="1417"/>
         <w:jc w:val="both"/>
       </w:pPr>
       <w:r>
@@ -3784,8 +3815,8 @@
     </w:p>
     <w:p>
       <w:pPr>
-        <w:spacing w:after="60" w:line="360"/>
-        <w:ind w:left="708" w:hanging="340"/>
+        <w:spacing w:after="120" w:line="240"/>
+        <w:ind w:firstLine="1417"/>
         <w:jc w:val="both"/>
       </w:pPr>
       <w:r>
@@ -3799,8 +3830,8 @@
     </w:p>
     <w:p>
       <w:pPr>
-        <w:spacing w:after="60" w:line="360"/>
-        <w:ind w:left="708" w:hanging="340"/>
+        <w:spacing w:after="120" w:line="240"/>
+        <w:ind w:firstLine="1417"/>
         <w:jc w:val="both"/>
       </w:pPr>
       <w:r>
@@ -3814,8 +3845,8 @@
     </w:p>
     <w:p>
       <w:pPr>
-        <w:spacing w:after="60" w:line="360"/>
-        <w:ind w:left="708" w:hanging="340"/>
+        <w:spacing w:after="120" w:line="240"/>
+        <w:ind w:firstLine="1417"/>
         <w:jc w:val="both"/>
       </w:pPr>
       <w:r>
@@ -3829,8 +3860,8 @@
     </w:p>
     <w:p>
       <w:pPr>
-        <w:spacing w:after="60" w:line="360"/>
-        <w:ind w:left="708" w:hanging="340"/>
+        <w:spacing w:after="120" w:line="240"/>
+        <w:ind w:firstLine="1417"/>
         <w:jc w:val="both"/>
       </w:pPr>
       <w:r>
@@ -3844,8 +3875,8 @@
     </w:p>
     <w:p>
       <w:pPr>
-        <w:spacing w:after="60" w:line="360"/>
-        <w:ind w:left="708" w:hanging="340"/>
+        <w:spacing w:after="120" w:line="240"/>
+        <w:ind w:firstLine="1417"/>
         <w:jc w:val="both"/>
       </w:pPr>
       <w:r>
@@ -3859,8 +3890,8 @@
     </w:p>
     <w:p>
       <w:pPr>
-        <w:spacing w:after="60" w:line="360"/>
-        <w:ind w:left="708" w:hanging="340"/>
+        <w:spacing w:after="120" w:line="240"/>
+        <w:ind w:firstLine="1417"/>
         <w:jc w:val="both"/>
       </w:pPr>
       <w:r>
@@ -3874,8 +3905,8 @@
     </w:p>
     <w:p>
       <w:pPr>
-        <w:spacing w:after="120" w:line="360"/>
-        <w:ind w:firstLine="708"/>
+        <w:spacing w:after="120" w:line="240"/>
+        <w:ind w:firstLine="1417"/>
         <w:jc w:val="both"/>
       </w:pPr>
       <w:r>
@@ -3917,7 +3948,8 @@
     </w:p>
     <w:p>
       <w:pPr>
-        <w:spacing w:after="60" w:line="360"/>
+        <w:spacing w:after="120" w:line="240"/>
+        <w:ind w:firstLine="1417"/>
         <w:jc w:val="both"/>
       </w:pPr>
       <w:r>
@@ -3941,8 +3973,8 @@
     </w:p>
     <w:p>
       <w:pPr>
-        <w:spacing w:after="60" w:line="360"/>
-        <w:ind w:left="708" w:hanging="0"/>
+        <w:spacing w:after="120" w:line="240"/>
+        <w:ind w:firstLine="1417"/>
         <w:jc w:val="both"/>
       </w:pPr>
       <w:r>
@@ -3956,8 +3988,8 @@
     </w:p>
     <w:p>
       <w:pPr>
-        <w:spacing w:after="60" w:line="360"/>
-        <w:ind w:left="708" w:hanging="0"/>
+        <w:spacing w:after="120" w:line="240"/>
+        <w:ind w:firstLine="1417"/>
         <w:jc w:val="both"/>
       </w:pPr>
       <w:r>
@@ -3989,7 +4021,8 @@
     </w:p>
     <w:p>
       <w:pPr>
-        <w:spacing w:after="60" w:line="360"/>
+        <w:spacing w:after="120" w:line="240"/>
+        <w:ind w:firstLine="1417"/>
         <w:jc w:val="both"/>
       </w:pPr>
       <w:r>
@@ -4013,8 +4046,8 @@
     </w:p>
     <w:p>
       <w:pPr>
-        <w:spacing w:after="60" w:line="360"/>
-        <w:ind w:left="708" w:hanging="0"/>
+        <w:spacing w:after="120" w:line="240"/>
+        <w:ind w:firstLine="1417"/>
         <w:jc w:val="both"/>
       </w:pPr>
       <w:r>
@@ -4028,8 +4061,8 @@
     </w:p>
     <w:p>
       <w:pPr>
-        <w:spacing w:after="60" w:line="360"/>
-        <w:ind w:left="708" w:hanging="0"/>
+        <w:spacing w:after="120" w:line="240"/>
+        <w:ind w:firstLine="1417"/>
         <w:jc w:val="both"/>
       </w:pPr>
       <w:r>
@@ -4098,7 +4131,8 @@
     </w:p>
     <w:p>
       <w:pPr>
-        <w:spacing w:after="60" w:line="360"/>
+        <w:spacing w:after="120" w:line="240"/>
+        <w:ind w:firstLine="1417"/>
         <w:jc w:val="both"/>
       </w:pPr>
       <w:r>
@@ -4122,8 +4156,8 @@
     </w:p>
     <w:p>
       <w:pPr>
-        <w:spacing w:after="60" w:line="360"/>
-        <w:ind w:left="708" w:hanging="340"/>
+        <w:spacing w:after="120" w:line="240"/>
+        <w:ind w:firstLine="1417"/>
         <w:jc w:val="both"/>
       </w:pPr>
       <w:r>
@@ -4137,8 +4171,8 @@
     </w:p>
     <w:p>
       <w:pPr>
-        <w:spacing w:after="60" w:line="360"/>
-        <w:ind w:left="708" w:hanging="340"/>
+        <w:spacing w:after="120" w:line="240"/>
+        <w:ind w:firstLine="1417"/>
         <w:jc w:val="both"/>
       </w:pPr>
       <w:r>
@@ -4152,8 +4186,8 @@
     </w:p>
     <w:p>
       <w:pPr>
-        <w:spacing w:after="60" w:line="360"/>
-        <w:ind w:left="708" w:hanging="340"/>
+        <w:spacing w:after="120" w:line="240"/>
+        <w:ind w:firstLine="1417"/>
         <w:jc w:val="both"/>
       </w:pPr>
       <w:r>
@@ -4167,8 +4201,8 @@
     </w:p>
     <w:p>
       <w:pPr>
-        <w:spacing w:after="60" w:line="360"/>
-        <w:ind w:left="708" w:hanging="340"/>
+        <w:spacing w:after="120" w:line="240"/>
+        <w:ind w:firstLine="1417"/>
         <w:jc w:val="both"/>
       </w:pPr>
       <w:r>
@@ -4182,8 +4216,8 @@
     </w:p>
     <w:p>
       <w:pPr>
-        <w:spacing w:after="60" w:line="360"/>
-        <w:ind w:left="708" w:hanging="340"/>
+        <w:spacing w:after="120" w:line="240"/>
+        <w:ind w:firstLine="1417"/>
         <w:jc w:val="both"/>
       </w:pPr>
       <w:r>
@@ -4197,8 +4231,8 @@
     </w:p>
     <w:p>
       <w:pPr>
-        <w:spacing w:after="60" w:line="360"/>
-        <w:ind w:left="708" w:hanging="340"/>
+        <w:spacing w:after="120" w:line="240"/>
+        <w:ind w:firstLine="1417"/>
         <w:jc w:val="both"/>
       </w:pPr>
       <w:r>
@@ -4212,8 +4246,8 @@
     </w:p>
     <w:p>
       <w:pPr>
-        <w:spacing w:after="60" w:line="360"/>
-        <w:ind w:left="708" w:hanging="340"/>
+        <w:spacing w:after="120" w:line="240"/>
+        <w:ind w:firstLine="1417"/>
         <w:jc w:val="both"/>
       </w:pPr>
       <w:r>
@@ -4227,8 +4261,8 @@
     </w:p>
     <w:p>
       <w:pPr>
-        <w:spacing w:after="60" w:line="360"/>
-        <w:ind w:left="708" w:hanging="340"/>
+        <w:spacing w:after="120" w:line="240"/>
+        <w:ind w:firstLine="1417"/>
         <w:jc w:val="both"/>
       </w:pPr>
       <w:r>
@@ -4242,8 +4276,8 @@
     </w:p>
     <w:p>
       <w:pPr>
-        <w:spacing w:after="60" w:line="360"/>
-        <w:ind w:left="708" w:hanging="0"/>
+        <w:spacing w:after="120" w:line="240"/>
+        <w:ind w:firstLine="1417"/>
         <w:jc w:val="both"/>
       </w:pPr>
       <w:r>
@@ -4275,7 +4309,8 @@
     </w:p>
     <w:p>
       <w:pPr>
-        <w:spacing w:after="60" w:line="360"/>
+        <w:spacing w:after="120" w:line="240"/>
+        <w:ind w:firstLine="1417"/>
         <w:jc w:val="both"/>
       </w:pPr>
       <w:r>
@@ -4299,8 +4334,8 @@
     </w:p>
     <w:p>
       <w:pPr>
-        <w:spacing w:after="60" w:line="360"/>
-        <w:ind w:left="708" w:hanging="340"/>
+        <w:spacing w:after="120" w:line="240"/>
+        <w:ind w:firstLine="1417"/>
         <w:jc w:val="both"/>
       </w:pPr>
       <w:r>
@@ -4314,8 +4349,8 @@
     </w:p>
     <w:p>
       <w:pPr>
-        <w:spacing w:after="60" w:line="360"/>
-        <w:ind w:left="708" w:hanging="340"/>
+        <w:spacing w:after="120" w:line="240"/>
+        <w:ind w:firstLine="1417"/>
         <w:jc w:val="both"/>
       </w:pPr>
       <w:r>
@@ -4329,8 +4364,8 @@
     </w:p>
     <w:p>
       <w:pPr>
-        <w:spacing w:after="60" w:line="360"/>
-        <w:ind w:left="708" w:hanging="340"/>
+        <w:spacing w:after="120" w:line="240"/>
+        <w:ind w:firstLine="1417"/>
         <w:jc w:val="both"/>
       </w:pPr>
       <w:r>
@@ -4344,8 +4379,8 @@
     </w:p>
     <w:p>
       <w:pPr>
-        <w:spacing w:after="60" w:line="360"/>
-        <w:ind w:left="708" w:hanging="340"/>
+        <w:spacing w:after="120" w:line="240"/>
+        <w:ind w:firstLine="1417"/>
         <w:jc w:val="both"/>
       </w:pPr>
       <w:r>
@@ -4359,8 +4394,8 @@
     </w:p>
     <w:p>
       <w:pPr>
-        <w:spacing w:after="60" w:line="360"/>
-        <w:ind w:left="708" w:hanging="340"/>
+        <w:spacing w:after="120" w:line="240"/>
+        <w:ind w:firstLine="1417"/>
         <w:jc w:val="both"/>
       </w:pPr>
       <w:r>
@@ -4374,8 +4409,8 @@
     </w:p>
     <w:p>
       <w:pPr>
-        <w:spacing w:after="60" w:line="360"/>
-        <w:ind w:left="708" w:hanging="340"/>
+        <w:spacing w:after="120" w:line="240"/>
+        <w:ind w:firstLine="1417"/>
         <w:jc w:val="both"/>
       </w:pPr>
       <w:r>
@@ -4389,8 +4424,8 @@
     </w:p>
     <w:p>
       <w:pPr>
-        <w:spacing w:after="60" w:line="360"/>
-        <w:ind w:left="708" w:hanging="340"/>
+        <w:spacing w:after="120" w:line="240"/>
+        <w:ind w:firstLine="1417"/>
         <w:jc w:val="both"/>
       </w:pPr>
       <w:r>
@@ -4422,7 +4457,8 @@
     </w:p>
     <w:p>
       <w:pPr>
-        <w:spacing w:after="60" w:line="360"/>
+        <w:spacing w:after="120" w:line="240"/>
+        <w:ind w:firstLine="1417"/>
         <w:jc w:val="both"/>
       </w:pPr>
       <w:r>
@@ -4446,8 +4482,8 @@
     </w:p>
     <w:p>
       <w:pPr>
-        <w:spacing w:after="60" w:line="360"/>
-        <w:ind w:left="708" w:hanging="340"/>
+        <w:spacing w:after="120" w:line="240"/>
+        <w:ind w:firstLine="1417"/>
         <w:jc w:val="both"/>
       </w:pPr>
       <w:r>
@@ -4461,8 +4497,8 @@
     </w:p>
     <w:p>
       <w:pPr>
-        <w:spacing w:after="60" w:line="360"/>
-        <w:ind w:left="708" w:hanging="340"/>
+        <w:spacing w:after="120" w:line="240"/>
+        <w:ind w:firstLine="1417"/>
         <w:jc w:val="both"/>
       </w:pPr>
       <w:r>
@@ -4476,8 +4512,8 @@
     </w:p>
     <w:p>
       <w:pPr>
-        <w:spacing w:after="60" w:line="360"/>
-        <w:ind w:left="708" w:hanging="340"/>
+        <w:spacing w:after="120" w:line="240"/>
+        <w:ind w:firstLine="1417"/>
         <w:jc w:val="both"/>
       </w:pPr>
       <w:r>
@@ -4491,8 +4527,8 @@
     </w:p>
     <w:p>
       <w:pPr>
-        <w:spacing w:after="60" w:line="360"/>
-        <w:ind w:left="708" w:hanging="340"/>
+        <w:spacing w:after="120" w:line="240"/>
+        <w:ind w:firstLine="1417"/>
         <w:jc w:val="both"/>
       </w:pPr>
       <w:r>
@@ -4506,8 +4542,8 @@
     </w:p>
     <w:p>
       <w:pPr>
-        <w:spacing w:after="60" w:line="360"/>
-        <w:ind w:left="708" w:hanging="340"/>
+        <w:spacing w:after="120" w:line="240"/>
+        <w:ind w:firstLine="1417"/>
         <w:jc w:val="both"/>
       </w:pPr>
       <w:r>
@@ -4521,8 +4557,8 @@
     </w:p>
     <w:p>
       <w:pPr>
-        <w:spacing w:after="60" w:line="360"/>
-        <w:ind w:left="708" w:hanging="340"/>
+        <w:spacing w:after="120" w:line="240"/>
+        <w:ind w:firstLine="1417"/>
         <w:jc w:val="both"/>
       </w:pPr>
       <w:r>
@@ -4554,8 +4590,8 @@
     </w:p>
     <w:p>
       <w:pPr>
-        <w:spacing w:after="120" w:line="360"/>
-        <w:ind w:firstLine="708"/>
+        <w:spacing w:after="120" w:line="240"/>
+        <w:ind w:firstLine="1417"/>
         <w:jc w:val="both"/>
       </w:pPr>
       <w:r>
@@ -4616,8 +4652,8 @@
     </w:p>
     <w:p>
       <w:pPr>
-        <w:spacing w:after="120" w:line="360"/>
-        <w:ind w:firstLine="708"/>
+        <w:spacing w:after="120" w:line="240"/>
+        <w:ind w:firstLine="1417"/>
         <w:jc w:val="both"/>
       </w:pPr>
       <w:r>
@@ -4641,8 +4677,8 @@
     </w:p>
     <w:p>
       <w:pPr>
-        <w:spacing w:after="120" w:line="360"/>
-        <w:ind w:firstLine="708"/>
+        <w:spacing w:after="120" w:line="240"/>
+        <w:ind w:firstLine="1417"/>
         <w:jc w:val="both"/>
       </w:pPr>
       <w:r>
@@ -4666,8 +4702,8 @@
     </w:p>
     <w:p>
       <w:pPr>
-        <w:spacing w:after="120" w:line="360"/>
-        <w:ind w:firstLine="708"/>
+        <w:spacing w:after="120" w:line="240"/>
+        <w:ind w:firstLine="1417"/>
         <w:jc w:val="both"/>
       </w:pPr>
       <w:r>
@@ -4691,8 +4727,8 @@
     </w:p>
     <w:p>
       <w:pPr>
-        <w:spacing w:after="120" w:line="360"/>
-        <w:ind w:firstLine="708"/>
+        <w:spacing w:after="120" w:line="240"/>
+        <w:ind w:firstLine="1417"/>
         <w:jc w:val="both"/>
       </w:pPr>
       <w:r>
@@ -4716,8 +4752,8 @@
     </w:p>
     <w:p>
       <w:pPr>
-        <w:spacing w:after="120" w:line="360"/>
-        <w:ind w:firstLine="708"/>
+        <w:spacing w:after="120" w:line="240"/>
+        <w:ind w:firstLine="1417"/>
         <w:jc w:val="both"/>
       </w:pPr>
       <w:r>
@@ -4741,8 +4777,8 @@
     </w:p>
     <w:p>
       <w:pPr>
-        <w:spacing w:after="120" w:line="360"/>
-        <w:ind w:firstLine="708"/>
+        <w:spacing w:after="120" w:line="240"/>
+        <w:ind w:firstLine="1417"/>
         <w:jc w:val="both"/>
       </w:pPr>
       <w:r>
@@ -4766,7 +4802,8 @@
     </w:p>
     <w:p>
       <w:pPr>
-        <w:spacing w:after="60" w:line="360"/>
+        <w:spacing w:after="120" w:line="240"/>
+        <w:ind w:firstLine="1417"/>
         <w:jc w:val="both"/>
       </w:pPr>
       <w:r>
@@ -4790,8 +4827,8 @@
     </w:p>
     <w:p>
       <w:pPr>
-        <w:spacing w:after="60" w:line="360"/>
-        <w:ind w:left="708" w:hanging="340"/>
+        <w:spacing w:after="120" w:line="240"/>
+        <w:ind w:firstLine="1417"/>
         <w:jc w:val="both"/>
       </w:pPr>
       <w:r>
@@ -4805,8 +4842,8 @@
     </w:p>
     <w:p>
       <w:pPr>
-        <w:spacing w:after="60" w:line="360"/>
-        <w:ind w:left="708" w:hanging="340"/>
+        <w:spacing w:after="120" w:line="240"/>
+        <w:ind w:firstLine="1417"/>
         <w:jc w:val="both"/>
       </w:pPr>
       <w:r>
@@ -4820,8 +4857,8 @@
     </w:p>
     <w:p>
       <w:pPr>
-        <w:spacing w:after="60" w:line="360"/>
-        <w:ind w:left="708" w:hanging="340"/>
+        <w:spacing w:after="120" w:line="240"/>
+        <w:ind w:firstLine="1417"/>
         <w:jc w:val="both"/>
       </w:pPr>
       <w:r>
@@ -4835,8 +4872,8 @@
     </w:p>
     <w:p>
       <w:pPr>
-        <w:spacing w:after="60" w:line="360"/>
-        <w:ind w:left="708" w:hanging="340"/>
+        <w:spacing w:after="120" w:line="240"/>
+        <w:ind w:firstLine="1417"/>
         <w:jc w:val="both"/>
       </w:pPr>
       <w:r>
@@ -4850,8 +4887,8 @@
     </w:p>
     <w:p>
       <w:pPr>
-        <w:spacing w:after="60" w:line="360"/>
-        <w:ind w:left="708" w:hanging="340"/>
+        <w:spacing w:after="120" w:line="240"/>
+        <w:ind w:firstLine="1417"/>
         <w:jc w:val="both"/>
       </w:pPr>
       <w:r>
@@ -4865,8 +4902,8 @@
     </w:p>
     <w:p>
       <w:pPr>
-        <w:spacing w:after="120" w:line="360"/>
-        <w:ind w:firstLine="708"/>
+        <w:spacing w:after="120" w:line="240"/>
+        <w:ind w:firstLine="1417"/>
         <w:jc w:val="both"/>
       </w:pPr>
       <w:r>
@@ -4890,8 +4927,8 @@
     </w:p>
     <w:p>
       <w:pPr>
-        <w:spacing w:after="120" w:line="360"/>
-        <w:ind w:firstLine="708"/>
+        <w:spacing w:after="120" w:line="240"/>
+        <w:ind w:firstLine="1417"/>
         <w:jc w:val="both"/>
       </w:pPr>
       <w:r>
@@ -4915,8 +4952,8 @@
     </w:p>
     <w:p>
       <w:pPr>
-        <w:spacing w:after="120" w:line="360"/>
-        <w:ind w:firstLine="708"/>
+        <w:spacing w:after="120" w:line="240"/>
+        <w:ind w:firstLine="1417"/>
         <w:jc w:val="both"/>
       </w:pPr>
       <w:r>
@@ -4940,8 +4977,8 @@
     </w:p>
     <w:p>
       <w:pPr>
-        <w:spacing w:after="120" w:line="360"/>
-        <w:ind w:firstLine="708"/>
+        <w:spacing w:after="120" w:line="240"/>
+        <w:ind w:firstLine="1417"/>
         <w:jc w:val="both"/>
       </w:pPr>
       <w:r>
@@ -4965,8 +5002,8 @@
     </w:p>
     <w:p>
       <w:pPr>
-        <w:spacing w:after="120" w:line="360"/>
-        <w:ind w:firstLine="708"/>
+        <w:spacing w:after="120" w:line="240"/>
+        <w:ind w:firstLine="1417"/>
         <w:jc w:val="both"/>
       </w:pPr>
       <w:r>
@@ -4990,8 +5027,8 @@
     </w:p>
     <w:p>
       <w:pPr>
-        <w:spacing w:after="120" w:line="360"/>
-        <w:ind w:firstLine="708"/>
+        <w:spacing w:after="120" w:line="240"/>
+        <w:ind w:firstLine="1417"/>
         <w:jc w:val="both"/>
       </w:pPr>
       <w:r>
@@ -5015,8 +5052,8 @@
     </w:p>
     <w:p>
       <w:pPr>
-        <w:spacing w:after="120" w:line="360"/>
-        <w:ind w:firstLine="708"/>
+        <w:spacing w:after="120" w:line="240"/>
+        <w:ind w:firstLine="1417"/>
         <w:jc w:val="both"/>
       </w:pPr>
       <w:r>
@@ -5040,8 +5077,8 @@
     </w:p>
     <w:p>
       <w:pPr>
-        <w:spacing w:after="120" w:line="360"/>
-        <w:ind w:firstLine="708"/>
+        <w:spacing w:after="120" w:line="240"/>
+        <w:ind w:firstLine="1417"/>
         <w:jc w:val="both"/>
       </w:pPr>
       <w:r>
@@ -5065,8 +5102,8 @@
     </w:p>
     <w:p>
       <w:pPr>
-        <w:spacing w:after="120" w:line="360"/>
-        <w:ind w:firstLine="708"/>
+        <w:spacing w:after="120" w:line="240"/>
+        <w:ind w:firstLine="1417"/>
         <w:jc w:val="both"/>
       </w:pPr>
       <w:r>
@@ -5090,8 +5127,8 @@
     </w:p>
     <w:p>
       <w:pPr>
-        <w:spacing w:after="120" w:line="360"/>
-        <w:ind w:firstLine="708"/>
+        <w:spacing w:after="120" w:line="240"/>
+        <w:ind w:firstLine="1417"/>
         <w:jc w:val="both"/>
       </w:pPr>
       <w:r>
@@ -5115,8 +5152,8 @@
     </w:p>
     <w:p>
       <w:pPr>
-        <w:spacing w:after="120" w:line="360"/>
-        <w:ind w:firstLine="708"/>
+        <w:spacing w:after="120" w:line="240"/>
+        <w:ind w:firstLine="1417"/>
         <w:jc w:val="both"/>
       </w:pPr>
       <w:r>
@@ -5140,8 +5177,8 @@
     </w:p>
     <w:p>
       <w:pPr>
-        <w:spacing w:after="120" w:line="360"/>
-        <w:ind w:firstLine="708"/>
+        <w:spacing w:after="120" w:line="240"/>
+        <w:ind w:firstLine="1417"/>
         <w:jc w:val="both"/>
       </w:pPr>
       <w:r>
@@ -5165,8 +5202,8 @@
     </w:p>
     <w:p>
       <w:pPr>
-        <w:spacing w:after="120" w:line="360"/>
-        <w:ind w:firstLine="708"/>
+        <w:spacing w:after="120" w:line="240"/>
+        <w:ind w:firstLine="1417"/>
         <w:jc w:val="both"/>
       </w:pPr>
       <w:r>
@@ -5190,8 +5227,8 @@
     </w:p>
     <w:p>
       <w:pPr>
-        <w:spacing w:after="120" w:line="360"/>
-        <w:ind w:firstLine="708"/>
+        <w:spacing w:after="120" w:line="240"/>
+        <w:ind w:firstLine="1417"/>
         <w:jc w:val="both"/>
       </w:pPr>
       <w:r>
@@ -5215,8 +5252,8 @@
     </w:p>
     <w:p>
       <w:pPr>
-        <w:spacing w:after="120" w:line="360"/>
-        <w:ind w:firstLine="708"/>
+        <w:spacing w:after="120" w:line="240"/>
+        <w:ind w:firstLine="1417"/>
         <w:jc w:val="both"/>
       </w:pPr>
       <w:r>
@@ -5240,8 +5277,8 @@
     </w:p>
     <w:p>
       <w:pPr>
-        <w:spacing w:after="120" w:line="360"/>
-        <w:ind w:firstLine="708"/>
+        <w:spacing w:after="120" w:line="240"/>
+        <w:ind w:firstLine="1417"/>
         <w:jc w:val="both"/>
       </w:pPr>
       <w:r>
@@ -5265,8 +5302,8 @@
     </w:p>
     <w:p>
       <w:pPr>
-        <w:spacing w:after="120" w:line="360"/>
-        <w:ind w:firstLine="708"/>
+        <w:spacing w:after="120" w:line="240"/>
+        <w:ind w:firstLine="1417"/>
         <w:jc w:val="both"/>
       </w:pPr>
       <w:r>
@@ -5290,8 +5327,8 @@
     </w:p>
     <w:p>
       <w:pPr>
-        <w:spacing w:after="120" w:line="360"/>
-        <w:ind w:firstLine="708"/>
+        <w:spacing w:after="120" w:line="240"/>
+        <w:ind w:firstLine="1417"/>
         <w:jc w:val="both"/>
       </w:pPr>
       <w:r>
@@ -5315,8 +5352,8 @@
     </w:p>
     <w:p>
       <w:pPr>
-        <w:spacing w:after="120" w:line="360"/>
-        <w:ind w:firstLine="708"/>
+        <w:spacing w:after="120" w:line="240"/>
+        <w:ind w:firstLine="1417"/>
         <w:jc w:val="both"/>
       </w:pPr>
       <w:r>
@@ -5340,8 +5377,8 @@
     </w:p>
     <w:p>
       <w:pPr>
-        <w:spacing w:after="120" w:line="360"/>
-        <w:ind w:firstLine="708"/>
+        <w:spacing w:after="120" w:line="240"/>
+        <w:ind w:firstLine="1417"/>
         <w:jc w:val="both"/>
       </w:pPr>
       <w:r>
@@ -5365,8 +5402,8 @@
     </w:p>
     <w:p>
       <w:pPr>
-        <w:spacing w:after="120" w:line="360"/>
-        <w:ind w:firstLine="708"/>
+        <w:spacing w:after="120" w:line="240"/>
+        <w:ind w:firstLine="1417"/>
         <w:jc w:val="both"/>
       </w:pPr>
       <w:r>
@@ -5390,8 +5427,8 @@
     </w:p>
     <w:p>
       <w:pPr>
-        <w:spacing w:after="120" w:line="360"/>
-        <w:ind w:firstLine="708"/>
+        <w:spacing w:after="120" w:line="240"/>
+        <w:ind w:firstLine="1417"/>
         <w:jc w:val="both"/>
       </w:pPr>
       <w:r>
@@ -5415,8 +5452,8 @@
     </w:p>
     <w:p>
       <w:pPr>
-        <w:spacing w:after="120" w:line="360"/>
-        <w:ind w:firstLine="708"/>
+        <w:spacing w:after="120" w:line="240"/>
+        <w:ind w:firstLine="1417"/>
         <w:jc w:val="both"/>
       </w:pPr>
       <w:r>
@@ -5440,7 +5477,8 @@
     </w:p>
     <w:p>
       <w:pPr>
-        <w:spacing w:after="60" w:line="360"/>
+        <w:spacing w:after="120" w:line="240"/>
+        <w:ind w:firstLine="1417"/>
         <w:jc w:val="both"/>
       </w:pPr>
       <w:r>
@@ -5464,8 +5502,8 @@
     </w:p>
     <w:p>
       <w:pPr>
-        <w:spacing w:after="60" w:line="360"/>
-        <w:ind w:left="708" w:hanging="0"/>
+        <w:spacing w:after="120" w:line="240"/>
+        <w:ind w:firstLine="1417"/>
         <w:jc w:val="both"/>
       </w:pPr>
       <w:r>
@@ -5479,8 +5517,8 @@
     </w:p>
     <w:p>
       <w:pPr>
-        <w:spacing w:after="120" w:line="360"/>
-        <w:ind w:firstLine="708"/>
+        <w:spacing w:after="120" w:line="240"/>
+        <w:ind w:firstLine="1417"/>
         <w:jc w:val="both"/>
       </w:pPr>
       <w:r>
@@ -5504,8 +5542,8 @@
     </w:p>
     <w:p>
       <w:pPr>
-        <w:spacing w:after="120" w:line="360"/>
-        <w:ind w:firstLine="708"/>
+        <w:spacing w:after="120" w:line="240"/>
+        <w:ind w:firstLine="1417"/>
         <w:jc w:val="both"/>
       </w:pPr>
       <w:r>
@@ -5529,8 +5567,8 @@
     </w:p>
     <w:p>
       <w:pPr>
-        <w:spacing w:after="120" w:line="360"/>
-        <w:ind w:firstLine="708"/>
+        <w:spacing w:after="120" w:line="240"/>
+        <w:ind w:firstLine="1417"/>
         <w:jc w:val="both"/>
       </w:pPr>
       <w:r>
@@ -5554,8 +5592,8 @@
     </w:p>
     <w:p>
       <w:pPr>
-        <w:spacing w:after="120" w:line="360"/>
-        <w:ind w:firstLine="708"/>
+        <w:spacing w:after="120" w:line="240"/>
+        <w:ind w:firstLine="1417"/>
         <w:jc w:val="both"/>
       </w:pPr>
       <w:r>
@@ -5579,8 +5617,8 @@
     </w:p>
     <w:p>
       <w:pPr>
-        <w:spacing w:after="120" w:line="360"/>
-        <w:ind w:firstLine="708"/>
+        <w:spacing w:after="120" w:line="240"/>
+        <w:ind w:firstLine="1417"/>
         <w:jc w:val="both"/>
       </w:pPr>
       <w:r>
@@ -5604,8 +5642,8 @@
     </w:p>
     <w:p>
       <w:pPr>
-        <w:spacing w:after="120" w:line="360"/>
-        <w:ind w:firstLine="708"/>
+        <w:spacing w:after="120" w:line="240"/>
+        <w:ind w:firstLine="1417"/>
         <w:jc w:val="both"/>
       </w:pPr>
       <w:r>
@@ -5629,8 +5667,8 @@
     </w:p>
     <w:p>
       <w:pPr>
-        <w:spacing w:after="120" w:line="360"/>
-        <w:ind w:firstLine="708"/>
+        <w:spacing w:after="120" w:line="240"/>
+        <w:ind w:firstLine="1417"/>
         <w:jc w:val="both"/>
       </w:pPr>
       <w:r>
@@ -5654,8 +5692,8 @@
     </w:p>
     <w:p>
       <w:pPr>
-        <w:spacing w:after="120" w:line="360"/>
-        <w:ind w:firstLine="708"/>
+        <w:spacing w:after="120" w:line="240"/>
+        <w:ind w:firstLine="1417"/>
         <w:jc w:val="both"/>
       </w:pPr>
       <w:r>
@@ -5679,8 +5717,8 @@
     </w:p>
     <w:p>
       <w:pPr>
-        <w:spacing w:after="120" w:line="360"/>
-        <w:ind w:firstLine="708"/>
+        <w:spacing w:after="120" w:line="240"/>
+        <w:ind w:firstLine="1417"/>
         <w:jc w:val="both"/>
       </w:pPr>
       <w:r>
@@ -5704,8 +5742,8 @@
     </w:p>
     <w:p>
       <w:pPr>
-        <w:spacing w:after="120" w:line="360"/>
-        <w:ind w:firstLine="708"/>
+        <w:spacing w:after="120" w:line="240"/>
+        <w:ind w:firstLine="1417"/>
         <w:jc w:val="both"/>
       </w:pPr>
       <w:r>
@@ -5729,7 +5767,8 @@
     </w:p>
     <w:p>
       <w:pPr>
-        <w:spacing w:after="60" w:line="360"/>
+        <w:spacing w:after="120" w:line="240"/>
+        <w:ind w:firstLine="1417"/>
         <w:jc w:val="both"/>
       </w:pPr>
       <w:r>
@@ -5753,8 +5792,8 @@
     </w:p>
     <w:p>
       <w:pPr>
-        <w:spacing w:after="60" w:line="360"/>
-        <w:ind w:left="708" w:hanging="0"/>
+        <w:spacing w:after="120" w:line="240"/>
+        <w:ind w:firstLine="1417"/>
         <w:jc w:val="both"/>
       </w:pPr>
       <w:r>
@@ -5768,8 +5807,8 @@
     </w:p>
     <w:p>
       <w:pPr>
-        <w:spacing w:after="60" w:line="360"/>
-        <w:ind w:left="708" w:hanging="340"/>
+        <w:spacing w:after="120" w:line="240"/>
+        <w:ind w:firstLine="1417"/>
         <w:jc w:val="both"/>
       </w:pPr>
       <w:r>
@@ -5783,8 +5822,8 @@
     </w:p>
     <w:p>
       <w:pPr>
-        <w:spacing w:after="60" w:line="360"/>
-        <w:ind w:left="708" w:hanging="340"/>
+        <w:spacing w:after="120" w:line="240"/>
+        <w:ind w:firstLine="1417"/>
         <w:jc w:val="both"/>
       </w:pPr>
       <w:r>
@@ -5798,8 +5837,8 @@
     </w:p>
     <w:p>
       <w:pPr>
-        <w:spacing w:after="60" w:line="360"/>
-        <w:ind w:left="708" w:hanging="340"/>
+        <w:spacing w:after="120" w:line="240"/>
+        <w:ind w:firstLine="1417"/>
         <w:jc w:val="both"/>
       </w:pPr>
       <w:r>
@@ -5813,8 +5852,8 @@
     </w:p>
     <w:p>
       <w:pPr>
-        <w:spacing w:after="60" w:line="360"/>
-        <w:ind w:left="708" w:hanging="340"/>
+        <w:spacing w:after="120" w:line="240"/>
+        <w:ind w:firstLine="1417"/>
         <w:jc w:val="both"/>
       </w:pPr>
       <w:r>
@@ -5828,8 +5867,8 @@
     </w:p>
     <w:p>
       <w:pPr>
-        <w:spacing w:after="120" w:line="360"/>
-        <w:ind w:firstLine="708"/>
+        <w:spacing w:after="120" w:line="240"/>
+        <w:ind w:firstLine="1417"/>
         <w:jc w:val="both"/>
       </w:pPr>
       <w:r>
@@ -5853,8 +5892,8 @@
     </w:p>
     <w:p>
       <w:pPr>
-        <w:spacing w:after="120" w:line="360"/>
-        <w:ind w:firstLine="708"/>
+        <w:spacing w:after="120" w:line="240"/>
+        <w:ind w:firstLine="1417"/>
         <w:jc w:val="both"/>
       </w:pPr>
       <w:r>
@@ -5933,7 +5972,8 @@
     </w:p>
     <w:p>
       <w:pPr>
-        <w:spacing w:after="60" w:line="360"/>
+        <w:spacing w:after="120" w:line="240"/>
+        <w:ind w:firstLine="1417"/>
         <w:jc w:val="both"/>
       </w:pPr>
       <w:r>
@@ -5957,8 +5997,8 @@
     </w:p>
     <w:p>
       <w:pPr>
-        <w:spacing w:after="60" w:line="360"/>
-        <w:ind w:left="708" w:hanging="0"/>
+        <w:spacing w:after="120" w:line="240"/>
+        <w:ind w:firstLine="1417"/>
         <w:jc w:val="both"/>
       </w:pPr>
       <w:r>
@@ -5972,7 +6012,8 @@
     </w:p>
     <w:p>
       <w:pPr>
-        <w:spacing w:after="60" w:line="360"/>
+        <w:spacing w:after="120" w:line="240"/>
+        <w:ind w:firstLine="1417"/>
         <w:jc w:val="both"/>
       </w:pPr>
       <w:r>
@@ -5996,8 +6037,8 @@
     </w:p>
     <w:p>
       <w:pPr>
-        <w:spacing w:after="60" w:line="360"/>
-        <w:ind w:left="708" w:hanging="340"/>
+        <w:spacing w:after="120" w:line="240"/>
+        <w:ind w:firstLine="1417"/>
         <w:jc w:val="both"/>
       </w:pPr>
       <w:r>
@@ -6011,8 +6052,8 @@
     </w:p>
     <w:p>
       <w:pPr>
-        <w:spacing w:after="60" w:line="360"/>
-        <w:ind w:left="708" w:hanging="340"/>
+        <w:spacing w:after="120" w:line="240"/>
+        <w:ind w:firstLine="1417"/>
         <w:jc w:val="both"/>
       </w:pPr>
       <w:r>
@@ -6026,8 +6067,8 @@
     </w:p>
     <w:p>
       <w:pPr>
-        <w:spacing w:after="60" w:line="360"/>
-        <w:ind w:left="708" w:hanging="340"/>
+        <w:spacing w:after="120" w:line="240"/>
+        <w:ind w:firstLine="1417"/>
         <w:jc w:val="both"/>
       </w:pPr>
       <w:r>
@@ -6041,8 +6082,8 @@
     </w:p>
     <w:p>
       <w:pPr>
-        <w:spacing w:after="60" w:line="360"/>
-        <w:ind w:left="708" w:hanging="340"/>
+        <w:spacing w:after="120" w:line="240"/>
+        <w:ind w:firstLine="1417"/>
         <w:jc w:val="both"/>
       </w:pPr>
       <w:r>
@@ -6056,8 +6097,8 @@
     </w:p>
     <w:p>
       <w:pPr>
-        <w:spacing w:after="60" w:line="360"/>
-        <w:ind w:left="708" w:hanging="340"/>
+        <w:spacing w:after="120" w:line="240"/>
+        <w:ind w:firstLine="1417"/>
         <w:jc w:val="both"/>
       </w:pPr>
       <w:r>
@@ -6071,8 +6112,8 @@
     </w:p>
     <w:p>
       <w:pPr>
-        <w:spacing w:after="60" w:line="360"/>
-        <w:ind w:left="708" w:hanging="340"/>
+        <w:spacing w:after="120" w:line="240"/>
+        <w:ind w:firstLine="1417"/>
         <w:jc w:val="both"/>
       </w:pPr>
       <w:r>
@@ -6086,7 +6127,8 @@
     </w:p>
     <w:p>
       <w:pPr>
-        <w:spacing w:after="60" w:line="360"/>
+        <w:spacing w:after="120" w:line="240"/>
+        <w:ind w:firstLine="1417"/>
         <w:jc w:val="both"/>
       </w:pPr>
       <w:r>
@@ -6110,8 +6152,8 @@
     </w:p>
     <w:p>
       <w:pPr>
-        <w:spacing w:after="60" w:line="360"/>
-        <w:ind w:left="708" w:hanging="340"/>
+        <w:spacing w:after="120" w:line="240"/>
+        <w:ind w:firstLine="1417"/>
         <w:jc w:val="both"/>
       </w:pPr>
       <w:r>
@@ -6125,8 +6167,8 @@
     </w:p>
     <w:p>
       <w:pPr>
-        <w:spacing w:after="60" w:line="360"/>
-        <w:ind w:left="708" w:hanging="340"/>
+        <w:spacing w:after="120" w:line="240"/>
+        <w:ind w:firstLine="1417"/>
         <w:jc w:val="both"/>
       </w:pPr>
       <w:r>
@@ -6140,8 +6182,8 @@
     </w:p>
     <w:p>
       <w:pPr>
-        <w:spacing w:after="60" w:line="360"/>
-        <w:ind w:left="708" w:hanging="340"/>
+        <w:spacing w:after="120" w:line="240"/>
+        <w:ind w:firstLine="1417"/>
         <w:jc w:val="both"/>
       </w:pPr>
       <w:r>
@@ -6155,8 +6197,8 @@
     </w:p>
     <w:p>
       <w:pPr>
-        <w:spacing w:after="60" w:line="360"/>
-        <w:ind w:left="708" w:hanging="340"/>
+        <w:spacing w:after="120" w:line="240"/>
+        <w:ind w:firstLine="1417"/>
         <w:jc w:val="both"/>
       </w:pPr>
       <w:r>
@@ -6170,8 +6212,8 @@
     </w:p>
     <w:p>
       <w:pPr>
-        <w:spacing w:after="60" w:line="360"/>
-        <w:ind w:left="708" w:hanging="340"/>
+        <w:spacing w:after="120" w:line="240"/>
+        <w:ind w:firstLine="1417"/>
         <w:jc w:val="both"/>
       </w:pPr>
       <w:r>
@@ -6185,8 +6227,8 @@
     </w:p>
     <w:p>
       <w:pPr>
-        <w:spacing w:after="60" w:line="360"/>
-        <w:ind w:left="708" w:hanging="340"/>
+        <w:spacing w:after="120" w:line="240"/>
+        <w:ind w:firstLine="1417"/>
         <w:jc w:val="both"/>
       </w:pPr>
       <w:r>
@@ -6218,7 +6260,8 @@
     </w:p>
     <w:p>
       <w:pPr>
-        <w:spacing w:after="60" w:line="360"/>
+        <w:spacing w:after="120" w:line="240"/>
+        <w:ind w:firstLine="1417"/>
         <w:jc w:val="both"/>
       </w:pPr>
       <w:r>
@@ -6242,8 +6285,8 @@
     </w:p>
     <w:p>
       <w:pPr>
-        <w:spacing w:after="60" w:line="360"/>
-        <w:ind w:left="708" w:hanging="340"/>
+        <w:spacing w:after="120" w:line="240"/>
+        <w:ind w:firstLine="1417"/>
         <w:jc w:val="both"/>
       </w:pPr>
       <w:r>
@@ -6257,8 +6300,8 @@
     </w:p>
     <w:p>
       <w:pPr>
-        <w:spacing w:after="60" w:line="360"/>
-        <w:ind w:left="708" w:hanging="340"/>
+        <w:spacing w:after="120" w:line="240"/>
+        <w:ind w:firstLine="1417"/>
         <w:jc w:val="both"/>
       </w:pPr>
       <w:r>
@@ -6272,8 +6315,8 @@
     </w:p>
     <w:p>
       <w:pPr>
-        <w:spacing w:after="60" w:line="360"/>
-        <w:ind w:left="708" w:hanging="340"/>
+        <w:spacing w:after="120" w:line="240"/>
+        <w:ind w:firstLine="1417"/>
         <w:jc w:val="both"/>
       </w:pPr>
       <w:r>
@@ -6287,8 +6330,8 @@
     </w:p>
     <w:p>
       <w:pPr>
-        <w:spacing w:after="60" w:line="360"/>
-        <w:ind w:left="708" w:hanging="340"/>
+        <w:spacing w:after="120" w:line="240"/>
+        <w:ind w:firstLine="1417"/>
         <w:jc w:val="both"/>
       </w:pPr>
       <w:r>
@@ -6302,7 +6345,8 @@
     </w:p>
     <w:p>
       <w:pPr>
-        <w:spacing w:after="60" w:line="360"/>
+        <w:spacing w:after="120" w:line="240"/>
+        <w:ind w:firstLine="1417"/>
         <w:jc w:val="both"/>
       </w:pPr>
       <w:r>
@@ -6326,8 +6370,8 @@
     </w:p>
     <w:p>
       <w:pPr>
-        <w:spacing w:after="60" w:line="360"/>
-        <w:ind w:left="708" w:hanging="340"/>
+        <w:spacing w:after="120" w:line="240"/>
+        <w:ind w:firstLine="1417"/>
         <w:jc w:val="both"/>
       </w:pPr>
       <w:r>
@@ -6341,8 +6385,8 @@
     </w:p>
     <w:p>
       <w:pPr>
-        <w:spacing w:after="60" w:line="360"/>
-        <w:ind w:left="708" w:hanging="340"/>
+        <w:spacing w:after="120" w:line="240"/>
+        <w:ind w:firstLine="1417"/>
         <w:jc w:val="both"/>
       </w:pPr>
       <w:r>
@@ -6356,8 +6400,8 @@
     </w:p>
     <w:p>
       <w:pPr>
-        <w:spacing w:after="60" w:line="360"/>
-        <w:ind w:left="708" w:hanging="340"/>
+        <w:spacing w:after="120" w:line="240"/>
+        <w:ind w:firstLine="1417"/>
         <w:jc w:val="both"/>
       </w:pPr>
       <w:r>
@@ -6371,8 +6415,8 @@
     </w:p>
     <w:p>
       <w:pPr>
-        <w:spacing w:after="60" w:line="360"/>
-        <w:ind w:left="708" w:hanging="340"/>
+        <w:spacing w:after="120" w:line="240"/>
+        <w:ind w:firstLine="1417"/>
         <w:jc w:val="both"/>
       </w:pPr>
       <w:r>
@@ -6404,8 +6448,8 @@
     </w:p>
     <w:p>
       <w:pPr>
-        <w:spacing w:after="120" w:line="360"/>
-        <w:ind w:firstLine="708"/>
+        <w:spacing w:after="120" w:line="240"/>
+        <w:ind w:firstLine="1417"/>
         <w:jc w:val="both"/>
       </w:pPr>
       <w:r>
@@ -6429,7 +6473,8 @@
     </w:p>
     <w:p>
       <w:pPr>
-        <w:spacing w:after="60" w:line="360"/>
+        <w:spacing w:after="120" w:line="240"/>
+        <w:ind w:firstLine="1417"/>
         <w:jc w:val="both"/>
       </w:pPr>
       <w:r>
@@ -6453,8 +6498,8 @@
     </w:p>
     <w:p>
       <w:pPr>
-        <w:spacing w:after="60" w:line="360"/>
-        <w:ind w:left="708" w:hanging="340"/>
+        <w:spacing w:after="120" w:line="240"/>
+        <w:ind w:firstLine="1417"/>
         <w:jc w:val="both"/>
       </w:pPr>
       <w:r>
@@ -6468,8 +6513,8 @@
     </w:p>
     <w:p>
       <w:pPr>
-        <w:spacing w:after="60" w:line="360"/>
-        <w:ind w:left="708" w:hanging="340"/>
+        <w:spacing w:after="120" w:line="240"/>
+        <w:ind w:firstLine="1417"/>
         <w:jc w:val="both"/>
       </w:pPr>
       <w:r>
@@ -6483,8 +6528,8 @@
     </w:p>
     <w:p>
       <w:pPr>
-        <w:spacing w:after="60" w:line="360"/>
-        <w:ind w:left="708" w:hanging="340"/>
+        <w:spacing w:after="120" w:line="240"/>
+        <w:ind w:firstLine="1417"/>
         <w:jc w:val="both"/>
       </w:pPr>
       <w:r>
@@ -6498,8 +6543,8 @@
     </w:p>
     <w:p>
       <w:pPr>
-        <w:spacing w:after="60" w:line="360"/>
-        <w:ind w:left="708" w:hanging="340"/>
+        <w:spacing w:after="120" w:line="240"/>
+        <w:ind w:firstLine="1417"/>
         <w:jc w:val="both"/>
       </w:pPr>
       <w:r>
@@ -6513,8 +6558,8 @@
     </w:p>
     <w:p>
       <w:pPr>
-        <w:spacing w:after="60" w:line="360"/>
-        <w:ind w:left="708" w:hanging="340"/>
+        <w:spacing w:after="120" w:line="240"/>
+        <w:ind w:firstLine="1417"/>
         <w:jc w:val="both"/>
       </w:pPr>
       <w:r>
@@ -6528,8 +6573,8 @@
     </w:p>
     <w:p>
       <w:pPr>
-        <w:spacing w:after="60" w:line="360"/>
-        <w:ind w:left="708" w:hanging="340"/>
+        <w:spacing w:after="120" w:line="240"/>
+        <w:ind w:firstLine="1417"/>
         <w:jc w:val="both"/>
       </w:pPr>
       <w:r>
@@ -6543,8 +6588,8 @@
     </w:p>
     <w:p>
       <w:pPr>
-        <w:spacing w:after="60" w:line="360"/>
-        <w:ind w:left="708" w:hanging="340"/>
+        <w:spacing w:after="120" w:line="240"/>
+        <w:ind w:firstLine="1417"/>
         <w:jc w:val="both"/>
       </w:pPr>
       <w:r>
@@ -6558,8 +6603,8 @@
     </w:p>
     <w:p>
       <w:pPr>
-        <w:spacing w:after="60" w:line="360"/>
-        <w:ind w:left="708" w:hanging="340"/>
+        <w:spacing w:after="120" w:line="240"/>
+        <w:ind w:firstLine="1417"/>
         <w:jc w:val="both"/>
       </w:pPr>
       <w:r>
@@ -6591,7 +6636,8 @@
     </w:p>
     <w:p>
       <w:pPr>
-        <w:spacing w:after="60" w:line="360"/>
+        <w:spacing w:after="120" w:line="240"/>
+        <w:ind w:firstLine="1417"/>
         <w:jc w:val="both"/>
       </w:pPr>
       <w:r>
@@ -6615,8 +6661,8 @@
     </w:p>
     <w:p>
       <w:pPr>
-        <w:spacing w:after="60" w:line="360"/>
-        <w:ind w:left="708" w:hanging="340"/>
+        <w:spacing w:after="120" w:line="240"/>
+        <w:ind w:firstLine="1417"/>
         <w:jc w:val="both"/>
       </w:pPr>
       <w:r>
@@ -6630,8 +6676,8 @@
     </w:p>
     <w:p>
       <w:pPr>
-        <w:spacing w:after="60" w:line="360"/>
-        <w:ind w:left="708" w:hanging="340"/>
+        <w:spacing w:after="120" w:line="240"/>
+        <w:ind w:firstLine="1417"/>
         <w:jc w:val="both"/>
       </w:pPr>
       <w:r>
@@ -6645,8 +6691,8 @@
     </w:p>
     <w:p>
       <w:pPr>
-        <w:spacing w:after="60" w:line="360"/>
-        <w:ind w:left="708" w:hanging="340"/>
+        <w:spacing w:after="120" w:line="240"/>
+        <w:ind w:firstLine="1417"/>
         <w:jc w:val="both"/>
       </w:pPr>
       <w:r>
@@ -6660,8 +6706,8 @@
     </w:p>
     <w:p>
       <w:pPr>
-        <w:spacing w:after="60" w:line="360"/>
-        <w:ind w:left="708" w:hanging="340"/>
+        <w:spacing w:after="120" w:line="240"/>
+        <w:ind w:firstLine="1417"/>
         <w:jc w:val="both"/>
       </w:pPr>
       <w:r>
@@ -6675,8 +6721,8 @@
     </w:p>
     <w:p>
       <w:pPr>
-        <w:spacing w:after="60" w:line="360"/>
-        <w:ind w:left="708" w:hanging="340"/>
+        <w:spacing w:after="120" w:line="240"/>
+        <w:ind w:firstLine="1417"/>
         <w:jc w:val="both"/>
       </w:pPr>
       <w:r>
@@ -6690,7 +6736,8 @@
     </w:p>
     <w:p>
       <w:pPr>
-        <w:spacing w:after="60" w:line="360"/>
+        <w:spacing w:after="120" w:line="240"/>
+        <w:ind w:firstLine="1417"/>
         <w:jc w:val="both"/>
       </w:pPr>
       <w:r>
@@ -6714,8 +6761,8 @@
     </w:p>
     <w:p>
       <w:pPr>
-        <w:spacing w:after="60" w:line="360"/>
-        <w:ind w:left="708" w:hanging="340"/>
+        <w:spacing w:after="120" w:line="240"/>
+        <w:ind w:firstLine="1417"/>
         <w:jc w:val="both"/>
       </w:pPr>
       <w:r>
@@ -6729,8 +6776,8 @@
     </w:p>
     <w:p>
       <w:pPr>
-        <w:spacing w:after="60" w:line="360"/>
-        <w:ind w:left="708" w:hanging="340"/>
+        <w:spacing w:after="120" w:line="240"/>
+        <w:ind w:firstLine="1417"/>
         <w:jc w:val="both"/>
       </w:pPr>
       <w:r>
@@ -6744,8 +6791,8 @@
     </w:p>
     <w:p>
       <w:pPr>
-        <w:spacing w:after="60" w:line="360"/>
-        <w:ind w:left="708" w:hanging="340"/>
+        <w:spacing w:after="120" w:line="240"/>
+        <w:ind w:firstLine="1417"/>
         <w:jc w:val="both"/>
       </w:pPr>
       <w:r>
@@ -6759,8 +6806,8 @@
     </w:p>
     <w:p>
       <w:pPr>
-        <w:spacing w:after="60" w:line="360"/>
-        <w:ind w:left="708" w:hanging="340"/>
+        <w:spacing w:after="120" w:line="240"/>
+        <w:ind w:firstLine="1417"/>
         <w:jc w:val="both"/>
       </w:pPr>
       <w:r>
@@ -6774,8 +6821,8 @@
     </w:p>
     <w:p>
       <w:pPr>
-        <w:spacing w:after="60" w:line="360"/>
-        <w:ind w:left="708" w:hanging="340"/>
+        <w:spacing w:after="120" w:line="240"/>
+        <w:ind w:firstLine="1417"/>
         <w:jc w:val="both"/>
       </w:pPr>
       <w:r>
@@ -6789,7 +6836,8 @@
     </w:p>
     <w:p>
       <w:pPr>
-        <w:spacing w:after="60" w:line="360"/>
+        <w:spacing w:after="120" w:line="240"/>
+        <w:ind w:firstLine="1417"/>
         <w:jc w:val="both"/>
       </w:pPr>
       <w:r>
@@ -6813,8 +6861,8 @@
     </w:p>
     <w:p>
       <w:pPr>
-        <w:spacing w:after="60" w:line="360"/>
-        <w:ind w:left="708" w:hanging="340"/>
+        <w:spacing w:after="120" w:line="240"/>
+        <w:ind w:firstLine="1417"/>
         <w:jc w:val="both"/>
       </w:pPr>
       <w:r>
@@ -6828,8 +6876,8 @@
     </w:p>
     <w:p>
       <w:pPr>
-        <w:spacing w:after="60" w:line="360"/>
-        <w:ind w:left="708" w:hanging="340"/>
+        <w:spacing w:after="120" w:line="240"/>
+        <w:ind w:firstLine="1417"/>
         <w:jc w:val="both"/>
       </w:pPr>
       <w:r>
@@ -6843,8 +6891,8 @@
     </w:p>
     <w:p>
       <w:pPr>
-        <w:spacing w:after="60" w:line="360"/>
-        <w:ind w:left="708" w:hanging="340"/>
+        <w:spacing w:after="120" w:line="240"/>
+        <w:ind w:firstLine="1417"/>
         <w:jc w:val="both"/>
       </w:pPr>
       <w:r>
@@ -6858,8 +6906,8 @@
     </w:p>
     <w:p>
       <w:pPr>
-        <w:spacing w:after="60" w:line="360"/>
-        <w:ind w:left="708" w:hanging="340"/>
+        <w:spacing w:after="120" w:line="240"/>
+        <w:ind w:firstLine="1417"/>
         <w:jc w:val="both"/>
       </w:pPr>
       <w:r>
@@ -6873,7 +6921,8 @@
     </w:p>
     <w:p>
       <w:pPr>
-        <w:spacing w:after="60" w:line="360"/>
+        <w:spacing w:after="120" w:line="240"/>
+        <w:ind w:firstLine="1417"/>
         <w:jc w:val="both"/>
       </w:pPr>
       <w:r>
@@ -6897,8 +6946,8 @@
     </w:p>
     <w:p>
       <w:pPr>
-        <w:spacing w:after="60" w:line="360"/>
-        <w:ind w:left="708" w:hanging="340"/>
+        <w:spacing w:after="120" w:line="240"/>
+        <w:ind w:firstLine="1417"/>
         <w:jc w:val="both"/>
       </w:pPr>
       <w:r>
@@ -6912,8 +6961,8 @@
     </w:p>
     <w:p>
       <w:pPr>
-        <w:spacing w:after="60" w:line="360"/>
-        <w:ind w:left="708" w:hanging="340"/>
+        <w:spacing w:after="120" w:line="240"/>
+        <w:ind w:firstLine="1417"/>
         <w:jc w:val="both"/>
       </w:pPr>
       <w:r>
@@ -6927,8 +6976,8 @@
     </w:p>
     <w:p>
       <w:pPr>
-        <w:spacing w:after="60" w:line="360"/>
-        <w:ind w:left="708" w:hanging="340"/>
+        <w:spacing w:after="120" w:line="240"/>
+        <w:ind w:firstLine="1417"/>
         <w:jc w:val="both"/>
       </w:pPr>
       <w:r>
@@ -6942,8 +6991,8 @@
     </w:p>
     <w:p>
       <w:pPr>
-        <w:spacing w:after="60" w:line="360"/>
-        <w:ind w:left="708" w:hanging="340"/>
+        <w:spacing w:after="120" w:line="240"/>
+        <w:ind w:firstLine="1417"/>
         <w:jc w:val="both"/>
       </w:pPr>
       <w:r>
@@ -6975,7 +7024,8 @@
     </w:p>
     <w:p>
       <w:pPr>
-        <w:spacing w:after="60" w:line="360"/>
+        <w:spacing w:after="120" w:line="240"/>
+        <w:ind w:firstLine="1417"/>
         <w:jc w:val="both"/>
       </w:pPr>
       <w:r>
@@ -6999,8 +7049,8 @@
     </w:p>
     <w:p>
       <w:pPr>
-        <w:spacing w:after="60" w:line="360"/>
-        <w:ind w:left="708" w:hanging="0"/>
+        <w:spacing w:after="120" w:line="240"/>
+        <w:ind w:firstLine="1417"/>
         <w:jc w:val="both"/>
       </w:pPr>
       <w:r>
@@ -7032,7 +7082,8 @@
     </w:p>
     <w:p>
       <w:pPr>
-        <w:spacing w:after="60" w:line="360"/>
+        <w:spacing w:after="120" w:line="240"/>
+        <w:ind w:firstLine="1417"/>
         <w:jc w:val="both"/>
       </w:pPr>
       <w:r>
@@ -7056,8 +7107,8 @@
     </w:p>
     <w:p>
       <w:pPr>
-        <w:spacing w:after="60" w:line="360"/>
-        <w:ind w:left="708" w:hanging="340"/>
+        <w:spacing w:after="120" w:line="240"/>
+        <w:ind w:firstLine="1417"/>
         <w:jc w:val="both"/>
       </w:pPr>
       <w:r>
@@ -7071,8 +7122,8 @@
     </w:p>
     <w:p>
       <w:pPr>
-        <w:spacing w:after="60" w:line="360"/>
-        <w:ind w:left="708" w:hanging="340"/>
+        <w:spacing w:after="120" w:line="240"/>
+        <w:ind w:firstLine="1417"/>
         <w:jc w:val="both"/>
       </w:pPr>
       <w:r>
@@ -7086,8 +7137,8 @@
     </w:p>
     <w:p>
       <w:pPr>
-        <w:spacing w:after="60" w:line="360"/>
-        <w:ind w:left="708" w:hanging="340"/>
+        <w:spacing w:after="120" w:line="240"/>
+        <w:ind w:firstLine="1417"/>
         <w:jc w:val="both"/>
       </w:pPr>
       <w:r>
@@ -7101,8 +7152,8 @@
     </w:p>
     <w:p>
       <w:pPr>
-        <w:spacing w:after="60" w:line="360"/>
-        <w:ind w:left="708" w:hanging="340"/>
+        <w:spacing w:after="120" w:line="240"/>
+        <w:ind w:firstLine="1417"/>
         <w:jc w:val="both"/>
       </w:pPr>
       <w:r>
@@ -7116,8 +7167,8 @@
     </w:p>
     <w:p>
       <w:pPr>
-        <w:spacing w:after="60" w:line="360"/>
-        <w:ind w:left="708" w:hanging="340"/>
+        <w:spacing w:after="120" w:line="240"/>
+        <w:ind w:firstLine="1417"/>
         <w:jc w:val="both"/>
       </w:pPr>
       <w:r>
@@ -7131,8 +7182,8 @@
     </w:p>
     <w:p>
       <w:pPr>
-        <w:spacing w:after="60" w:line="360"/>
-        <w:ind w:left="708" w:hanging="340"/>
+        <w:spacing w:after="120" w:line="240"/>
+        <w:ind w:firstLine="1417"/>
         <w:jc w:val="both"/>
       </w:pPr>
       <w:r>
@@ -7146,8 +7197,8 @@
     </w:p>
     <w:p>
       <w:pPr>
-        <w:spacing w:after="60" w:line="360"/>
-        <w:ind w:left="708" w:hanging="340"/>
+        <w:spacing w:after="120" w:line="240"/>
+        <w:ind w:firstLine="1417"/>
         <w:jc w:val="both"/>
       </w:pPr>
       <w:r>
@@ -7179,7 +7230,8 @@
     </w:p>
     <w:p>
       <w:pPr>
-        <w:spacing w:after="60" w:line="360"/>
+        <w:spacing w:after="120" w:line="240"/>
+        <w:ind w:firstLine="1417"/>
         <w:jc w:val="both"/>
       </w:pPr>
       <w:r>
@@ -7203,8 +7255,8 @@
     </w:p>
     <w:p>
       <w:pPr>
-        <w:spacing w:after="60" w:line="360"/>
-        <w:ind w:left="708" w:hanging="340"/>
+        <w:spacing w:after="120" w:line="240"/>
+        <w:ind w:firstLine="1417"/>
         <w:jc w:val="both"/>
       </w:pPr>
       <w:r>
@@ -7218,8 +7270,8 @@
     </w:p>
     <w:p>
       <w:pPr>
-        <w:spacing w:after="60" w:line="360"/>
-        <w:ind w:left="708" w:hanging="340"/>
+        <w:spacing w:after="120" w:line="240"/>
+        <w:ind w:firstLine="1417"/>
         <w:jc w:val="both"/>
       </w:pPr>
       <w:r>
@@ -7233,8 +7285,8 @@
     </w:p>
     <w:p>
       <w:pPr>
-        <w:spacing w:after="60" w:line="360"/>
-        <w:ind w:left="708" w:hanging="340"/>
+        <w:spacing w:after="120" w:line="240"/>
+        <w:ind w:firstLine="1417"/>
         <w:jc w:val="both"/>
       </w:pPr>
       <w:r>
@@ -7248,8 +7300,8 @@
     </w:p>
     <w:p>
       <w:pPr>
-        <w:spacing w:after="60" w:line="360"/>
-        <w:ind w:left="708" w:hanging="340"/>
+        <w:spacing w:after="120" w:line="240"/>
+        <w:ind w:firstLine="1417"/>
         <w:jc w:val="both"/>
       </w:pPr>
       <w:r>
@@ -7263,8 +7315,8 @@
     </w:p>
     <w:p>
       <w:pPr>
-        <w:spacing w:after="60" w:line="360"/>
-        <w:ind w:left="708" w:hanging="340"/>
+        <w:spacing w:after="120" w:line="240"/>
+        <w:ind w:firstLine="1417"/>
         <w:jc w:val="both"/>
       </w:pPr>
       <w:r>
@@ -7278,8 +7330,8 @@
     </w:p>
     <w:p>
       <w:pPr>
-        <w:spacing w:after="60" w:line="360"/>
-        <w:ind w:left="708" w:hanging="340"/>
+        <w:spacing w:after="120" w:line="240"/>
+        <w:ind w:firstLine="1417"/>
         <w:jc w:val="both"/>
       </w:pPr>
       <w:r>
@@ -7293,8 +7345,8 @@
     </w:p>
     <w:p>
       <w:pPr>
-        <w:spacing w:after="60" w:line="360"/>
-        <w:ind w:left="708" w:hanging="0"/>
+        <w:spacing w:after="120" w:line="240"/>
+        <w:ind w:firstLine="1417"/>
         <w:jc w:val="both"/>
       </w:pPr>
       <w:r>
@@ -7308,8 +7360,8 @@
     </w:p>
     <w:p>
       <w:pPr>
-        <w:spacing w:after="60" w:line="360"/>
-        <w:ind w:left="708" w:hanging="0"/>
+        <w:spacing w:after="120" w:line="240"/>
+        <w:ind w:firstLine="1417"/>
         <w:jc w:val="both"/>
       </w:pPr>
       <w:r>
@@ -7323,8 +7375,8 @@
     </w:p>
     <w:p>
       <w:pPr>
-        <w:spacing w:after="60" w:line="360"/>
-        <w:ind w:left="708" w:hanging="0"/>
+        <w:spacing w:after="120" w:line="240"/>
+        <w:ind w:firstLine="1417"/>
         <w:jc w:val="both"/>
       </w:pPr>
       <w:r>
@@ -7356,7 +7408,8 @@
     </w:p>
     <w:p>
       <w:pPr>
-        <w:spacing w:after="60" w:line="360"/>
+        <w:spacing w:after="120" w:line="240"/>
+        <w:ind w:firstLine="1417"/>
         <w:jc w:val="both"/>
       </w:pPr>
       <w:r>
@@ -7380,8 +7433,8 @@
     </w:p>
     <w:p>
       <w:pPr>
-        <w:spacing w:after="60" w:line="360"/>
-        <w:ind w:left="708" w:hanging="0"/>
+        <w:spacing w:after="120" w:line="240"/>
+        <w:ind w:firstLine="1417"/>
         <w:jc w:val="both"/>
       </w:pPr>
       <w:r>
@@ -7395,8 +7448,8 @@
     </w:p>
     <w:p>
       <w:pPr>
-        <w:spacing w:after="60" w:line="360"/>
-        <w:ind w:left="708" w:hanging="0"/>
+        <w:spacing w:after="120" w:line="240"/>
+        <w:ind w:firstLine="1417"/>
         <w:jc w:val="both"/>
       </w:pPr>
       <w:r>
@@ -7410,8 +7463,8 @@
     </w:p>
     <w:p>
       <w:pPr>
-        <w:spacing w:after="60" w:line="360"/>
-        <w:ind w:left="708" w:hanging="0"/>
+        <w:spacing w:after="120" w:line="240"/>
+        <w:ind w:firstLine="1417"/>
         <w:jc w:val="both"/>
       </w:pPr>
       <w:r>
@@ -7425,8 +7478,8 @@
     </w:p>
     <w:p>
       <w:pPr>
-        <w:spacing w:after="60" w:line="360"/>
-        <w:ind w:left="708" w:hanging="0"/>
+        <w:spacing w:after="120" w:line="240"/>
+        <w:ind w:firstLine="1417"/>
         <w:jc w:val="both"/>
       </w:pPr>
       <w:r>
@@ -7477,8 +7530,8 @@
     </w:p>
     <w:p>
       <w:pPr>
-        <w:spacing w:after="120" w:line="360"/>
-        <w:ind w:firstLine="708"/>
+        <w:spacing w:after="120" w:line="240"/>
+        <w:ind w:firstLine="1417"/>
         <w:jc w:val="both"/>
       </w:pPr>
       <w:r>
@@ -7502,8 +7555,8 @@
     </w:p>
     <w:p>
       <w:pPr>
-        <w:spacing w:after="120" w:line="360"/>
-        <w:ind w:firstLine="708"/>
+        <w:spacing w:after="120" w:line="240"/>
+        <w:ind w:firstLine="1417"/>
         <w:jc w:val="both"/>
       </w:pPr>
       <w:r>
@@ -7528,7 +7581,7 @@
     <w:sectPr>
       <w:footerReference w:type="default" r:id="rId7"/>
       <w:pgSz w:w="11906" w:h="16838" w:orient="portrait"/>
-      <w:pgMar w:top="1701" w:right="1134" w:bottom="1134" w:left="1701" w:header="708" w:footer="708" w:gutter="0"/>
+      <w:pgMar w:top="1134" w:right="850" w:bottom="1134" w:left="1701" w:header="708" w:footer="708" w:gutter="0"/>
       <w:pgNumType/>
       <w:docGrid w:linePitch="360"/>
     </w:sectPr>
